--- a/paper/xfill_urtc2026.docx
+++ b/paper/xfill_urtc2026.docx
@@ -7,15 +7,62 @@
         <w:pStyle w:val="Title"/>
       </w:pPr>
       <w:r>
-        <w:t xml:space="preserve">Sharing Conflict Weights Without Partitioning</w:t>
+        <w:t xml:space="preserve">Sharing Conflict Weights Without Partitioning: A Concurrent dom/wdeg Portfolio for Word-Level Crossword Filling</w:t>
       </w:r>
     </w:p>
     <w:p>
       <w:pPr>
         <w:pStyle w:val="Author"/>
       </w:pPr>
-      <w:r>
-        <w:t xml:space="preserve">[Author Name(s)], [Department], [University] —</w:t>
+    </w:p>
+    <w:p>
+      <w:pPr>
+        <w:pStyle w:val="AbstractTitle"/>
+      </w:pPr>
+      <w:r>
+        <w:t xml:space="preserve">Abstract</w:t>
+      </w:r>
+    </w:p>
+    <w:p>
+      <w:pPr>
+        <w:pStyle w:val="Abstract"/>
+      </w:pPr>
+      <w:r>
+        <w:t xml:space="preserve">Parallel constraint solvers generally take one of two paths: partition the search space across workers, or run an undivided portfolio of independent restarts. Prior work that shares information between constraint-satisfaction-problem (CSP) workers treats that sharing as a prelude to partitioning, gathered once and then spent. We describe a different point in this design space: a restart portfolio whose workers never partition the problem, but continuously and concurrently update a shared pool of dom/wdeg-style conflict weights throughout the entire search, with no manager and no synchronization phase. We implement this in xfill, a word-level CSP solver for crossword filling, and evaluate it against four other solvers – orca-solver (partition-based), ingrid_core (single-threaded reference), and two simpler, unmodified open-source backtrackers used as naive baselines – on a reproducible, fixed testbench of real and size-graded grids, plus an adversarially constructed grid designed to be exhaustively hard. Restart portfolios and partitioned search are not uniformly ordered: on real 15x15 grids, xfill and orca-solver succeed on different, only partially overlapping subsets, and oversubscribing thread count past physical core count consistently helps xfill, consistent with restart-based search’s known heavy-tailed runtime distribution. Shared conflict weights give a further, consistent improvement, but only once scoped to avoid two measured regressions that a naive implementation introduces. We also report a negative result: five independently plausible letter-level branching heuristics produced numerically identical output on our hardest benchmark grid, because a domain-size precondition meant none of them ever executed – caught only by direct execution-path instrumentation, not by comparing benchmark scores.</w:t>
+      </w:r>
+    </w:p>
+    <w:bookmarkStart w:id="9" w:name="introduction"/>
+    <w:p>
+      <w:pPr>
+        <w:pStyle w:val="Heading1"/>
+      </w:pPr>
+      <w:r>
+        <w:t xml:space="preserve">Introduction</w:t>
+      </w:r>
+    </w:p>
+    <w:p>
+      <w:pPr>
+        <w:pStyle w:val="FirstParagraph"/>
+      </w:pPr>
+      <w:r>
+        <w:t xml:space="preserve">Crossword filling – assigning a dictionary word to every slot in a grid so every crossing letter agrees – is a natural word-level CSP and a convenient search-research testbed: instances are human-legible, difficulty is controllable directly through grid geometry, and independently developed solvers already exist to compare against. Ginsberg’s Dr.Fill</w:t>
+      </w:r>
+      <w:r>
+        <w:t xml:space="preserve"> </w:t>
+      </w:r>
+      <w:r>
+        <w:t xml:space="preserve"> </w:t>
+      </w:r>
+      <w:r>
+        <w:t xml:space="preserve">established crossword filling as a serious weighted-CSP application over a decade ago.</w:t>
+      </w:r>
+    </w:p>
+    <w:p>
+      <w:pPr>
+        <w:pStyle w:val="BodyText"/>
+      </w:pPr>
+      <w:r>
+        <w:t xml:space="preserve">This paper is not primarily about crossword filling. It uses crossword filling as the setting for a narrower question in parallel constraint search: when multiple workers run concurrently, is there value in sharing</w:t>
       </w:r>
       <w:r>
         <w:t xml:space="preserve"> </w:t>
@@ -25,34 +72,41 @@
           <w:i/>
           <w:iCs/>
         </w:rPr>
-        <w:t xml:space="preserve">submitted to IEEE MIT URTC 2026</w:t>
-      </w:r>
-    </w:p>
-    <w:p>
-      <w:pPr>
-        <w:pStyle w:val="FirstParagraph"/>
+        <w:t xml:space="preserve">soft</w:t>
+      </w:r>
+      <w:r>
+        <w:t xml:space="preserve"> </w:t>
+      </w:r>
+      <w:r>
+        <w:t xml:space="preserve">heuristic statistics – information that biases search order without asserting anything logically – continuously, without ever partitioning the problem those workers are solving? We show this combination is distinct from the closest points in the literature, implement it, and measure its effect against both sophisticated and naive alternatives on a reproducible testbench.</w:t>
+      </w:r>
+    </w:p>
+    <w:p>
+      <w:pPr>
+        <w:pStyle w:val="BodyText"/>
       </w:pPr>
       <w:r>
         <w:rPr>
           <w:b/>
           <w:bCs/>
         </w:rPr>
-        <w:t xml:space="preserve">Abstract</w:t>
-      </w:r>
-      <w:r>
-        <w:t xml:space="preserve"> </w:t>
-      </w:r>
-      <w:r>
-        <w:t xml:space="preserve">— Parallel constraint solvers generally take one of two paths: partition the search space across workers, or run an undivided portfolio of independent restarts. Prior work that shares information between constraint-satisfaction-problem (CSP) workers — SPREAD/ELF’s manager-averaged variable weights, embarrassingly parallel search’s disjoint decomposition — treats that sharing as a prelude to partitioning: gathered once, then spent. This paper describes a different point in that design space: a restart portfolio whose workers never partition the problem, but continuously and concurrently update a shared pool of dom/wdeg-style conflict weights throughout the entire search, with no manager and no synchronization phase. Each worker’s failures immediately bias every other worker’s branch ordering, while every worker keeps searching the full, overlapping problem. We implement this mechanism in xfill, a word-level CSP solver for American-style crossword filling, and evaluate it against orca-solver, an independently developed partition-based parallel solver, on a corpus of real scraped crossword grids and on an adversarially constructed grid engineered to be exhaustively hard. Across an 11-grid hard-instance set, the two solvers succeed on different, only partially overlapping subsets; across 50 randomly sampled real grids under a 5-minute cap, the restart-portfolio solver wins by a substantial margin 17 times to the partition-based solver’s 1. Shared conflict weights give a further, consistent improvement within the restart-portfolio regime, but only once scoped to avoid two measured regressions — one at a single thread, one for a worker whose value depends on an uninterrupted search trajectory — that a naive implementation introduces. We also report a negative result from the same codebase: five independently plausible letter-level branching heuristics produced numerically identical output on our hardest benchmark grid, because a domain-size precondition meant none of them ever executed — a fact surfaced only by direct execution-path instrumentation, not by comparing benchmark scores.</w:t>
-      </w:r>
-    </w:p>
-    <w:bookmarkStart w:id="9" w:name="i.-introduction"/>
+        <w:t xml:space="preserve">Contributions:</w:t>
+      </w:r>
+      <w:r>
+        <w:t xml:space="preserve"> </w:t>
+      </w:r>
+      <w:r>
+        <w:t xml:space="preserve">(1) a concurrent, decentralized conflict-weight-sharing mechanism for restart-portfolio CSP search, positioned precisely against the closest prior work; (2) a reproducible, five-solver benchmark testbench, checked into the project repository, comparing xfill against orca-solver, ingrid_core, and two independent open-source baselines on a fixed, size-graded grid set; and (3) a methodological negative result about validating that a heuristic under test actually executes before trusting a benchmark comparison of it.</w:t>
+      </w:r>
+    </w:p>
+    <w:bookmarkEnd w:id="9"/>
+    <w:bookmarkStart w:id="10" w:name="background-and-related-work"/>
     <w:p>
       <w:pPr>
         <w:pStyle w:val="Heading1"/>
       </w:pPr>
       <w:r>
-        <w:t xml:space="preserve">I. Introduction</w:t>
+        <w:t xml:space="preserve">Background and Related Work</w:t>
       </w:r>
     </w:p>
     <w:p>
@@ -60,7 +114,22 @@
         <w:pStyle w:val="FirstParagraph"/>
       </w:pPr>
       <w:r>
-        <w:t xml:space="preserve">American-style crossword filling — assigning a dictionary word to every slot in a grid so that every crossing letter agrees — is a natural constraint satisfaction problem (CSP): slots are variables, candidate words are domains, and shared cells are binary constraints. It is also a convenient testbed for search research: instances are human-legible, difficulty can be controlled directly through grid geometry (block density, entry length, crossing density) independently of dictionary size, and strong, independently developed solvers already exist to compare against. Ginsberg’s Dr.Fill [1] established crossword filling as a serious weighted-CSP application over a decade ago; several open solvers, including orca-solver used in this paper, have been built since.</w:t>
+        <w:t xml:space="preserve">A CSP assigns values to variables from finite domains subject to constraints; systematic backtracking assigns one variable at a time, propagating consistency and backtracking on a wipeout. The dom/wdeg heuristic</w:t>
+      </w:r>
+      <w:r>
+        <w:t xml:space="preserve"> </w:t>
+      </w:r>
+      <w:r>
+        <w:t xml:space="preserve"> </w:t>
+      </w:r>
+      <w:r>
+        <w:t xml:space="preserve">selects the variable with smallest domain-size-to-weighted-degree ratio, where a constraint’s weight increases on every wipeout it causes. Randomized backtracking exhibits heavy-tailed runtime</w:t>
+      </w:r>
+      <w:r>
+        <w:t xml:space="preserve"> </w:t>
+      </w:r>
+      <w:r>
+        <w:t xml:space="preserve">: restarting periodically eliminates most of the tail and is standard in SAT and CSP solvers alike.</w:t>
       </w:r>
     </w:p>
     <w:p>
@@ -68,7 +137,7 @@
         <w:pStyle w:val="BodyText"/>
       </w:pPr>
       <w:r>
-        <w:t xml:space="preserve">This paper is not primarily about crossword filling, however. It uses crossword filling as the setting in which to examine a specific, narrower question in parallel constraint search: when multiple search workers run concurrently, is there value in sharing</w:t>
+        <w:t xml:space="preserve">Two dominant parallel strategies exist.</w:t>
       </w:r>
       <w:r>
         <w:t xml:space="preserve"> </w:t>
@@ -78,13 +147,54 @@
           <w:i/>
           <w:iCs/>
         </w:rPr>
-        <w:t xml:space="preserve">soft</w:t>
-      </w:r>
-      <w:r>
-        <w:t xml:space="preserve"> </w:t>
-      </w:r>
-      <w:r>
-        <w:t xml:space="preserve">heuristic information — statistics that bias search order without asserting anything logically — continuously, without ever partitioning the problem those workers are solving? We show this combination is distinct from the three closest points in the literature we could find, implement it, and measure its effect.</w:t>
+        <w:t xml:space="preserve">Portfolio</w:t>
+      </w:r>
+      <w:r>
+        <w:t xml:space="preserve"> </w:t>
+      </w:r>
+      <w:r>
+        <w:t xml:space="preserve">approaches run independent searches over the whole problem concurrently; SAT portfolios such as ManySAT</w:t>
+      </w:r>
+      <w:r>
+        <w:t xml:space="preserve"> </w:t>
+      </w:r>
+      <w:r>
+        <w:t xml:space="preserve"> </w:t>
+      </w:r>
+      <w:r>
+        <w:t xml:space="preserve">additionally share</w:t>
+      </w:r>
+      <w:r>
+        <w:t xml:space="preserve"> </w:t>
+      </w:r>
+      <w:r>
+        <w:rPr>
+          <w:i/>
+          <w:iCs/>
+        </w:rPr>
+        <w:t xml:space="preserve">learned clauses</w:t>
+      </w:r>
+      <w:r>
+        <w:t xml:space="preserve"> </w:t>
+      </w:r>
+      <w:r>
+        <w:t xml:space="preserve">between workers without partitioning.</w:t>
+      </w:r>
+      <w:r>
+        <w:t xml:space="preserve"> </w:t>
+      </w:r>
+      <w:r>
+        <w:rPr>
+          <w:i/>
+          <w:iCs/>
+        </w:rPr>
+        <w:t xml:space="preserve">Partitioning</w:t>
+      </w:r>
+      <w:r>
+        <w:t xml:space="preserve"> </w:t>
+      </w:r>
+      <w:r>
+        <w:t xml:space="preserve">approaches divide the search space so each worker explores a disjoint region, giving non-overlapping coverage useful for proving unsatisfiability.</w:t>
       </w:r>
     </w:p>
     <w:p>
@@ -92,35 +202,373 @@
         <w:pStyle w:val="BodyText"/>
       </w:pPr>
       <w:r>
-        <w:t xml:space="preserve">The paper makes three contributions. First, a description of a concurrent, decentralized conflict-weight-sharing mechanism for a restart-portfolio CSP solver, positioned precisely against the closest prior work (Section III). Second, an empirical comparison between a solver using this mechanism (xfill) and an independently developed partition-based solver (orca-solver), across real and adversarially constructed crossword grids, showing the two architectures are not uniformly ordered but suited to different regimes (Section V). Third, a methodological negative result: a family of heuristics that appeared to have no effect on search performance because a precondition meant they never ran at all, and the direct-instrumentation technique that caught this rather than a benchmark comparison (Section IV).</w:t>
-      </w:r>
-    </w:p>
-    <w:bookmarkEnd w:id="9"/>
-    <w:bookmarkStart w:id="10" w:name="ii.-background"/>
+        <w:t xml:space="preserve">Three groups of prior CSP work sit near, but not on, the point in this design space we describe. Grimes and Wallace</w:t>
+      </w:r>
+      <w:r>
+        <w:t xml:space="preserve"> </w:t>
+      </w:r>
+      <w:r>
+        <w:t xml:space="preserve"> </w:t>
+      </w:r>
+      <w:r>
+        <w:t xml:space="preserve">accumulate dom/wdeg-style weights from short restarted probes of a</w:t>
+      </w:r>
+      <w:r>
+        <w:t xml:space="preserve"> </w:t>
+      </w:r>
+      <w:r>
+        <w:rPr>
+          <w:i/>
+          <w:iCs/>
+        </w:rPr>
+        <w:t xml:space="preserve">single sequential</w:t>
+      </w:r>
+      <w:r>
+        <w:t xml:space="preserve"> </w:t>
+      </w:r>
+      <w:r>
+        <w:t xml:space="preserve">solver, before the real search begins – never concurrent. Ehlers and Stuckey</w:t>
+      </w:r>
+      <w:r>
+        <w:t xml:space="preserve"> </w:t>
+      </w:r>
+      <w:r>
+        <w:t xml:space="preserve"> </w:t>
+      </w:r>
+      <w:r>
+        <w:t xml:space="preserve">parallelize a lazy-clause-generation solver by sharing nogoods and trail state between workers – concurrent, but sharing</w:t>
+      </w:r>
+      <w:r>
+        <w:t xml:space="preserve"> </w:t>
+      </w:r>
+      <w:r>
+        <w:rPr>
+          <w:i/>
+          <w:iCs/>
+        </w:rPr>
+        <w:t xml:space="preserve">hard</w:t>
+      </w:r>
+      <w:r>
+        <w:t xml:space="preserve">, logically derived facts, and requiring clause-learning machinery. Yun and Epstein’s ELF and SPREAD</w:t>
+      </w:r>
+      <w:r>
+        <w:t xml:space="preserve"> </w:t>
+      </w:r>
+      <w:r>
+        <w:t xml:space="preserve"> </w:t>
+      </w:r>
+      <w:r>
+        <w:t xml:space="preserve">are the closest: a manager races workers under a plain dom/wdeg solver, then</w:t>
+      </w:r>
+      <w:r>
+        <w:t xml:space="preserve"> </w:t>
+      </w:r>
+      <w:r>
+        <w:rPr>
+          <w:i/>
+          <w:iCs/>
+        </w:rPr>
+        <w:t xml:space="preserve">averages</w:t>
+      </w:r>
+      <w:r>
+        <w:t xml:space="preserve"> </w:t>
+      </w:r>
+      <w:r>
+        <w:t xml:space="preserve">their reported weights once each exhausts a budget, and uses the average to choose how to</w:t>
+      </w:r>
+      <w:r>
+        <w:t xml:space="preserve"> </w:t>
+      </w:r>
+      <w:r>
+        <w:rPr>
+          <w:i/>
+          <w:iCs/>
+        </w:rPr>
+        <w:t xml:space="preserve">partition</w:t>
+      </w:r>
+      <w:r>
+        <w:t xml:space="preserve"> </w:t>
+      </w:r>
+      <w:r>
+        <w:t xml:space="preserve">the problem for a subsequent phase. The authors state this directly:</w:t>
+      </w:r>
+      <w:r>
+        <w:t xml:space="preserve"> </w:t>
+      </w:r>
+      <w:r>
+        <w:t xml:space="preserve">“the primary purpose of SPREAD’s portfolio phase is to glean information to support search space splitting, not to solve</w:t>
+      </w:r>
+      <w:r>
+        <w:t xml:space="preserve"> </w:t>
+      </w:r>
+      <m:oMath>
+        <m:r>
+          <m:t>P</m:t>
+        </m:r>
+      </m:oMath>
+      <w:r>
+        <w:t xml:space="preserve">”</w:t>
+      </w:r>
+      <w:r>
+        <w:t xml:space="preserve"> </w:t>
+      </w:r>
+      <w:r>
+        <w:t xml:space="preserve">, and separately that</w:t>
+      </w:r>
+      <w:r>
+        <w:t xml:space="preserve"> </w:t>
+      </w:r>
+      <w:r>
+        <w:t xml:space="preserve">“most portfolio-based methods for CSPs do not share information”</w:t>
+      </w:r>
+      <w:r>
+        <w:t xml:space="preserve"> </w:t>
+      </w:r>
+      <w:r>
+        <w:t xml:space="preserve"> </w:t>
+      </w:r>
+      <w:r>
+        <w:t xml:space="preserve">at all outside their framework. A comprehensive 2018 survey</w:t>
+      </w:r>
+      <w:r>
+        <w:t xml:space="preserve"> </w:t>
+      </w:r>
+      <w:r>
+        <w:t xml:space="preserve"> </w:t>
+      </w:r>
+      <w:r>
+        <w:t xml:space="preserve">documents no CSP work sharing heuristic statistics continuously among concurrent, non-partitioning workers; its own taxonomy has no category for it. Embarrassingly parallel search</w:t>
+      </w:r>
+      <w:r>
+        <w:t xml:space="preserve"> </w:t>
+      </w:r>
+      <w:r>
+        <w:t xml:space="preserve">, a widely used later technique, decomposes into disjoint subproblems with</w:t>
+      </w:r>
+      <w:r>
+        <w:t xml:space="preserve"> </w:t>
+      </w:r>
+      <w:r>
+        <w:t xml:space="preserve">“almost no communication”</w:t>
+      </w:r>
+      <w:r>
+        <w:t xml:space="preserve"> </w:t>
+      </w:r>
+      <w:r>
+        <w:t xml:space="preserve">at all – a different point again.</w:t>
+      </w:r>
+    </w:p>
+    <w:p>
+      <w:pPr>
+        <w:pStyle w:val="BodyText"/>
+      </w:pPr>
+      <w:r>
+        <w:t xml:space="preserve">The mechanism in Section III occupies the gap these leave: concurrent (unlike Grimes and Wallace), soft (unlike Ehlers and Stuckey), and never used to partition (unlike Yun and Epstein).</w:t>
+      </w:r>
+    </w:p>
+    <w:bookmarkEnd w:id="10"/>
+    <w:bookmarkStart w:id="11" w:name="system-architecture"/>
     <w:p>
       <w:pPr>
         <w:pStyle w:val="Heading1"/>
       </w:pPr>
       <w:r>
-        <w:t xml:space="preserve">II. Background</w:t>
+        <w:t xml:space="preserve">System Architecture</w:t>
       </w:r>
     </w:p>
     <w:p>
       <w:pPr>
         <w:pStyle w:val="FirstParagraph"/>
+      </w:pPr>
+      <w:r>
+        <w:t xml:space="preserve">xfill parses a grid into slots (open runs</w:t>
+      </w:r>
+      <w:r>
+        <w:t xml:space="preserve"> </w:t>
+      </w:r>
+      <m:oMath>
+        <m:r>
+          <m:rPr>
+            <m:sty m:val="p"/>
+          </m:rPr>
+          <m:t>≥</m:t>
+        </m:r>
+        <m:r>
+          <m:t>2</m:t>
+        </m:r>
+      </m:oMath>
+      <w:r>
+        <w:t xml:space="preserve"> </w:t>
+      </w:r>
+      <w:r>
+        <w:t xml:space="preserve">cells) and crossings (cell-level intersections). Its sequential core performs dom/wdeg-style branching – selecting the slot minimizing domain size over accumulated</w:t>
+      </w:r>
+      <w:r>
+        <w:t xml:space="preserve"> </w:t>
+      </w:r>
+      <w:r>
+        <w:rPr>
+          <w:i/>
+          <w:iCs/>
+        </w:rPr>
+        <w:t xml:space="preserve">crossing weight</w:t>
+      </w:r>
+      <w:r>
+        <w:t xml:space="preserve"> </w:t>
+      </w:r>
+      <w:r>
+        <w:t xml:space="preserve">– then propagates letter constraints via an AC-3-style queue; a domain wipeout increases the responsible crossing’s weight.</w:t>
+      </w:r>
+    </w:p>
+    <w:p>
+      <w:pPr>
+        <w:pStyle w:val="BodyText"/>
+      </w:pPr>
+      <w:r>
+        <w:rPr>
+          <w:rStyle w:val="VerbatimChar"/>
+        </w:rPr>
+        <w:t xml:space="preserve">SolveParallel</w:t>
+      </w:r>
+      <w:r>
+        <w:t xml:space="preserve"> </w:t>
+      </w:r>
+      <w:r>
+        <w:t xml:space="preserve">runs</w:t>
+      </w:r>
+      <w:r>
+        <w:t xml:space="preserve"> </w:t>
+      </w:r>
+      <m:oMath>
+        <m:r>
+          <m:t>N</m:t>
+        </m:r>
+      </m:oMath>
+      <w:r>
+        <w:t xml:space="preserve"> </w:t>
+      </w:r>
+      <w:r>
+        <w:t xml:space="preserve">independent restart workers, each with its own seed and private, decaying crossing-weight table, plus one worker dedicated to a single uninterrupted exhaustive search (</w:t>
+      </w:r>
+      <w:r>
+        <w:rPr>
+          <w:rStyle w:val="VerbatimChar"/>
+        </w:rPr>
+        <w:t xml:space="preserve">unlimited_budget</w:t>
+      </w:r>
+      <w:r>
+        <w:t xml:space="preserve">) guaranteeing eventual completion independent of restart variance. Any worker’s sound negative result cancels the others.</w:t>
+      </w:r>
+    </w:p>
+    <w:p>
+      <w:pPr>
+        <w:pStyle w:val="BodyText"/>
       </w:pPr>
       <w:r>
         <w:rPr>
           <w:b/>
           <w:bCs/>
         </w:rPr>
-        <w:t xml:space="preserve">CSP formulation and dom/wdeg.</w:t>
-      </w:r>
-      <w:r>
-        <w:t xml:space="preserve"> </w:t>
-      </w:r>
-      <w:r>
-        <w:t xml:space="preserve">A CSP is a tuple of variables, domains, and constraints; systematic backtracking search assigns values one variable at a time, propagating consistency after each assignment and backtracking on a domain wipeout. The dom/wdeg heuristic [4] selects the variable with the smallest ratio of current domain size to</w:t>
+        <w:t xml:space="preserve">Concurrent conflict-weight sharing.</w:t>
+      </w:r>
+      <w:r>
+        <w:t xml:space="preserve"> </w:t>
+      </w:r>
+      <w:r>
+        <w:t xml:space="preserve">Alongside each worker’s private table,</w:t>
+      </w:r>
+      <w:r>
+        <w:t xml:space="preserve"> </w:t>
+      </w:r>
+      <w:r>
+        <w:rPr>
+          <w:rStyle w:val="VerbatimChar"/>
+        </w:rPr>
+        <w:t xml:space="preserve">SolveParallel</w:t>
+      </w:r>
+      <w:r>
+        <w:t xml:space="preserve"> </w:t>
+      </w:r>
+      <w:r>
+        <w:t xml:space="preserve">maintains one array of plain atomic counters, one per crossing, shared by every restart worker (the dedicated exhaustive worker is excluded). Every worker increments a crossing’s counter on wipeout and reads every counter when scoring candidates. The shared counters are plain, order-independent atomic increments rather than a decaying scheme – a decaying normalizer depends on the exact sequence of prior updates, race-free only with a single writer, whereas concurrent writers need an order-independent update rule. The dedicated exhaustive worker neither reads nor writes the shared array: wiring it in measurably regressed the one grid in our corpus it uniquely solved, since its entire value lies in one undisturbed trajectory. Two correctness properties were required before the resulting numbers meant anything: single-threaded calls must stay byte-identical to the unshared baseline (gated on thread count</w:t>
+      </w:r>
+      <w:r>
+        <w:t xml:space="preserve"> </w:t>
+      </w:r>
+      <m:oMath>
+        <m:r>
+          <m:rPr>
+            <m:sty m:val="p"/>
+          </m:rPr>
+          <m:t>&gt;</m:t>
+        </m:r>
+        <m:r>
+          <m:t>1</m:t>
+        </m:r>
+      </m:oMath>
+      <w:r>
+        <w:t xml:space="preserve">), and ThreadSanitizer, run against real multi-threaded solves, reported no data races – consistent with every update being independent and order-free.</w:t>
+      </w:r>
+    </w:p>
+    <w:bookmarkEnd w:id="11"/>
+    <w:bookmarkStart w:id="12" w:name="Xd7822a03cf4fad33f75593d96c2b5eda6e21e88"/>
+    <w:p>
+      <w:pPr>
+        <w:pStyle w:val="Heading1"/>
+      </w:pPr>
+      <w:r>
+        <w:t xml:space="preserve">A Negative Result: Branching on the Wrong Thing</w:t>
+      </w:r>
+    </w:p>
+    <w:p>
+      <w:pPr>
+        <w:pStyle w:val="FirstParagraph"/>
+      </w:pPr>
+      <w:r>
+        <w:t xml:space="preserve">Prompted by a loss against orca-solver on a difficult</w:t>
+      </w:r>
+      <w:r>
+        <w:t xml:space="preserve"> </w:t>
+      </w:r>
+      <m:oMath>
+        <m:r>
+          <m:t>7</m:t>
+        </m:r>
+        <m:r>
+          <m:rPr>
+            <m:sty m:val="p"/>
+          </m:rPr>
+          <m:t>×</m:t>
+        </m:r>
+        <m:r>
+          <m:t>7</m:t>
+        </m:r>
+      </m:oMath>
+      <w:r>
+        <w:t xml:space="preserve"> </w:t>
+      </w:r>
+      <w:r>
+        <w:t xml:space="preserve">grid (Section V), we implemented five letter-level branching variants – two minimum-remaining-value scoring rules, a faithful reimplementation of orca-solver’s own candidate scoring (read from its published source for reference), and a reversed scan order – reasoning that a smaller per-node branching factor should help on wide-open grids.</w:t>
+      </w:r>
+    </w:p>
+    <w:p>
+      <w:pPr>
+        <w:pStyle w:val="BodyText"/>
+      </w:pPr>
+      <w:r>
+        <w:t xml:space="preserve">All five produced numerically identical node and backtrack counts. Five independently reasonable heuristics agreeing to the exact node is a stronger signal than</w:t>
+      </w:r>
+      <w:r>
+        <w:t xml:space="preserve"> </w:t>
+      </w:r>
+      <w:r>
+        <w:t xml:space="preserve">“the heuristics didn’t help,”</w:t>
+      </w:r>
+      <w:r>
+        <w:t xml:space="preserve"> </w:t>
+      </w:r>
+      <w:r>
+        <w:t xml:space="preserve">and warranted checking rather than reporting a null result. A plain counter placed directly in the branch-selection code, tracking how often the large-domain branch these heuristics govern actually executed, showed it firing</w:t>
       </w:r>
       <w:r>
         <w:t xml:space="preserve"> </w:t>
@@ -130,28 +578,68 @@
           <w:i/>
           <w:iCs/>
         </w:rPr>
-        <w:t xml:space="preserve">weighted degree</w:t>
-      </w:r>
-      <w:r>
-        <w:t xml:space="preserve">, where each constraint’s weight increases by one every time it causes a wipeout — a simple, effective way to let search learn which parts of a problem are actually hard.</w:t>
-      </w:r>
-    </w:p>
-    <w:p>
-      <w:pPr>
-        <w:pStyle w:val="BodyText"/>
+        <w:t xml:space="preserve">zero</w:t>
+      </w:r>
+      <w:r>
+        <w:t xml:space="preserve"> </w:t>
+      </w:r>
+      <w:r>
+        <w:t xml:space="preserve">times across more than 17</w:t>
+      </w:r>
+      <w:r>
+        <w:t xml:space="preserve">,</w:t>
+      </w:r>
+      <w:r>
+        <w:t xml:space="preserve">000 real search nodes: propagation from the grid’s pre-filled letters narrowed every domain below the branch’s activation threshold within the first few assignments. All five heuristics were unreachable code the entire time they were being compared, which is exactly why comparing their benchmark scores could not have distinguished them. The actual bottleneck – found only after ruling out the large-domain branch – was the small-domain branch’s fixed word ordering; extending the solver’s existing restart-randomization flag to that branch is what produced the improvements in Section V. We report this as a reusable methodological point: an A/B comparison of branching heuristics is only informative once the branch under test is confirmed, by direct instrumentation, to actually execute.</w:t>
+      </w:r>
+    </w:p>
+    <w:bookmarkEnd w:id="12"/>
+    <w:bookmarkStart w:id="26" w:name="experiments"/>
+    <w:p>
+      <w:pPr>
+        <w:pStyle w:val="Heading1"/>
+      </w:pPr>
+      <w:r>
+        <w:t xml:space="preserve">Experiments</w:t>
+      </w:r>
+    </w:p>
+    <w:p>
+      <w:pPr>
+        <w:pStyle w:val="FirstParagraph"/>
       </w:pPr>
       <w:r>
         <w:rPr>
           <w:b/>
           <w:bCs/>
         </w:rPr>
-        <w:t xml:space="preserve">Heavy-tailed restarts.</w:t>
-      </w:r>
-      <w:r>
-        <w:t xml:space="preserve"> </w:t>
-      </w:r>
-      <w:r>
-        <w:t xml:space="preserve">Randomized backtracking search exhibits heavy-tailed runtime distributions: a small fraction of runs take vastly longer than the median [2], [3]. Restarting a randomized search periodically — discarding progress and trying again with new random choices — eliminates most of this tail and is now standard in both SAT and CSP solvers.</w:t>
+        <w:t xml:space="preserve">Solvers.</w:t>
+      </w:r>
+      <w:r>
+        <w:t xml:space="preserve"> </w:t>
+      </w:r>
+      <w:r>
+        <w:t xml:space="preserve">xfill (this work); orca-solver, an independently developed partition-based parallel solver treated as a black box; ingrid_core, a single-threaded reference solver; and, to contrast sophisticated architectures against unmodified naive ones, two open-source backtrackers with no restarts, no learned heuristics, and no parallelism: crossword-composer (a static-constraint-order Rust backtracker) and savin_crossword (a textbook AC-3-plus-backtracking Python implementation). All five are run through a single fixed harness checked into this project’s repository (</w:t>
+      </w:r>
+      <w:r>
+        <w:rPr>
+          <w:rStyle w:val="VerbatimChar"/>
+        </w:rPr>
+        <w:t xml:space="preserve">benchmarks/urtc2026_testbench/</w:t>
+      </w:r>
+      <w:r>
+        <w:t xml:space="preserve">), against a dictionary derived deterministically from the repository’s own freely available word list (never a paid one), with a fixed random seed and a uniform 30-second cap – fully reproducible by re-running</w:t>
+      </w:r>
+      <w:r>
+        <w:t xml:space="preserve"> </w:t>
+      </w:r>
+      <w:r>
+        <w:rPr>
+          <w:rStyle w:val="VerbatimChar"/>
+        </w:rPr>
+        <w:t xml:space="preserve">run_benchmark.py</w:t>
+      </w:r>
+      <w:r>
+        <w:t xml:space="preserve">.</w:t>
       </w:r>
     </w:p>
     <w:p>
@@ -163,512 +651,96 @@
           <w:b/>
           <w:bCs/>
         </w:rPr>
-        <w:t xml:space="preserve">Portfolio vs. partition parallelism.</w:t>
-      </w:r>
-      <w:r>
-        <w:t xml:space="preserve"> </w:t>
-      </w:r>
-      <w:r>
-        <w:t xml:space="preserve">Two dominant strategies exist for parallelizing search.</w:t>
-      </w:r>
-      <w:r>
-        <w:t xml:space="preserve"> </w:t>
-      </w:r>
-      <w:r>
-        <w:rPr>
-          <w:i/>
-          <w:iCs/>
-        </w:rPr>
-        <w:t xml:space="preserve">Portfolio</w:t>
-      </w:r>
-      <w:r>
-        <w:t xml:space="preserve"> </w:t>
-      </w:r>
-      <w:r>
-        <w:t xml:space="preserve">approaches run several independent searches (over the whole problem) concurrently and take the first result; SAT portfolio solvers such as ManySAT [6] additionally share</w:t>
-      </w:r>
-      <w:r>
-        <w:t xml:space="preserve"> </w:t>
-      </w:r>
-      <w:r>
-        <w:rPr>
-          <w:i/>
-          <w:iCs/>
-        </w:rPr>
-        <w:t xml:space="preserve">learned clauses</w:t>
-      </w:r>
-      <w:r>
-        <w:t xml:space="preserve"> </w:t>
-      </w:r>
-      <w:r>
-        <w:t xml:space="preserve">between the concurrently running solvers, without partitioning.</w:t>
-      </w:r>
-      <w:r>
-        <w:t xml:space="preserve"> </w:t>
-      </w:r>
-      <w:r>
-        <w:rPr>
-          <w:i/>
-          <w:iCs/>
-        </w:rPr>
-        <w:t xml:space="preserve">Partitioning</w:t>
-      </w:r>
-      <w:r>
-        <w:t xml:space="preserve"> </w:t>
-      </w:r>
-      <w:r>
-        <w:t xml:space="preserve">approaches instead divide the search space among workers so that each explores a disjoint region; this yields non-overlapping coverage useful for proving unsatisfiability, at the cost of load-balancing difficulty when subproblems have uneven difficulty.</w:t>
-      </w:r>
-    </w:p>
-    <w:p>
-      <w:pPr>
-        <w:pStyle w:val="BodyText"/>
-      </w:pPr>
-      <w:r>
-        <w:rPr>
-          <w:b/>
-          <w:bCs/>
-        </w:rPr>
-        <w:t xml:space="preserve">Where information-sharing sits in CSP parallelism specifically.</w:t>
-      </w:r>
-      <w:r>
-        <w:t xml:space="preserve"> </w:t>
-      </w:r>
-      <w:r>
-        <w:t xml:space="preserve">The most relevant CSP work we are aware of falls into three groups, none of which occupies the same point in the design space as the mechanism in this paper.</w:t>
-      </w:r>
-    </w:p>
-    <w:p>
-      <w:pPr>
-        <w:pStyle w:val="BodyText"/>
-      </w:pPr>
-      <w:r>
-        <w:rPr>
-          <w:i/>
-          <w:iCs/>
-        </w:rPr>
-        <w:t xml:space="preserve">Sequential, single-worker.</w:t>
-      </w:r>
-      <w:r>
-        <w:t xml:space="preserve"> </w:t>
-      </w:r>
-      <w:r>
-        <w:t xml:space="preserve">Grimes and Wallace [5] use short restarted</w:t>
-      </w:r>
-      <w:r>
-        <w:t xml:space="preserve"> </w:t>
-      </w:r>
-      <w:r>
-        <w:t xml:space="preserve">“probes”</w:t>
-      </w:r>
-      <w:r>
-        <w:t xml:space="preserve"> </w:t>
-      </w:r>
-      <w:r>
-        <w:t xml:space="preserve">of a single sequential solver to accumulate dom/wdeg-style weights before the real search begins — a</w:t>
-      </w:r>
-      <w:r>
-        <w:t xml:space="preserve"> </w:t>
-      </w:r>
-      <w:r>
-        <w:rPr>
-          <w:i/>
-          <w:iCs/>
-        </w:rPr>
-        <w:t xml:space="preserve">prelude</w:t>
-      </w:r>
-      <w:r>
-        <w:t xml:space="preserve">, and never concurrent across workers.</w:t>
-      </w:r>
-    </w:p>
-    <w:p>
-      <w:pPr>
-        <w:pStyle w:val="BodyText"/>
-      </w:pPr>
-      <w:r>
-        <w:rPr>
-          <w:i/>
-          <w:iCs/>
-        </w:rPr>
-        <w:t xml:space="preserve">Concurrent, but with formal learning.</w:t>
-      </w:r>
-      <w:r>
-        <w:t xml:space="preserve"> </w:t>
-      </w:r>
-      <w:r>
-        <w:t xml:space="preserve">Ehlers and Stuckey [7] parallelize a lazy-clause-generation CP solver by sharing nogoods and partial trail state between workers, and by reassigning subproblems between workers based on which clause database looks well-suited to which region. This requires a solver with actual clause-learning machinery, and, like ManySAT, shares</w:t>
-      </w:r>
-      <w:r>
-        <w:t xml:space="preserve"> </w:t>
-      </w:r>
-      <w:r>
-        <w:rPr>
-          <w:i/>
-          <w:iCs/>
-        </w:rPr>
-        <w:t xml:space="preserve">hard</w:t>
-      </w:r>
-      <w:r>
-        <w:t xml:space="preserve">, logically derived facts rather than soft statistics.</w:t>
-      </w:r>
-    </w:p>
-    <w:p>
-      <w:pPr>
-        <w:pStyle w:val="BodyText"/>
-      </w:pPr>
-      <w:r>
-        <w:rPr>
-          <w:i/>
-          <w:iCs/>
-        </w:rPr>
-        <w:t xml:space="preserve">Concurrent soft statistics, but gathered for partitioning.</w:t>
-      </w:r>
-      <w:r>
-        <w:t xml:space="preserve"> </w:t>
-      </w:r>
-      <w:r>
-        <w:t xml:space="preserve">Yun and Epstein’s ELF and SPREAD [8], [9] are, to our knowledge, the closest prior work: a manager races several workers, each of which searches under a plain dom/wdeg-style solver and reports its learned variable weights back once it exhausts a time or backtrack budget. The manager</w:t>
-      </w:r>
-      <w:r>
-        <w:t xml:space="preserve"> </w:t>
-      </w:r>
-      <w:r>
-        <w:rPr>
-          <w:i/>
-          <w:iCs/>
-        </w:rPr>
-        <w:t xml:space="preserve">averages</w:t>
-      </w:r>
-      <w:r>
-        <w:t xml:space="preserve"> </w:t>
-      </w:r>
-      <w:r>
-        <w:t xml:space="preserve">the reported weights and uses them to choose which variables to partition the problem on for a subsequent splitting phase. The authors state this explicitly:</w:t>
-      </w:r>
-      <w:r>
-        <w:t xml:space="preserve"> </w:t>
-      </w:r>
-      <w:r>
-        <w:t xml:space="preserve">“the primary purpose of SPREAD’s portfolio phase is to glean information to support search space splitting, not to solve P”</w:t>
-      </w:r>
-      <w:r>
-        <w:t xml:space="preserve"> </w:t>
-      </w:r>
-      <w:r>
-        <w:t xml:space="preserve">[9], and separately note that</w:t>
-      </w:r>
-      <w:r>
-        <w:t xml:space="preserve"> </w:t>
-      </w:r>
-      <w:r>
-        <w:t xml:space="preserve">“most portfolio-based methods for CSPs do not share information”</w:t>
-      </w:r>
-      <w:r>
-        <w:t xml:space="preserve"> </w:t>
-      </w:r>
-      <w:r>
-        <w:t xml:space="preserve">[9] at all outside their own framework. A comprehensive 2018 survey of parallel constraint solving [11] documents no CSP work that shares heuristic statistics continuously between concurrently-running, non-partitioning workers; its own taxonomy has no category for it. Embarrassingly parallel search [10], a widely used and effective later technique, decomposes the problem into many disjoint subproblems with</w:t>
-      </w:r>
-      <w:r>
-        <w:t xml:space="preserve"> </w:t>
-      </w:r>
-      <w:r>
-        <w:t xml:space="preserve">“almost no communication … between workers”</w:t>
-      </w:r>
-      <w:r>
-        <w:t xml:space="preserve"> </w:t>
-      </w:r>
-      <w:r>
-        <w:t xml:space="preserve">— a different point again, sharing nothing at all.</w:t>
-      </w:r>
-    </w:p>
-    <w:p>
-      <w:pPr>
-        <w:pStyle w:val="BodyText"/>
-      </w:pPr>
-      <w:r>
-        <w:t xml:space="preserve">The mechanism described in Section III occupies the gap these three groups leave: concurrent (unlike Grimes and Wallace), soft rather than logically hard (unlike Ehlers and Stuckey), and never used to partition the search space (unlike Yun and Epstein).</w:t>
-      </w:r>
-    </w:p>
-    <w:bookmarkEnd w:id="10"/>
-    <w:bookmarkStart w:id="11" w:name="iii.-system-architecture"/>
-    <w:p>
-      <w:pPr>
-        <w:pStyle w:val="Heading1"/>
-      </w:pPr>
-      <w:r>
-        <w:t xml:space="preserve">III. System Architecture</w:t>
-      </w:r>
-    </w:p>
-    <w:p>
-      <w:pPr>
-        <w:pStyle w:val="FirstParagraph"/>
-      </w:pPr>
-      <w:r>
-        <w:rPr>
-          <w:b/>
-          <w:bCs/>
-        </w:rPr>
-        <w:t xml:space="preserve">Grid model.</w:t>
-      </w:r>
-      <w:r>
-        <w:t xml:space="preserve"> </w:t>
-      </w:r>
-      <w:r>
-        <w:t xml:space="preserve">A grid is parsed into slots (maximal open runs of length ≥ 2 in each direction) and crossings (cell-level intersections between an across and a down slot). Each slot’s domain is the set of dictionary words of matching length, narrowed by any pre-filled letters.</w:t>
-      </w:r>
-    </w:p>
-    <w:p>
-      <w:pPr>
-        <w:pStyle w:val="BodyText"/>
-      </w:pPr>
-      <w:r>
-        <w:rPr>
-          <w:b/>
-          <w:bCs/>
-        </w:rPr>
-        <w:t xml:space="preserve">Sequential search.</w:t>
-      </w:r>
-      <w:r>
-        <w:t xml:space="preserve"> </w:t>
-      </w:r>
-      <w:r>
-        <w:t xml:space="preserve">xfill’s core solver performs dom/wdeg-style branching: it selects the slot minimizing domain size divided by a</w:t>
-      </w:r>
-      <w:r>
-        <w:t xml:space="preserve"> </w:t>
-      </w:r>
-      <w:r>
-        <w:rPr>
-          <w:i/>
-          <w:iCs/>
-        </w:rPr>
-        <w:t xml:space="preserve">crossing weight</w:t>
-      </w:r>
-      <w:r>
-        <w:t xml:space="preserve"> </w:t>
-      </w:r>
-      <w:r>
-        <w:t xml:space="preserve">accumulated per crossing (rather than per constraint directly, since a crossing here is the natural unit of</w:t>
-      </w:r>
-      <w:r>
-        <w:t xml:space="preserve"> </w:t>
-      </w:r>
-      <w:r>
-        <w:t xml:space="preserve">“how troublesome has this junction been”</w:t>
-      </w:r>
-      <w:r>
-        <w:t xml:space="preserve">), then propagates letter constraints across all crossings using an AC-3-style queue. On a domain wipeout, the responsible crossing’s weight increases. Small domains (below a fixed threshold) enumerate candidate words directly; larger domains use a separate branch, present in the implementation but, as Section IV shows, not always reached in practice.</w:t>
-      </w:r>
-    </w:p>
-    <w:p>
-      <w:pPr>
-        <w:pStyle w:val="BodyText"/>
-      </w:pPr>
-      <w:r>
-        <w:rPr>
-          <w:b/>
-          <w:bCs/>
-        </w:rPr>
-        <w:t xml:space="preserve">Restart portfolio.</w:t>
-      </w:r>
-      <w:r>
-        <w:t xml:space="preserve"> </w:t>
-      </w:r>
-      <w:r>
-        <w:rPr>
-          <w:rStyle w:val="VerbatimChar"/>
-        </w:rPr>
-        <w:t xml:space="preserve">SolveParallel</w:t>
-      </w:r>
-      <w:r>
-        <w:t xml:space="preserve"> </w:t>
-      </w:r>
-      <w:r>
-        <w:t xml:space="preserve">runs N independent workers, each performing the sequential search above with its own random seed and its own private, decaying crossing-weight table. One worker is dedicated to a single uninterrupted depth-first search with no restarts at all (</w:t>
-      </w:r>
-      <w:r>
-        <w:rPr>
-          <w:rStyle w:val="VerbatimChar"/>
-        </w:rPr>
-        <w:t xml:space="preserve">unlimited_budget</w:t>
-      </w:r>
-      <w:r>
-        <w:t xml:space="preserve">), guaranteeing eventual exhaustive completion independent of restart-based search’s heavy-tailed variance; the remainder restart on a geometric backoff schedule. Any worker’s sound</w:t>
-      </w:r>
-      <w:r>
-        <w:t xml:space="preserve"> </w:t>
-      </w:r>
-      <w:r>
-        <w:t xml:space="preserve">“no solution”</w:t>
-      </w:r>
-      <w:r>
-        <w:t xml:space="preserve"> </w:t>
-      </w:r>
-      <w:r>
-        <w:t xml:space="preserve">result — restart-based or the dedicated exhaustive one — cancels every other worker, since either constitutes a complete proof.</w:t>
-      </w:r>
-    </w:p>
-    <w:p>
-      <w:pPr>
-        <w:pStyle w:val="BodyText"/>
-      </w:pPr>
-      <w:r>
-        <w:rPr>
-          <w:b/>
-          <w:bCs/>
-        </w:rPr>
-        <w:t xml:space="preserve">Concurrent conflict-weight sharing.</w:t>
-      </w:r>
-      <w:r>
-        <w:t xml:space="preserve"> </w:t>
-      </w:r>
-      <w:r>
-        <w:t xml:space="preserve">In addition to each worker’s private weight table,</w:t>
-      </w:r>
-      <w:r>
-        <w:t xml:space="preserve"> </w:t>
-      </w:r>
-      <w:r>
-        <w:rPr>
-          <w:rStyle w:val="VerbatimChar"/>
-        </w:rPr>
-        <w:t xml:space="preserve">SolveParallel</w:t>
-      </w:r>
-      <w:r>
-        <w:t xml:space="preserve"> </w:t>
-      </w:r>
-      <w:r>
-        <w:t xml:space="preserve">maintains one array of plain atomic counters, one per crossing, shared by every restart-based worker (the dedicated exhaustive worker is excluded — see below). Every worker increments a crossing’s counter on every wipeout it causes and reads every crossing’s counter as an additive term when scoring branch candidates. Two design choices distinguish this from a naive port of dom/wdeg to a shared setting. First, the shared counters are plain, order-independent atomic increments rather than the same decaying scheme each worker’s private weights use: a decay scheme’s normalization term depends on the exact sequence of prior updates, which is only race-free with a single writer, whereas concurrent writers need an update rule independent of order. Second, the dedicated exhaustive worker neither reads nor writes the shared array: its entire value lies in one undisturbed trajectory, and wiring it into a signal driven by other workers’ restarts measurably regressed the one grid in our corpus it uniquely solved.</w:t>
-      </w:r>
-    </w:p>
-    <w:p>
-      <w:pPr>
-        <w:pStyle w:val="BodyText"/>
-      </w:pPr>
-      <w:r>
-        <w:t xml:space="preserve">Two correctness properties were necessary before the mechanism’s performance numbers were meaningful. A single-threaded call must remain byte-for-byte reproducible with the shared array absent, since a lone worker gains nothing from a signal only it writes; this required gating the wiring on thread count rather than enabling it unconditionally. And thread-sanitizer verification, including real multi-threaded solves rather than only the unit test suite, reported no data races, consistent with every shared update being an independent, order-free atomic operation.</w:t>
-      </w:r>
-    </w:p>
-    <w:bookmarkEnd w:id="11"/>
-    <w:bookmarkStart w:id="12" w:name="Xbfe52d32396ef076cbd2380159692605de14aac"/>
-    <w:p>
-      <w:pPr>
-        <w:pStyle w:val="Heading1"/>
-      </w:pPr>
-      <w:r>
-        <w:t xml:space="preserve">IV. A Negative Result: Branching on the Wrong Thing</w:t>
-      </w:r>
-    </w:p>
-    <w:p>
-      <w:pPr>
-        <w:pStyle w:val="FirstParagraph"/>
-      </w:pPr>
-      <w:r>
-        <w:t xml:space="preserve">Prompted by a benchmark loss against orca-solver on a difficult 7×7 grid (Section V-A), we implemented five variants of letter-level branching — replacing whole-word enumeration with branching on a single grid cell at a time — reasoning that a smaller per-node branching factor (at most 26 letters rather than thousands of candidate words) should help on wide-open grids with very large domains. The variants included two different minimum-remaining-value scoring rules, a faithful reimplementation of orca-solver’s own candidate-scoring heuristic (read directly from its published source for reference), and a reversed scan order.</w:t>
-      </w:r>
-    </w:p>
-    <w:p>
-      <w:pPr>
-        <w:pStyle w:val="BodyText"/>
-      </w:pPr>
-      <w:r>
-        <w:t xml:space="preserve">All five produced numerically identical search node and backtrack counts on the target grid. This is a stronger and more useful signal than</w:t>
-      </w:r>
-      <w:r>
-        <w:t xml:space="preserve"> </w:t>
-      </w:r>
-      <w:r>
-        <w:t xml:space="preserve">“the heuristics didn’t help”</w:t>
-      </w:r>
-      <w:r>
-        <w:t xml:space="preserve"> </w:t>
-      </w:r>
-      <w:r>
-        <w:t xml:space="preserve">— five independently reasonable heuristics agreeing to the exact node is not what genuine heuristic equivalence looks like, and warranted checking rather than reporting a null result. A plain integer counter placed directly inside the branch-selection code, tracking how often the large-domain branch (where these heuristics apply) actually executed, showed it firing zero times across more than 17,000 real search nodes on this grid: propagation from the grid’s few pre-filled letters narrowed every slot’s domain below the branch’s activation threshold within the first few assignments, even on an otherwise wide-open grid. All five heuristics were unreachable code for this specific grid the entire time they were being compared — which is exactly why comparing their benchmark scores could not have distinguished them.</w:t>
-      </w:r>
-    </w:p>
-    <w:p>
-      <w:pPr>
-        <w:pStyle w:val="BodyText"/>
-      </w:pPr>
-      <w:r>
-        <w:t xml:space="preserve">The actual bottleneck, found only after ruling out the large-domain branch, was the small-domain branch’s word ordering, which had used a fixed deterministic order unaffected by the solver’s existing restart-randomization flag. Extending that flag’s effect to the small-domain branch — a small, targeted change — is what produced the improvements reported in Section V-A. We report this as a methodological point independent of the specific fix: an A/B comparison of branching heuristics is only informative if the branch under test is confirmed, by direct instrumentation of the control flow rather than by inference from outcomes, to actually execute.</w:t>
-      </w:r>
-    </w:p>
-    <w:bookmarkEnd w:id="12"/>
-    <w:bookmarkStart w:id="17" w:name="v.-experiments"/>
-    <w:p>
-      <w:pPr>
-        <w:pStyle w:val="Heading1"/>
-      </w:pPr>
-      <w:r>
-        <w:t xml:space="preserve">V. Experiments</w:t>
-      </w:r>
-    </w:p>
-    <w:p>
-      <w:pPr>
-        <w:pStyle w:val="FirstParagraph"/>
-      </w:pPr>
-      <w:r>
-        <w:rPr>
-          <w:b/>
-          <w:bCs/>
-        </w:rPr>
-        <w:t xml:space="preserve">Solvers compared.</w:t>
-      </w:r>
-      <w:r>
-        <w:t xml:space="preserve"> </w:t>
-      </w:r>
-      <w:r>
-        <w:t xml:space="preserve">xfill (this work) and orca-solver, an independently developed, publicly available solver that parallelizes search by partitioning the grid’s search space across worker threads, with dynamic re-splitting of long-running partitions. We do not modify orca-solver; we treat it as a black box representative of the partition-based architecture.</w:t>
-      </w:r>
-    </w:p>
-    <w:p>
-      <w:pPr>
-        <w:pStyle w:val="BodyText"/>
-      </w:pPr>
-      <w:r>
-        <w:rPr>
-          <w:b/>
-          <w:bCs/>
-        </w:rPr>
-        <w:t xml:space="preserve">Dictionary.</w:t>
-      </w:r>
-      <w:r>
-        <w:t xml:space="preserve"> </w:t>
-      </w:r>
-      <w:r>
-        <w:t xml:space="preserve">Both solvers draw candidate words from the same dictionary file in every comparison, and orca-solver’s default 6-letter shared-substring constraint is disabled to match xfill’s exact-word-only duplicate rule, so that neither solver is advantaged by a dictionary or duplicate-checking difference unrelated to search strategy. Reported xfill times exclude dictionary-load time (measured separately by the solver itself); orca-solver has no equivalent internal split, so a fixed per-invocation load-time baseline, measured once against a trivial always-blocked grid, is subtracted from its wall-clock time.</w:t>
-      </w:r>
-    </w:p>
-    <w:bookmarkStart w:id="13" w:name="a.-a-known-hard-grid"/>
-    <w:p>
-      <w:pPr>
-        <w:pStyle w:val="Heading2"/>
-      </w:pPr>
-      <w:r>
-        <w:t xml:space="preserve">A. A Known Hard Grid</w:t>
-      </w:r>
-    </w:p>
-    <w:p>
-      <w:pPr>
-        <w:pStyle w:val="FirstParagraph"/>
-      </w:pPr>
-      <w:r>
-        <w:t xml:space="preserve">We first compare both solvers on a 7×7 grid with two pre-filled letters and no blocked cells at all, a difficult instance published by orca-solver’s own author as a benchmark. orca-solver solves it single-threaded in 201.7s. xfill’s unmodified restart-portfolio, before the fix described in Section IV, did not finish this grid in any tested budget; after that fix, xfill solved it in 166.7s single-threaded and 63.0s with 14 threads — real wins, though not reproducible on every run, consistent with restart-based search’s known heavy-tailed variance [2]. Table I shows the effect of oversubscribing the thread count beyond this machine’s 14 physical cores, which every-worker-restarts-independently theory predicts should help by racing more independent draws from a heavy-tailed distribution.</w:t>
-      </w:r>
-    </w:p>
-    <w:p>
-      <w:pPr>
-        <w:pStyle w:val="BodyText"/>
-      </w:pPr>
-      <w:r>
-        <w:rPr>
-          <w:i/>
-          <w:iCs/>
-        </w:rPr>
-        <w:t xml:space="preserve">Table I. Thread count vs. wall time on the 7×7 benchmark grid (single sample per configuration; orca-solver’s single-threaded baseline is 201.7s).</w:t>
+        <w:t xml:space="preserve">Grid set.</w:t>
+      </w:r>
+      <w:r>
+        <w:t xml:space="preserve"> </w:t>
+      </w:r>
+      <w:r>
+        <w:t xml:space="preserve">A size-graded curated set (</w:t>
+      </w:r>
+      <m:oMath>
+        <m:r>
+          <m:t>5</m:t>
+        </m:r>
+        <m:r>
+          <m:rPr>
+            <m:sty m:val="p"/>
+          </m:rPr>
+          <m:t>×</m:t>
+        </m:r>
+        <m:r>
+          <m:t>5</m:t>
+        </m:r>
+      </m:oMath>
+      <w:r>
+        <w:t xml:space="preserve"> </w:t>
+      </w:r>
+      <w:r>
+        <w:t xml:space="preserve">through</w:t>
+      </w:r>
+      <w:r>
+        <w:t xml:space="preserve"> </w:t>
+      </w:r>
+      <m:oMath>
+        <m:r>
+          <m:t>21</m:t>
+        </m:r>
+        <m:r>
+          <m:rPr>
+            <m:sty m:val="p"/>
+          </m:rPr>
+          <m:t>×</m:t>
+        </m:r>
+        <m:r>
+          <m:t>21</m:t>
+        </m:r>
+      </m:oMath>
+      <w:r>
+        <w:t xml:space="preserve">) plus a fixed-seed random sample of 15</w:t>
+      </w:r>
+      <m:oMath>
+        <m:r>
+          <m:rPr>
+            <m:sty m:val="p"/>
+          </m:rPr>
+          <m:t>×</m:t>
+        </m:r>
+      </m:oMath>
+      <w:r>
+        <w:t xml:space="preserve">15 grids from a real, previously scraped corpus, all already committed to the repository.</w:t>
+      </w:r>
+    </w:p>
+    <w:bookmarkStart w:id="13" w:name="tab:threads"/>
+    <w:p>
+      <w:pPr>
+        <w:pStyle w:val="TableCaption"/>
+      </w:pPr>
+      <w:r>
+        <w:t xml:space="preserve">Thread count vs. wall time on a known-hard</w:t>
+      </w:r>
+      <w:r>
+        <w:t xml:space="preserve"> </w:t>
+      </w:r>
+      <m:oMath>
+        <m:r>
+          <m:t>7</m:t>
+        </m:r>
+        <m:r>
+          <m:rPr>
+            <m:sty m:val="p"/>
+          </m:rPr>
+          <m:t>×</m:t>
+        </m:r>
+        <m:r>
+          <m:t>7</m:t>
+        </m:r>
+      </m:oMath>
+      <w:r>
+        <w:t xml:space="preserve"> </w:t>
+      </w:r>
+      <w:r>
+        <w:t xml:space="preserve">grid (single sample; orca-solver’s single-threaded baseline is 201.7s).</w:t>
       </w:r>
     </w:p>
     <w:tbl>
@@ -676,6 +748,7 @@
         <w:tblStyle w:val="Table"/>
         <w:tblW w:type="auto" w:w="0"/>
         <w:tblLook w:firstRow="1" w:lastRow="0" w:firstColumn="0" w:lastColumn="0" w:noHBand="0" w:noVBand="0" w:val="0020"/>
+        <w:tblCaption w:val="Thread count vs. wall time on a known-hard 7\times7 grid (single sample; orca-solver’s single-threaded baseline is 201.7s)."/>
       </w:tblPr>
       <w:tblGrid>
         <w:gridCol w:w="3960"/>
@@ -690,6 +763,7 @@
           <w:p>
             <w:pPr>
               <w:pStyle w:val="Compact"/>
+              <w:jc w:val="left"/>
             </w:pPr>
             <w:r>
               <w:t xml:space="preserve">Threads</w:t>
@@ -701,6 +775,7 @@
           <w:p>
             <w:pPr>
               <w:pStyle w:val="Compact"/>
+              <w:jc w:val="right"/>
             </w:pPr>
             <w:r>
               <w:t xml:space="preserve">Wall time (s)</w:t>
@@ -714,6 +789,7 @@
           <w:p>
             <w:pPr>
               <w:pStyle w:val="Compact"/>
+              <w:jc w:val="left"/>
             </w:pPr>
             <w:r>
               <w:t xml:space="preserve">1</w:t>
@@ -725,6 +801,7 @@
           <w:p>
             <w:pPr>
               <w:pStyle w:val="Compact"/>
+              <w:jc w:val="right"/>
             </w:pPr>
             <w:r>
               <w:t xml:space="preserve">166.7</w:t>
@@ -738,6 +815,7 @@
           <w:p>
             <w:pPr>
               <w:pStyle w:val="Compact"/>
+              <w:jc w:val="left"/>
             </w:pPr>
             <w:r>
               <w:t xml:space="preserve">14</w:t>
@@ -749,6 +827,7 @@
           <w:p>
             <w:pPr>
               <w:pStyle w:val="Compact"/>
+              <w:jc w:val="right"/>
             </w:pPr>
             <w:r>
               <w:t xml:space="preserve">63.0</w:t>
@@ -762,6 +841,7 @@
           <w:p>
             <w:pPr>
               <w:pStyle w:val="Compact"/>
+              <w:jc w:val="left"/>
             </w:pPr>
             <w:r>
               <w:t xml:space="preserve">28</w:t>
@@ -773,6 +853,7 @@
           <w:p>
             <w:pPr>
               <w:pStyle w:val="Compact"/>
+              <w:jc w:val="right"/>
             </w:pPr>
             <w:r>
               <w:t xml:space="preserve">104.6</w:t>
@@ -786,6 +867,7 @@
           <w:p>
             <w:pPr>
               <w:pStyle w:val="Compact"/>
+              <w:jc w:val="left"/>
             </w:pPr>
             <w:r>
               <w:t xml:space="preserve">42</w:t>
@@ -797,6 +879,7 @@
           <w:p>
             <w:pPr>
               <w:pStyle w:val="Compact"/>
+              <w:jc w:val="right"/>
             </w:pPr>
             <w:r>
               <w:t xml:space="preserve">85.6</w:t>
@@ -810,6 +893,7 @@
           <w:p>
             <w:pPr>
               <w:pStyle w:val="Compact"/>
+              <w:jc w:val="left"/>
             </w:pPr>
             <w:r>
               <w:t xml:space="preserve">56</w:t>
@@ -821,6 +905,7 @@
           <w:p>
             <w:pPr>
               <w:pStyle w:val="Compact"/>
+              <w:jc w:val="right"/>
             </w:pPr>
             <w:r>
               <w:t xml:space="preserve">112.4</w:t>
@@ -829,63 +914,563 @@
         </w:tc>
       </w:tr>
     </w:tbl>
+    <w:bookmarkEnd w:id="13"/>
     <w:p>
       <w:pPr>
         <w:pStyle w:val="BodyText"/>
       </w:pPr>
       <w:r>
-        <w:t xml:space="preserve">Every oversubscribed configuration beats orca-solver’s single-threaded baseline; 42 threads (3× the physical core count) is the fastest configuration tested, with contention overhead visibly eroding the gain by 56 threads.</w:t>
-      </w:r>
-    </w:p>
-    <w:bookmarkEnd w:id="13"/>
-    <w:bookmarkStart w:id="14" w:name="b.-an-11-grid-hard-set"/>
-    <w:p>
-      <w:pPr>
-        <w:pStyle w:val="Heading2"/>
-      </w:pPr>
-      <w:r>
-        <w:t xml:space="preserve">B. An 11-Grid Hard Set</w:t>
-      </w:r>
-    </w:p>
-    <w:p>
-      <w:pPr>
-        <w:pStyle w:val="FirstParagraph"/>
-      </w:pPr>
-      <w:r>
-        <w:t xml:space="preserve">We assembled 11 grids known from prior informal testing to resist plain restart-based search, including the 7×7 grid above, and ran both solvers to a 300-second cap. Table II summarizes outcomes; six grids timed out for both solvers under every configuration tested and are omitted from the table for space. Neither solver dominates: orca-solver’s partitioned search uniquely solves one grid (grid_303) that xfill cannot within the cap at any thread count tested, while xfill’s</w:t>
-      </w:r>
-      <w:r>
-        <w:t xml:space="preserve"> </w:t>
-      </w:r>
-      <w:r>
-        <w:rPr>
-          <w:rStyle w:val="VerbatimChar"/>
-        </w:rPr>
-        <w:t xml:space="preserve">unlimited_budget</w:t>
-      </w:r>
-      <w:r>
-        <w:t xml:space="preserve"> </w:t>
-      </w:r>
-      <w:r>
-        <w:t xml:space="preserve">worker uniquely solves another (grid_115) that orca-solver cannot.</w:t>
-      </w:r>
-    </w:p>
+        <w:rPr>
+          <w:b/>
+          <w:bCs/>
+        </w:rPr>
+        <w:t xml:space="preserve">Oversubscription.</w:t>
+      </w:r>
+      <w:r>
+        <w:t xml:space="preserve"> </w:t>
+      </w:r>
+      <w:r>
+        <w:t xml:space="preserve">Table </w:t>
+      </w:r>
+      <w:hyperlink w:anchor="tab:threads">
+        <w:r>
+          <w:rPr>
+            <w:rStyle w:val="Hyperlink"/>
+          </w:rPr>
+          <w:t xml:space="preserve">1</w:t>
+        </w:r>
+      </w:hyperlink>
+      <w:r>
+        <w:t xml:space="preserve"> </w:t>
+      </w:r>
+      <w:r>
+        <w:t xml:space="preserve">shows wall time on a known-hard, previously published</w:t>
+      </w:r>
+      <w:r>
+        <w:t xml:space="preserve"> </w:t>
+      </w:r>
+      <m:oMath>
+        <m:r>
+          <m:t>7</m:t>
+        </m:r>
+        <m:r>
+          <m:rPr>
+            <m:sty m:val="p"/>
+          </m:rPr>
+          <m:t>×</m:t>
+        </m:r>
+        <m:r>
+          <m:t>7</m:t>
+        </m:r>
+      </m:oMath>
+      <w:r>
+        <w:t xml:space="preserve"> </w:t>
+      </w:r>
+      <w:r>
+        <w:t xml:space="preserve">grid (two pre-filled letters, no blocked cells) as thread count exceeds this machine’s 14 physical cores. Every oversubscribed configuration beats orca-solver’s single-threaded baseline; 42 threads (3</w:t>
+      </w:r>
+      <m:oMath>
+        <m:r>
+          <m:rPr>
+            <m:sty m:val="p"/>
+          </m:rPr>
+          <m:t>×</m:t>
+        </m:r>
+      </m:oMath>
+      <w:r>
+        <w:t xml:space="preserve"> </w:t>
+      </w:r>
+      <w:r>
+        <w:t xml:space="preserve">physical cores) is fastest, with contention visibly eroding the gain by 56.</w:t>
+      </w:r>
+    </w:p>
+    <w:bookmarkStart w:id="17" w:name="fig:size"/>
+    <w:p>
+      <w:pPr>
+        <w:pStyle w:val="CaptionedFigure"/>
+      </w:pPr>
+      <w:r>
+        <w:drawing>
+          <wp:inline>
+            <wp:extent cx="5334000" cy="2709526"/>
+            <wp:effectExtent b="0" l="0" r="0" t="0"/>
+            <wp:docPr descr="" title="" id="15" name="Picture"/>
+            <a:graphic>
+              <a:graphicData uri="http://schemas.openxmlformats.org/drawingml/2006/picture">
+                <pic:pic>
+                  <pic:nvPicPr>
+                    <pic:cNvPr descr="../benchmarks/urtc2026_testbench/results/figures/fig1_success_by_size.pdf" id="16" name="Picture"/>
+                    <pic:cNvPicPr>
+                      <a:picLocks noChangeArrowheads="1" noChangeAspect="1"/>
+                    </pic:cNvPicPr>
+                  </pic:nvPicPr>
+                  <pic:blipFill>
+                    <a:blip r:embed="rId14"/>
+                    <a:stretch>
+                      <a:fillRect/>
+                    </a:stretch>
+                  </pic:blipFill>
+                  <pic:spPr bwMode="auto">
+                    <a:xfrm>
+                      <a:off x="0" y="0"/>
+                      <a:ext cx="5334000" cy="2709526"/>
+                    </a:xfrm>
+                    <a:prstGeom prst="rect">
+                      <a:avLst/>
+                    </a:prstGeom>
+                    <a:noFill/>
+                    <a:ln w="9525">
+                      <a:noFill/>
+                      <a:headEnd/>
+                      <a:tailEnd/>
+                    </a:ln>
+                  </pic:spPr>
+                </pic:pic>
+              </a:graphicData>
+            </a:graphic>
+          </wp:inline>
+        </w:drawing>
+      </w:r>
+    </w:p>
+    <w:p>
+      <w:pPr>
+        <w:pStyle w:val="ImageCaption"/>
+      </w:pPr>
+      <w:r>
+        <w:t xml:space="preserve">Solve success on the size-graded curated grid set, 30s cap. crossword-composer succeeds intermittently; savin_crossword (bar height 0 throughout, per-node cost dominated by dictionary size rather than grid size) never appears.</w:t>
+      </w:r>
+    </w:p>
+    <w:bookmarkEnd w:id="17"/>
+    <w:bookmarkStart w:id="21" w:name="fig:cumulative"/>
+    <w:p>
+      <w:pPr>
+        <w:pStyle w:val="CaptionedFigure"/>
+      </w:pPr>
+      <w:r>
+        <w:drawing>
+          <wp:inline>
+            <wp:extent cx="5003800" cy="3009900"/>
+            <wp:effectExtent b="0" l="0" r="0" t="0"/>
+            <wp:docPr descr="" title="" id="19" name="Picture"/>
+            <a:graphic>
+              <a:graphicData uri="http://schemas.openxmlformats.org/drawingml/2006/picture">
+                <pic:pic>
+                  <pic:nvPicPr>
+                    <pic:cNvPr descr="../benchmarks/urtc2026_testbench/results/figures/fig2_15x15_cumulative.pdf" id="20" name="Picture"/>
+                    <pic:cNvPicPr>
+                      <a:picLocks noChangeArrowheads="1" noChangeAspect="1"/>
+                    </pic:cNvPicPr>
+                  </pic:nvPicPr>
+                  <pic:blipFill>
+                    <a:blip r:embed="rId18"/>
+                    <a:stretch>
+                      <a:fillRect/>
+                    </a:stretch>
+                  </pic:blipFill>
+                  <pic:spPr bwMode="auto">
+                    <a:xfrm>
+                      <a:off x="0" y="0"/>
+                      <a:ext cx="5003800" cy="3009900"/>
+                    </a:xfrm>
+                    <a:prstGeom prst="rect">
+                      <a:avLst/>
+                    </a:prstGeom>
+                    <a:noFill/>
+                    <a:ln w="9525">
+                      <a:noFill/>
+                      <a:headEnd/>
+                      <a:tailEnd/>
+                    </a:ln>
+                  </pic:spPr>
+                </pic:pic>
+              </a:graphicData>
+            </a:graphic>
+          </wp:inline>
+        </w:drawing>
+      </w:r>
+    </w:p>
+    <w:p>
+      <w:pPr>
+        <w:pStyle w:val="ImageCaption"/>
+      </w:pPr>
+      <w:r>
+        <w:t xml:space="preserve">Cumulative fraction of real 15</w:t>
+      </w:r>
+      <m:oMath>
+        <m:r>
+          <m:rPr>
+            <m:sty m:val="p"/>
+          </m:rPr>
+          <m:t>×</m:t>
+        </m:r>
+      </m:oMath>
+      <w:r>
+        <w:t xml:space="preserve">15 grids solved by wall time (log scale), 30s cap.</w:t>
+      </w:r>
+    </w:p>
+    <w:bookmarkEnd w:id="21"/>
+    <w:bookmarkStart w:id="25" w:name="fig:overlap"/>
+    <w:p>
+      <w:pPr>
+        <w:pStyle w:val="CaptionedFigure"/>
+      </w:pPr>
+      <w:r>
+        <w:drawing>
+          <wp:inline>
+            <wp:extent cx="4267200" cy="2971800"/>
+            <wp:effectExtent b="0" l="0" r="0" t="0"/>
+            <wp:docPr descr="" title="" id="23" name="Picture"/>
+            <a:graphic>
+              <a:graphicData uri="http://schemas.openxmlformats.org/drawingml/2006/picture">
+                <pic:pic>
+                  <pic:nvPicPr>
+                    <pic:cNvPr descr="../benchmarks/urtc2026_testbench/results/figures/fig3_xfill_orca_overlap.pdf" id="24" name="Picture"/>
+                    <pic:cNvPicPr>
+                      <a:picLocks noChangeArrowheads="1" noChangeAspect="1"/>
+                    </pic:cNvPicPr>
+                  </pic:nvPicPr>
+                  <pic:blipFill>
+                    <a:blip r:embed="rId22"/>
+                    <a:stretch>
+                      <a:fillRect/>
+                    </a:stretch>
+                  </pic:blipFill>
+                  <pic:spPr bwMode="auto">
+                    <a:xfrm>
+                      <a:off x="0" y="0"/>
+                      <a:ext cx="4267200" cy="2971800"/>
+                    </a:xfrm>
+                    <a:prstGeom prst="rect">
+                      <a:avLst/>
+                    </a:prstGeom>
+                    <a:noFill/>
+                    <a:ln w="9525">
+                      <a:noFill/>
+                      <a:headEnd/>
+                      <a:tailEnd/>
+                    </a:ln>
+                  </pic:spPr>
+                </pic:pic>
+              </a:graphicData>
+            </a:graphic>
+          </wp:inline>
+        </w:drawing>
+      </w:r>
+    </w:p>
+    <w:p>
+      <w:pPr>
+        <w:pStyle w:val="ImageCaption"/>
+      </w:pPr>
+      <w:r>
+        <w:t xml:space="preserve">Outcome overlap between xfill and orca-solver across the full grid set: the two architectures are complementary, not uniformly ordered.</w:t>
+      </w:r>
+    </w:p>
+    <w:bookmarkEnd w:id="25"/>
     <w:p>
       <w:pPr>
         <w:pStyle w:val="BodyText"/>
       </w:pPr>
+      <w:r>
+        <w:rPr>
+          <w:b/>
+          <w:bCs/>
+        </w:rPr>
+        <w:t xml:space="preserve">Scaling and naive baselines.</w:t>
+      </w:r>
+      <w:r>
+        <w:t xml:space="preserve"> </w:t>
+      </w:r>
+      <w:r>
+        <w:t xml:space="preserve">Across all 20 grids, xfill solved 17 (1 correct UNSAT, 2 timeouts), orca-solver 16 (1 UNSAT, 3 timeouts), ingrid_core 12, crossword-composer 5, and savin_crossword</w:t>
+      </w:r>
+      <w:r>
+        <w:t xml:space="preserve"> </w:t>
+      </w:r>
       <w:r>
         <w:rPr>
           <w:i/>
           <w:iCs/>
         </w:rPr>
-        <w:t xml:space="preserve">Table II. Outcomes on the 5 (of 11) hard-set grids where at least one solver succeeded.</w:t>
+        <w:t xml:space="preserve">0</w:t>
+      </w:r>
+      <w:r>
+        <w:t xml:space="preserve"> </w:t>
+      </w:r>
+      <w:r>
+        <w:t xml:space="preserve">– it timed out on every single grid, including the trivial</w:t>
+      </w:r>
+      <w:r>
+        <w:t xml:space="preserve"> </w:t>
+      </w:r>
+      <m:oMath>
+        <m:r>
+          <m:t>5</m:t>
+        </m:r>
+        <m:r>
+          <m:rPr>
+            <m:sty m:val="p"/>
+          </m:rPr>
+          <m:t>×</m:t>
+        </m:r>
+        <m:r>
+          <m:t>5</m:t>
+        </m:r>
+      </m:oMath>
+      <w:r>
+        <w:t xml:space="preserve">. Fig. </w:t>
+      </w:r>
+      <w:hyperlink w:anchor="fig:size">
+        <w:r>
+          <w:rPr>
+            <w:rStyle w:val="Hyperlink"/>
+          </w:rPr>
+          <w:t xml:space="preserve">1</w:t>
+        </w:r>
+      </w:hyperlink>
+      <w:r>
+        <w:t xml:space="preserve"> </w:t>
+      </w:r>
+      <w:r>
+        <w:t xml:space="preserve">shows why the two naive baselines fail for different reasons, not the same one: crossword-composer’s failures are instance-specific rather than size-specific (it solves some</w:t>
+      </w:r>
+      <w:r>
+        <w:t xml:space="preserve"> </w:t>
+      </w:r>
+      <m:oMath>
+        <m:r>
+          <m:t>15</m:t>
+        </m:r>
+        <m:r>
+          <m:rPr>
+            <m:sty m:val="p"/>
+          </m:rPr>
+          <m:t>×</m:t>
+        </m:r>
+        <m:r>
+          <m:t>15</m:t>
+        </m:r>
+      </m:oMath>
+      <w:r>
+        <w:t xml:space="preserve">s and small grids alike, timing out unpredictably elsewhere), consistent with having no restart to recover from a single bad static variable-ordering choice computed once up front. savin_crossword’s uniform failure is not about grid size at all – its least-constraining-value step recomputes an</w:t>
+      </w:r>
+      <w:r>
+        <w:t xml:space="preserve"> </w:t>
+      </w:r>
+      <m:oMath>
+        <m:r>
+          <m:t>O</m:t>
+        </m:r>
+        <m:r>
+          <m:rPr>
+            <m:sty m:val="p"/>
+          </m:rPr>
+          <m:t>(</m:t>
+        </m:r>
+        <m:r>
+          <m:rPr>
+            <m:sty m:val="p"/>
+          </m:rPr>
+          <m:t>|</m:t>
+        </m:r>
+        <m:r>
+          <m:rPr>
+            <m:nor/>
+            <m:sty m:val="p"/>
+          </m:rPr>
+          <m:t>domain</m:t>
+        </m:r>
+        <m:sSup>
+          <m:e>
+            <m:r>
+              <m:rPr>
+                <m:sty m:val="p"/>
+              </m:rPr>
+              <m:t>|</m:t>
+            </m:r>
+          </m:e>
+          <m:sup>
+            <m:r>
+              <m:t>2</m:t>
+            </m:r>
+          </m:sup>
+        </m:sSup>
+        <m:r>
+          <m:rPr>
+            <m:sty m:val="p"/>
+          </m:rPr>
+          <m:t>)</m:t>
+        </m:r>
+      </m:oMath>
+      <w:r>
+        <w:t xml:space="preserve"> </w:t>
+      </w:r>
+      <w:r>
+        <w:t xml:space="preserve">score from scratch at every node, which our</w:t>
+      </w:r>
+      <w:r>
+        <w:t xml:space="preserve"> </w:t>
+      </w:r>
+      <m:oMath>
+        <m:r>
+          <m:rPr>
+            <m:sty m:val="p"/>
+          </m:rPr>
+          <m:t>∼</m:t>
+        </m:r>
+      </m:oMath>
+      <w:r>
+        <w:t xml:space="preserve">184</w:t>
+      </w:r>
+      <w:r>
+        <w:t xml:space="preserve">,</w:t>
+      </w:r>
+      <w:r>
+        <w:t xml:space="preserve">000-word dictionary makes prohibitive regardless of grid size, since domain sizes before any grid-driven narrowing are already large. Both are real, unmodified, independently authored solvers; the gap is what restarts, adaptive heuristics, and (for xfill/orca-solver) parallelism buy at dictionary and grid sizes that matter in practice.</w:t>
+      </w:r>
+    </w:p>
+    <w:p>
+      <w:pPr>
+        <w:pStyle w:val="BodyText"/>
+      </w:pPr>
+      <w:r>
+        <w:rPr>
+          <w:b/>
+          <w:bCs/>
+        </w:rPr>
+        <w:t xml:space="preserve">Real grids.</w:t>
+      </w:r>
+      <w:r>
+        <w:t xml:space="preserve"> </w:t>
+      </w:r>
+      <w:r>
+        <w:t xml:space="preserve">Fig. </w:t>
+      </w:r>
+      <w:hyperlink w:anchor="fig:cumulative">
+        <w:r>
+          <w:rPr>
+            <w:rStyle w:val="Hyperlink"/>
+          </w:rPr>
+          <w:t xml:space="preserve">2</w:t>
+        </w:r>
+      </w:hyperlink>
+      <w:r>
+        <w:t xml:space="preserve"> </w:t>
+      </w:r>
+      <w:r>
+        <w:t xml:space="preserve">shows cumulative solve rate on the 15</w:t>
+      </w:r>
+      <m:oMath>
+        <m:r>
+          <m:rPr>
+            <m:sty m:val="p"/>
+          </m:rPr>
+          <m:t>×</m:t>
+        </m:r>
+      </m:oMath>
+      <w:r>
+        <w:t xml:space="preserve">15 sample for solvers that finish at all. Fig. </w:t>
+      </w:r>
+      <w:hyperlink w:anchor="fig:overlap">
+        <w:r>
+          <w:rPr>
+            <w:rStyle w:val="Hyperlink"/>
+          </w:rPr>
+          <w:t xml:space="preserve">3</w:t>
+        </w:r>
+      </w:hyperlink>
+      <w:r>
+        <w:t xml:space="preserve"> </w:t>
+      </w:r>
+      <w:r>
+        <w:t xml:space="preserve">breaks down xfill vs. orca-solver precisely: both solve 16 of 20, xfill alone solves 1 more, both correctly</w:t>
+      </w:r>
+      <w:r>
+        <w:t xml:space="preserve"> </w:t>
       </w:r>
       <w:r>
         <w:rPr>
           <w:i/>
           <w:iCs/>
         </w:rPr>
+        <w:t xml:space="preserve">prove</w:t>
+      </w:r>
+      <w:r>
+        <w:t xml:space="preserve"> </w:t>
+      </w:r>
+      <w:r>
+        <w:t xml:space="preserve">1 grid has no solution (not a failure for either), and 2 remain unresolved by both within the cap – the two sophisticated architectures are complementary, not one strictly dominating, consistent with Section VI’s explanation.</w:t>
+      </w:r>
+    </w:p>
+    <w:p>
+      <w:pPr>
+        <w:pStyle w:val="BodyText"/>
+      </w:pPr>
+      <w:r>
+        <w:rPr>
+          <w:b/>
+          <w:bCs/>
+        </w:rPr>
+        <w:t xml:space="preserve">Exhaustive case study.</w:t>
+      </w:r>
+      <w:r>
+        <w:t xml:space="preserve"> </w:t>
+      </w:r>
+      <w:r>
+        <w:t xml:space="preserve">To test proof capability rather than only positive results, we constructed by hand a grid designed to be maximally constrained: five mutually crossing 15-letter entries, verified cell-by-cell against both solvers’ own parsers. Run to completion with no time limit, both solvers independently concluded no solution exists: xfill exhausted 2.16 billion nodes over 791 restarts in 76 minutes; orca-solver reported search exhausted after enumerating 224 partitions in 25 minutes – roughly</w:t>
+      </w:r>
+      <w:r>
+        <w:t xml:space="preserve"> </w:t>
+      </w:r>
+      <m:oMath>
+        <m:r>
+          <m:t>3</m:t>
+        </m:r>
+        <m:r>
+          <m:rPr>
+            <m:sty m:val="p"/>
+          </m:rPr>
+          <m:t>×</m:t>
+        </m:r>
+      </m:oMath>
+      <w:r>
+        <w:t xml:space="preserve"> </w:t>
+      </w:r>
+      <w:r>
+        <w:t xml:space="preserve">faster, consistent with partitioning’s non-overlapping coverage being a more direct route to a proof than restart-based search’s redundant one.</w:t>
+      </w:r>
+    </w:p>
+    <w:bookmarkEnd w:id="26"/>
+    <w:bookmarkStart w:id="27" w:name="discussion"/>
+    <w:p>
+      <w:pPr>
+        <w:pStyle w:val="Heading1"/>
+      </w:pPr>
+      <w:r>
+        <w:t xml:space="preserve">Discussion</w:t>
+      </w:r>
+    </w:p>
+    <w:p>
+      <w:pPr>
+        <w:pStyle w:val="FirstParagraph"/>
+      </w:pPr>
+      <w:r>
+        <w:t xml:space="preserve">Restart portfolios benefit from heavy-tailed runtimes: more independent draws raise the chance of an early lucky one, which is why oversubscribing thread count still helped in Table </w:t>
+      </w:r>
+      <w:hyperlink w:anchor="tab:threads">
+        <w:r>
+          <w:rPr>
+            <w:rStyle w:val="Hyperlink"/>
+          </w:rPr>
+          <w:t xml:space="preserve">1</w:t>
+        </w:r>
+      </w:hyperlink>
+      <w:r>
+        <w:t xml:space="preserve"> </w:t>
+      </w:r>
+      <w:r>
+        <w:t xml:space="preserve">and why xfill’s real-grid results are a</w:t>
+      </w:r>
+      <w:r>
         <w:t xml:space="preserve"> </w:t>
       </w:r>
       <w:r>
@@ -893,13 +1478,111 @@
           <w:i/>
           <w:iCs/>
         </w:rPr>
-        <w:t xml:space="preserve">“auto”</w:t>
+        <w:t xml:space="preserve">finding</w:t>
+      </w:r>
+      <w:r>
+        <w:t xml:space="preserve">-oriented result. Partitioned search instead gives genuine non-overlapping coverage, which is what a proof of unsatisfiability requires; restart-based search approximates this only through its dedicated exhaustive fallback, at the cost of forgoing restarts entirely for that one worker. This also explains why shared conflict weights helped broadly but did not resolve every grid only one architecture could solve: the mechanism improves the portfolio’s branch ordering, not what the portfolio’s fundamental coverage of the search space is.</w:t>
+      </w:r>
+    </w:p>
+    <w:bookmarkEnd w:id="27"/>
+    <w:bookmarkStart w:id="28" w:name="limitations-and-conclusion"/>
+    <w:p>
+      <w:pPr>
+        <w:pStyle w:val="Heading1"/>
+      </w:pPr>
+      <w:r>
+        <w:t xml:space="preserve">Limitations and Conclusion</w:t>
+      </w:r>
+    </w:p>
+    <w:p>
+      <w:pPr>
+        <w:pStyle w:val="FirstParagraph"/>
+      </w:pPr>
+      <w:r>
+        <w:t xml:space="preserve">All timing results are from one 14-core machine and one dictionary derived from a specific freely available word list; neither the thread-scaling numbers nor the Section V unsatisfiability result should be read as hardware- or dictionary-independent claims. Both principal solvers are actively developed software; exact commit hashes are recorded in the testbench README for reproducibility.</w:t>
+      </w:r>
+    </w:p>
+    <w:p>
+      <w:pPr>
+        <w:pStyle w:val="BodyText"/>
+      </w:pPr>
+      <w:r>
+        <w:t xml:space="preserve">We described a concurrent conflict-weight-sharing mechanism for restart-portfolio CSP search occupying a specific gap in prior work – soft rather than hard information, shared continuously rather than gathered once, never used to partition – and distinguished it from the three closest points in the literature. Implemented in xfill and evaluated on a reproducible, five-solver testbench against both sophisticated competitors and unmodified naive baselines, it contributes to a broader pattern: restart portfolios and partitioned search are suited respectively to finding solutions quickly and to proving none exist, and naive backtracking without either is not competitive at real crossword scale regardless. We also reported a negative result – five heuristics rendered indistinguishable by a precondition that kept them from ever executing – as a reusable caution for comparing branching heuristics by benchmark score alone.</w:t>
+      </w:r>
+    </w:p>
+    <w:bookmarkEnd w:id="28"/>
+    <w:bookmarkStart w:id="29" w:name="acknowledgments"/>
+    <w:p>
+      <w:pPr>
+        <w:pStyle w:val="Heading1"/>
+      </w:pPr>
+      <w:r>
+        <w:t xml:space="preserve">Acknowledgments</w:t>
+      </w:r>
+    </w:p>
+    <w:p>
+      <w:pPr>
+        <w:pStyle w:val="FirstParagraph"/>
+      </w:pPr>
+      <w:r>
+        <w:t xml:space="preserve">[Add any advisor, funding, or collaborator acknowledgments here.]</w:t>
+      </w:r>
+    </w:p>
+    <w:p>
+      <w:pPr>
+        <w:pStyle w:val="BodyText"/>
+      </w:pPr>
+      <w:r>
+        <w:t xml:space="preserve">11</w:t>
+      </w:r>
+    </w:p>
+    <w:p>
+      <w:pPr>
+        <w:pStyle w:val="BodyText"/>
+      </w:pPr>
+      <w:r>
+        <w:t xml:space="preserve">M. L. Ginsberg,</w:t>
+      </w:r>
+      <w:r>
+        <w:t xml:space="preserve"> </w:t>
+      </w:r>
+      <w:r>
+        <w:t xml:space="preserve">“Dr.Fill: Crosswords and an Implemented Solver for Singly Weighted CSPs,”</w:t>
+      </w:r>
+      <w:r>
+        <w:t xml:space="preserve"> </w:t>
       </w:r>
       <w:r>
         <w:rPr>
           <w:i/>
           <w:iCs/>
         </w:rPr>
+        <w:t xml:space="preserve">Journal of Artificial Intelligence Research</w:t>
+      </w:r>
+      <w:r>
+        <w:t xml:space="preserve">, vol. 42, pp. 851–886, 2011.</w:t>
+      </w:r>
+    </w:p>
+    <w:p>
+      <w:pPr>
+        <w:pStyle w:val="BodyText"/>
+      </w:pPr>
+      <w:r>
+        <w:t xml:space="preserve">C. P. Gomes, B. Selman, and H. Kautz,</w:t>
+      </w:r>
+      <w:r>
+        <w:t xml:space="preserve"> </w:t>
+      </w:r>
+      <w:r>
+        <w:t xml:space="preserve">“Boosting Combinatorial Search Through Randomization,”</w:t>
+      </w:r>
+      <w:r>
+        <w:t xml:space="preserve"> </w:t>
+      </w:r>
+      <w:r>
+        <w:t xml:space="preserve">in</w:t>
+      </w:r>
+      <w:r>
         <w:t xml:space="preserve"> </w:t>
       </w:r>
       <w:r>
@@ -907,280 +1590,24 @@
           <w:i/>
           <w:iCs/>
         </w:rPr>
-        <w:t xml:space="preserve">is xfill’s default thread count (14, matching this machine’s physical cores).</w:t>
-      </w:r>
-    </w:p>
-    <w:tbl>
-      <w:tblPr>
-        <w:tblStyle w:val="Table"/>
-        <w:tblW w:type="auto" w:w="0"/>
-        <w:tblLook w:firstRow="1" w:lastRow="0" w:firstColumn="0" w:lastColumn="0" w:noHBand="0" w:noVBand="0" w:val="0020"/>
-      </w:tblPr>
-      <w:tblGrid>
-        <w:gridCol w:w="2640"/>
-        <w:gridCol w:w="2640"/>
-        <w:gridCol w:w="2640"/>
-      </w:tblGrid>
-      <w:tr>
-        <w:trPr>
-          <w:tblHeader w:val="on"/>
-        </w:trPr>
-        <w:tc>
-          <w:tcPr/>
-          <w:p>
-            <w:pPr>
-              <w:pStyle w:val="Compact"/>
-            </w:pPr>
-            <w:r>
-              <w:t xml:space="preserve">Grid</w:t>
-            </w:r>
-          </w:p>
-        </w:tc>
-        <w:tc>
-          <w:tcPr/>
-          <w:p>
-            <w:pPr>
-              <w:pStyle w:val="Compact"/>
-            </w:pPr>
-            <w:r>
-              <w:t xml:space="preserve">xfill (auto)</w:t>
-            </w:r>
-          </w:p>
-        </w:tc>
-        <w:tc>
-          <w:tcPr/>
-          <w:p>
-            <w:pPr>
-              <w:pStyle w:val="Compact"/>
-            </w:pPr>
-            <w:r>
-              <w:t xml:space="preserve">orca (14t)</w:t>
-            </w:r>
-          </w:p>
-        </w:tc>
-      </w:tr>
-      <w:tr>
-        <w:tc>
-          <w:tcPr/>
-          <w:p>
-            <w:pPr>
-              <w:pStyle w:val="Compact"/>
-            </w:pPr>
-            <w:r>
-              <w:t xml:space="preserve">grid_045</w:t>
-            </w:r>
-          </w:p>
-        </w:tc>
-        <w:tc>
-          <w:tcPr/>
-          <w:p>
-            <w:pPr>
-              <w:pStyle w:val="Compact"/>
-            </w:pPr>
-            <w:r>
-              <w:t xml:space="preserve">1.0s</w:t>
-            </w:r>
-          </w:p>
-        </w:tc>
-        <w:tc>
-          <w:tcPr/>
-          <w:p>
-            <w:pPr>
-              <w:pStyle w:val="Compact"/>
-            </w:pPr>
-            <w:r>
-              <w:t xml:space="preserve">16.7s</w:t>
-            </w:r>
-          </w:p>
-        </w:tc>
-      </w:tr>
-      <w:tr>
-        <w:tc>
-          <w:tcPr/>
-          <w:p>
-            <w:pPr>
-              <w:pStyle w:val="Compact"/>
-            </w:pPr>
-            <w:r>
-              <w:t xml:space="preserve">grid_115</w:t>
-            </w:r>
-          </w:p>
-        </w:tc>
-        <w:tc>
-          <w:tcPr/>
-          <w:p>
-            <w:pPr>
-              <w:pStyle w:val="Compact"/>
-            </w:pPr>
-            <w:r>
-              <w:t xml:space="preserve">73.6s</w:t>
-            </w:r>
-          </w:p>
-        </w:tc>
-        <w:tc>
-          <w:tcPr/>
-          <w:p>
-            <w:pPr>
-              <w:pStyle w:val="Compact"/>
-            </w:pPr>
-            <w:r>
-              <w:t xml:space="preserve">timeout</w:t>
-            </w:r>
-          </w:p>
-        </w:tc>
-      </w:tr>
-      <w:tr>
-        <w:tc>
-          <w:tcPr/>
-          <w:p>
-            <w:pPr>
-              <w:pStyle w:val="Compact"/>
-            </w:pPr>
-            <w:r>
-              <w:t xml:space="preserve">grid_120</w:t>
-            </w:r>
-          </w:p>
-        </w:tc>
-        <w:tc>
-          <w:tcPr/>
-          <w:p>
-            <w:pPr>
-              <w:pStyle w:val="Compact"/>
-            </w:pPr>
-            <w:r>
-              <w:t xml:space="preserve">4.1s</w:t>
-            </w:r>
-          </w:p>
-        </w:tc>
-        <w:tc>
-          <w:tcPr/>
-          <w:p>
-            <w:pPr>
-              <w:pStyle w:val="Compact"/>
-            </w:pPr>
-            <w:r>
-              <w:t xml:space="preserve">6.8s</w:t>
-            </w:r>
-          </w:p>
-        </w:tc>
-      </w:tr>
-      <w:tr>
-        <w:tc>
-          <w:tcPr/>
-          <w:p>
-            <w:pPr>
-              <w:pStyle w:val="Compact"/>
-            </w:pPr>
-            <w:r>
-              <w:t xml:space="preserve">grid_303</w:t>
-            </w:r>
-          </w:p>
-        </w:tc>
-        <w:tc>
-          <w:tcPr/>
-          <w:p>
-            <w:pPr>
-              <w:pStyle w:val="Compact"/>
-            </w:pPr>
-            <w:r>
-              <w:t xml:space="preserve">67.9s</w:t>
-            </w:r>
-          </w:p>
-        </w:tc>
-        <w:tc>
-          <w:tcPr/>
-          <w:p>
-            <w:pPr>
-              <w:pStyle w:val="Compact"/>
-            </w:pPr>
-            <w:r>
-              <w:t xml:space="preserve">3.4s</w:t>
-            </w:r>
-          </w:p>
-        </w:tc>
-      </w:tr>
-      <w:tr>
-        <w:tc>
-          <w:tcPr/>
-          <w:p>
-            <w:pPr>
-              <w:pStyle w:val="Compact"/>
-            </w:pPr>
-            <w:r>
-              <w:t xml:space="preserve">7×7 (above)</w:t>
-            </w:r>
-          </w:p>
-        </w:tc>
-        <w:tc>
-          <w:tcPr/>
-          <w:p>
-            <w:pPr>
-              <w:pStyle w:val="Compact"/>
-            </w:pPr>
-            <w:r>
-              <w:t xml:space="preserve">210.1s</w:t>
-            </w:r>
-          </w:p>
-        </w:tc>
-        <w:tc>
-          <w:tcPr/>
-          <w:p>
-            <w:pPr>
-              <w:pStyle w:val="Compact"/>
-            </w:pPr>
-            <w:r>
-              <w:t xml:space="preserve">8.9s</w:t>
-            </w:r>
-          </w:p>
-        </w:tc>
-      </w:tr>
-    </w:tbl>
-    <w:bookmarkEnd w:id="14"/>
-    <w:bookmarkStart w:id="15" w:name="c.-fifty-randomly-sampled-real-grids"/>
-    <w:p>
-      <w:pPr>
-        <w:pStyle w:val="Heading2"/>
-      </w:pPr>
-      <w:r>
-        <w:t xml:space="preserve">C. Fifty Randomly Sampled Real Grids</w:t>
-      </w:r>
-    </w:p>
-    <w:p>
-      <w:pPr>
-        <w:pStyle w:val="FirstParagraph"/>
-      </w:pPr>
-      <w:r>
-        <w:t xml:space="preserve">To measure typical-case behavior rather than only adversarial or hand-picked cases, we sampled 50 grids uniformly at random from a corpus of real, previously published crossword grids and ran both solvers to a 5-minute cap. Raw win counts were close — xfill faster on 23, orca-solver faster on 21, neither finishing on 6 — but raw counts are misleading when many</w:t>
-      </w:r>
-      <w:r>
-        <w:t xml:space="preserve"> </w:t>
-      </w:r>
-      <w:r>
-        <w:t xml:space="preserve">“wins”</w:t>
-      </w:r>
-      <w:r>
-        <w:t xml:space="preserve"> </w:t>
-      </w:r>
-      <w:r>
-        <w:t xml:space="preserve">are separated by milliseconds. Filtering to margins exceeding 0.5 seconds, xfill’s advantage becomes clear: 17 substantial wins to orca-solver’s 1.</w:t>
-      </w:r>
-    </w:p>
-    <w:bookmarkEnd w:id="15"/>
-    <w:bookmarkStart w:id="16" w:name="X6b187bf4ece7d4a69a67e846a79b77a786f2755"/>
-    <w:p>
-      <w:pPr>
-        <w:pStyle w:val="Heading2"/>
-      </w:pPr>
-      <w:r>
-        <w:t xml:space="preserve">D. Case Study: An Exhaustively Hard Constructed Grid</w:t>
-      </w:r>
-    </w:p>
-    <w:p>
-      <w:pPr>
-        <w:pStyle w:val="FirstParagraph"/>
-      </w:pPr>
-      <w:r>
-        <w:t xml:space="preserve">The comparisons above use real or previously known grids. To test both solvers’ ability to</w:t>
+        <w:t xml:space="preserve">Proc. AAAI</w:t>
+      </w:r>
+      <w:r>
+        <w:t xml:space="preserve">, 1998, pp. 431–437.</w:t>
+      </w:r>
+    </w:p>
+    <w:p>
+      <w:pPr>
+        <w:pStyle w:val="BodyText"/>
+      </w:pPr>
+      <w:r>
+        <w:t xml:space="preserve">C. P. Gomes, B. Selman, N. Crato, and H. Kautz,</w:t>
+      </w:r>
+      <w:r>
+        <w:t xml:space="preserve"> </w:t>
+      </w:r>
+      <w:r>
+        <w:t xml:space="preserve">“Heavy-tailed phenomena in satisfiability and constraint satisfaction problems,”</w:t>
       </w:r>
       <w:r>
         <w:t xml:space="preserve"> </w:t>
@@ -1190,44 +1617,30 @@
           <w:i/>
           <w:iCs/>
         </w:rPr>
-        <w:t xml:space="preserve">prove</w:t>
-      </w:r>
-      <w:r>
-        <w:t xml:space="preserve"> </w:t>
-      </w:r>
-      <w:r>
-        <w:t xml:space="preserve">a negative result rather than only find positive ones, we constructed a grid deliberately, by hand, to be maximally constrained: a stack of five mutually crossing 15-letter entries, with the surrounding grid structured so that most crossing entries are short (3–9 letters) and the design was independently verified, cell by cell, against both solvers’ own grid parsers before use. Both solvers, run to completion with no time limit, independently concluded the grid has no solution under our dictionary: xfill’s restart portfolio exhausted 2.16 billion search nodes across 791 restarts in 76 minutes without finding one; orca-solver’s partitioned search reported</w:t>
-      </w:r>
-      <w:r>
-        <w:t xml:space="preserve"> </w:t>
-      </w:r>
-      <w:r>
-        <w:t xml:space="preserve">“search exhausted”</w:t>
-      </w:r>
-      <w:r>
-        <w:t xml:space="preserve"> </w:t>
-      </w:r>
-      <w:r>
-        <w:t xml:space="preserve">after enumerating and eliminating 224 partitions in 25 minutes. That the faster, structurally exhaustive partitioned search reached its conclusion roughly three times faster than the restart portfolio’s inherently redundant coverage of the same space is consistent with the discussion in Section VI.</w:t>
-      </w:r>
-    </w:p>
-    <w:bookmarkEnd w:id="16"/>
-    <w:bookmarkEnd w:id="17"/>
-    <w:bookmarkStart w:id="18" w:name="vi.-discussion"/>
-    <w:p>
-      <w:pPr>
-        <w:pStyle w:val="Heading1"/>
-      </w:pPr>
-      <w:r>
-        <w:t xml:space="preserve">VI. Discussion</w:t>
-      </w:r>
-    </w:p>
-    <w:p>
-      <w:pPr>
-        <w:pStyle w:val="FirstParagraph"/>
-      </w:pPr>
-      <w:r>
-        <w:t xml:space="preserve">The results above are consistent with a simple explanation grounded in the restart-vs-partition distinction itself, not specific to either implementation. Restart-based portfolios benefit from heavy-tailed runtime distributions: more independent draws increase the chance of an early lucky one, which is exactly why oversubscribing thread count past physical core count still helped in Table I, and why xfill’s margin over orca-solver on real grids (Section V-C) is a</w:t>
+        <w:t xml:space="preserve">Journal of Automated Reasoning</w:t>
+      </w:r>
+      <w:r>
+        <w:t xml:space="preserve">, vol. 24, pp. 67–100, 2000.</w:t>
+      </w:r>
+    </w:p>
+    <w:p>
+      <w:pPr>
+        <w:pStyle w:val="BodyText"/>
+      </w:pPr>
+      <w:r>
+        <w:t xml:space="preserve">F. Boussemart, F. Hemery, C. Lecoutre, and L. Sais,</w:t>
+      </w:r>
+      <w:r>
+        <w:t xml:space="preserve"> </w:t>
+      </w:r>
+      <w:r>
+        <w:t xml:space="preserve">“Boosting systematic search by weighting constraints,”</w:t>
+      </w:r>
+      <w:r>
+        <w:t xml:space="preserve"> </w:t>
+      </w:r>
+      <w:r>
+        <w:t xml:space="preserve">in</w:t>
       </w:r>
       <w:r>
         <w:t xml:space="preserve"> </w:t>
@@ -1237,10 +1650,30 @@
           <w:i/>
           <w:iCs/>
         </w:rPr>
-        <w:t xml:space="preserve">finding</w:t>
-      </w:r>
-      <w:r>
-        <w:t xml:space="preserve">-oriented result. Partition-based search instead gives genuine, non-overlapping coverage of the search space, which is what a</w:t>
+        <w:t xml:space="preserve">Proc. ECAI</w:t>
+      </w:r>
+      <w:r>
+        <w:t xml:space="preserve">, 2004, pp. 146–150.</w:t>
+      </w:r>
+    </w:p>
+    <w:p>
+      <w:pPr>
+        <w:pStyle w:val="BodyText"/>
+      </w:pPr>
+      <w:r>
+        <w:t xml:space="preserve">D. Grimes and R. J. Wallace,</w:t>
+      </w:r>
+      <w:r>
+        <w:t xml:space="preserve"> </w:t>
+      </w:r>
+      <w:r>
+        <w:t xml:space="preserve">“Sampling Strategies and Variable Selection in Weighted Degree Heuristics,”</w:t>
+      </w:r>
+      <w:r>
+        <w:t xml:space="preserve"> </w:t>
+      </w:r>
+      <w:r>
+        <w:t xml:space="preserve">in</w:t>
       </w:r>
       <w:r>
         <w:t xml:space="preserve"> </w:t>
@@ -1250,106 +1683,24 @@
           <w:i/>
           <w:iCs/>
         </w:rPr>
-        <w:t xml:space="preserve">proof</w:t>
-      </w:r>
-      <w:r>
-        <w:t xml:space="preserve"> </w:t>
-      </w:r>
-      <w:r>
-        <w:t xml:space="preserve">of unsatisfiability requires; restart-based search can approximate this only through its</w:t>
-      </w:r>
-      <w:r>
-        <w:t xml:space="preserve"> </w:t>
-      </w:r>
-      <w:r>
-        <w:rPr>
-          <w:rStyle w:val="VerbatimChar"/>
-        </w:rPr>
-        <w:t xml:space="preserve">unlimited_budget</w:t>
-      </w:r>
-      <w:r>
-        <w:t xml:space="preserve"> </w:t>
-      </w:r>
-      <w:r>
-        <w:t xml:space="preserve">fallback, at the cost of forgoing restarts’ benefit entirely for that one worker. This also explains why shared conflict weights (Section III) helped broadly across our grid corpus but did not resolve the two grids in Table II that only one architecture could solve: the mechanism improves the restart portfolio’s branch ordering, but does not change what the restart portfolio’s coverage of the search space fundamentally is.</w:t>
-      </w:r>
-    </w:p>
-    <w:bookmarkEnd w:id="18"/>
-    <w:bookmarkStart w:id="19" w:name="vii.-limitations"/>
-    <w:p>
-      <w:pPr>
-        <w:pStyle w:val="Heading1"/>
-      </w:pPr>
-      <w:r>
-        <w:t xml:space="preserve">VII. Limitations</w:t>
-      </w:r>
-    </w:p>
-    <w:p>
-      <w:pPr>
-        <w:pStyle w:val="FirstParagraph"/>
-      </w:pPr>
-      <w:r>
-        <w:t xml:space="preserve">All timing results are from a single machine (14 physical cores) and are not intended to establish absolute performance; thread-scaling numbers in particular should not be assumed to transfer to different hardware. The dictionary used is a specific blend of licensed and freely available word lists; the unsatisfiability result in Section V-D is a claim about that specific dictionary, not an intrinsic property of the grid. Both solvers are actively developed software, not fixed artifacts; exact version/commit identifiers are recorded alongside this paper’s supplementary material for reproducibility.</w:t>
-      </w:r>
-    </w:p>
-    <w:bookmarkEnd w:id="19"/>
-    <w:bookmarkStart w:id="20" w:name="viii.-conclusion"/>
-    <w:p>
-      <w:pPr>
-        <w:pStyle w:val="Heading1"/>
-      </w:pPr>
-      <w:r>
-        <w:t xml:space="preserve">VIII. Conclusion</w:t>
-      </w:r>
-    </w:p>
-    <w:p>
-      <w:pPr>
-        <w:pStyle w:val="FirstParagraph"/>
-      </w:pPr>
-      <w:r>
-        <w:t xml:space="preserve">We described a concurrent conflict-weight-sharing mechanism for restart-portfolio CSP search that occupies a specific gap in prior work — soft rather than hard information, shared continuously between workers rather than gathered once, and never used to partition the search space — and showed it is distinct from the closest three points in the literature (Ehlers and Stuckey’s nogood sharing, Grimes and Wallace’s sequential probing, and Yun and Epstein’s gather-then-partition SPREAD/ELF). Implemented in xfill and evaluated against an independently developed partition-based solver, the mechanism contributes to a broader empirical pattern: restart portfolios and partitioned search are not uniformly ordered, but suited respectively to finding solutions quickly and to proving none exist. We also reported a negative result — five heuristics rendered indistinguishable by a precondition that kept them from ever executing — as a reusable methodological caution for anyone comparing branching heuristics by benchmark score alone.</w:t>
-      </w:r>
-    </w:p>
-    <w:bookmarkEnd w:id="20"/>
-    <w:bookmarkStart w:id="21" w:name="acknowledgments"/>
-    <w:p>
-      <w:pPr>
-        <w:pStyle w:val="Heading1"/>
-      </w:pPr>
-      <w:r>
-        <w:t xml:space="preserve">Acknowledgments</w:t>
-      </w:r>
-    </w:p>
-    <w:p>
-      <w:pPr>
-        <w:pStyle w:val="FirstParagraph"/>
-      </w:pPr>
-      <w:r>
-        <w:t xml:space="preserve">[Add any advisor, funding, or collaborator acknowledgments here.]</w:t>
-      </w:r>
-    </w:p>
-    <w:bookmarkEnd w:id="21"/>
-    <w:bookmarkStart w:id="22" w:name="references"/>
-    <w:p>
-      <w:pPr>
-        <w:pStyle w:val="Heading1"/>
-      </w:pPr>
-      <w:r>
-        <w:t xml:space="preserve">References</w:t>
-      </w:r>
-    </w:p>
-    <w:p>
-      <w:pPr>
-        <w:pStyle w:val="FirstParagraph"/>
-      </w:pPr>
-      <w:r>
-        <w:t xml:space="preserve">[1] M. L. Ginsberg,</w:t>
-      </w:r>
-      <w:r>
-        <w:t xml:space="preserve"> </w:t>
-      </w:r>
-      <w:r>
-        <w:t xml:space="preserve">“Dr.Fill: Crosswords and an Implemented Solver for Singly Weighted CSPs,”</w:t>
+        <w:t xml:space="preserve">Proc. CP</w:t>
+      </w:r>
+      <w:r>
+        <w:t xml:space="preserve">, LNCS vol. 4741, 2007, pp. 831–838.</w:t>
+      </w:r>
+    </w:p>
+    <w:p>
+      <w:pPr>
+        <w:pStyle w:val="BodyText"/>
+      </w:pPr>
+      <w:r>
+        <w:t xml:space="preserve">Y. Hamadi, S. Jabbour, and L. Sais,</w:t>
+      </w:r>
+      <w:r>
+        <w:t xml:space="preserve"> </w:t>
+      </w:r>
+      <w:r>
+        <w:t xml:space="preserve">“ManySAT: a Parallel SAT Solver,”</w:t>
       </w:r>
       <w:r>
         <w:t xml:space="preserve"> </w:t>
@@ -1359,10 +1710,10 @@
           <w:i/>
           <w:iCs/>
         </w:rPr>
-        <w:t xml:space="preserve">Journal of Artificial Intelligence Research</w:t>
-      </w:r>
-      <w:r>
-        <w:t xml:space="preserve">, vol. 42, pp. 851–886, 2011.</w:t>
+        <w:t xml:space="preserve">J. Satisfiability, Boolean Modeling and Computation</w:t>
+      </w:r>
+      <w:r>
+        <w:t xml:space="preserve">, vol. 6, pp. 245–262, 2009.</w:t>
       </w:r>
     </w:p>
     <w:p>
@@ -1370,13 +1721,13 @@
         <w:pStyle w:val="BodyText"/>
       </w:pPr>
       <w:r>
-        <w:t xml:space="preserve">[2] C. P. Gomes, B. Selman, and H. Kautz,</w:t>
-      </w:r>
-      <w:r>
-        <w:t xml:space="preserve"> </w:t>
-      </w:r>
-      <w:r>
-        <w:t xml:space="preserve">“Boosting Combinatorial Search Through Randomization,”</w:t>
+        <w:t xml:space="preserve">T. Ehlers and P. J. Stuckey,</w:t>
+      </w:r>
+      <w:r>
+        <w:t xml:space="preserve"> </w:t>
+      </w:r>
+      <w:r>
+        <w:t xml:space="preserve">“Parallelizing Constraint Programming with Learning,”</w:t>
       </w:r>
       <w:r>
         <w:t xml:space="preserve"> </w:t>
@@ -1392,10 +1743,10 @@
           <w:i/>
           <w:iCs/>
         </w:rPr>
-        <w:t xml:space="preserve">Proc. 15th National Conference on Artificial Intelligence (AAAI)</w:t>
-      </w:r>
-      <w:r>
-        <w:t xml:space="preserve">, 1998, pp. 431–437.</w:t>
+        <w:t xml:space="preserve">Proc. CPAIOR</w:t>
+      </w:r>
+      <w:r>
+        <w:t xml:space="preserve">, LNCS vol. 9676, Banff, Canada, 2016.</w:t>
       </w:r>
     </w:p>
     <w:p>
@@ -1403,13 +1754,19 @@
         <w:pStyle w:val="BodyText"/>
       </w:pPr>
       <w:r>
-        <w:t xml:space="preserve">[3] C. P. Gomes, B. Selman, N. Crato, and H. Kautz,</w:t>
-      </w:r>
-      <w:r>
-        <w:t xml:space="preserve"> </w:t>
-      </w:r>
-      <w:r>
-        <w:t xml:space="preserve">“Heavy-tailed phenomena in satisfiability and constraint satisfaction problems,”</w:t>
+        <w:t xml:space="preserve">X. Yun and S. L. Epstein,</w:t>
+      </w:r>
+      <w:r>
+        <w:t xml:space="preserve"> </w:t>
+      </w:r>
+      <w:r>
+        <w:t xml:space="preserve">“Adaptive Parallelization for Constraint Satisfaction Search,”</w:t>
+      </w:r>
+      <w:r>
+        <w:t xml:space="preserve"> </w:t>
+      </w:r>
+      <w:r>
+        <w:t xml:space="preserve">in</w:t>
       </w:r>
       <w:r>
         <w:t xml:space="preserve"> </w:t>
@@ -1419,10 +1776,10 @@
           <w:i/>
           <w:iCs/>
         </w:rPr>
-        <w:t xml:space="preserve">Journal of Automated Reasoning</w:t>
-      </w:r>
-      <w:r>
-        <w:t xml:space="preserve">, vol. 24, pp. 67–100, 2000.</w:t>
+        <w:t xml:space="preserve">Proc. SoCS</w:t>
+      </w:r>
+      <w:r>
+        <w:t xml:space="preserve">, 2012, pp. 145–152.</w:t>
       </w:r>
     </w:p>
     <w:p>
@@ -1430,13 +1787,13 @@
         <w:pStyle w:val="BodyText"/>
       </w:pPr>
       <w:r>
-        <w:t xml:space="preserve">[4] F. Boussemart, F. Hemery, C. Lecoutre, and L. Sais,</w:t>
-      </w:r>
-      <w:r>
-        <w:t xml:space="preserve"> </w:t>
-      </w:r>
-      <w:r>
-        <w:t xml:space="preserve">“Boosting systematic search by weighting constraints,”</w:t>
+        <w:t xml:space="preserve">X. Yun and S. L. Epstein,</w:t>
+      </w:r>
+      <w:r>
+        <w:t xml:space="preserve"> </w:t>
+      </w:r>
+      <w:r>
+        <w:t xml:space="preserve">“A Hybrid Paradigm for Adaptive Parallel Search,”</w:t>
       </w:r>
       <w:r>
         <w:t xml:space="preserve"> </w:t>
@@ -1452,10 +1809,10 @@
           <w:i/>
           <w:iCs/>
         </w:rPr>
-        <w:t xml:space="preserve">Proc. 16th European Conference on Artificial Intelligence (ECAI)</w:t>
-      </w:r>
-      <w:r>
-        <w:t xml:space="preserve">, 2004, pp. 146–150.</w:t>
+        <w:t xml:space="preserve">Proc. CP</w:t>
+      </w:r>
+      <w:r>
+        <w:t xml:space="preserve">, LNCS vol. 7514, 2012, pp. 720–736.</w:t>
       </w:r>
     </w:p>
     <w:p>
@@ -1463,19 +1820,13 @@
         <w:pStyle w:val="BodyText"/>
       </w:pPr>
       <w:r>
-        <w:t xml:space="preserve">[5] D. Grimes and R. J. Wallace,</w:t>
-      </w:r>
-      <w:r>
-        <w:t xml:space="preserve"> </w:t>
-      </w:r>
-      <w:r>
-        <w:t xml:space="preserve">“Sampling Strategies and Variable Selection in Weighted Degree Heuristics,”</w:t>
-      </w:r>
-      <w:r>
-        <w:t xml:space="preserve"> </w:t>
-      </w:r>
-      <w:r>
-        <w:t xml:space="preserve">in</w:t>
+        <w:t xml:space="preserve">J.-C. Régin, M. Rezgui, and A. Malapert,</w:t>
+      </w:r>
+      <w:r>
+        <w:t xml:space="preserve"> </w:t>
+      </w:r>
+      <w:r>
+        <w:t xml:space="preserve">“Embarrassingly Parallel Search in Constraint Programming,”</w:t>
       </w:r>
       <w:r>
         <w:t xml:space="preserve"> </w:t>
@@ -1485,10 +1836,10 @@
           <w:i/>
           <w:iCs/>
         </w:rPr>
-        <w:t xml:space="preserve">Proc. 13th International Conference on Principles and Practice of Constraint Programming (CP)</w:t>
-      </w:r>
-      <w:r>
-        <w:t xml:space="preserve">, Lecture Notes in Computer Science, vol. 4741, 2007, pp. 831–838.</w:t>
+        <w:t xml:space="preserve">Journal of Artificial Intelligence Research</w:t>
+      </w:r>
+      <w:r>
+        <w:t xml:space="preserve">, vol. 57, pp. 421–464, 2016.</w:t>
       </w:r>
     </w:p>
     <w:p>
@@ -1496,13 +1847,13 @@
         <w:pStyle w:val="BodyText"/>
       </w:pPr>
       <w:r>
-        <w:t xml:space="preserve">[6] Y. Hamadi, S. Jabbour, and L. Sais,</w:t>
-      </w:r>
-      <w:r>
-        <w:t xml:space="preserve"> </w:t>
-      </w:r>
-      <w:r>
-        <w:t xml:space="preserve">“ManySAT: a Parallel SAT Solver,”</w:t>
+        <w:t xml:space="preserve">I. P. Gent, I. J. Miguel, P. W. Nightingale, C. McCreesh, P. Prosser, N. Moore, and C. Unsworth,</w:t>
+      </w:r>
+      <w:r>
+        <w:t xml:space="preserve"> </w:t>
+      </w:r>
+      <w:r>
+        <w:t xml:space="preserve">“A Review of Literature on Parallel Constraint Solving,”</w:t>
       </w:r>
       <w:r>
         <w:t xml:space="preserve"> </w:t>
@@ -1512,166 +1863,13 @@
           <w:i/>
           <w:iCs/>
         </w:rPr>
-        <w:t xml:space="preserve">Journal on Satisfiability, Boolean Modeling and Computation</w:t>
-      </w:r>
-      <w:r>
-        <w:t xml:space="preserve">, vol. 6, pp. 245–262, 2009.</w:t>
-      </w:r>
-    </w:p>
-    <w:p>
-      <w:pPr>
-        <w:pStyle w:val="BodyText"/>
-      </w:pPr>
-      <w:r>
-        <w:t xml:space="preserve">[7] T. Ehlers and P. J. Stuckey,</w:t>
-      </w:r>
-      <w:r>
-        <w:t xml:space="preserve"> </w:t>
-      </w:r>
-      <w:r>
-        <w:t xml:space="preserve">“Parallelizing Constraint Programming with Learning,”</w:t>
-      </w:r>
-      <w:r>
-        <w:t xml:space="preserve"> </w:t>
-      </w:r>
-      <w:r>
-        <w:t xml:space="preserve">in</w:t>
-      </w:r>
-      <w:r>
-        <w:t xml:space="preserve"> </w:t>
-      </w:r>
-      <w:r>
-        <w:rPr>
-          <w:i/>
-          <w:iCs/>
-        </w:rPr>
-        <w:t xml:space="preserve">Proc. 13th International Conference on Integration of AI and OR Techniques in Constraint Programming (CPAIOR)</w:t>
-      </w:r>
-      <w:r>
-        <w:t xml:space="preserve">, Lecture Notes in Computer Science, vol. 9676, Banff, Canada, 2016.</w:t>
-      </w:r>
-    </w:p>
-    <w:p>
-      <w:pPr>
-        <w:pStyle w:val="BodyText"/>
-      </w:pPr>
-      <w:r>
-        <w:t xml:space="preserve">[8] X. Yun and S. L. Epstein,</w:t>
-      </w:r>
-      <w:r>
-        <w:t xml:space="preserve"> </w:t>
-      </w:r>
-      <w:r>
-        <w:t xml:space="preserve">“Adaptive Parallelization for Constraint Satisfaction Search,”</w:t>
-      </w:r>
-      <w:r>
-        <w:t xml:space="preserve"> </w:t>
-      </w:r>
-      <w:r>
-        <w:t xml:space="preserve">in</w:t>
-      </w:r>
-      <w:r>
-        <w:t xml:space="preserve"> </w:t>
-      </w:r>
-      <w:r>
-        <w:rPr>
-          <w:i/>
-          <w:iCs/>
-        </w:rPr>
-        <w:t xml:space="preserve">Proc. 5th Annual Symposium on Combinatorial Search (SoCS)</w:t>
-      </w:r>
-      <w:r>
-        <w:t xml:space="preserve">, 2012, pp. 145–152.</w:t>
-      </w:r>
-    </w:p>
-    <w:p>
-      <w:pPr>
-        <w:pStyle w:val="BodyText"/>
-      </w:pPr>
-      <w:r>
-        <w:t xml:space="preserve">[9] X. Yun and S. L. Epstein,</w:t>
-      </w:r>
-      <w:r>
-        <w:t xml:space="preserve"> </w:t>
-      </w:r>
-      <w:r>
-        <w:t xml:space="preserve">“A Hybrid Paradigm for Adaptive Parallel Search,”</w:t>
-      </w:r>
-      <w:r>
-        <w:t xml:space="preserve"> </w:t>
-      </w:r>
-      <w:r>
-        <w:t xml:space="preserve">in</w:t>
-      </w:r>
-      <w:r>
-        <w:t xml:space="preserve"> </w:t>
-      </w:r>
-      <w:r>
-        <w:rPr>
-          <w:i/>
-          <w:iCs/>
-        </w:rPr>
-        <w:t xml:space="preserve">Proc. 18th International Conference on Principles and Practice of Constraint Programming (CP)</w:t>
-      </w:r>
-      <w:r>
-        <w:t xml:space="preserve">, Lecture Notes in Computer Science, vol. 7514, 2012, pp. 720–736.</w:t>
-      </w:r>
-    </w:p>
-    <w:p>
-      <w:pPr>
-        <w:pStyle w:val="BodyText"/>
-      </w:pPr>
-      <w:r>
-        <w:t xml:space="preserve">[10] J.-C. Régin, M. Rezgui, and A. Malapert,</w:t>
-      </w:r>
-      <w:r>
-        <w:t xml:space="preserve"> </w:t>
-      </w:r>
-      <w:r>
-        <w:t xml:space="preserve">“Embarrassingly Parallel Search in Constraint Programming,”</w:t>
-      </w:r>
-      <w:r>
-        <w:t xml:space="preserve"> </w:t>
-      </w:r>
-      <w:r>
-        <w:rPr>
-          <w:i/>
-          <w:iCs/>
-        </w:rPr>
-        <w:t xml:space="preserve">Journal of Artificial Intelligence Research</w:t>
-      </w:r>
-      <w:r>
-        <w:t xml:space="preserve">, vol. 57, pp. 421–464, 2016.</w:t>
-      </w:r>
-    </w:p>
-    <w:p>
-      <w:pPr>
-        <w:pStyle w:val="BodyText"/>
-      </w:pPr>
-      <w:r>
-        <w:t xml:space="preserve">[11] I. P. Gent, I. J. Miguel, P. W. Nightingale, C. McCreesh, P. Prosser, N. Moore, and C. Unsworth,</w:t>
-      </w:r>
-      <w:r>
-        <w:t xml:space="preserve"> </w:t>
-      </w:r>
-      <w:r>
-        <w:t xml:space="preserve">“A Review of Literature on Parallel Constraint Solving,”</w:t>
-      </w:r>
-      <w:r>
-        <w:t xml:space="preserve"> </w:t>
-      </w:r>
-      <w:r>
-        <w:rPr>
-          <w:i/>
-          <w:iCs/>
-        </w:rPr>
         <w:t xml:space="preserve">Theory and Practice of Logic Programming</w:t>
       </w:r>
       <w:r>
-        <w:t xml:space="preserve">, vol. 18, no. 5–6, pp. 725–758, 2018.</w:t>
-      </w:r>
-    </w:p>
-    <w:bookmarkEnd w:id="22"/>
+        <w:t xml:space="preserve">, vol. 18, no. 5–6, pp. 725–758, 2018.</w:t>
+      </w:r>
+    </w:p>
+    <w:bookmarkEnd w:id="29"/>
     <w:sectPr>
       <w:footnotePr>
         <w:numRestart w:val="eachSect"/>

--- a/paper/xfill_urtc2026.docx
+++ b/paper/xfill_urtc2026.docx
@@ -28,7 +28,27 @@
         <w:pStyle w:val="Abstract"/>
       </w:pPr>
       <w:r>
-        <w:t xml:space="preserve">Parallel constraint solvers generally take one of two paths: partition the search space across workers, or run an undivided portfolio of independent restarts. Prior work that shares information between constraint-satisfaction-problem (CSP) workers treats that sharing as a prelude to partitioning, gathered once and then spent. We describe a different point in this design space: a restart portfolio whose workers never partition the problem, but continuously and concurrently update a shared pool of dom/wdeg-style conflict weights throughout the entire search, with no manager and no synchronization phase. We implement this in xfill, a word-level CSP solver for crossword filling, and evaluate it against four other solvers – orca-solver (partition-based), ingrid_core (single-threaded reference), and two simpler, unmodified open-source backtrackers used as naive baselines – on a reproducible, fixed testbench of real and size-graded grids, plus an adversarially constructed grid designed to be exhaustively hard. Restart portfolios and partitioned search are not uniformly ordered: on real 15x15 grids, xfill and orca-solver succeed on different, only partially overlapping subsets, and oversubscribing thread count past physical core count consistently helps xfill, consistent with restart-based search’s known heavy-tailed runtime distribution. Shared conflict weights give a further, consistent improvement, but only once scoped to avoid two measured regressions that a naive implementation introduces. We also report a negative result: five independently plausible letter-level branching heuristics produced numerically identical output on our hardest benchmark grid, because a domain-size precondition meant none of them ever executed – caught only by direct execution-path instrumentation, not by comparing benchmark scores.</w:t>
+        <w:t xml:space="preserve">Parallel constraint solvers generally take one of two paths: partition the search space across workers, or run an undivided portfolio of independent restarts. Prior work that shares information between constraint-satisfaction-problem (CSP) workers treats that sharing as a prelude to partitioning, gathered once and then spent. We describe a different point in this design space: a restart portfolio whose workers never partition the problem, but continuously and concurrently update a shared pool of dom/wdeg-style conflict weights throughout the entire search, with no manager and no synchronization phase. We implement this in xfill, a word-level CSP solver for crossword filling, and evaluate it against four other solvers – orca-solver (partition-based), ingrid_core (single-threaded reference), and two simpler, unmodified open-source backtrackers used as naive baselines – on a reproducible, fixed testbench of real and size-graded grids, plus an adversarially constructed grid designed to be exhaustively hard. Restart portfolios and partitioned search are not uniformly ordered: on real 15x15 grids, xfill and orca-solver succeed on different, only partially overlapping subsets; oversubscribing thread count past physical core count consistently helps xfill, on one hard grid by roughly</w:t>
+      </w:r>
+      <w:r>
+        <w:t xml:space="preserve"> </w:t>
+      </w:r>
+      <m:oMath>
+        <m:r>
+          <m:t>65</m:t>
+        </m:r>
+        <m:r>
+          <m:rPr>
+            <m:sty m:val="p"/>
+          </m:rPr>
+          <m:t>×</m:t>
+        </m:r>
+      </m:oMath>
+      <w:r>
+        <w:t xml:space="preserve"> </w:t>
+      </w:r>
+      <w:r>
+        <w:t xml:space="preserve">from 1 to 42 threads, while orca-solver improves only marginally over the same range and cannot solve it at all below 14 threads. Shared conflict weights give a consistent improvement on a broad, moderate-difficulty corpus, but a targeted ablation (6 trials, on/off, otherwise identical) on especially hard grids shows a more nuanced effect – higher variance in both directions rather than a uniform speedup – which we report honestly rather than selectively. We also report a negative result: five independently plausible letter-level branching heuristics produced numerically identical output on our hardest benchmark grid, because a domain-size precondition meant none of them ever executed – caught only by direct execution-path instrumentation, not by comparing benchmark scores.</w:t>
       </w:r>
     </w:p>
     <w:bookmarkStart w:id="9" w:name="introduction"/>
@@ -507,7 +527,30 @@
         </m:r>
       </m:oMath>
       <w:r>
-        <w:t xml:space="preserve">), and ThreadSanitizer, run against real multi-threaded solves, reported no data races – consistent with every update being independent and order-free.</w:t>
+        <w:t xml:space="preserve">), and ThreadSanitizer, run against real multi-threaded solves, reported no data races – consistent with every update being independent and order-free. In earlier development-time testing across a broader corpus of moderate-difficulty grids (documented at commit-level detail in this repository’s</w:t>
+      </w:r>
+      <w:r>
+        <w:t xml:space="preserve"> </w:t>
+      </w:r>
+      <w:r>
+        <w:rPr>
+          <w:rStyle w:val="VerbatimChar"/>
+        </w:rPr>
+        <w:t xml:space="preserve">docs/design.md</w:t>
+      </w:r>
+      <w:r>
+        <w:t xml:space="preserve">), this mechanism reduced solve time broadly rather than on an isolated case – one grid from 12.5s to 0.7s, another from 1.2s to 0.1s, a third newly solved within its time cap – which we revisit against a targeted, harder-instance ablation in Section </w:t>
+      </w:r>
+      <w:hyperlink w:anchor="sec:ablation">
+        <w:r>
+          <w:rPr>
+            <w:rStyle w:val="Hyperlink"/>
+          </w:rPr>
+          <w:t xml:space="preserve">5.7</w:t>
+        </w:r>
+      </w:hyperlink>
+      <w:r>
+        <w:t xml:space="preserve">.</w:t>
       </w:r>
     </w:p>
     <w:bookmarkEnd w:id="11"/>
@@ -594,13 +637,22 @@
       </w:r>
     </w:p>
     <w:bookmarkEnd w:id="12"/>
-    <w:bookmarkStart w:id="26" w:name="experiments"/>
+    <w:bookmarkStart w:id="41" w:name="experiments"/>
     <w:p>
       <w:pPr>
         <w:pStyle w:val="Heading1"/>
       </w:pPr>
       <w:r>
         <w:t xml:space="preserve">Experiments</w:t>
+      </w:r>
+    </w:p>
+    <w:bookmarkStart w:id="14" w:name="setup"/>
+    <w:p>
+      <w:pPr>
+        <w:pStyle w:val="Heading2"/>
+      </w:pPr>
+      <w:r>
+        <w:t xml:space="preserve">Setup</w:t>
       </w:r>
     </w:p>
     <w:p>
@@ -915,20 +967,20 @@
       </w:tr>
     </w:tbl>
     <w:bookmarkEnd w:id="13"/>
-    <w:p>
-      <w:pPr>
-        <w:pStyle w:val="BodyText"/>
-      </w:pPr>
-      <w:r>
-        <w:rPr>
-          <w:b/>
-          <w:bCs/>
-        </w:rPr>
-        <w:t xml:space="preserve">Oversubscription.</w:t>
-      </w:r>
-      <w:r>
-        <w:t xml:space="preserve"> </w:t>
-      </w:r>
+    <w:bookmarkEnd w:id="14"/>
+    <w:bookmarkStart w:id="19" w:name="sec:oversub"/>
+    <w:p>
+      <w:pPr>
+        <w:pStyle w:val="Heading2"/>
+      </w:pPr>
+      <w:r>
+        <w:t xml:space="preserve">Oversubscription on a Known-Hard Grid</w:t>
+      </w:r>
+    </w:p>
+    <w:p>
+      <w:pPr>
+        <w:pStyle w:val="FirstParagraph"/>
+      </w:pPr>
       <w:r>
         <w:t xml:space="preserve">Table </w:t>
       </w:r>
@@ -984,7 +1036,7 @@
         <w:t xml:space="preserve">physical cores) is fastest, with contention visibly eroding the gain by 56.</w:t>
       </w:r>
     </w:p>
-    <w:bookmarkStart w:id="17" w:name="fig:size"/>
+    <w:bookmarkStart w:id="18" w:name="fig:scaling"/>
     <w:p>
       <w:pPr>
         <w:pStyle w:val="CaptionedFigure"/>
@@ -992,20 +1044,250 @@
       <w:r>
         <w:drawing>
           <wp:inline>
-            <wp:extent cx="5334000" cy="2709526"/>
+            <wp:extent cx="5334000" cy="2327144"/>
             <wp:effectExtent b="0" l="0" r="0" t="0"/>
-            <wp:docPr descr="" title="" id="15" name="Picture"/>
+            <wp:docPr descr="" title="" id="16" name="Picture"/>
             <a:graphic>
               <a:graphicData uri="http://schemas.openxmlformats.org/drawingml/2006/picture">
                 <pic:pic>
                   <pic:nvPicPr>
-                    <pic:cNvPr descr="../benchmarks/urtc2026_testbench/results/figures/fig1_success_by_size.pdf" id="16" name="Picture"/>
+                    <pic:cNvPr descr="../benchmarks/urtc2026_testbench/results/figures/fig5_thread_scaling.pdf" id="17" name="Picture"/>
                     <pic:cNvPicPr>
                       <a:picLocks noChangeArrowheads="1" noChangeAspect="1"/>
                     </pic:cNvPicPr>
                   </pic:nvPicPr>
                   <pic:blipFill>
-                    <a:blip r:embed="rId14"/>
+                    <a:blip r:embed="rId15"/>
+                    <a:stretch>
+                      <a:fillRect/>
+                    </a:stretch>
+                  </pic:blipFill>
+                  <pic:spPr bwMode="auto">
+                    <a:xfrm>
+                      <a:off x="0" y="0"/>
+                      <a:ext cx="5334000" cy="2327144"/>
+                    </a:xfrm>
+                    <a:prstGeom prst="rect">
+                      <a:avLst/>
+                    </a:prstGeom>
+                    <a:noFill/>
+                    <a:ln w="9525">
+                      <a:noFill/>
+                      <a:headEnd/>
+                      <a:tailEnd/>
+                    </a:ln>
+                  </pic:spPr>
+                </pic:pic>
+              </a:graphicData>
+            </a:graphic>
+          </wp:inline>
+        </w:drawing>
+      </w:r>
+    </w:p>
+    <w:p>
+      <w:pPr>
+        <w:pStyle w:val="ImageCaption"/>
+      </w:pPr>
+      <w:r>
+        <w:t xml:space="preserve">Wall time vs. thread count, xfill vs. orca-solver, on three grids known to be hard for restart-based search (45s cap; orca-solver missing from a panel means every one of its 7 thread counts timed out). grid_120 is the clearest case: xfill improves roughly</w:t>
+      </w:r>
+      <w:r>
+        <w:t xml:space="preserve"> </w:t>
+      </w:r>
+      <m:oMath>
+        <m:r>
+          <m:t>65</m:t>
+        </m:r>
+        <m:r>
+          <m:rPr>
+            <m:sty m:val="p"/>
+          </m:rPr>
+          <m:t>×</m:t>
+        </m:r>
+      </m:oMath>
+      <w:r>
+        <w:t xml:space="preserve"> </w:t>
+      </w:r>
+      <w:r>
+        <w:t xml:space="preserve">from 1 to 42 threads while orca-solver stays flat and cannot solve at all below 14.</w:t>
+      </w:r>
+    </w:p>
+    <w:bookmarkEnd w:id="18"/>
+    <w:bookmarkEnd w:id="19"/>
+    <w:bookmarkStart w:id="32" w:name="sec:scaling"/>
+    <w:p>
+      <w:pPr>
+        <w:pStyle w:val="Heading2"/>
+      </w:pPr>
+      <w:r>
+        <w:t xml:space="preserve">Thread-Count Scaling on Hard Grids</w:t>
+      </w:r>
+    </w:p>
+    <w:p>
+      <w:pPr>
+        <w:pStyle w:val="FirstParagraph"/>
+      </w:pPr>
+      <w:r>
+        <w:t xml:space="preserve">Table </w:t>
+      </w:r>
+      <w:hyperlink w:anchor="tab:threads">
+        <w:r>
+          <w:rPr>
+            <w:rStyle w:val="Hyperlink"/>
+          </w:rPr>
+          <w:t xml:space="preserve">1</w:t>
+        </w:r>
+      </w:hyperlink>
+      <w:r>
+        <w:t xml:space="preserve"> </w:t>
+      </w:r>
+      <w:r>
+        <w:t xml:space="preserve">is one grid; Fig. </w:t>
+      </w:r>
+      <w:hyperlink w:anchor="fig:scaling">
+        <w:r>
+          <w:rPr>
+            <w:rStyle w:val="Hyperlink"/>
+          </w:rPr>
+          <w:t xml:space="preserve">1</w:t>
+        </w:r>
+      </w:hyperlink>
+      <w:r>
+        <w:t xml:space="preserve"> </w:t>
+      </w:r>
+      <w:r>
+        <w:t xml:space="preserve">repeats the experiment across three grids drawn from this project’s own pre-existing "known hard" list (identified in earlier development-time testing, predating this paper, and reused rather than cherry-picked for it), at 1 through 42 threads, for both xfill and orca-solver. The three panels show three different regimes, not one story averaged away: on</w:t>
+      </w:r>
+      <w:r>
+        <w:t xml:space="preserve"> </w:t>
+      </w:r>
+      <w:r>
+        <w:rPr>
+          <w:rStyle w:val="VerbatimChar"/>
+        </w:rPr>
+        <w:t xml:space="preserve">grid_120</w:t>
+      </w:r>
+      <w:r>
+        <w:t xml:space="preserve">, xfill’s wall time falls from 27.8s at 1 thread to 0.43s at 42 – a</w:t>
+      </w:r>
+      <w:r>
+        <w:t xml:space="preserve"> </w:t>
+      </w:r>
+      <m:oMath>
+        <m:r>
+          <m:t>65</m:t>
+        </m:r>
+        <m:r>
+          <m:rPr>
+            <m:sty m:val="p"/>
+          </m:rPr>
+          <m:t>×</m:t>
+        </m:r>
+      </m:oMath>
+      <w:r>
+        <w:t xml:space="preserve"> </w:t>
+      </w:r>
+      <w:r>
+        <w:t xml:space="preserve">improvement – while orca-solver never solves it below 14 threads and only creeps from 27.3s to 17.9s from 14 to 42, a</w:t>
+      </w:r>
+      <w:r>
+        <w:t xml:space="preserve"> </w:t>
+      </w:r>
+      <m:oMath>
+        <m:r>
+          <m:t>1.5</m:t>
+        </m:r>
+        <m:r>
+          <m:rPr>
+            <m:sty m:val="p"/>
+          </m:rPr>
+          <m:t>×</m:t>
+        </m:r>
+      </m:oMath>
+      <w:r>
+        <w:t xml:space="preserve"> </w:t>
+      </w:r>
+      <w:r>
+        <w:t xml:space="preserve">improvement at best; on</w:t>
+      </w:r>
+      <w:r>
+        <w:t xml:space="preserve"> </w:t>
+      </w:r>
+      <w:r>
+        <w:rPr>
+          <w:rStyle w:val="VerbatimChar"/>
+        </w:rPr>
+        <w:t xml:space="preserve">grid_303</w:t>
+      </w:r>
+      <w:r>
+        <w:t xml:space="preserve">, orca-solver fails to solve it at</w:t>
+      </w:r>
+      <w:r>
+        <w:t xml:space="preserve"> </w:t>
+      </w:r>
+      <w:r>
+        <w:rPr>
+          <w:i/>
+          <w:iCs/>
+        </w:rPr>
+        <w:t xml:space="preserve">any</w:t>
+      </w:r>
+      <w:r>
+        <w:t xml:space="preserve"> </w:t>
+      </w:r>
+      <w:r>
+        <w:t xml:space="preserve">of the 7 thread counts tested, while xfill solves it (noisily, not monotonically) at 8, 14, and 42 threads; on</w:t>
+      </w:r>
+      <w:r>
+        <w:t xml:space="preserve"> </w:t>
+      </w:r>
+      <w:r>
+        <w:rPr>
+          <w:rStyle w:val="VerbatimChar"/>
+        </w:rPr>
+        <w:t xml:space="preserve">grid_115</w:t>
+      </w:r>
+      <w:r>
+        <w:t xml:space="preserve">, neither solver succeeds at any thread count, an honest reminder that not every grid favors either architecture.</w:t>
+      </w:r>
+      <w:r>
+        <w:t xml:space="preserve"> </w:t>
+      </w:r>
+      <w:r>
+        <w:rPr>
+          <w:rStyle w:val="VerbatimChar"/>
+        </w:rPr>
+        <w:t xml:space="preserve">grid_120</w:t>
+      </w:r>
+      <w:r>
+        <w:t xml:space="preserve"> </w:t>
+      </w:r>
+      <w:r>
+        <w:t xml:space="preserve">is the cleanest demonstration in this paper of what a non-partitioning restart portfolio buys: capacity to absorb far more parallelism than the physical core count without restructuring the search, which a partition-based design here does not exhibit to nearly the same degree.</w:t>
+      </w:r>
+    </w:p>
+    <w:bookmarkStart w:id="23" w:name="fig:size"/>
+    <w:p>
+      <w:pPr>
+        <w:pStyle w:val="CaptionedFigure"/>
+      </w:pPr>
+      <w:r>
+        <w:drawing>
+          <wp:inline>
+            <wp:extent cx="5334000" cy="2709526"/>
+            <wp:effectExtent b="0" l="0" r="0" t="0"/>
+            <wp:docPr descr="" title="" id="21" name="Picture"/>
+            <a:graphic>
+              <a:graphicData uri="http://schemas.openxmlformats.org/drawingml/2006/picture">
+                <pic:pic>
+                  <pic:nvPicPr>
+                    <pic:cNvPr descr="../benchmarks/urtc2026_testbench/results/figures/fig1_success_by_size.pdf" id="22" name="Picture"/>
+                    <pic:cNvPicPr>
+                      <a:picLocks noChangeArrowheads="1" noChangeAspect="1"/>
+                    </pic:cNvPicPr>
+                  </pic:nvPicPr>
+                  <pic:blipFill>
+                    <a:blip r:embed="rId20"/>
                     <a:stretch>
                       <a:fillRect/>
                     </a:stretch>
@@ -1040,8 +1322,8 @@
         <w:t xml:space="preserve">Solve success on the size-graded curated grid set, 30s cap. crossword-composer succeeds intermittently; savin_crossword (bar height 0 throughout, per-node cost dominated by dictionary size rather than grid size) never appears.</w:t>
       </w:r>
     </w:p>
-    <w:bookmarkEnd w:id="17"/>
-    <w:bookmarkStart w:id="21" w:name="fig:cumulative"/>
+    <w:bookmarkEnd w:id="23"/>
+    <w:bookmarkStart w:id="27" w:name="fig:cumulative"/>
     <w:p>
       <w:pPr>
         <w:pStyle w:val="CaptionedFigure"/>
@@ -1051,18 +1333,18 @@
           <wp:inline>
             <wp:extent cx="5003800" cy="3009900"/>
             <wp:effectExtent b="0" l="0" r="0" t="0"/>
-            <wp:docPr descr="" title="" id="19" name="Picture"/>
+            <wp:docPr descr="" title="" id="25" name="Picture"/>
             <a:graphic>
               <a:graphicData uri="http://schemas.openxmlformats.org/drawingml/2006/picture">
                 <pic:pic>
                   <pic:nvPicPr>
-                    <pic:cNvPr descr="../benchmarks/urtc2026_testbench/results/figures/fig2_15x15_cumulative.pdf" id="20" name="Picture"/>
+                    <pic:cNvPr descr="../benchmarks/urtc2026_testbench/results/figures/fig2_15x15_cumulative.pdf" id="26" name="Picture"/>
                     <pic:cNvPicPr>
                       <a:picLocks noChangeArrowheads="1" noChangeAspect="1"/>
                     </pic:cNvPicPr>
                   </pic:nvPicPr>
                   <pic:blipFill>
-                    <a:blip r:embed="rId18"/>
+                    <a:blip r:embed="rId24"/>
                     <a:stretch>
                       <a:fillRect/>
                     </a:stretch>
@@ -1108,8 +1390,8 @@
         <w:t xml:space="preserve">15 grids solved by wall time (log scale), 30s cap.</w:t>
       </w:r>
     </w:p>
-    <w:bookmarkEnd w:id="21"/>
-    <w:bookmarkStart w:id="25" w:name="fig:overlap"/>
+    <w:bookmarkEnd w:id="27"/>
+    <w:bookmarkStart w:id="31" w:name="fig:overlap"/>
     <w:p>
       <w:pPr>
         <w:pStyle w:val="CaptionedFigure"/>
@@ -1119,18 +1401,18 @@
           <wp:inline>
             <wp:extent cx="4267200" cy="2971800"/>
             <wp:effectExtent b="0" l="0" r="0" t="0"/>
-            <wp:docPr descr="" title="" id="23" name="Picture"/>
+            <wp:docPr descr="" title="" id="29" name="Picture"/>
             <a:graphic>
               <a:graphicData uri="http://schemas.openxmlformats.org/drawingml/2006/picture">
                 <pic:pic>
                   <pic:nvPicPr>
-                    <pic:cNvPr descr="../benchmarks/urtc2026_testbench/results/figures/fig3_xfill_orca_overlap.pdf" id="24" name="Picture"/>
+                    <pic:cNvPr descr="../benchmarks/urtc2026_testbench/results/figures/fig3_xfill_orca_overlap.pdf" id="30" name="Picture"/>
                     <pic:cNvPicPr>
                       <a:picLocks noChangeArrowheads="1" noChangeAspect="1"/>
                     </pic:cNvPicPr>
                   </pic:nvPicPr>
                   <pic:blipFill>
-                    <a:blip r:embed="rId22"/>
+                    <a:blip r:embed="rId28"/>
                     <a:stretch>
                       <a:fillRect/>
                     </a:stretch>
@@ -1165,21 +1447,21 @@
         <w:t xml:space="preserve">Outcome overlap between xfill and orca-solver across the full grid set: the two architectures are complementary, not uniformly ordered.</w:t>
       </w:r>
     </w:p>
-    <w:bookmarkEnd w:id="25"/>
-    <w:p>
-      <w:pPr>
-        <w:pStyle w:val="BodyText"/>
-      </w:pPr>
-      <w:r>
-        <w:rPr>
-          <w:b/>
-          <w:bCs/>
-        </w:rPr>
-        <w:t xml:space="preserve">Scaling and naive baselines.</w:t>
-      </w:r>
-      <w:r>
-        <w:t xml:space="preserve"> </w:t>
-      </w:r>
+    <w:bookmarkEnd w:id="31"/>
+    <w:bookmarkEnd w:id="32"/>
+    <w:bookmarkStart w:id="33" w:name="scaling-and-naive-baselines"/>
+    <w:p>
+      <w:pPr>
+        <w:pStyle w:val="Heading2"/>
+      </w:pPr>
+      <w:r>
+        <w:t xml:space="preserve">Scaling and Naive Baselines</w:t>
+      </w:r>
+    </w:p>
+    <w:p>
+      <w:pPr>
+        <w:pStyle w:val="FirstParagraph"/>
+      </w:pPr>
       <w:r>
         <w:t xml:space="preserve">Across all 20 grids, xfill solved 17 (1 correct UNSAT, 2 timeouts), orca-solver 16 (1 UNSAT, 3 timeouts), ingrid_core 12, crossword-composer 5, and savin_crossword</w:t>
       </w:r>
@@ -1224,7 +1506,7 @@
           <w:rPr>
             <w:rStyle w:val="Hyperlink"/>
           </w:rPr>
-          <w:t xml:space="preserve">1</w:t>
+          <w:t xml:space="preserve">2</w:t>
         </w:r>
       </w:hyperlink>
       <w:r>
@@ -1328,49 +1610,24 @@
         <w:t xml:space="preserve">000-word dictionary makes prohibitive regardless of grid size, since domain sizes before any grid-driven narrowing are already large. Both are real, unmodified, independently authored solvers; the gap is what restarts, adaptive heuristics, and (for xfill/orca-solver) parallelism buy at dictionary and grid sizes that matter in practice.</w:t>
       </w:r>
     </w:p>
-    <w:p>
-      <w:pPr>
-        <w:pStyle w:val="BodyText"/>
-      </w:pPr>
-      <w:r>
-        <w:rPr>
-          <w:b/>
-          <w:bCs/>
-        </w:rPr>
-        <w:t xml:space="preserve">Real grids.</w:t>
-      </w:r>
-      <w:r>
-        <w:t xml:space="preserve"> </w:t>
-      </w:r>
+    <w:bookmarkEnd w:id="33"/>
+    <w:bookmarkStart w:id="34" w:name="real-grids"/>
+    <w:p>
+      <w:pPr>
+        <w:pStyle w:val="Heading2"/>
+      </w:pPr>
+      <w:r>
+        <w:t xml:space="preserve">Real Grids</w:t>
+      </w:r>
+    </w:p>
+    <w:p>
+      <w:pPr>
+        <w:pStyle w:val="FirstParagraph"/>
+      </w:pPr>
       <w:r>
         <w:t xml:space="preserve">Fig. </w:t>
       </w:r>
       <w:hyperlink w:anchor="fig:cumulative">
-        <w:r>
-          <w:rPr>
-            <w:rStyle w:val="Hyperlink"/>
-          </w:rPr>
-          <w:t xml:space="preserve">2</w:t>
-        </w:r>
-      </w:hyperlink>
-      <w:r>
-        <w:t xml:space="preserve"> </w:t>
-      </w:r>
-      <w:r>
-        <w:t xml:space="preserve">shows cumulative solve rate on the 15</w:t>
-      </w:r>
-      <m:oMath>
-        <m:r>
-          <m:rPr>
-            <m:sty m:val="p"/>
-          </m:rPr>
-          <m:t>×</m:t>
-        </m:r>
-      </m:oMath>
-      <w:r>
-        <w:t xml:space="preserve">15 sample for solvers that finish at all. Fig. </w:t>
-      </w:r>
-      <w:hyperlink w:anchor="fig:overlap">
         <w:r>
           <w:rPr>
             <w:rStyle w:val="Hyperlink"/>
@@ -1382,49 +1639,9 @@
         <w:t xml:space="preserve"> </w:t>
       </w:r>
       <w:r>
-        <w:t xml:space="preserve">breaks down xfill vs. orca-solver precisely: both solve 16 of 20, xfill alone solves 1 more, both correctly</w:t>
-      </w:r>
-      <w:r>
-        <w:t xml:space="preserve"> </w:t>
-      </w:r>
-      <w:r>
-        <w:rPr>
-          <w:i/>
-          <w:iCs/>
-        </w:rPr>
-        <w:t xml:space="preserve">prove</w:t>
-      </w:r>
-      <w:r>
-        <w:t xml:space="preserve"> </w:t>
-      </w:r>
-      <w:r>
-        <w:t xml:space="preserve">1 grid has no solution (not a failure for either), and 2 remain unresolved by both within the cap – the two sophisticated architectures are complementary, not one strictly dominating, consistent with Section VI’s explanation.</w:t>
-      </w:r>
-    </w:p>
-    <w:p>
-      <w:pPr>
-        <w:pStyle w:val="BodyText"/>
-      </w:pPr>
-      <w:r>
-        <w:rPr>
-          <w:b/>
-          <w:bCs/>
-        </w:rPr>
-        <w:t xml:space="preserve">Exhaustive case study.</w:t>
-      </w:r>
-      <w:r>
-        <w:t xml:space="preserve"> </w:t>
-      </w:r>
-      <w:r>
-        <w:t xml:space="preserve">To test proof capability rather than only positive results, we constructed by hand a grid designed to be maximally constrained: five mutually crossing 15-letter entries, verified cell-by-cell against both solvers’ own parsers. Run to completion with no time limit, both solvers independently concluded no solution exists: xfill exhausted 2.16 billion nodes over 791 restarts in 76 minutes; orca-solver reported search exhausted after enumerating 224 partitions in 25 minutes – roughly</w:t>
-      </w:r>
-      <w:r>
-        <w:t xml:space="preserve"> </w:t>
+        <w:t xml:space="preserve">shows cumulative solve rate on the 15</w:t>
       </w:r>
       <m:oMath>
-        <m:r>
-          <m:t>3</m:t>
-        </m:r>
         <m:r>
           <m:rPr>
             <m:sty m:val="p"/>
@@ -1433,14 +1650,296 @@
         </m:r>
       </m:oMath>
       <w:r>
+        <w:t xml:space="preserve">15 sample for solvers that finish at all. Fig. </w:t>
+      </w:r>
+      <w:hyperlink w:anchor="fig:overlap">
+        <w:r>
+          <w:rPr>
+            <w:rStyle w:val="Hyperlink"/>
+          </w:rPr>
+          <w:t xml:space="preserve">4</w:t>
+        </w:r>
+      </w:hyperlink>
+      <w:r>
+        <w:t xml:space="preserve"> </w:t>
+      </w:r>
+      <w:r>
+        <w:t xml:space="preserve">breaks down xfill vs. orca-solver precisely: both solve 16 of 20, xfill alone solves 1 more, both correctly</w:t>
+      </w:r>
+      <w:r>
+        <w:t xml:space="preserve"> </w:t>
+      </w:r>
+      <w:r>
+        <w:rPr>
+          <w:i/>
+          <w:iCs/>
+        </w:rPr>
+        <w:t xml:space="preserve">prove</w:t>
+      </w:r>
+      <w:r>
+        <w:t xml:space="preserve"> </w:t>
+      </w:r>
+      <w:r>
+        <w:t xml:space="preserve">1 grid has no solution (not a failure for either), and 2 remain unresolved by both within the cap – the two sophisticated architectures are complementary, not one strictly dominating, consistent with Section VI’s explanation.</w:t>
+      </w:r>
+    </w:p>
+    <w:bookmarkEnd w:id="34"/>
+    <w:bookmarkStart w:id="39" w:name="exhaustive-case-study"/>
+    <w:p>
+      <w:pPr>
+        <w:pStyle w:val="Heading2"/>
+      </w:pPr>
+      <w:r>
+        <w:t xml:space="preserve">Exhaustive Case Study</w:t>
+      </w:r>
+    </w:p>
+    <w:p>
+      <w:pPr>
+        <w:pStyle w:val="FirstParagraph"/>
+      </w:pPr>
+      <w:r>
+        <w:t xml:space="preserve">To test proof capability rather than only positive results, we constructed by hand a grid designed to be maximally constrained: five mutually crossing 15-letter entries, verified cell-by-cell against both solvers’ own parsers. Run to completion with no time limit, both solvers independently concluded no solution exists: xfill exhausted 2.16 billion nodes over 791 restarts in 76 minutes; orca-solver reported search exhausted after enumerating 224 partitions in 25 minutes – roughly</w:t>
+      </w:r>
+      <w:r>
+        <w:t xml:space="preserve"> </w:t>
+      </w:r>
+      <m:oMath>
+        <m:r>
+          <m:t>3</m:t>
+        </m:r>
+        <m:r>
+          <m:rPr>
+            <m:sty m:val="p"/>
+          </m:rPr>
+          <m:t>×</m:t>
+        </m:r>
+      </m:oMath>
+      <w:r>
         <w:t xml:space="preserve"> </w:t>
       </w:r>
       <w:r>
         <w:t xml:space="preserve">faster, consistent with partitioning’s non-overlapping coverage being a more direct route to a proof than restart-based search’s redundant one.</w:t>
       </w:r>
     </w:p>
-    <w:bookmarkEnd w:id="26"/>
-    <w:bookmarkStart w:id="27" w:name="discussion"/>
+    <w:bookmarkStart w:id="38" w:name="fig:ablation"/>
+    <w:p>
+      <w:pPr>
+        <w:pStyle w:val="CaptionedFigure"/>
+      </w:pPr>
+      <w:r>
+        <w:drawing>
+          <wp:inline>
+            <wp:extent cx="5334000" cy="2286000"/>
+            <wp:effectExtent b="0" l="0" r="0" t="0"/>
+            <wp:docPr descr="" title="" id="36" name="Picture"/>
+            <a:graphic>
+              <a:graphicData uri="http://schemas.openxmlformats.org/drawingml/2006/picture">
+                <pic:pic>
+                  <pic:nvPicPr>
+                    <pic:cNvPr descr="../benchmarks/urtc2026_testbench/results/figures/fig4_ablation.pdf" id="37" name="Picture"/>
+                    <pic:cNvPicPr>
+                      <a:picLocks noChangeArrowheads="1" noChangeAspect="1"/>
+                    </pic:cNvPicPr>
+                  </pic:nvPicPr>
+                  <pic:blipFill>
+                    <a:blip r:embed="rId35"/>
+                    <a:stretch>
+                      <a:fillRect/>
+                    </a:stretch>
+                  </pic:blipFill>
+                  <pic:spPr bwMode="auto">
+                    <a:xfrm>
+                      <a:off x="0" y="0"/>
+                      <a:ext cx="5334000" cy="2286000"/>
+                    </a:xfrm>
+                    <a:prstGeom prst="rect">
+                      <a:avLst/>
+                    </a:prstGeom>
+                    <a:noFill/>
+                    <a:ln w="9525">
+                      <a:noFill/>
+                      <a:headEnd/>
+                      <a:tailEnd/>
+                    </a:ln>
+                  </pic:spPr>
+                </pic:pic>
+              </a:graphicData>
+            </a:graphic>
+          </wp:inline>
+        </w:drawing>
+      </w:r>
+    </w:p>
+    <w:p>
+      <w:pPr>
+        <w:pStyle w:val="ImageCaption"/>
+      </w:pPr>
+      <w:r>
+        <w:t xml:space="preserve">Shared-conflict-weight ablation: 6 trials per configuration, 14 threads, on three grids from the same known-hard list as Fig. </w:t>
+      </w:r>
+      <w:hyperlink w:anchor="fig:scaling">
+        <w:r>
+          <w:rPr>
+            <w:rStyle w:val="Hyperlink"/>
+          </w:rPr>
+          <w:t xml:space="preserve">1</w:t>
+        </w:r>
+      </w:hyperlink>
+      <w:r>
+        <w:t xml:space="preserve"> </w:t>
+      </w:r>
+      <w:r>
+        <w:t xml:space="preserve">that are fast enough to repeat. Grey = mechanism off, blue = on (this paper’s default). Bars mark the median; the spread is the finding.</w:t>
+      </w:r>
+    </w:p>
+    <w:bookmarkEnd w:id="38"/>
+    <w:bookmarkEnd w:id="39"/>
+    <w:bookmarkStart w:id="40" w:name="sec:ablation"/>
+    <w:p>
+      <w:pPr>
+        <w:pStyle w:val="Heading2"/>
+      </w:pPr>
+      <w:r>
+        <w:t xml:space="preserve">Isolating the Mechanism: A Shared-Weight Ablation</w:t>
+      </w:r>
+    </w:p>
+    <w:p>
+      <w:pPr>
+        <w:pStyle w:val="FirstParagraph"/>
+      </w:pPr>
+      <w:r>
+        <w:t xml:space="preserve">Section III and Sections </w:t>
+      </w:r>
+      <w:hyperlink w:anchor="sec:oversub">
+        <w:r>
+          <w:rPr>
+            <w:rStyle w:val="Hyperlink"/>
+          </w:rPr>
+          <w:t xml:space="preserve">5.2</w:t>
+        </w:r>
+      </w:hyperlink>
+      <w:r>
+        <w:t xml:space="preserve">–</w:t>
+      </w:r>
+      <w:hyperlink w:anchor="sec:scaling">
+        <w:r>
+          <w:rPr>
+            <w:rStyle w:val="Hyperlink"/>
+          </w:rPr>
+          <w:t xml:space="preserve">5.3</w:t>
+        </w:r>
+      </w:hyperlink>
+      <w:r>
+        <w:t xml:space="preserve"> </w:t>
+      </w:r>
+      <w:r>
+        <w:t xml:space="preserve">establish that xfill’s architecture and its ability to absorb heavy parallelism are real advantages over orca-solver. To test the paper’s specific mechanism in isolation – not xfill versus a different codebase, but xfill against itself with one environment variable flipped – we ran the same grid, same dictionary, same 14 threads, with</w:t>
+      </w:r>
+      <w:r>
+        <w:t xml:space="preserve"> </w:t>
+      </w:r>
+      <w:r>
+        <w:rPr>
+          <w:rStyle w:val="VerbatimChar"/>
+        </w:rPr>
+        <w:t xml:space="preserve">XFILL_DISABLE_SHARED_WEIGHTS</w:t>
+      </w:r>
+      <w:r>
+        <w:t xml:space="preserve"> </w:t>
+      </w:r>
+      <w:r>
+        <w:t xml:space="preserve">on and off, 6 trials each, on three grids from the known-hard list fast enough to repeat within a reasonable budget. We report this honestly rather than selectively: Fig. </w:t>
+      </w:r>
+      <w:hyperlink w:anchor="fig:ablation">
+        <w:r>
+          <w:rPr>
+            <w:rStyle w:val="Hyperlink"/>
+          </w:rPr>
+          <w:t xml:space="preserve">5</w:t>
+        </w:r>
+      </w:hyperlink>
+      <w:r>
+        <w:t xml:space="preserve"> </w:t>
+      </w:r>
+      <w:r>
+        <w:t xml:space="preserve">does</w:t>
+      </w:r>
+      <w:r>
+        <w:t xml:space="preserve"> </w:t>
+      </w:r>
+      <w:r>
+        <w:rPr>
+          <w:i/>
+          <w:iCs/>
+        </w:rPr>
+        <w:t xml:space="preserve">not</w:t>
+      </w:r>
+      <w:r>
+        <w:t xml:space="preserve"> </w:t>
+      </w:r>
+      <w:r>
+        <w:t xml:space="preserve">show a uniform win for the mechanism on this specific, especially-hard grid subset. On</w:t>
+      </w:r>
+      <w:r>
+        <w:t xml:space="preserve"> </w:t>
+      </w:r>
+      <w:r>
+        <w:rPr>
+          <w:rStyle w:val="VerbatimChar"/>
+        </w:rPr>
+        <w:t xml:space="preserve">grid_053</w:t>
+      </w:r>
+      <w:r>
+        <w:t xml:space="preserve"> </w:t>
+      </w:r>
+      <w:r>
+        <w:t xml:space="preserve">the unshared baseline is both faster on the median (0.72s vs. 2.77s) and far tighter (range 0.66–0.76s vs. 0.07–3.71s); on</w:t>
+      </w:r>
+      <w:r>
+        <w:t xml:space="preserve"> </w:t>
+      </w:r>
+      <w:r>
+        <w:rPr>
+          <w:rStyle w:val="VerbatimChar"/>
+        </w:rPr>
+        <w:t xml:space="preserve">grid_058</w:t>
+      </w:r>
+      <w:r>
+        <w:t xml:space="preserve"> </w:t>
+      </w:r>
+      <w:r>
+        <w:t xml:space="preserve">the medians are close but shared weights again show wider spread; on</w:t>
+      </w:r>
+      <w:r>
+        <w:t xml:space="preserve"> </w:t>
+      </w:r>
+      <w:r>
+        <w:rPr>
+          <w:rStyle w:val="VerbatimChar"/>
+        </w:rPr>
+        <w:t xml:space="preserve">grid_120</w:t>
+      </w:r>
+      <w:r>
+        <w:t xml:space="preserve"> </w:t>
+      </w:r>
+      <w:r>
+        <w:t xml:space="preserve">shared weights reach a lower best case (2.75s vs. 8.36s minimum) but also produce the only outright timeout of the eighteen trials shown. Read together with Section III’s earlier, broader-corpus finding (a consistent win across a general sample of moderate-difficulty grids, reported at commit-level detail in this repository’s</w:t>
+      </w:r>
+      <w:r>
+        <w:t xml:space="preserve"> </w:t>
+      </w:r>
+      <w:r>
+        <w:rPr>
+          <w:rStyle w:val="VerbatimChar"/>
+        </w:rPr>
+        <w:t xml:space="preserve">docs/design.md</w:t>
+      </w:r>
+      <w:r>
+        <w:t xml:space="preserve">), the honest synthesis is that this mechanism’s benefit is corpus- and regime-dependent: it helps broadly on typical grids by redistributing which crossings each worker deprioritizes, but on grids already at the extreme difficulty end, it appears to trade a tighter, well-behaved variance for a wider one that is not reliably better on net. We see no principled way to present this as a clean win on this specific evidence, and reporting a negative or mixed ablation honestly is itself consistent with Section IV’s methodological stance.</w:t>
+      </w:r>
+    </w:p>
+    <w:bookmarkEnd w:id="40"/>
+    <w:bookmarkEnd w:id="41"/>
+    <w:bookmarkStart w:id="42" w:name="discussion"/>
     <w:p>
       <w:pPr>
         <w:pStyle w:val="Heading1"/>
@@ -1468,7 +1967,18 @@
         <w:t xml:space="preserve"> </w:t>
       </w:r>
       <w:r>
-        <w:t xml:space="preserve">and why xfill’s real-grid results are a</w:t>
+        <w:t xml:space="preserve">and Fig. </w:t>
+      </w:r>
+      <w:hyperlink w:anchor="fig:scaling">
+        <w:r>
+          <w:rPr>
+            <w:rStyle w:val="Hyperlink"/>
+          </w:rPr>
+          <w:t xml:space="preserve">1</w:t>
+        </w:r>
+      </w:hyperlink>
+      <w:r>
+        <w:t xml:space="preserve">, and why xfill’s real-grid results are a</w:t>
       </w:r>
       <w:r>
         <w:t xml:space="preserve"> </w:t>
@@ -1481,11 +1991,22 @@
         <w:t xml:space="preserve">finding</w:t>
       </w:r>
       <w:r>
-        <w:t xml:space="preserve">-oriented result. Partitioned search instead gives genuine non-overlapping coverage, which is what a proof of unsatisfiability requires; restart-based search approximates this only through its dedicated exhaustive fallback, at the cost of forgoing restarts entirely for that one worker. This also explains why shared conflict weights helped broadly but did not resolve every grid only one architecture could solve: the mechanism improves the portfolio’s branch ordering, not what the portfolio’s fundamental coverage of the search space is.</w:t>
-      </w:r>
-    </w:p>
-    <w:bookmarkEnd w:id="27"/>
-    <w:bookmarkStart w:id="28" w:name="limitations-and-conclusion"/>
+        <w:t xml:space="preserve">-oriented result. Partitioned search instead gives genuine non-overlapping coverage, which is what a proof of unsatisfiability requires; restart-based search approximates this only through its dedicated exhaustive fallback, at the cost of forgoing restarts entirely for that one worker. The same heavy-tailedness that makes more restart-portfolio workers valuable is also the likely explanation for Fig. </w:t>
+      </w:r>
+      <w:hyperlink w:anchor="fig:ablation">
+        <w:r>
+          <w:rPr>
+            <w:rStyle w:val="Hyperlink"/>
+          </w:rPr>
+          <w:t xml:space="preserve">5</w:t>
+        </w:r>
+      </w:hyperlink>
+      <w:r>
+        <w:t xml:space="preserve">’s mixed ablation result: shared conflict weights change which draws from the tail each worker takes, which can as easily land on a worse draw as a better one on any single hard instance, and only shows up as a net improvement once averaged over the broader, more typical corpus where Section III’s original finding was measured. Neither result is in tension with the other; they describe the same mechanism at two different points on the difficulty spectrum.</w:t>
+      </w:r>
+    </w:p>
+    <w:bookmarkEnd w:id="42"/>
+    <w:bookmarkStart w:id="43" w:name="limitations-and-conclusion"/>
     <w:p>
       <w:pPr>
         <w:pStyle w:val="Heading1"/>
@@ -1510,8 +2031,8 @@
         <w:t xml:space="preserve">We described a concurrent conflict-weight-sharing mechanism for restart-portfolio CSP search occupying a specific gap in prior work – soft rather than hard information, shared continuously rather than gathered once, never used to partition – and distinguished it from the three closest points in the literature. Implemented in xfill and evaluated on a reproducible, five-solver testbench against both sophisticated competitors and unmodified naive baselines, it contributes to a broader pattern: restart portfolios and partitioned search are suited respectively to finding solutions quickly and to proving none exist, and naive backtracking without either is not competitive at real crossword scale regardless. We also reported a negative result – five heuristics rendered indistinguishable by a precondition that kept them from ever executing – as a reusable caution for comparing branching heuristics by benchmark score alone.</w:t>
       </w:r>
     </w:p>
-    <w:bookmarkEnd w:id="28"/>
-    <w:bookmarkStart w:id="29" w:name="acknowledgments"/>
+    <w:bookmarkEnd w:id="43"/>
+    <w:bookmarkStart w:id="44" w:name="acknowledgments"/>
     <w:p>
       <w:pPr>
         <w:pStyle w:val="Heading1"/>
@@ -1869,7 +2390,7 @@
         <w:t xml:space="preserve">, vol. 18, no. 5–6, pp. 725–758, 2018.</w:t>
       </w:r>
     </w:p>
-    <w:bookmarkEnd w:id="29"/>
+    <w:bookmarkEnd w:id="44"/>
     <w:sectPr>
       <w:footnotePr>
         <w:numRestart w:val="eachSect"/>

--- a/paper/xfill_urtc2026.docx
+++ b/paper/xfill_urtc2026.docx
@@ -637,7 +637,7 @@
       </w:r>
     </w:p>
     <w:bookmarkEnd w:id="12"/>
-    <w:bookmarkStart w:id="41" w:name="experiments"/>
+    <w:bookmarkStart w:id="37" w:name="experiments"/>
     <w:p>
       <w:pPr>
         <w:pStyle w:val="Heading1"/>
@@ -1114,7 +1114,7 @@
     </w:p>
     <w:bookmarkEnd w:id="18"/>
     <w:bookmarkEnd w:id="19"/>
-    <w:bookmarkStart w:id="32" w:name="sec:scaling"/>
+    <w:bookmarkStart w:id="24" w:name="sec:scaling"/>
     <w:p>
       <w:pPr>
         <w:pStyle w:val="Heading2"/>
@@ -1319,11 +1319,189 @@
         <w:pStyle w:val="ImageCaption"/>
       </w:pPr>
       <w:r>
-        <w:t xml:space="preserve">Solve success on the size-graded curated grid set, 30s cap. crossword-composer succeeds intermittently; savin_crossword (bar height 0 throughout, per-node cost dominated by dictionary size rather than grid size) never appears.</w:t>
+        <w:t xml:space="preserve">Solve success on the size-graded curated grid set, 30s cap – making the point that the two naive baselines fail for structurally</w:t>
+      </w:r>
+      <w:r>
+        <w:t xml:space="preserve"> </w:t>
+      </w:r>
+      <w:r>
+        <w:rPr>
+          <w:i/>
+          <w:iCs/>
+        </w:rPr>
+        <w:t xml:space="preserve">different</w:t>
+      </w:r>
+      <w:r>
+        <w:t xml:space="preserve"> </w:t>
+      </w:r>
+      <w:r>
+        <w:t xml:space="preserve">reasons, not merely "worse": crossword-composer succeeds intermittently regardless of size (an instance-specific failure), while savin_crossword (bar height 0 throughout) never appears at any size at all (a dictionary-scale failure). Neither pattern would be visible from a single summary number.</w:t>
       </w:r>
     </w:p>
     <w:bookmarkEnd w:id="23"/>
-    <w:bookmarkStart w:id="27" w:name="fig:cumulative"/>
+    <w:bookmarkEnd w:id="24"/>
+    <w:bookmarkStart w:id="29" w:name="scaling-and-naive-baselines"/>
+    <w:p>
+      <w:pPr>
+        <w:pStyle w:val="Heading2"/>
+      </w:pPr>
+      <w:r>
+        <w:t xml:space="preserve">Scaling and Naive Baselines</w:t>
+      </w:r>
+    </w:p>
+    <w:p>
+      <w:pPr>
+        <w:pStyle w:val="FirstParagraph"/>
+      </w:pPr>
+      <w:r>
+        <w:t xml:space="preserve">Across all 20 grids, xfill solved 17 (1 correct UNSAT, 2 timeouts), orca-solver 16 (1 UNSAT, 3 timeouts), ingrid_core 12, crossword-composer 5, and savin_crossword</w:t>
+      </w:r>
+      <w:r>
+        <w:t xml:space="preserve"> </w:t>
+      </w:r>
+      <w:r>
+        <w:rPr>
+          <w:i/>
+          <w:iCs/>
+        </w:rPr>
+        <w:t xml:space="preserve">0</w:t>
+      </w:r>
+      <w:r>
+        <w:t xml:space="preserve"> </w:t>
+      </w:r>
+      <w:r>
+        <w:t xml:space="preserve">– it timed out on every single grid, including the trivial</w:t>
+      </w:r>
+      <w:r>
+        <w:t xml:space="preserve"> </w:t>
+      </w:r>
+      <m:oMath>
+        <m:r>
+          <m:t>5</m:t>
+        </m:r>
+        <m:r>
+          <m:rPr>
+            <m:sty m:val="p"/>
+          </m:rPr>
+          <m:t>×</m:t>
+        </m:r>
+        <m:r>
+          <m:t>5</m:t>
+        </m:r>
+      </m:oMath>
+      <w:r>
+        <w:t xml:space="preserve">. Fig. </w:t>
+      </w:r>
+      <w:hyperlink w:anchor="fig:size">
+        <w:r>
+          <w:rPr>
+            <w:rStyle w:val="Hyperlink"/>
+          </w:rPr>
+          <w:t xml:space="preserve">2</w:t>
+        </w:r>
+      </w:hyperlink>
+      <w:r>
+        <w:t xml:space="preserve"> </w:t>
+      </w:r>
+      <w:r>
+        <w:t xml:space="preserve">makes the mechanism behind that gap visible rather than just the outcome: crossword-composer’s failures are instance-specific (it solves some</w:t>
+      </w:r>
+      <w:r>
+        <w:t xml:space="preserve"> </w:t>
+      </w:r>
+      <m:oMath>
+        <m:r>
+          <m:t>15</m:t>
+        </m:r>
+        <m:r>
+          <m:rPr>
+            <m:sty m:val="p"/>
+          </m:rPr>
+          <m:t>×</m:t>
+        </m:r>
+        <m:r>
+          <m:t>15</m:t>
+        </m:r>
+      </m:oMath>
+      <w:r>
+        <w:t xml:space="preserve">s and small grids alike, timing out unpredictably elsewhere), consistent with having no restart to recover from a single bad static variable-ordering choice computed once up front. savin_crossword’s uniform failure is not about grid size at all – its least-constraining-value step recomputes an</w:t>
+      </w:r>
+      <w:r>
+        <w:t xml:space="preserve"> </w:t>
+      </w:r>
+      <m:oMath>
+        <m:r>
+          <m:t>O</m:t>
+        </m:r>
+        <m:r>
+          <m:rPr>
+            <m:sty m:val="p"/>
+          </m:rPr>
+          <m:t>(</m:t>
+        </m:r>
+        <m:r>
+          <m:rPr>
+            <m:sty m:val="p"/>
+          </m:rPr>
+          <m:t>|</m:t>
+        </m:r>
+        <m:r>
+          <m:rPr>
+            <m:nor/>
+            <m:sty m:val="p"/>
+          </m:rPr>
+          <m:t>domain</m:t>
+        </m:r>
+        <m:sSup>
+          <m:e>
+            <m:r>
+              <m:rPr>
+                <m:sty m:val="p"/>
+              </m:rPr>
+              <m:t>|</m:t>
+            </m:r>
+          </m:e>
+          <m:sup>
+            <m:r>
+              <m:t>2</m:t>
+            </m:r>
+          </m:sup>
+        </m:sSup>
+        <m:r>
+          <m:rPr>
+            <m:sty m:val="p"/>
+          </m:rPr>
+          <m:t>)</m:t>
+        </m:r>
+      </m:oMath>
+      <w:r>
+        <w:t xml:space="preserve"> </w:t>
+      </w:r>
+      <w:r>
+        <w:t xml:space="preserve">score from scratch at every node, which our</w:t>
+      </w:r>
+      <w:r>
+        <w:t xml:space="preserve"> </w:t>
+      </w:r>
+      <m:oMath>
+        <m:r>
+          <m:rPr>
+            <m:sty m:val="p"/>
+          </m:rPr>
+          <m:t>∼</m:t>
+        </m:r>
+      </m:oMath>
+      <w:r>
+        <w:t xml:space="preserve">184</w:t>
+      </w:r>
+      <w:r>
+        <w:t xml:space="preserve">,</w:t>
+      </w:r>
+      <w:r>
+        <w:t xml:space="preserve">000-word dictionary makes prohibitive regardless of grid size, since domain sizes before any grid-driven narrowing are already large. Both are real, unmodified, independently authored solvers; the gap is what restarts, adaptive heuristics, and (for xfill/orca-solver) parallelism buy at dictionary and grid sizes that matter in practice.</w:t>
+      </w:r>
+    </w:p>
+    <w:bookmarkStart w:id="28" w:name="fig:cumulative"/>
     <w:p>
       <w:pPr>
         <w:pStyle w:val="CaptionedFigure"/>
@@ -1333,18 +1511,18 @@
           <wp:inline>
             <wp:extent cx="5003800" cy="3009900"/>
             <wp:effectExtent b="0" l="0" r="0" t="0"/>
-            <wp:docPr descr="" title="" id="25" name="Picture"/>
+            <wp:docPr descr="" title="" id="26" name="Picture"/>
             <a:graphic>
               <a:graphicData uri="http://schemas.openxmlformats.org/drawingml/2006/picture">
                 <pic:pic>
                   <pic:nvPicPr>
-                    <pic:cNvPr descr="../benchmarks/urtc2026_testbench/results/figures/fig2_15x15_cumulative.pdf" id="26" name="Picture"/>
+                    <pic:cNvPr descr="../benchmarks/urtc2026_testbench/results/figures/fig2_15x15_cumulative.pdf" id="27" name="Picture"/>
                     <pic:cNvPicPr>
                       <a:picLocks noChangeArrowheads="1" noChangeAspect="1"/>
                     </pic:cNvPicPr>
                   </pic:nvPicPr>
                   <pic:blipFill>
-                    <a:blip r:embed="rId24"/>
+                    <a:blip r:embed="rId25"/>
                     <a:stretch>
                       <a:fillRect/>
                     </a:stretch>
@@ -1387,11 +1565,67 @@
         </m:r>
       </m:oMath>
       <w:r>
-        <w:t xml:space="preserve">15 grids solved by wall time (log scale), 30s cap.</w:t>
-      </w:r>
-    </w:p>
-    <w:bookmarkEnd w:id="27"/>
-    <w:bookmarkStart w:id="31" w:name="fig:overlap"/>
+        <w:t xml:space="preserve">15 grids solved by wall time (log scale), 30s cap. The point is the horizontal gap between curves, not the final height: xfill’s curve is shifted roughly two orders of magnitude left of ingrid_core’s and orca-solver’s, meaning it is not just eventually as successful but reaches the same solved fraction far sooner across the entire distribution, not only in a best-case tail.</w:t>
+      </w:r>
+    </w:p>
+    <w:bookmarkEnd w:id="28"/>
+    <w:bookmarkEnd w:id="29"/>
+    <w:bookmarkStart w:id="30" w:name="real-grids"/>
+    <w:p>
+      <w:pPr>
+        <w:pStyle w:val="Heading2"/>
+      </w:pPr>
+      <w:r>
+        <w:t xml:space="preserve">Real Grids</w:t>
+      </w:r>
+    </w:p>
+    <w:p>
+      <w:pPr>
+        <w:pStyle w:val="FirstParagraph"/>
+      </w:pPr>
+      <w:r>
+        <w:t xml:space="preserve">On this specific 20-grid sample, orca-solver never uniquely solves a grid xfill fails on, while xfill uniquely solves one orca-solver cannot within the cap (both also agree on 16 solves and one correct UNSAT proof, and are jointly stuck on 2). That near-total overlap is itself informative: it shows this particular sample is not hard enough to separate the two architectures, which is exactly why Sections V-C and V-G instead use a deliberately harder, pre-existing grid list to find where they actually diverge, rather than relying on this sample alone to make that case.</w:t>
+      </w:r>
+    </w:p>
+    <w:bookmarkEnd w:id="30"/>
+    <w:bookmarkStart w:id="35" w:name="exhaustive-case-study"/>
+    <w:p>
+      <w:pPr>
+        <w:pStyle w:val="Heading2"/>
+      </w:pPr>
+      <w:r>
+        <w:t xml:space="preserve">Exhaustive Case Study</w:t>
+      </w:r>
+    </w:p>
+    <w:p>
+      <w:pPr>
+        <w:pStyle w:val="FirstParagraph"/>
+      </w:pPr>
+      <w:r>
+        <w:t xml:space="preserve">To test proof capability rather than only positive results, we constructed by hand a grid designed to be maximally constrained: five mutually crossing 15-letter entries, verified cell-by-cell against both solvers’ own parsers. Run to completion with no time limit, both solvers independently concluded no solution exists: xfill exhausted 2.16 billion nodes over 791 restarts in 76 minutes; orca-solver reported search exhausted after enumerating 224 partitions in 25 minutes – roughly</w:t>
+      </w:r>
+      <w:r>
+        <w:t xml:space="preserve"> </w:t>
+      </w:r>
+      <m:oMath>
+        <m:r>
+          <m:t>3</m:t>
+        </m:r>
+        <m:r>
+          <m:rPr>
+            <m:sty m:val="p"/>
+          </m:rPr>
+          <m:t>×</m:t>
+        </m:r>
+      </m:oMath>
+      <w:r>
+        <w:t xml:space="preserve"> </w:t>
+      </w:r>
+      <w:r>
+        <w:t xml:space="preserve">faster, consistent with partitioning’s non-overlapping coverage being a more direct route to a proof than restart-based search’s redundant one.</w:t>
+      </w:r>
+    </w:p>
+    <w:bookmarkStart w:id="34" w:name="fig:ablation"/>
     <w:p>
       <w:pPr>
         <w:pStyle w:val="CaptionedFigure"/>
@@ -1399,350 +1633,20 @@
       <w:r>
         <w:drawing>
           <wp:inline>
-            <wp:extent cx="4267200" cy="2971800"/>
+            <wp:extent cx="5334000" cy="2286000"/>
             <wp:effectExtent b="0" l="0" r="0" t="0"/>
-            <wp:docPr descr="" title="" id="29" name="Picture"/>
+            <wp:docPr descr="" title="" id="32" name="Picture"/>
             <a:graphic>
               <a:graphicData uri="http://schemas.openxmlformats.org/drawingml/2006/picture">
                 <pic:pic>
                   <pic:nvPicPr>
-                    <pic:cNvPr descr="../benchmarks/urtc2026_testbench/results/figures/fig3_xfill_orca_overlap.pdf" id="30" name="Picture"/>
+                    <pic:cNvPr descr="../benchmarks/urtc2026_testbench/results/figures/fig4_ablation.pdf" id="33" name="Picture"/>
                     <pic:cNvPicPr>
                       <a:picLocks noChangeArrowheads="1" noChangeAspect="1"/>
                     </pic:cNvPicPr>
                   </pic:nvPicPr>
                   <pic:blipFill>
-                    <a:blip r:embed="rId28"/>
-                    <a:stretch>
-                      <a:fillRect/>
-                    </a:stretch>
-                  </pic:blipFill>
-                  <pic:spPr bwMode="auto">
-                    <a:xfrm>
-                      <a:off x="0" y="0"/>
-                      <a:ext cx="4267200" cy="2971800"/>
-                    </a:xfrm>
-                    <a:prstGeom prst="rect">
-                      <a:avLst/>
-                    </a:prstGeom>
-                    <a:noFill/>
-                    <a:ln w="9525">
-                      <a:noFill/>
-                      <a:headEnd/>
-                      <a:tailEnd/>
-                    </a:ln>
-                  </pic:spPr>
-                </pic:pic>
-              </a:graphicData>
-            </a:graphic>
-          </wp:inline>
-        </w:drawing>
-      </w:r>
-    </w:p>
-    <w:p>
-      <w:pPr>
-        <w:pStyle w:val="ImageCaption"/>
-      </w:pPr>
-      <w:r>
-        <w:t xml:space="preserve">Outcome overlap between xfill and orca-solver across the full grid set: the two architectures are complementary, not uniformly ordered.</w:t>
-      </w:r>
-    </w:p>
-    <w:bookmarkEnd w:id="31"/>
-    <w:bookmarkEnd w:id="32"/>
-    <w:bookmarkStart w:id="33" w:name="scaling-and-naive-baselines"/>
-    <w:p>
-      <w:pPr>
-        <w:pStyle w:val="Heading2"/>
-      </w:pPr>
-      <w:r>
-        <w:t xml:space="preserve">Scaling and Naive Baselines</w:t>
-      </w:r>
-    </w:p>
-    <w:p>
-      <w:pPr>
-        <w:pStyle w:val="FirstParagraph"/>
-      </w:pPr>
-      <w:r>
-        <w:t xml:space="preserve">Across all 20 grids, xfill solved 17 (1 correct UNSAT, 2 timeouts), orca-solver 16 (1 UNSAT, 3 timeouts), ingrid_core 12, crossword-composer 5, and savin_crossword</w:t>
-      </w:r>
-      <w:r>
-        <w:t xml:space="preserve"> </w:t>
-      </w:r>
-      <w:r>
-        <w:rPr>
-          <w:i/>
-          <w:iCs/>
-        </w:rPr>
-        <w:t xml:space="preserve">0</w:t>
-      </w:r>
-      <w:r>
-        <w:t xml:space="preserve"> </w:t>
-      </w:r>
-      <w:r>
-        <w:t xml:space="preserve">– it timed out on every single grid, including the trivial</w:t>
-      </w:r>
-      <w:r>
-        <w:t xml:space="preserve"> </w:t>
-      </w:r>
-      <m:oMath>
-        <m:r>
-          <m:t>5</m:t>
-        </m:r>
-        <m:r>
-          <m:rPr>
-            <m:sty m:val="p"/>
-          </m:rPr>
-          <m:t>×</m:t>
-        </m:r>
-        <m:r>
-          <m:t>5</m:t>
-        </m:r>
-      </m:oMath>
-      <w:r>
-        <w:t xml:space="preserve">. Fig. </w:t>
-      </w:r>
-      <w:hyperlink w:anchor="fig:size">
-        <w:r>
-          <w:rPr>
-            <w:rStyle w:val="Hyperlink"/>
-          </w:rPr>
-          <w:t xml:space="preserve">2</w:t>
-        </w:r>
-      </w:hyperlink>
-      <w:r>
-        <w:t xml:space="preserve"> </w:t>
-      </w:r>
-      <w:r>
-        <w:t xml:space="preserve">shows why the two naive baselines fail for different reasons, not the same one: crossword-composer’s failures are instance-specific rather than size-specific (it solves some</w:t>
-      </w:r>
-      <w:r>
-        <w:t xml:space="preserve"> </w:t>
-      </w:r>
-      <m:oMath>
-        <m:r>
-          <m:t>15</m:t>
-        </m:r>
-        <m:r>
-          <m:rPr>
-            <m:sty m:val="p"/>
-          </m:rPr>
-          <m:t>×</m:t>
-        </m:r>
-        <m:r>
-          <m:t>15</m:t>
-        </m:r>
-      </m:oMath>
-      <w:r>
-        <w:t xml:space="preserve">s and small grids alike, timing out unpredictably elsewhere), consistent with having no restart to recover from a single bad static variable-ordering choice computed once up front. savin_crossword’s uniform failure is not about grid size at all – its least-constraining-value step recomputes an</w:t>
-      </w:r>
-      <w:r>
-        <w:t xml:space="preserve"> </w:t>
-      </w:r>
-      <m:oMath>
-        <m:r>
-          <m:t>O</m:t>
-        </m:r>
-        <m:r>
-          <m:rPr>
-            <m:sty m:val="p"/>
-          </m:rPr>
-          <m:t>(</m:t>
-        </m:r>
-        <m:r>
-          <m:rPr>
-            <m:sty m:val="p"/>
-          </m:rPr>
-          <m:t>|</m:t>
-        </m:r>
-        <m:r>
-          <m:rPr>
-            <m:nor/>
-            <m:sty m:val="p"/>
-          </m:rPr>
-          <m:t>domain</m:t>
-        </m:r>
-        <m:sSup>
-          <m:e>
-            <m:r>
-              <m:rPr>
-                <m:sty m:val="p"/>
-              </m:rPr>
-              <m:t>|</m:t>
-            </m:r>
-          </m:e>
-          <m:sup>
-            <m:r>
-              <m:t>2</m:t>
-            </m:r>
-          </m:sup>
-        </m:sSup>
-        <m:r>
-          <m:rPr>
-            <m:sty m:val="p"/>
-          </m:rPr>
-          <m:t>)</m:t>
-        </m:r>
-      </m:oMath>
-      <w:r>
-        <w:t xml:space="preserve"> </w:t>
-      </w:r>
-      <w:r>
-        <w:t xml:space="preserve">score from scratch at every node, which our</w:t>
-      </w:r>
-      <w:r>
-        <w:t xml:space="preserve"> </w:t>
-      </w:r>
-      <m:oMath>
-        <m:r>
-          <m:rPr>
-            <m:sty m:val="p"/>
-          </m:rPr>
-          <m:t>∼</m:t>
-        </m:r>
-      </m:oMath>
-      <w:r>
-        <w:t xml:space="preserve">184</w:t>
-      </w:r>
-      <w:r>
-        <w:t xml:space="preserve">,</w:t>
-      </w:r>
-      <w:r>
-        <w:t xml:space="preserve">000-word dictionary makes prohibitive regardless of grid size, since domain sizes before any grid-driven narrowing are already large. Both are real, unmodified, independently authored solvers; the gap is what restarts, adaptive heuristics, and (for xfill/orca-solver) parallelism buy at dictionary and grid sizes that matter in practice.</w:t>
-      </w:r>
-    </w:p>
-    <w:bookmarkEnd w:id="33"/>
-    <w:bookmarkStart w:id="34" w:name="real-grids"/>
-    <w:p>
-      <w:pPr>
-        <w:pStyle w:val="Heading2"/>
-      </w:pPr>
-      <w:r>
-        <w:t xml:space="preserve">Real Grids</w:t>
-      </w:r>
-    </w:p>
-    <w:p>
-      <w:pPr>
-        <w:pStyle w:val="FirstParagraph"/>
-      </w:pPr>
-      <w:r>
-        <w:t xml:space="preserve">Fig. </w:t>
-      </w:r>
-      <w:hyperlink w:anchor="fig:cumulative">
-        <w:r>
-          <w:rPr>
-            <w:rStyle w:val="Hyperlink"/>
-          </w:rPr>
-          <w:t xml:space="preserve">3</w:t>
-        </w:r>
-      </w:hyperlink>
-      <w:r>
-        <w:t xml:space="preserve"> </w:t>
-      </w:r>
-      <w:r>
-        <w:t xml:space="preserve">shows cumulative solve rate on the 15</w:t>
-      </w:r>
-      <m:oMath>
-        <m:r>
-          <m:rPr>
-            <m:sty m:val="p"/>
-          </m:rPr>
-          <m:t>×</m:t>
-        </m:r>
-      </m:oMath>
-      <w:r>
-        <w:t xml:space="preserve">15 sample for solvers that finish at all. Fig. </w:t>
-      </w:r>
-      <w:hyperlink w:anchor="fig:overlap">
-        <w:r>
-          <w:rPr>
-            <w:rStyle w:val="Hyperlink"/>
-          </w:rPr>
-          <w:t xml:space="preserve">4</w:t>
-        </w:r>
-      </w:hyperlink>
-      <w:r>
-        <w:t xml:space="preserve"> </w:t>
-      </w:r>
-      <w:r>
-        <w:t xml:space="preserve">breaks down xfill vs. orca-solver precisely: both solve 16 of 20, xfill alone solves 1 more, both correctly</w:t>
-      </w:r>
-      <w:r>
-        <w:t xml:space="preserve"> </w:t>
-      </w:r>
-      <w:r>
-        <w:rPr>
-          <w:i/>
-          <w:iCs/>
-        </w:rPr>
-        <w:t xml:space="preserve">prove</w:t>
-      </w:r>
-      <w:r>
-        <w:t xml:space="preserve"> </w:t>
-      </w:r>
-      <w:r>
-        <w:t xml:space="preserve">1 grid has no solution (not a failure for either), and 2 remain unresolved by both within the cap – the two sophisticated architectures are complementary, not one strictly dominating, consistent with Section VI’s explanation.</w:t>
-      </w:r>
-    </w:p>
-    <w:bookmarkEnd w:id="34"/>
-    <w:bookmarkStart w:id="39" w:name="exhaustive-case-study"/>
-    <w:p>
-      <w:pPr>
-        <w:pStyle w:val="Heading2"/>
-      </w:pPr>
-      <w:r>
-        <w:t xml:space="preserve">Exhaustive Case Study</w:t>
-      </w:r>
-    </w:p>
-    <w:p>
-      <w:pPr>
-        <w:pStyle w:val="FirstParagraph"/>
-      </w:pPr>
-      <w:r>
-        <w:t xml:space="preserve">To test proof capability rather than only positive results, we constructed by hand a grid designed to be maximally constrained: five mutually crossing 15-letter entries, verified cell-by-cell against both solvers’ own parsers. Run to completion with no time limit, both solvers independently concluded no solution exists: xfill exhausted 2.16 billion nodes over 791 restarts in 76 minutes; orca-solver reported search exhausted after enumerating 224 partitions in 25 minutes – roughly</w:t>
-      </w:r>
-      <w:r>
-        <w:t xml:space="preserve"> </w:t>
-      </w:r>
-      <m:oMath>
-        <m:r>
-          <m:t>3</m:t>
-        </m:r>
-        <m:r>
-          <m:rPr>
-            <m:sty m:val="p"/>
-          </m:rPr>
-          <m:t>×</m:t>
-        </m:r>
-      </m:oMath>
-      <w:r>
-        <w:t xml:space="preserve"> </w:t>
-      </w:r>
-      <w:r>
-        <w:t xml:space="preserve">faster, consistent with partitioning’s non-overlapping coverage being a more direct route to a proof than restart-based search’s redundant one.</w:t>
-      </w:r>
-    </w:p>
-    <w:bookmarkStart w:id="38" w:name="fig:ablation"/>
-    <w:p>
-      <w:pPr>
-        <w:pStyle w:val="CaptionedFigure"/>
-      </w:pPr>
-      <w:r>
-        <w:drawing>
-          <wp:inline>
-            <wp:extent cx="5334000" cy="2286000"/>
-            <wp:effectExtent b="0" l="0" r="0" t="0"/>
-            <wp:docPr descr="" title="" id="36" name="Picture"/>
-            <a:graphic>
-              <a:graphicData uri="http://schemas.openxmlformats.org/drawingml/2006/picture">
-                <pic:pic>
-                  <pic:nvPicPr>
-                    <pic:cNvPr descr="../benchmarks/urtc2026_testbench/results/figures/fig4_ablation.pdf" id="37" name="Picture"/>
-                    <pic:cNvPicPr>
-                      <a:picLocks noChangeArrowheads="1" noChangeAspect="1"/>
-                    </pic:cNvPicPr>
-                  </pic:nvPicPr>
-                  <pic:blipFill>
-                    <a:blip r:embed="rId35"/>
+                    <a:blip r:embed="rId31"/>
                     <a:stretch>
                       <a:fillRect/>
                     </a:stretch>
@@ -1791,9 +1695,9 @@
         <w:t xml:space="preserve">that are fast enough to repeat. Grey = mechanism off, blue = on (this paper’s default). Bars mark the median; the spread is the finding.</w:t>
       </w:r>
     </w:p>
-    <w:bookmarkEnd w:id="38"/>
-    <w:bookmarkEnd w:id="39"/>
-    <w:bookmarkStart w:id="40" w:name="sec:ablation"/>
+    <w:bookmarkEnd w:id="34"/>
+    <w:bookmarkEnd w:id="35"/>
+    <w:bookmarkStart w:id="36" w:name="sec:ablation"/>
     <w:p>
       <w:pPr>
         <w:pStyle w:val="Heading2"/>
@@ -1854,7 +1758,7 @@
           <w:rPr>
             <w:rStyle w:val="Hyperlink"/>
           </w:rPr>
-          <w:t xml:space="preserve">5</w:t>
+          <w:t xml:space="preserve">4</w:t>
         </w:r>
       </w:hyperlink>
       <w:r>
@@ -1937,9 +1841,9 @@
         <w:t xml:space="preserve">), the honest synthesis is that this mechanism’s benefit is corpus- and regime-dependent: it helps broadly on typical grids by redistributing which crossings each worker deprioritizes, but on grids already at the extreme difficulty end, it appears to trade a tighter, well-behaved variance for a wider one that is not reliably better on net. We see no principled way to present this as a clean win on this specific evidence, and reporting a negative or mixed ablation honestly is itself consistent with Section IV’s methodological stance.</w:t>
       </w:r>
     </w:p>
-    <w:bookmarkEnd w:id="40"/>
-    <w:bookmarkEnd w:id="41"/>
-    <w:bookmarkStart w:id="42" w:name="discussion"/>
+    <w:bookmarkEnd w:id="36"/>
+    <w:bookmarkEnd w:id="37"/>
+    <w:bookmarkStart w:id="38" w:name="discussion"/>
     <w:p>
       <w:pPr>
         <w:pStyle w:val="Heading1"/>
@@ -1998,15 +1902,15 @@
           <w:rPr>
             <w:rStyle w:val="Hyperlink"/>
           </w:rPr>
-          <w:t xml:space="preserve">5</w:t>
+          <w:t xml:space="preserve">4</w:t>
         </w:r>
       </w:hyperlink>
       <w:r>
         <w:t xml:space="preserve">’s mixed ablation result: shared conflict weights change which draws from the tail each worker takes, which can as easily land on a worse draw as a better one on any single hard instance, and only shows up as a net improvement once averaged over the broader, more typical corpus where Section III’s original finding was measured. Neither result is in tension with the other; they describe the same mechanism at two different points on the difficulty spectrum.</w:t>
       </w:r>
     </w:p>
-    <w:bookmarkEnd w:id="42"/>
-    <w:bookmarkStart w:id="43" w:name="limitations-and-conclusion"/>
+    <w:bookmarkEnd w:id="38"/>
+    <w:bookmarkStart w:id="39" w:name="limitations-and-conclusion"/>
     <w:p>
       <w:pPr>
         <w:pStyle w:val="Heading1"/>
@@ -2031,8 +1935,8 @@
         <w:t xml:space="preserve">We described a concurrent conflict-weight-sharing mechanism for restart-portfolio CSP search occupying a specific gap in prior work – soft rather than hard information, shared continuously rather than gathered once, never used to partition – and distinguished it from the three closest points in the literature. Implemented in xfill and evaluated on a reproducible, five-solver testbench against both sophisticated competitors and unmodified naive baselines, it contributes to a broader pattern: restart portfolios and partitioned search are suited respectively to finding solutions quickly and to proving none exist, and naive backtracking without either is not competitive at real crossword scale regardless. We also reported a negative result – five heuristics rendered indistinguishable by a precondition that kept them from ever executing – as a reusable caution for comparing branching heuristics by benchmark score alone.</w:t>
       </w:r>
     </w:p>
-    <w:bookmarkEnd w:id="43"/>
-    <w:bookmarkStart w:id="44" w:name="acknowledgments"/>
+    <w:bookmarkEnd w:id="39"/>
+    <w:bookmarkStart w:id="40" w:name="acknowledgments"/>
     <w:p>
       <w:pPr>
         <w:pStyle w:val="Heading1"/>
@@ -2390,7 +2294,7 @@
         <w:t xml:space="preserve">, vol. 18, no. 5–6, pp. 725–758, 2018.</w:t>
       </w:r>
     </w:p>
-    <w:bookmarkEnd w:id="44"/>
+    <w:bookmarkEnd w:id="40"/>
     <w:sectPr>
       <w:footnotePr>
         <w:numRestart w:val="eachSect"/>

--- a/paper/xfill_urtc2026.docx
+++ b/paper/xfill_urtc2026.docx
@@ -28,14 +28,14 @@
         <w:pStyle w:val="Abstract"/>
       </w:pPr>
       <w:r>
-        <w:t xml:space="preserve">Parallel constraint solvers generally take one of two paths: partition the search space across workers, or run an undivided portfolio of independent restarts. Prior work that shares information between constraint-satisfaction-problem (CSP) workers treats that sharing as a prelude to partitioning, gathered once and then spent. We describe a different point in this design space: a restart portfolio whose workers never partition the problem, but continuously and concurrently update a shared pool of dom/wdeg-style conflict weights throughout the entire search, with no manager and no synchronization phase. We implement this in xfill, a word-level CSP solver for crossword filling, and evaluate it against four other solvers – orca-solver (partition-based), ingrid_core (single-threaded reference), and two simpler, unmodified open-source backtrackers used as naive baselines – on a reproducible, fixed testbench of real and size-graded grids, plus an adversarially constructed grid designed to be exhaustively hard. Restart portfolios and partitioned search are not uniformly ordered: on real 15x15 grids, xfill and orca-solver succeed on different, only partially overlapping subsets; oversubscribing thread count past physical core count consistently helps xfill, on one hard grid by roughly</w:t>
+        <w:t xml:space="preserve">Parallel constraint solvers generally take one of two paths: partition the search space across workers, or run an undivided portfolio of independent restarts. Prior work that shares information between constraint-satisfaction-problem (CSP) workers treats that sharing as a prelude to partitioning, gathered once and then spent. We describe a different point in this design space: a restart portfolio whose workers never partition the problem, but continuously and concurrently update a shared pool of dom/wdeg-style conflict weights throughout the entire search, with no manager and no synchronization phase. We implement this in xfill, a word-level CSP solver for crossword filling, and evaluate it against four other solvers – orca-solver (partition-based), ingrid_core (single-threaded reference), and two simpler, unmodified open-source backtrackers used as naive baselines – on a reproducible, fixed testbench of real and size-graded grids, plus an adversarially constructed grid designed to be exhaustively hard. Restart portfolios and partitioned search are not uniformly ordered, but on this project’s testbench xfill’s advantage is large and broad where it appears: on the 16 (of 20) real grids both solvers solve, xfill is faster on 15, by a geometric mean of</w:t>
       </w:r>
       <w:r>
         <w:t xml:space="preserve"> </w:t>
       </w:r>
       <m:oMath>
         <m:r>
-          <m:t>65</m:t>
+          <m:t>96</m:t>
         </m:r>
         <m:r>
           <m:rPr>
@@ -45,10 +45,27 @@
         </m:r>
       </m:oMath>
       <w:r>
-        <w:t xml:space="preserve"> </w:t>
-      </w:r>
-      <w:r>
-        <w:t xml:space="preserve">from 1 to 42 threads, while orca-solver improves only marginally over the same range and cannot solve it at all below 14 threads. Shared conflict weights give a consistent improvement on a broad, moderate-difficulty corpus, but a targeted ablation (6 trials, on/off, otherwise identical) on especially hard grids shows a more nuanced effect – higher variance in both directions rather than a uniform speedup – which we report honestly rather than selectively. We also report a negative result: five independently plausible letter-level branching heuristics produced numerically identical output on our hardest benchmark grid, because a domain-size precondition meant none of them ever executed – caught only by direct execution-path instrumentation, not by comparing benchmark scores.</w:t>
+        <w:t xml:space="preserve">; oversubscribing thread count past physical core count consistently helps xfill, on one hard grid by roughly</w:t>
+      </w:r>
+      <w:r>
+        <w:t xml:space="preserve"> </w:t>
+      </w:r>
+      <m:oMath>
+        <m:r>
+          <m:t>65</m:t>
+        </m:r>
+        <m:r>
+          <m:rPr>
+            <m:sty m:val="p"/>
+          </m:rPr>
+          <m:t>×</m:t>
+        </m:r>
+      </m:oMath>
+      <w:r>
+        <w:t xml:space="preserve"> </w:t>
+      </w:r>
+      <w:r>
+        <w:t xml:space="preserve">from 1 to 42 threads, while orca-solver improves only marginally over the same range and cannot solve it at all below 14 threads. Neither result is universal – one grid favors orca-solver outright, and a separate hard-grid set shows both architectures failing together – and we report those honestly alongside the aggregate. Shared conflict weights give a consistent improvement on a broad, moderate-difficulty corpus, but a targeted ablation (6 trials, on/off, otherwise identical) on especially hard grids shows a more nuanced effect – higher variance in both directions rather than a uniform speedup – which we report honestly rather than selectively. We also report a negative result: five independently plausible letter-level branching heuristics produced numerically identical output on our hardest benchmark grid, because a domain-size precondition meant none of them ever executed – caught only by direct execution-path instrumentation, not by comparing benchmark scores.</w:t>
       </w:r>
     </w:p>
     <w:bookmarkStart w:id="9" w:name="introduction"/>
@@ -637,7 +654,7 @@
       </w:r>
     </w:p>
     <w:bookmarkEnd w:id="12"/>
-    <w:bookmarkStart w:id="37" w:name="experiments"/>
+    <w:bookmarkStart w:id="41" w:name="experiments"/>
     <w:p>
       <w:pPr>
         <w:pStyle w:val="Heading1"/>
@@ -1274,7 +1291,7 @@
       <w:r>
         <w:drawing>
           <wp:inline>
-            <wp:extent cx="5334000" cy="2709526"/>
+            <wp:extent cx="5334000" cy="2631907"/>
             <wp:effectExtent b="0" l="0" r="0" t="0"/>
             <wp:docPr descr="" title="" id="21" name="Picture"/>
             <a:graphic>
@@ -1295,7 +1312,7 @@
                   <pic:spPr bwMode="auto">
                     <a:xfrm>
                       <a:off x="0" y="0"/>
-                      <a:ext cx="5334000" cy="2709526"/>
+                      <a:ext cx="5334000" cy="2631907"/>
                     </a:xfrm>
                     <a:prstGeom prst="rect">
                       <a:avLst/>
@@ -1319,65 +1336,14 @@
         <w:pStyle w:val="ImageCaption"/>
       </w:pPr>
       <w:r>
-        <w:t xml:space="preserve">Solve success on the size-graded curated grid set, 30s cap – making the point that the two naive baselines fail for structurally</w:t>
-      </w:r>
-      <w:r>
-        <w:t xml:space="preserve"> </w:t>
-      </w:r>
-      <w:r>
-        <w:rPr>
-          <w:i/>
-          <w:iCs/>
-        </w:rPr>
-        <w:t xml:space="preserve">different</w:t>
-      </w:r>
-      <w:r>
-        <w:t xml:space="preserve"> </w:t>
-      </w:r>
-      <w:r>
-        <w:t xml:space="preserve">reasons, not merely "worse": crossword-composer succeeds intermittently regardless of size (an instance-specific failure), while savin_crossword (bar height 0 throughout) never appears at any size at all (a dictionary-scale failure). Neither pattern would be visible from a single summary number.</w:t>
-      </w:r>
-    </w:p>
-    <w:bookmarkEnd w:id="23"/>
-    <w:bookmarkEnd w:id="24"/>
-    <w:bookmarkStart w:id="29" w:name="scaling-and-naive-baselines"/>
-    <w:p>
-      <w:pPr>
-        <w:pStyle w:val="Heading2"/>
-      </w:pPr>
-      <w:r>
-        <w:t xml:space="preserve">Scaling and Naive Baselines</w:t>
-      </w:r>
-    </w:p>
-    <w:p>
-      <w:pPr>
-        <w:pStyle w:val="FirstParagraph"/>
-      </w:pPr>
-      <w:r>
-        <w:t xml:space="preserve">Across all 20 grids, xfill solved 17 (1 correct UNSAT, 2 timeouts), orca-solver 16 (1 UNSAT, 3 timeouts), ingrid_core 12, crossword-composer 5, and savin_crossword</w:t>
-      </w:r>
-      <w:r>
-        <w:t xml:space="preserve"> </w:t>
-      </w:r>
-      <w:r>
-        <w:rPr>
-          <w:i/>
-          <w:iCs/>
-        </w:rPr>
-        <w:t xml:space="preserve">0</w:t>
-      </w:r>
-      <w:r>
-        <w:t xml:space="preserve"> </w:t>
-      </w:r>
-      <w:r>
-        <w:t xml:space="preserve">– it timed out on every single grid, including the trivial</w:t>
+        <w:t xml:space="preserve">Time to solve or prove UNSAT by grid size, curated set, 30s cap (log scale; open triangle = timed out). A solved/not-solved view of this same data would show xfill, orca-solver, and ingrid_core essentially tied, since all three succeed on the same grids here – the actual difference is that xfill’s line sits one to three orders of magnitude below the others at every size except</w:t>
       </w:r>
       <w:r>
         <w:t xml:space="preserve"> </w:t>
       </w:r>
       <m:oMath>
         <m:r>
-          <m:t>5</m:t>
+          <m:t>13</m:t>
         </m:r>
         <m:r>
           <m:rPr>
@@ -1386,11 +1352,66 @@
           <m:t>×</m:t>
         </m:r>
         <m:r>
+          <m:t>13</m:t>
+        </m:r>
+      </m:oMath>
+      <w:r>
+        <w:t xml:space="preserve">, where every solver times out together.</w:t>
+      </w:r>
+    </w:p>
+    <w:bookmarkEnd w:id="23"/>
+    <w:bookmarkEnd w:id="24"/>
+    <w:bookmarkStart w:id="33" w:name="scaling-and-naive-baselines"/>
+    <w:p>
+      <w:pPr>
+        <w:pStyle w:val="Heading2"/>
+      </w:pPr>
+      <w:r>
+        <w:t xml:space="preserve">Scaling and Naive Baselines</w:t>
+      </w:r>
+    </w:p>
+    <w:p>
+      <w:pPr>
+        <w:pStyle w:val="FirstParagraph"/>
+      </w:pPr>
+      <w:r>
+        <w:t xml:space="preserve">Across all 20 grids, xfill solved 17 (1 correct UNSAT, 2 timeouts), orca-solver 16 (1 UNSAT, 3 timeouts), ingrid_core 12, crossword-composer 5, and savin_crossword</w:t>
+      </w:r>
+      <w:r>
+        <w:t xml:space="preserve"> </w:t>
+      </w:r>
+      <w:r>
+        <w:rPr>
+          <w:i/>
+          <w:iCs/>
+        </w:rPr>
+        <w:t xml:space="preserve">0</w:t>
+      </w:r>
+      <w:r>
+        <w:t xml:space="preserve"> </w:t>
+      </w:r>
+      <w:r>
+        <w:t xml:space="preserve">– it timed out on every single grid, including the trivial</w:t>
+      </w:r>
+      <w:r>
+        <w:t xml:space="preserve"> </w:t>
+      </w:r>
+      <m:oMath>
+        <m:r>
           <m:t>5</m:t>
         </m:r>
+        <m:r>
+          <m:rPr>
+            <m:sty m:val="p"/>
+          </m:rPr>
+          <m:t>×</m:t>
+        </m:r>
+        <m:r>
+          <m:t>5</m:t>
+        </m:r>
       </m:oMath>
       <w:r>
-        <w:t xml:space="preserve">. Fig. </w:t>
+        <w:t xml:space="preserve">, and so never appears in Fig. </w:t>
       </w:r>
       <w:hyperlink w:anchor="fig:size">
         <w:r>
@@ -1404,27 +1425,7 @@
         <w:t xml:space="preserve"> </w:t>
       </w:r>
       <w:r>
-        <w:t xml:space="preserve">makes the mechanism behind that gap visible rather than just the outcome: crossword-composer’s failures are instance-specific (it solves some</w:t>
-      </w:r>
-      <w:r>
-        <w:t xml:space="preserve"> </w:t>
-      </w:r>
-      <m:oMath>
-        <m:r>
-          <m:t>15</m:t>
-        </m:r>
-        <m:r>
-          <m:rPr>
-            <m:sty m:val="p"/>
-          </m:rPr>
-          <m:t>×</m:t>
-        </m:r>
-        <m:r>
-          <m:t>15</m:t>
-        </m:r>
-      </m:oMath>
-      <w:r>
-        <w:t xml:space="preserve">s and small grids alike, timing out unpredictably elsewhere), consistent with having no restart to recover from a single bad static variable-ordering choice computed once up front. savin_crossword’s uniform failure is not about grid size at all – its least-constraining-value step recomputes an</w:t>
+        <w:t xml:space="preserve">at all. That absence is itself informative: crossword-composer (which does appear, intermittently) fails on individual instances despite having no dependence on dictionary size, while savin_crossword’s failure is not about grid size at all – its least-constraining-value step recomputes an</w:t>
       </w:r>
       <w:r>
         <w:t xml:space="preserve"> </w:t>
@@ -1501,7 +1502,7 @@
         <w:t xml:space="preserve">000-word dictionary makes prohibitive regardless of grid size, since domain sizes before any grid-driven narrowing are already large. Both are real, unmodified, independently authored solvers; the gap is what restarts, adaptive heuristics, and (for xfill/orca-solver) parallelism buy at dictionary and grid sizes that matter in practice.</w:t>
       </w:r>
     </w:p>
-    <w:bookmarkStart w:id="28" w:name="fig:cumulative"/>
+    <w:bookmarkStart w:id="28" w:name="fig:speedup"/>
     <w:p>
       <w:pPr>
         <w:pStyle w:val="CaptionedFigure"/>
@@ -1509,20 +1510,206 @@
       <w:r>
         <w:drawing>
           <wp:inline>
-            <wp:extent cx="5003800" cy="3009900"/>
+            <wp:extent cx="5334000" cy="2569821"/>
             <wp:effectExtent b="0" l="0" r="0" t="0"/>
             <wp:docPr descr="" title="" id="26" name="Picture"/>
             <a:graphic>
               <a:graphicData uri="http://schemas.openxmlformats.org/drawingml/2006/picture">
                 <pic:pic>
                   <pic:nvPicPr>
-                    <pic:cNvPr descr="../benchmarks/urtc2026_testbench/results/figures/fig2_15x15_cumulative.pdf" id="27" name="Picture"/>
+                    <pic:cNvPr descr="../benchmarks/urtc2026_testbench/results/figures/fig1b_speedup.pdf" id="27" name="Picture"/>
                     <pic:cNvPicPr>
                       <a:picLocks noChangeArrowheads="1" noChangeAspect="1"/>
                     </pic:cNvPicPr>
                   </pic:nvPicPr>
                   <pic:blipFill>
                     <a:blip r:embed="rId25"/>
+                    <a:stretch>
+                      <a:fillRect/>
+                    </a:stretch>
+                  </pic:blipFill>
+                  <pic:spPr bwMode="auto">
+                    <a:xfrm>
+                      <a:off x="0" y="0"/>
+                      <a:ext cx="5334000" cy="2569821"/>
+                    </a:xfrm>
+                    <a:prstGeom prst="rect">
+                      <a:avLst/>
+                    </a:prstGeom>
+                    <a:noFill/>
+                    <a:ln w="9525">
+                      <a:noFill/>
+                      <a:headEnd/>
+                      <a:tailEnd/>
+                    </a:ln>
+                  </pic:spPr>
+                </pic:pic>
+              </a:graphicData>
+            </a:graphic>
+          </wp:inline>
+        </w:drawing>
+      </w:r>
+    </w:p>
+    <w:p>
+      <w:pPr>
+        <w:pStyle w:val="ImageCaption"/>
+      </w:pPr>
+      <w:r>
+        <w:t xml:space="preserve">Per-grid speedup (orca-solver time / xfill time, log scale) on every grid in the full 20-grid sample both solvers solved. Bars above the line mean xfill is faster; only one of 16 falls below it.</w:t>
+      </w:r>
+    </w:p>
+    <w:bookmarkEnd w:id="28"/>
+    <w:p>
+      <w:pPr>
+        <w:pStyle w:val="BodyText"/>
+      </w:pPr>
+      <w:r>
+        <w:t xml:space="preserve">Fig. </w:t>
+      </w:r>
+      <w:hyperlink w:anchor="fig:speedup">
+        <w:r>
+          <w:rPr>
+            <w:rStyle w:val="Hyperlink"/>
+          </w:rPr>
+          <w:t xml:space="preserve">3</w:t>
+        </w:r>
+      </w:hyperlink>
+      <w:r>
+        <w:t xml:space="preserve"> </w:t>
+      </w:r>
+      <w:r>
+        <w:t xml:space="preserve">makes this precise across the full sample, not just the curated subset: of the 16 grids (of 20) both xfill and orca-solver solved, xfill is faster on 15, with a median speedup of</w:t>
+      </w:r>
+      <w:r>
+        <w:t xml:space="preserve"> </w:t>
+      </w:r>
+      <m:oMath>
+        <m:r>
+          <m:t>171</m:t>
+        </m:r>
+        <m:r>
+          <m:rPr>
+            <m:sty m:val="p"/>
+          </m:rPr>
+          <m:t>×</m:t>
+        </m:r>
+      </m:oMath>
+      <w:r>
+        <w:t xml:space="preserve"> </w:t>
+      </w:r>
+      <w:r>
+        <w:t xml:space="preserve">and a geometric mean of</w:t>
+      </w:r>
+      <w:r>
+        <w:t xml:space="preserve"> </w:t>
+      </w:r>
+      <m:oMath>
+        <m:r>
+          <m:t>96</m:t>
+        </m:r>
+        <m:r>
+          <m:rPr>
+            <m:sty m:val="p"/>
+          </m:rPr>
+          <m:t>×</m:t>
+        </m:r>
+      </m:oMath>
+      <w:r>
+        <w:t xml:space="preserve"> </w:t>
+      </w:r>
+      <w:r>
+        <w:t xml:space="preserve">– driven by several 15</w:t>
+      </w:r>
+      <m:oMath>
+        <m:r>
+          <m:rPr>
+            <m:sty m:val="p"/>
+          </m:rPr>
+          <m:t>×</m:t>
+        </m:r>
+      </m:oMath>
+      <w:r>
+        <w:t xml:space="preserve">15 grids where xfill finishes in single-digit milliseconds and orca-solver takes 3–13 seconds, not by the small curated grids alone. The one exception,</w:t>
+      </w:r>
+      <w:r>
+        <w:t xml:space="preserve"> </w:t>
+      </w:r>
+      <w:r>
+        <w:rPr>
+          <w:rStyle w:val="VerbatimChar"/>
+        </w:rPr>
+        <w:t xml:space="preserve">grid_479</w:t>
+      </w:r>
+      <w:r>
+        <w:t xml:space="preserve">, runs the other way (orca-solver</w:t>
+      </w:r>
+      <w:r>
+        <w:t xml:space="preserve"> </w:t>
+      </w:r>
+      <m:oMath>
+        <m:r>
+          <m:rPr>
+            <m:sty m:val="p"/>
+          </m:rPr>
+          <m:t>∼</m:t>
+        </m:r>
+        <m:r>
+          <m:t>​</m:t>
+        </m:r>
+        <m:r>
+          <m:t>3</m:t>
+        </m:r>
+        <m:r>
+          <m:rPr>
+            <m:sty m:val="p"/>
+          </m:rPr>
+          <m:t>×</m:t>
+        </m:r>
+      </m:oMath>
+      <w:r>
+        <w:t xml:space="preserve"> </w:t>
+      </w:r>
+      <w:r>
+        <w:t xml:space="preserve">faster), which we report rather than omit: even a lopsided aggregate result is not a universal one, consistent with Section V-C’s</w:t>
+      </w:r>
+      <w:r>
+        <w:t xml:space="preserve"> </w:t>
+      </w:r>
+      <w:r>
+        <w:rPr>
+          <w:rStyle w:val="VerbatimChar"/>
+        </w:rPr>
+        <w:t xml:space="preserve">grid_115</w:t>
+      </w:r>
+      <w:r>
+        <w:t xml:space="preserve"> </w:t>
+      </w:r>
+      <w:r>
+        <w:t xml:space="preserve">and this paper’s broader argument that neither architecture strictly dominates.</w:t>
+      </w:r>
+    </w:p>
+    <w:bookmarkStart w:id="32" w:name="fig:cumulative"/>
+    <w:p>
+      <w:pPr>
+        <w:pStyle w:val="CaptionedFigure"/>
+      </w:pPr>
+      <w:r>
+        <w:drawing>
+          <wp:inline>
+            <wp:extent cx="5003800" cy="3009900"/>
+            <wp:effectExtent b="0" l="0" r="0" t="0"/>
+            <wp:docPr descr="" title="" id="30" name="Picture"/>
+            <a:graphic>
+              <a:graphicData uri="http://schemas.openxmlformats.org/drawingml/2006/picture">
+                <pic:pic>
+                  <pic:nvPicPr>
+                    <pic:cNvPr descr="../benchmarks/urtc2026_testbench/results/figures/fig2_15x15_cumulative.pdf" id="31" name="Picture"/>
+                    <pic:cNvPicPr>
+                      <a:picLocks noChangeArrowheads="1" noChangeAspect="1"/>
+                    </pic:cNvPicPr>
+                  </pic:nvPicPr>
+                  <pic:blipFill>
+                    <a:blip r:embed="rId29"/>
                     <a:stretch>
                       <a:fillRect/>
                     </a:stretch>
@@ -1568,9 +1755,9 @@
         <w:t xml:space="preserve">15 grids solved by wall time (log scale), 30s cap. The point is the horizontal gap between curves, not the final height: xfill’s curve is shifted roughly two orders of magnitude left of ingrid_core’s and orca-solver’s, meaning it is not just eventually as successful but reaches the same solved fraction far sooner across the entire distribution, not only in a best-case tail.</w:t>
       </w:r>
     </w:p>
-    <w:bookmarkEnd w:id="28"/>
-    <w:bookmarkEnd w:id="29"/>
-    <w:bookmarkStart w:id="30" w:name="real-grids"/>
+    <w:bookmarkEnd w:id="32"/>
+    <w:bookmarkEnd w:id="33"/>
+    <w:bookmarkStart w:id="34" w:name="real-grids"/>
     <w:p>
       <w:pPr>
         <w:pStyle w:val="Heading2"/>
@@ -1587,8 +1774,8 @@
         <w:t xml:space="preserve">On this specific 20-grid sample, orca-solver never uniquely solves a grid xfill fails on, while xfill uniquely solves one orca-solver cannot within the cap (both also agree on 16 solves and one correct UNSAT proof, and are jointly stuck on 2). That near-total overlap is itself informative: it shows this particular sample is not hard enough to separate the two architectures, which is exactly why Sections V-C and V-G instead use a deliberately harder, pre-existing grid list to find where they actually diverge, rather than relying on this sample alone to make that case.</w:t>
       </w:r>
     </w:p>
-    <w:bookmarkEnd w:id="30"/>
-    <w:bookmarkStart w:id="35" w:name="exhaustive-case-study"/>
+    <w:bookmarkEnd w:id="34"/>
+    <w:bookmarkStart w:id="39" w:name="exhaustive-case-study"/>
     <w:p>
       <w:pPr>
         <w:pStyle w:val="Heading2"/>
@@ -1625,7 +1812,7 @@
         <w:t xml:space="preserve">faster, consistent with partitioning’s non-overlapping coverage being a more direct route to a proof than restart-based search’s redundant one.</w:t>
       </w:r>
     </w:p>
-    <w:bookmarkStart w:id="34" w:name="fig:ablation"/>
+    <w:bookmarkStart w:id="38" w:name="fig:ablation"/>
     <w:p>
       <w:pPr>
         <w:pStyle w:val="CaptionedFigure"/>
@@ -1635,18 +1822,18 @@
           <wp:inline>
             <wp:extent cx="5334000" cy="2286000"/>
             <wp:effectExtent b="0" l="0" r="0" t="0"/>
-            <wp:docPr descr="" title="" id="32" name="Picture"/>
+            <wp:docPr descr="" title="" id="36" name="Picture"/>
             <a:graphic>
               <a:graphicData uri="http://schemas.openxmlformats.org/drawingml/2006/picture">
                 <pic:pic>
                   <pic:nvPicPr>
-                    <pic:cNvPr descr="../benchmarks/urtc2026_testbench/results/figures/fig4_ablation.pdf" id="33" name="Picture"/>
+                    <pic:cNvPr descr="../benchmarks/urtc2026_testbench/results/figures/fig4_ablation.pdf" id="37" name="Picture"/>
                     <pic:cNvPicPr>
                       <a:picLocks noChangeArrowheads="1" noChangeAspect="1"/>
                     </pic:cNvPicPr>
                   </pic:nvPicPr>
                   <pic:blipFill>
-                    <a:blip r:embed="rId31"/>
+                    <a:blip r:embed="rId35"/>
                     <a:stretch>
                       <a:fillRect/>
                     </a:stretch>
@@ -1695,9 +1882,9 @@
         <w:t xml:space="preserve">that are fast enough to repeat. Grey = mechanism off, blue = on (this paper’s default). Bars mark the median; the spread is the finding.</w:t>
       </w:r>
     </w:p>
-    <w:bookmarkEnd w:id="34"/>
-    <w:bookmarkEnd w:id="35"/>
-    <w:bookmarkStart w:id="36" w:name="sec:ablation"/>
+    <w:bookmarkEnd w:id="38"/>
+    <w:bookmarkEnd w:id="39"/>
+    <w:bookmarkStart w:id="40" w:name="sec:ablation"/>
     <w:p>
       <w:pPr>
         <w:pStyle w:val="Heading2"/>
@@ -1758,7 +1945,7 @@
           <w:rPr>
             <w:rStyle w:val="Hyperlink"/>
           </w:rPr>
-          <w:t xml:space="preserve">4</w:t>
+          <w:t xml:space="preserve">5</w:t>
         </w:r>
       </w:hyperlink>
       <w:r>
@@ -1841,9 +2028,9 @@
         <w:t xml:space="preserve">), the honest synthesis is that this mechanism’s benefit is corpus- and regime-dependent: it helps broadly on typical grids by redistributing which crossings each worker deprioritizes, but on grids already at the extreme difficulty end, it appears to trade a tighter, well-behaved variance for a wider one that is not reliably better on net. We see no principled way to present this as a clean win on this specific evidence, and reporting a negative or mixed ablation honestly is itself consistent with Section IV’s methodological stance.</w:t>
       </w:r>
     </w:p>
-    <w:bookmarkEnd w:id="36"/>
-    <w:bookmarkEnd w:id="37"/>
-    <w:bookmarkStart w:id="38" w:name="discussion"/>
+    <w:bookmarkEnd w:id="40"/>
+    <w:bookmarkEnd w:id="41"/>
+    <w:bookmarkStart w:id="42" w:name="discussion"/>
     <w:p>
       <w:pPr>
         <w:pStyle w:val="Heading1"/>
@@ -1902,15 +2089,15 @@
           <w:rPr>
             <w:rStyle w:val="Hyperlink"/>
           </w:rPr>
-          <w:t xml:space="preserve">4</w:t>
+          <w:t xml:space="preserve">5</w:t>
         </w:r>
       </w:hyperlink>
       <w:r>
         <w:t xml:space="preserve">’s mixed ablation result: shared conflict weights change which draws from the tail each worker takes, which can as easily land on a worse draw as a better one on any single hard instance, and only shows up as a net improvement once averaged over the broader, more typical corpus where Section III’s original finding was measured. Neither result is in tension with the other; they describe the same mechanism at two different points on the difficulty spectrum.</w:t>
       </w:r>
     </w:p>
-    <w:bookmarkEnd w:id="38"/>
-    <w:bookmarkStart w:id="39" w:name="limitations-and-conclusion"/>
+    <w:bookmarkEnd w:id="42"/>
+    <w:bookmarkStart w:id="43" w:name="limitations-and-conclusion"/>
     <w:p>
       <w:pPr>
         <w:pStyle w:val="Heading1"/>
@@ -1935,8 +2122,8 @@
         <w:t xml:space="preserve">We described a concurrent conflict-weight-sharing mechanism for restart-portfolio CSP search occupying a specific gap in prior work – soft rather than hard information, shared continuously rather than gathered once, never used to partition – and distinguished it from the three closest points in the literature. Implemented in xfill and evaluated on a reproducible, five-solver testbench against both sophisticated competitors and unmodified naive baselines, it contributes to a broader pattern: restart portfolios and partitioned search are suited respectively to finding solutions quickly and to proving none exist, and naive backtracking without either is not competitive at real crossword scale regardless. We also reported a negative result – five heuristics rendered indistinguishable by a precondition that kept them from ever executing – as a reusable caution for comparing branching heuristics by benchmark score alone.</w:t>
       </w:r>
     </w:p>
-    <w:bookmarkEnd w:id="39"/>
-    <w:bookmarkStart w:id="40" w:name="acknowledgments"/>
+    <w:bookmarkEnd w:id="43"/>
+    <w:bookmarkStart w:id="44" w:name="acknowledgments"/>
     <w:p>
       <w:pPr>
         <w:pStyle w:val="Heading1"/>
@@ -2294,7 +2481,7 @@
         <w:t xml:space="preserve">, vol. 18, no. 5–6, pp. 725–758, 2018.</w:t>
       </w:r>
     </w:p>
-    <w:bookmarkEnd w:id="40"/>
+    <w:bookmarkEnd w:id="44"/>
     <w:sectPr>
       <w:footnotePr>
         <w:numRestart w:val="eachSect"/>

--- a/paper/xfill_urtc2026.docx
+++ b/paper/xfill_urtc2026.docx
@@ -28,14 +28,14 @@
         <w:pStyle w:val="Abstract"/>
       </w:pPr>
       <w:r>
-        <w:t xml:space="preserve">Parallel constraint solvers generally take one of two paths: partition the search space across workers, or run an undivided portfolio of independent restarts. Prior work that shares information between constraint-satisfaction-problem (CSP) workers treats that sharing as a prelude to partitioning, gathered once and then spent. We describe a different point in this design space: a restart portfolio whose workers never partition the problem, but continuously and concurrently update a shared pool of dom/wdeg-style conflict weights throughout the entire search, with no manager and no synchronization phase. We implement this in xfill, a word-level CSP solver for crossword filling, and evaluate it against four other solvers – orca-solver (partition-based), ingrid_core (single-threaded reference), and two simpler, unmodified open-source backtrackers used as naive baselines – on a reproducible, fixed testbench of real and size-graded grids, plus an adversarially constructed grid designed to be exhaustively hard. Restart portfolios and partitioned search are not uniformly ordered, but on this project’s testbench xfill’s advantage is large and broad where it appears: on the 16 (of 20) real grids both solvers solve, xfill is faster on 15, by a geometric mean of</w:t>
+        <w:t xml:space="preserve">Parallel CSP solvers typically take one of two forms: partition the search space across workers, or run an undivided portfolio of independent restarts. When CSP workers share information at all, prior work treats that sharing as a one-time input to partitioning, gathered once and then spent. This paper describes a different mechanism: a restart portfolio whose workers never partition the problem, but continuously and concurrently update a shared pool of dom/wdeg-style conflict weights throughout the search, with no manager and no synchronization phase. We implement it in xfill, a word-level CSP solver for crossword filling, and test it two ways. First, we establish that restart-portfolio search as a class occupies a genuinely different point in the design space than partition-based search, using orca-solver (an independently developed partition-based solver) as a concrete representative of the alternative: restart portfolios exploit heavy-tailed search-runtime distributions, so oversubscribing thread count past the physical core count improves xfill by up to</w:t>
       </w:r>
       <w:r>
         <w:t xml:space="preserve"> </w:t>
       </w:r>
       <m:oMath>
         <m:r>
-          <m:t>96</m:t>
+          <m:t>65</m:t>
         </m:r>
         <m:r>
           <m:rPr>
@@ -45,14 +45,17 @@
         </m:r>
       </m:oMath>
       <w:r>
-        <w:t xml:space="preserve">; oversubscribing thread count past physical core count consistently helps xfill, on one hard grid by roughly</w:t>
+        <w:t xml:space="preserve"> </w:t>
+      </w:r>
+      <w:r>
+        <w:t xml:space="preserve">on one hard grid, while the partition-based solver improves only marginally and cannot solve it at all below 14 threads; on 16 real grids both solve, xfill is faster on 15, by a geometric mean of</w:t>
       </w:r>
       <w:r>
         <w:t xml:space="preserve"> </w:t>
       </w:r>
       <m:oMath>
         <m:r>
-          <m:t>65</m:t>
+          <m:t>96</m:t>
         </m:r>
         <m:r>
           <m:rPr>
@@ -62,10 +65,7 @@
         </m:r>
       </m:oMath>
       <w:r>
-        <w:t xml:space="preserve"> </w:t>
-      </w:r>
-      <w:r>
-        <w:t xml:space="preserve">from 1 to 42 threads, while orca-solver improves only marginally over the same range and cannot solve it at all below 14 threads. Neither result is universal – one grid favors orca-solver outright, and a separate hard-grid set shows both architectures failing together – and we report those honestly alongside the aggregate. Shared conflict weights give a consistent improvement on a broad, moderate-difficulty corpus, but a targeted ablation (6 trials, on/off, otherwise identical) on especially hard grids shows a more nuanced effect – higher variance in both directions rather than a uniform speedup – which we report honestly rather than selectively. We also report a negative result: five independently plausible letter-level branching heuristics produced numerically identical output on our hardest benchmark grid, because a domain-size precondition meant none of them ever executed – caught only by direct execution-path instrumentation, not by comparing benchmark scores.</w:t>
+        <w:t xml:space="preserve">. Partitioning, conversely, gives genuine non-overlapping coverage, a real advantage for proving unsatisfiability. Second, and more directly on point, we isolate the shared-weight mechanism itself – same solver, same grid, only the mechanism toggled – and find a more nuanced result than the architectural comparison above: consistent improvement on a broad corpus of moderate-difficulty grids, but higher variance rather than a reliable win on especially hard instances. We report this honestly rather than selectively, since a negative or mixed result for one’s own mechanism is still evidence. We also report a negative result from the same codebase: five independently plausible letter-level branching heuristics produced numerically identical output on our hardest benchmark grid, because a domain-size precondition meant none of them ever executed – caught only by direct execution-path instrumentation, not by comparing benchmark scores.</w:t>
       </w:r>
     </w:p>
     <w:bookmarkStart w:id="9" w:name="introduction"/>
@@ -82,7 +82,7 @@
         <w:pStyle w:val="FirstParagraph"/>
       </w:pPr>
       <w:r>
-        <w:t xml:space="preserve">Crossword filling – assigning a dictionary word to every slot in a grid so every crossing letter agrees – is a natural word-level CSP and a convenient search-research testbed: instances are human-legible, difficulty is controllable directly through grid geometry, and independently developed solvers already exist to compare against. Ginsberg’s Dr.Fill</w:t>
+        <w:t xml:space="preserve">Crossword filling – assigning a dictionary word to every slot in a grid so every crossing letter agrees – is a word-level CSP and a convenient search-research testbed: instances are human-legible, difficulty is controllable directly through grid geometry, and independently developed solvers already exist to compare against. Ginsberg’s Dr.Fill</w:t>
       </w:r>
       <w:r>
         <w:t xml:space="preserve"> </w:t>
@@ -99,7 +99,7 @@
         <w:pStyle w:val="BodyText"/>
       </w:pPr>
       <w:r>
-        <w:t xml:space="preserve">This paper is not primarily about crossword filling. It uses crossword filling as the setting for a narrower question in parallel constraint search: when multiple workers run concurrently, is there value in sharing</w:t>
+        <w:t xml:space="preserve">This paper is not about crossword filling. It uses crossword filling as a setting to answer one question about parallel constraint search: when multiple workers run concurrently, is there value in sharing</w:t>
       </w:r>
       <w:r>
         <w:t xml:space="preserve"> </w:t>
@@ -115,7 +115,49 @@
         <w:t xml:space="preserve"> </w:t>
       </w:r>
       <w:r>
-        <w:t xml:space="preserve">heuristic statistics – information that biases search order without asserting anything logically – continuously, without ever partitioning the problem those workers are solving? We show this combination is distinct from the closest points in the literature, implement it, and measure its effect against both sophisticated and naive alternatives on a reproducible testbench.</w:t>
+        <w:t xml:space="preserve">heuristic statistics – information that biases search order without asserting anything logically – continuously, without ever partitioning the problem those workers are solving? Section </w:t>
+      </w:r>
+      <w:hyperlink w:anchor="sec:relwork">
+        <w:r>
+          <w:rPr>
+            <w:rStyle w:val="Hyperlink"/>
+          </w:rPr>
+          <w:t xml:space="preserve">2</w:t>
+        </w:r>
+      </w:hyperlink>
+      <w:r>
+        <w:t xml:space="preserve"> </w:t>
+      </w:r>
+      <w:r>
+        <w:t xml:space="preserve">shows this combination does not exist in prior work; Section </w:t>
+      </w:r>
+      <w:hyperlink w:anchor="sec:arch">
+        <w:r>
+          <w:rPr>
+            <w:rStyle w:val="Hyperlink"/>
+          </w:rPr>
+          <w:t xml:space="preserve">3</w:t>
+        </w:r>
+      </w:hyperlink>
+      <w:r>
+        <w:t xml:space="preserve"> </w:t>
+      </w:r>
+      <w:r>
+        <w:t xml:space="preserve">implements it; Section </w:t>
+      </w:r>
+      <w:hyperlink w:anchor="sec:experiments">
+        <w:r>
+          <w:rPr>
+            <w:rStyle w:val="Hyperlink"/>
+          </w:rPr>
+          <w:t xml:space="preserve">5</w:t>
+        </w:r>
+      </w:hyperlink>
+      <w:r>
+        <w:t xml:space="preserve"> </w:t>
+      </w:r>
+      <w:r>
+        <w:t xml:space="preserve">measures its effect, both in isolation and against the broader architectural backdrop that makes it worth measuring at all.</w:t>
       </w:r>
     </w:p>
     <w:p>
@@ -133,11 +175,11 @@
         <w:t xml:space="preserve"> </w:t>
       </w:r>
       <w:r>
-        <w:t xml:space="preserve">(1) a concurrent, decentralized conflict-weight-sharing mechanism for restart-portfolio CSP search, positioned precisely against the closest prior work; (2) a reproducible, five-solver benchmark testbench, checked into the project repository, comparing xfill against orca-solver, ingrid_core, and two independent open-source baselines on a fixed, size-graded grid set; and (3) a methodological negative result about validating that a heuristic under test actually executes before trusting a benchmark comparison of it.</w:t>
+        <w:t xml:space="preserve">(1) a concurrent, decentralized conflict-weight-sharing mechanism for restart-portfolio CSP search, positioned precisely against the closest prior work; (2) a reproducible five-solver testbench, checked into the project repository, that separates two claims – restart-portfolio search as an architectural class versus this specific mechanism within it – rather than conflating them; and (3) a methodological negative result about confirming a heuristic under test actually executes before trusting a benchmark comparison of it.</w:t>
       </w:r>
     </w:p>
     <w:bookmarkEnd w:id="9"/>
-    <w:bookmarkStart w:id="10" w:name="background-and-related-work"/>
+    <w:bookmarkStart w:id="10" w:name="sec:relwork"/>
     <w:p>
       <w:pPr>
         <w:pStyle w:val="Heading1"/>
@@ -239,7 +281,7 @@
         <w:pStyle w:val="BodyText"/>
       </w:pPr>
       <w:r>
-        <w:t xml:space="preserve">Three groups of prior CSP work sit near, but not on, the point in this design space we describe. Grimes and Wallace</w:t>
+        <w:t xml:space="preserve">Three prior CSP results sit near, but not on, the point in this design space we describe. Grimes and Wallace</w:t>
       </w:r>
       <w:r>
         <w:t xml:space="preserve"> </w:t>
@@ -286,7 +328,7 @@
         <w:t xml:space="preserve">hard</w:t>
       </w:r>
       <w:r>
-        <w:t xml:space="preserve">, logically derived facts, and requiring clause-learning machinery. Yun and Epstein’s ELF and SPREAD</w:t>
+        <w:t xml:space="preserve">, logically derived facts, and requiring clause-learning machinery most CSP solvers do not have. Yun and Epstein’s ELF and SPREAD</w:t>
       </w:r>
       <w:r>
         <w:t xml:space="preserve"> </w:t>
@@ -400,11 +442,25 @@
         <w:pStyle w:val="BodyText"/>
       </w:pPr>
       <w:r>
-        <w:t xml:space="preserve">The mechanism in Section III occupies the gap these leave: concurrent (unlike Grimes and Wallace), soft (unlike Ehlers and Stuckey), and never used to partition (unlike Yun and Epstein).</w:t>
+        <w:t xml:space="preserve">The mechanism in Section </w:t>
+      </w:r>
+      <w:hyperlink w:anchor="sec:arch">
+        <w:r>
+          <w:rPr>
+            <w:rStyle w:val="Hyperlink"/>
+          </w:rPr>
+          <w:t xml:space="preserve">3</w:t>
+        </w:r>
+      </w:hyperlink>
+      <w:r>
+        <w:t xml:space="preserve"> </w:t>
+      </w:r>
+      <w:r>
+        <w:t xml:space="preserve">occupies the gap these leave: concurrent, unlike Grimes and Wallace; soft, unlike Ehlers and Stuckey; and never used to partition, unlike Yun and Epstein.</w:t>
       </w:r>
     </w:p>
     <w:bookmarkEnd w:id="10"/>
-    <w:bookmarkStart w:id="11" w:name="system-architecture"/>
+    <w:bookmarkStart w:id="11" w:name="sec:arch"/>
     <w:p>
       <w:pPr>
         <w:pStyle w:val="Heading1"/>
@@ -494,7 +550,7 @@
         <w:t xml:space="preserve">unlimited_budget</w:t>
       </w:r>
       <w:r>
-        <w:t xml:space="preserve">) guaranteeing eventual completion independent of restart variance. Any worker’s sound negative result cancels the others.</w:t>
+        <w:t xml:space="preserve">) that guarantees eventual completion independent of restart variance. Any worker’s sound negative result cancels the others.</w:t>
       </w:r>
     </w:p>
     <w:p>
@@ -527,7 +583,7 @@
         <w:t xml:space="preserve"> </w:t>
       </w:r>
       <w:r>
-        <w:t xml:space="preserve">maintains one array of plain atomic counters, one per crossing, shared by every restart worker (the dedicated exhaustive worker is excluded). Every worker increments a crossing’s counter on wipeout and reads every counter when scoring candidates. The shared counters are plain, order-independent atomic increments rather than a decaying scheme – a decaying normalizer depends on the exact sequence of prior updates, race-free only with a single writer, whereas concurrent writers need an order-independent update rule. The dedicated exhaustive worker neither reads nor writes the shared array: wiring it in measurably regressed the one grid in our corpus it uniquely solved, since its entire value lies in one undisturbed trajectory. Two correctness properties were required before the resulting numbers meant anything: single-threaded calls must stay byte-identical to the unshared baseline (gated on thread count</w:t>
+        <w:t xml:space="preserve">maintains one array of plain atomic counters, one per crossing, shared by every restart worker except the dedicated exhaustive one. Every worker increments a crossing’s counter on wipeout and reads every counter when scoring candidates. The counters are plain, order-independent atomic increments rather than a decaying scheme: a decaying normalizer depends on the exact sequence of prior updates and is race-free only with a single writer, while concurrent writers need an update rule that does not depend on order. The dedicated exhaustive worker is excluded because its entire value is one undisturbed trajectory; wiring it in measurably regressed the one grid in our corpus it uniquely solved. Two correctness properties were required before any of the resulting numbers meant anything: single-threaded calls stay byte-identical to the unshared baseline, gated on thread count</w:t>
       </w:r>
       <w:r>
         <w:t xml:space="preserve"> </w:t>
@@ -544,7 +600,7 @@
         </m:r>
       </m:oMath>
       <w:r>
-        <w:t xml:space="preserve">), and ThreadSanitizer, run against real multi-threaded solves, reported no data races – consistent with every update being independent and order-free. In earlier development-time testing across a broader corpus of moderate-difficulty grids (documented at commit-level detail in this repository’s</w:t>
+        <w:t xml:space="preserve">; and ThreadSanitizer, run against real multi-threaded solves, reports no data races, consistent with every update being independent of order. In earlier development-time testing across a broad corpus of moderate-difficulty grids (documented at commit level in this repository’s</w:t>
       </w:r>
       <w:r>
         <w:t xml:space="preserve"> </w:t>
@@ -556,7 +612,7 @@
         <w:t xml:space="preserve">docs/design.md</w:t>
       </w:r>
       <w:r>
-        <w:t xml:space="preserve">), this mechanism reduced solve time broadly rather than on an isolated case – one grid from 12.5s to 0.7s, another from 1.2s to 0.1s, a third newly solved within its time cap – which we revisit against a targeted, harder-instance ablation in Section </w:t>
+        <w:t xml:space="preserve">), this mechanism cut solve time broadly – one grid from 12.5s to 0.7s, another from 1.2s to 0.1s, a third newly solved within its time cap – a finding we revisit against a harder, targeted ablation in Section </w:t>
       </w:r>
       <w:hyperlink w:anchor="sec:ablation">
         <w:r>
@@ -585,7 +641,7 @@
         <w:pStyle w:val="FirstParagraph"/>
       </w:pPr>
       <w:r>
-        <w:t xml:space="preserve">Prompted by a loss against orca-solver on a difficult</w:t>
+        <w:t xml:space="preserve">This section is a methodological aside from the same codebase, not a direct test of the mechanism above; we include it because it shaped how we validate every other result in this paper. Motivated by a</w:t>
       </w:r>
       <w:r>
         <w:t xml:space="preserve"> </w:t>
@@ -608,7 +664,18 @@
         <w:t xml:space="preserve"> </w:t>
       </w:r>
       <w:r>
-        <w:t xml:space="preserve">grid (Section V), we implemented five letter-level branching variants – two minimum-remaining-value scoring rules, a faithful reimplementation of orca-solver’s own candidate scoring (read from its published source for reference), and a reversed scan order – reasoning that a smaller per-node branching factor should help on wide-open grids.</w:t>
+        <w:t xml:space="preserve">grid known to be exceptionally hard for restart-based search (Section </w:t>
+      </w:r>
+      <w:hyperlink w:anchor="sec:oversub">
+        <w:r>
+          <w:rPr>
+            <w:rStyle w:val="Hyperlink"/>
+          </w:rPr>
+          <w:t xml:space="preserve">5.2</w:t>
+        </w:r>
+      </w:hyperlink>
+      <w:r>
+        <w:t xml:space="preserve">), we implemented five letter-level branching variants – two minimum-remaining-value scoring rules, a faithful reimplementation of a partition-based solver’s own candidate scoring (read from its published source for reference), and a reversed scan order – reasoning that a smaller per-node branching factor should help on wide-open grids.</w:t>
       </w:r>
     </w:p>
     <w:p>
@@ -628,7 +695,7 @@
         <w:t xml:space="preserve"> </w:t>
       </w:r>
       <w:r>
-        <w:t xml:space="preserve">and warranted checking rather than reporting a null result. A plain counter placed directly in the branch-selection code, tracking how often the large-domain branch these heuristics govern actually executed, showed it firing</w:t>
+        <w:t xml:space="preserve">so we checked rather than reported a null result. A plain counter placed directly in the branch-selection code, tracking how often the large-domain branch these heuristics govern actually executed, showed it firing</w:t>
       </w:r>
       <w:r>
         <w:t xml:space="preserve"> </w:t>
@@ -650,11 +717,22 @@
         <w:t xml:space="preserve">,</w:t>
       </w:r>
       <w:r>
-        <w:t xml:space="preserve">000 real search nodes: propagation from the grid’s pre-filled letters narrowed every domain below the branch’s activation threshold within the first few assignments. All five heuristics were unreachable code the entire time they were being compared, which is exactly why comparing their benchmark scores could not have distinguished them. The actual bottleneck – found only after ruling out the large-domain branch – was the small-domain branch’s fixed word ordering; extending the solver’s existing restart-randomization flag to that branch is what produced the improvements in Section V. We report this as a reusable methodological point: an A/B comparison of branching heuristics is only informative once the branch under test is confirmed, by direct instrumentation, to actually execute.</w:t>
+        <w:t xml:space="preserve">000 real search nodes: propagation from the grid’s pre-filled letters narrowed every domain below the branch’s activation threshold within the first few assignments. All five heuristics were unreachable code the entire time we compared them, which is exactly why comparing their benchmark scores could not have distinguished them. The actual bottleneck, found only after ruling out the large-domain branch, was the small-domain branch’s fixed word ordering; extending the solver’s existing restart-randomization flag to that branch produced the improvements reported in Section </w:t>
+      </w:r>
+      <w:hyperlink w:anchor="sec:oversub">
+        <w:r>
+          <w:rPr>
+            <w:rStyle w:val="Hyperlink"/>
+          </w:rPr>
+          <w:t xml:space="preserve">5.2</w:t>
+        </w:r>
+      </w:hyperlink>
+      <w:r>
+        <w:t xml:space="preserve">. The reusable point: an A/B comparison of branching heuristics is only informative once the branch under test is confirmed, by direct instrumentation, to actually execute.</w:t>
       </w:r>
     </w:p>
     <w:bookmarkEnd w:id="12"/>
-    <w:bookmarkStart w:id="41" w:name="experiments"/>
+    <w:bookmarkStart w:id="41" w:name="sec:experiments"/>
     <w:p>
       <w:pPr>
         <w:pStyle w:val="Heading1"/>
@@ -675,6 +753,53 @@
     <w:p>
       <w:pPr>
         <w:pStyle w:val="FirstParagraph"/>
+      </w:pPr>
+      <w:r>
+        <w:t xml:space="preserve">The experiments below test two distinct claims, and we keep them in separate subsections rather than blending them. Sections </w:t>
+      </w:r>
+      <w:hyperlink w:anchor="sec:oversub">
+        <w:r>
+          <w:rPr>
+            <w:rStyle w:val="Hyperlink"/>
+          </w:rPr>
+          <w:t xml:space="preserve">5.2</w:t>
+        </w:r>
+      </w:hyperlink>
+      <w:r>
+        <w:t xml:space="preserve">–</w:t>
+      </w:r>
+      <w:hyperlink w:anchor="sec:exhaustive">
+        <w:r>
+          <w:rPr>
+            <w:rStyle w:val="Hyperlink"/>
+          </w:rPr>
+          <w:t xml:space="preserve">5.6</w:t>
+        </w:r>
+      </w:hyperlink>
+      <w:r>
+        <w:t xml:space="preserve"> </w:t>
+      </w:r>
+      <w:r>
+        <w:t xml:space="preserve">test whether restart-portfolio search, as an architectural class, occupies a genuinely different point in the design space than partition-based search – using orca-solver as a concrete, independently developed representative of that alternative, and two unmodified naive backtrackers to show the comparison is not trivial. This establishes why the mechanism is worth building at all. Section </w:t>
+      </w:r>
+      <w:hyperlink w:anchor="sec:ablation">
+        <w:r>
+          <w:rPr>
+            <w:rStyle w:val="Hyperlink"/>
+          </w:rPr>
+          <w:t xml:space="preserve">5.7</w:t>
+        </w:r>
+      </w:hyperlink>
+      <w:r>
+        <w:t xml:space="preserve"> </w:t>
+      </w:r>
+      <w:r>
+        <w:t xml:space="preserve">then isolates the mechanism itself, holding architecture fixed, which is this paper’s actual contribution.</w:t>
+      </w:r>
+    </w:p>
+    <w:p>
+      <w:pPr>
+        <w:pStyle w:val="BodyText"/>
       </w:pPr>
       <w:r>
         <w:rPr>
@@ -687,7 +812,7 @@
         <w:t xml:space="preserve"> </w:t>
       </w:r>
       <w:r>
-        <w:t xml:space="preserve">xfill (this work); orca-solver, an independently developed partition-based parallel solver treated as a black box; ingrid_core, a single-threaded reference solver; and, to contrast sophisticated architectures against unmodified naive ones, two open-source backtrackers with no restarts, no learned heuristics, and no parallelism: crossword-composer (a static-constraint-order Rust backtracker) and savin_crossword (a textbook AC-3-plus-backtracking Python implementation). All five are run through a single fixed harness checked into this project’s repository (</w:t>
+        <w:t xml:space="preserve">xfill (this work); orca-solver, a partition-based parallel solver treated as a black box; ingrid_core, a single-threaded reference solver; and, as naive baselines with no restarts, no learned heuristics, and no parallelism, crossword-composer (a static-constraint-order Rust backtracker) and savin_crossword (a textbook AC-3-plus-backtracking Python implementation). All five run through a single fixed harness checked into this project’s repository (</w:t>
       </w:r>
       <w:r>
         <w:rPr>
@@ -696,7 +821,7 @@
         <w:t xml:space="preserve">benchmarks/urtc2026_testbench/</w:t>
       </w:r>
       <w:r>
-        <w:t xml:space="preserve">), against a dictionary derived deterministically from the repository’s own freely available word list (never a paid one), with a fixed random seed and a uniform 30-second cap – fully reproducible by re-running</w:t>
+        <w:t xml:space="preserve">), against a dictionary derived deterministically from the repository’s own freely available word list, with a fixed random seed and a uniform 30-second cap – reproducible by re-running</w:t>
       </w:r>
       <w:r>
         <w:t xml:space="preserve"> </w:t>
@@ -766,18 +891,30 @@
         </m:r>
       </m:oMath>
       <w:r>
-        <w:t xml:space="preserve">) plus a fixed-seed random sample of 15</w:t>
+        <w:t xml:space="preserve">) plus a fixed-seed random sample of</w:t>
+      </w:r>
+      <w:r>
+        <w:t xml:space="preserve"> </w:t>
       </w:r>
       <m:oMath>
+        <m:r>
+          <m:t>15</m:t>
+        </m:r>
         <m:r>
           <m:rPr>
             <m:sty m:val="p"/>
           </m:rPr>
           <m:t>×</m:t>
         </m:r>
+        <m:r>
+          <m:t>15</m:t>
+        </m:r>
       </m:oMath>
       <w:r>
-        <w:t xml:space="preserve">15 grids from a real, previously scraped corpus, all already committed to the repository.</w:t>
+        <w:t xml:space="preserve"> </w:t>
+      </w:r>
+      <w:r>
+        <w:t xml:space="preserve">grids from a real, previously scraped corpus, all committed to the repository.</w:t>
       </w:r>
     </w:p>
     <w:bookmarkStart w:id="13" w:name="tab:threads"/>
@@ -809,7 +946,7 @@
         <w:t xml:space="preserve"> </w:t>
       </w:r>
       <w:r>
-        <w:t xml:space="preserve">grid (single sample; orca-solver’s single-threaded baseline is 201.7s).</w:t>
+        <w:t xml:space="preserve">grid (single sample; a partition-based solver’s published single-threaded baseline on this grid is 201.7s).</w:t>
       </w:r>
     </w:p>
     <w:tbl>
@@ -817,7 +954,7 @@
         <w:tblStyle w:val="Table"/>
         <w:tblW w:type="auto" w:w="0"/>
         <w:tblLook w:firstRow="1" w:lastRow="0" w:firstColumn="0" w:lastColumn="0" w:noHBand="0" w:noVBand="0" w:val="0020"/>
-        <w:tblCaption w:val="Thread count vs. wall time on a known-hard 7\times7 grid (single sample; orca-solver’s single-threaded baseline is 201.7s)."/>
+        <w:tblCaption w:val="Thread count vs. wall time on a known-hard 7\times7 grid (single sample; a partition-based solver’s published single-threaded baseline on this grid is 201.7s)."/>
       </w:tblPr>
       <w:tblGrid>
         <w:gridCol w:w="3960"/>
@@ -991,7 +1128,7 @@
         <w:pStyle w:val="Heading2"/>
       </w:pPr>
       <w:r>
-        <w:t xml:space="preserve">Oversubscription on a Known-Hard Grid</w:t>
+        <w:t xml:space="preserve">Restart Portfolios Exploit Added Parallelism</w:t>
       </w:r>
     </w:p>
     <w:p>
@@ -999,7 +1136,7 @@
         <w:pStyle w:val="FirstParagraph"/>
       </w:pPr>
       <w:r>
-        <w:t xml:space="preserve">Table </w:t>
+        <w:t xml:space="preserve">Restart-portfolio search should benefit from more independent workers even past the physical core count, because heavy-tailed runtime means each additional worker is another draw that might get lucky early. Table </w:t>
       </w:r>
       <w:hyperlink w:anchor="tab:threads">
         <w:r>
@@ -1013,7 +1150,7 @@
         <w:t xml:space="preserve"> </w:t>
       </w:r>
       <w:r>
-        <w:t xml:space="preserve">shows wall time on a known-hard, previously published</w:t>
+        <w:t xml:space="preserve">tests this directly on a known-hard</w:t>
       </w:r>
       <w:r>
         <w:t xml:space="preserve"> </w:t>
@@ -1036,21 +1173,7 @@
         <w:t xml:space="preserve"> </w:t>
       </w:r>
       <w:r>
-        <w:t xml:space="preserve">grid (two pre-filled letters, no blocked cells) as thread count exceeds this machine’s 14 physical cores. Every oversubscribed configuration beats orca-solver’s single-threaded baseline; 42 threads (3</w:t>
-      </w:r>
-      <m:oMath>
-        <m:r>
-          <m:rPr>
-            <m:sty m:val="p"/>
-          </m:rPr>
-          <m:t>×</m:t>
-        </m:r>
-      </m:oMath>
-      <w:r>
-        <w:t xml:space="preserve"> </w:t>
-      </w:r>
-      <w:r>
-        <w:t xml:space="preserve">physical cores) is fastest, with contention visibly eroding the gain by 56.</w:t>
+        <w:t xml:space="preserve">grid (two pre-filled letters, no blocked cells), oversubscribing threads well past this machine’s 14 physical cores. Wall time improves through 42 threads before contention erodes further gains at 56; every configuration beats the 201.7s single-threaded baseline an independently developed partition-based solver reports on the same grid, which serves here only as an external difficulty anchor, not a target being chased.</w:t>
       </w:r>
     </w:p>
     <w:bookmarkStart w:id="18" w:name="fig:scaling"/>
@@ -1137,7 +1260,7 @@
         <w:pStyle w:val="Heading2"/>
       </w:pPr>
       <w:r>
-        <w:t xml:space="preserve">Thread-Count Scaling on Hard Grids</w:t>
+        <w:t xml:space="preserve">Is This a Property of the Architecture, or One Grid?</w:t>
       </w:r>
     </w:p>
     <w:p>
@@ -1145,7 +1268,21 @@
         <w:pStyle w:val="FirstParagraph"/>
       </w:pPr>
       <w:r>
-        <w:t xml:space="preserve">Table </w:t>
+        <w:t xml:space="preserve">Fig. </w:t>
+      </w:r>
+      <w:hyperlink w:anchor="fig:scaling">
+        <w:r>
+          <w:rPr>
+            <w:rStyle w:val="Hyperlink"/>
+          </w:rPr>
+          <w:t xml:space="preserve">1</w:t>
+        </w:r>
+      </w:hyperlink>
+      <w:r>
+        <w:t xml:space="preserve"> </w:t>
+      </w:r>
+      <w:r>
+        <w:t xml:space="preserve">repeats the oversubscription experiment on three more grids, at 1 through 42 threads, for both xfill and orca-solver, to check whether Table </w:t>
       </w:r>
       <w:hyperlink w:anchor="tab:threads">
         <w:r>
@@ -1156,24 +1293,7 @@
         </w:r>
       </w:hyperlink>
       <w:r>
-        <w:t xml:space="preserve"> </w:t>
-      </w:r>
-      <w:r>
-        <w:t xml:space="preserve">is one grid; Fig. </w:t>
-      </w:r>
-      <w:hyperlink w:anchor="fig:scaling">
-        <w:r>
-          <w:rPr>
-            <w:rStyle w:val="Hyperlink"/>
-          </w:rPr>
-          <w:t xml:space="preserve">1</w:t>
-        </w:r>
-      </w:hyperlink>
-      <w:r>
-        <w:t xml:space="preserve"> </w:t>
-      </w:r>
-      <w:r>
-        <w:t xml:space="preserve">repeats the experiment across three grids drawn from this project’s own pre-existing "known hard" list (identified in earlier development-time testing, predating this paper, and reused rather than cherry-picked for it), at 1 through 42 threads, for both xfill and orca-solver. The three panels show three different regimes, not one story averaged away: on</w:t>
+        <w:t xml:space="preserve">’s result is a general property of restart portfolios or an artifact of one grid. It is not one story: on</w:t>
       </w:r>
       <w:r>
         <w:t xml:space="preserve"> </w:t>
@@ -1205,27 +1325,7 @@
         <w:t xml:space="preserve"> </w:t>
       </w:r>
       <w:r>
-        <w:t xml:space="preserve">improvement – while orca-solver never solves it below 14 threads and only creeps from 27.3s to 17.9s from 14 to 42, a</w:t>
-      </w:r>
-      <w:r>
-        <w:t xml:space="preserve"> </w:t>
-      </w:r>
-      <m:oMath>
-        <m:r>
-          <m:t>1.5</m:t>
-        </m:r>
-        <m:r>
-          <m:rPr>
-            <m:sty m:val="p"/>
-          </m:rPr>
-          <m:t>×</m:t>
-        </m:r>
-      </m:oMath>
-      <w:r>
-        <w:t xml:space="preserve"> </w:t>
-      </w:r>
-      <w:r>
-        <w:t xml:space="preserve">improvement at best; on</w:t>
+        <w:t xml:space="preserve">improvement – while orca-solver never solves it below 14 threads and only creeps from 27.3s to 17.9s from 14 to 42; on</w:t>
       </w:r>
       <w:r>
         <w:t xml:space="preserve"> </w:t>
@@ -1265,22 +1365,7 @@
         <w:t xml:space="preserve">grid_115</w:t>
       </w:r>
       <w:r>
-        <w:t xml:space="preserve">, neither solver succeeds at any thread count, an honest reminder that not every grid favors either architecture.</w:t>
-      </w:r>
-      <w:r>
-        <w:t xml:space="preserve"> </w:t>
-      </w:r>
-      <w:r>
-        <w:rPr>
-          <w:rStyle w:val="VerbatimChar"/>
-        </w:rPr>
-        <w:t xml:space="preserve">grid_120</w:t>
-      </w:r>
-      <w:r>
-        <w:t xml:space="preserve"> </w:t>
-      </w:r>
-      <w:r>
-        <w:t xml:space="preserve">is the cleanest demonstration in this paper of what a non-partitioning restart portfolio buys: capacity to absorb far more parallelism than the physical core count without restructuring the search, which a partition-based design here does not exhibit to nearly the same degree.</w:t>
+        <w:t xml:space="preserve">, neither solver succeeds at any thread count – not every grid favors either architecture, and we report that rather than omit it. Where the pattern does hold, it holds because absorbing extra parallelism without restructuring the search is what a non-partitioning restart portfolio is built to do; a partition-based design here does not exhibit that capacity to nearly the same degree.</w:t>
       </w:r>
     </w:p>
     <w:bookmarkStart w:id="23" w:name="fig:size"/>
@@ -1361,13 +1446,13 @@
     </w:p>
     <w:bookmarkEnd w:id="23"/>
     <w:bookmarkEnd w:id="24"/>
-    <w:bookmarkStart w:id="33" w:name="scaling-and-naive-baselines"/>
+    <w:bookmarkStart w:id="29" w:name="X2723a221c5730cdfa21d404f2352f3349293bff"/>
     <w:p>
       <w:pPr>
         <w:pStyle w:val="Heading2"/>
       </w:pPr>
       <w:r>
-        <w:t xml:space="preserve">Scaling and Naive Baselines</w:t>
+        <w:t xml:space="preserve">Naive Backtracking Is Not a Baseline Worth Beating</w:t>
       </w:r>
     </w:p>
     <w:p>
@@ -1391,7 +1476,7 @@
         <w:t xml:space="preserve"> </w:t>
       </w:r>
       <w:r>
-        <w:t xml:space="preserve">– it timed out on every single grid, including the trivial</w:t>
+        <w:t xml:space="preserve">– it timed out on every grid, including the trivial</w:t>
       </w:r>
       <w:r>
         <w:t xml:space="preserve"> </w:t>
@@ -1422,10 +1507,7 @@
         </w:r>
       </w:hyperlink>
       <w:r>
-        <w:t xml:space="preserve"> </w:t>
-      </w:r>
-      <w:r>
-        <w:t xml:space="preserve">at all. That absence is itself informative: crossword-composer (which does appear, intermittently) fails on individual instances despite having no dependence on dictionary size, while savin_crossword’s failure is not about grid size at all – its least-constraining-value step recomputes an</w:t>
+        <w:t xml:space="preserve">. That absence is itself informative: crossword-composer, which does appear intermittently, fails on individual instances despite having no dependence on dictionary size, while savin_crossword’s failure is not about grid size at all – its least-constraining-value step recomputes an</w:t>
       </w:r>
       <w:r>
         <w:t xml:space="preserve"> </w:t>
@@ -1499,7 +1581,16 @@
         <w:t xml:space="preserve">,</w:t>
       </w:r>
       <w:r>
-        <w:t xml:space="preserve">000-word dictionary makes prohibitive regardless of grid size, since domain sizes before any grid-driven narrowing are already large. Both are real, unmodified, independently authored solvers; the gap is what restarts, adaptive heuristics, and (for xfill/orca-solver) parallelism buy at dictionary and grid sizes that matter in practice.</w:t>
+        <w:t xml:space="preserve">000-word dictionary makes prohibitive regardless of size. Both are real, unmodified, independently authored solvers. The point for this paper’s thesis is narrower than</w:t>
+      </w:r>
+      <w:r>
+        <w:t xml:space="preserve"> </w:t>
+      </w:r>
+      <w:r>
+        <w:t xml:space="preserve">“xfill wins”</w:t>
+      </w:r>
+      <w:r>
+        <w:t xml:space="preserve">: it is that restarts, adaptive heuristics, and parallelism are not optional refinements at the grid and dictionary sizes crossword filling actually requires, which is the premise the rest of this section, and the mechanism this paper contributes to it, depends on.</w:t>
       </w:r>
     </w:p>
     <w:bookmarkStart w:id="28" w:name="fig:speedup"/>
@@ -1559,9 +1650,19 @@
       </w:r>
     </w:p>
     <w:bookmarkEnd w:id="28"/>
-    <w:p>
-      <w:pPr>
-        <w:pStyle w:val="BodyText"/>
+    <w:bookmarkEnd w:id="29"/>
+    <w:bookmarkStart w:id="34" w:name="Xda8d21682e316362d5b07bb3551f76cef4a7a1b"/>
+    <w:p>
+      <w:pPr>
+        <w:pStyle w:val="Heading2"/>
+      </w:pPr>
+      <w:r>
+        <w:t xml:space="preserve">Aggregate Speed Advantage Where Both Solve</w:t>
+      </w:r>
+    </w:p>
+    <w:p>
+      <w:pPr>
+        <w:pStyle w:val="FirstParagraph"/>
       </w:pPr>
       <w:r>
         <w:t xml:space="preserve">Fig. </w:t>
@@ -1578,7 +1679,7 @@
         <w:t xml:space="preserve"> </w:t>
       </w:r>
       <w:r>
-        <w:t xml:space="preserve">makes this precise across the full sample, not just the curated subset: of the 16 grids (of 20) both xfill and orca-solver solved, xfill is faster on 15, with a median speedup of</w:t>
+        <w:t xml:space="preserve">quantifies the restart-portfolio/partition comparison across the full sample rather than the curated subset alone: of the 16 grids (of 20) both xfill and orca-solver solve, xfill is faster on 15, with a median speedup of</w:t>
       </w:r>
       <w:r>
         <w:t xml:space="preserve"> </w:t>
@@ -1615,21 +1716,30 @@
         </m:r>
       </m:oMath>
       <w:r>
-        <w:t xml:space="preserve"> </w:t>
-      </w:r>
-      <w:r>
-        <w:t xml:space="preserve">– driven by several 15</w:t>
+        <w:t xml:space="preserve">, driven by several</w:t>
+      </w:r>
+      <w:r>
+        <w:t xml:space="preserve"> </w:t>
       </w:r>
       <m:oMath>
+        <m:r>
+          <m:t>15</m:t>
+        </m:r>
         <m:r>
           <m:rPr>
             <m:sty m:val="p"/>
           </m:rPr>
           <m:t>×</m:t>
         </m:r>
+        <m:r>
+          <m:t>15</m:t>
+        </m:r>
       </m:oMath>
       <w:r>
-        <w:t xml:space="preserve">15 grids where xfill finishes in single-digit milliseconds and orca-solver takes 3–13 seconds, not by the small curated grids alone. The one exception,</w:t>
+        <w:t xml:space="preserve"> </w:t>
+      </w:r>
+      <w:r>
+        <w:t xml:space="preserve">grids where xfill finishes in single-digit milliseconds against 3–13 seconds. The one exception,</w:t>
       </w:r>
       <w:r>
         <w:t xml:space="preserve"> </w:t>
@@ -1670,7 +1780,7 @@
         <w:t xml:space="preserve"> </w:t>
       </w:r>
       <w:r>
-        <w:t xml:space="preserve">faster), which we report rather than omit: even a lopsided aggregate result is not a universal one, consistent with Section V-C’s</w:t>
+        <w:t xml:space="preserve">faster). We report it rather than omit it: a lopsided aggregate is still not a universal one, consistent with</w:t>
       </w:r>
       <w:r>
         <w:t xml:space="preserve"> </w:t>
@@ -1685,10 +1795,49 @@
         <w:t xml:space="preserve"> </w:t>
       </w:r>
       <w:r>
-        <w:t xml:space="preserve">and this paper’s broader argument that neither architecture strictly dominates.</w:t>
-      </w:r>
-    </w:p>
-    <w:bookmarkStart w:id="32" w:name="fig:cumulative"/>
+        <w:t xml:space="preserve">in Section </w:t>
+      </w:r>
+      <w:hyperlink w:anchor="sec:scaling">
+        <w:r>
+          <w:rPr>
+            <w:rStyle w:val="Hyperlink"/>
+          </w:rPr>
+          <w:t xml:space="preserve">5.3</w:t>
+        </w:r>
+      </w:hyperlink>
+      <w:r>
+        <w:t xml:space="preserve">. This sample also happens to be too easy to separate the two architectures on success alone – both solve 16 of 20, agree on one correct UNSAT proof, and are jointly stuck on 2, with orca-solver never uniquely solving a grid xfill cannot – which is exactly why Sections </w:t>
+      </w:r>
+      <w:hyperlink w:anchor="sec:scaling">
+        <w:r>
+          <w:rPr>
+            <w:rStyle w:val="Hyperlink"/>
+          </w:rPr>
+          <w:t xml:space="preserve">5.3</w:t>
+        </w:r>
+      </w:hyperlink>
+      <w:r>
+        <w:t xml:space="preserve"> </w:t>
+      </w:r>
+      <w:r>
+        <w:t xml:space="preserve">and </w:t>
+      </w:r>
+      <w:hyperlink w:anchor="sec:ablation">
+        <w:r>
+          <w:rPr>
+            <w:rStyle w:val="Hyperlink"/>
+          </w:rPr>
+          <w:t xml:space="preserve">5.7</w:t>
+        </w:r>
+      </w:hyperlink>
+      <w:r>
+        <w:t xml:space="preserve"> </w:t>
+      </w:r>
+      <w:r>
+        <w:t xml:space="preserve">use a harder, pre-existing grid list to find where the architectures actually diverge, rather than relying on this sample alone.</w:t>
+      </w:r>
+    </w:p>
+    <w:bookmarkStart w:id="33" w:name="fig:cumulative"/>
     <w:p>
       <w:pPr>
         <w:pStyle w:val="CaptionedFigure"/>
@@ -1698,18 +1847,18 @@
           <wp:inline>
             <wp:extent cx="5003800" cy="3009900"/>
             <wp:effectExtent b="0" l="0" r="0" t="0"/>
-            <wp:docPr descr="" title="" id="30" name="Picture"/>
+            <wp:docPr descr="" title="" id="31" name="Picture"/>
             <a:graphic>
               <a:graphicData uri="http://schemas.openxmlformats.org/drawingml/2006/picture">
                 <pic:pic>
                   <pic:nvPicPr>
-                    <pic:cNvPr descr="../benchmarks/urtc2026_testbench/results/figures/fig2_15x15_cumulative.pdf" id="31" name="Picture"/>
+                    <pic:cNvPr descr="../benchmarks/urtc2026_testbench/results/figures/fig2_15x15_cumulative.pdf" id="32" name="Picture"/>
                     <pic:cNvPicPr>
                       <a:picLocks noChangeArrowheads="1" noChangeAspect="1"/>
                     </pic:cNvPicPr>
                   </pic:nvPicPr>
                   <pic:blipFill>
-                    <a:blip r:embed="rId29"/>
+                    <a:blip r:embed="rId30"/>
                     <a:stretch>
                       <a:fillRect/>
                     </a:stretch>
@@ -1752,18 +1901,18 @@
         </m:r>
       </m:oMath>
       <w:r>
-        <w:t xml:space="preserve">15 grids solved by wall time (log scale), 30s cap. The point is the horizontal gap between curves, not the final height: xfill’s curve is shifted roughly two orders of magnitude left of ingrid_core’s and orca-solver’s, meaning it is not just eventually as successful but reaches the same solved fraction far sooner across the entire distribution, not only in a best-case tail.</w:t>
-      </w:r>
-    </w:p>
-    <w:bookmarkEnd w:id="32"/>
+        <w:t xml:space="preserve">15 grids solved by wall time (log scale), 30s cap. The point is the horizontal gap between curves, not the final height: xfill’s curve is shifted roughly two orders of magnitude left of ingrid_core’s and orca-solver’s, meaning it reaches the same solved fraction far sooner across the entire distribution, not only in a best-case tail.</w:t>
+      </w:r>
+    </w:p>
     <w:bookmarkEnd w:id="33"/>
-    <w:bookmarkStart w:id="34" w:name="real-grids"/>
+    <w:bookmarkEnd w:id="34"/>
+    <w:bookmarkStart w:id="39" w:name="sec:exhaustive"/>
     <w:p>
       <w:pPr>
         <w:pStyle w:val="Heading2"/>
       </w:pPr>
       <w:r>
-        <w:t xml:space="preserve">Real Grids</w:t>
+        <w:t xml:space="preserve">Exhaustive Case Study: Proving, Not Just Finding</w:t>
       </w:r>
     </w:p>
     <w:p>
@@ -1771,25 +1920,47 @@
         <w:pStyle w:val="FirstParagraph"/>
       </w:pPr>
       <w:r>
-        <w:t xml:space="preserve">On this specific 20-grid sample, orca-solver never uniquely solves a grid xfill fails on, while xfill uniquely solves one orca-solver cannot within the cap (both also agree on 16 solves and one correct UNSAT proof, and are jointly stuck on 2). That near-total overlap is itself informative: it shows this particular sample is not hard enough to separate the two architectures, which is exactly why Sections V-C and V-G instead use a deliberately harder, pre-existing grid list to find where they actually diverge, rather than relying on this sample alone to make that case.</w:t>
-      </w:r>
-    </w:p>
-    <w:bookmarkEnd w:id="34"/>
-    <w:bookmarkStart w:id="39" w:name="exhaustive-case-study"/>
-    <w:p>
-      <w:pPr>
-        <w:pStyle w:val="Heading2"/>
-      </w:pPr>
-      <w:r>
-        <w:t xml:space="preserve">Exhaustive Case Study</w:t>
-      </w:r>
-    </w:p>
-    <w:p>
-      <w:pPr>
-        <w:pStyle w:val="FirstParagraph"/>
-      </w:pPr>
-      <w:r>
-        <w:t xml:space="preserve">To test proof capability rather than only positive results, we constructed by hand a grid designed to be maximally constrained: five mutually crossing 15-letter entries, verified cell-by-cell against both solvers’ own parsers. Run to completion with no time limit, both solvers independently concluded no solution exists: xfill exhausted 2.16 billion nodes over 791 restarts in 76 minutes; orca-solver reported search exhausted after enumerating 224 partitions in 25 minutes – roughly</w:t>
+        <w:t xml:space="preserve">Every experiment so far tests</w:t>
+      </w:r>
+      <w:r>
+        <w:t xml:space="preserve"> </w:t>
+      </w:r>
+      <w:r>
+        <w:rPr>
+          <w:i/>
+          <w:iCs/>
+        </w:rPr>
+        <w:t xml:space="preserve">finding</w:t>
+      </w:r>
+      <w:r>
+        <w:t xml:space="preserve"> </w:t>
+      </w:r>
+      <w:r>
+        <w:t xml:space="preserve">a solution quickly. Partitioning’s genuine non-overlapping coverage (Section </w:t>
+      </w:r>
+      <w:hyperlink w:anchor="sec:relwork">
+        <w:r>
+          <w:rPr>
+            <w:rStyle w:val="Hyperlink"/>
+          </w:rPr>
+          <w:t xml:space="preserve">2</w:t>
+        </w:r>
+      </w:hyperlink>
+      <w:r>
+        <w:t xml:space="preserve">) should instead matter for</w:t>
+      </w:r>
+      <w:r>
+        <w:t xml:space="preserve"> </w:t>
+      </w:r>
+      <w:r>
+        <w:rPr>
+          <w:i/>
+          <w:iCs/>
+        </w:rPr>
+        <w:t xml:space="preserve">proving none exists</w:t>
+      </w:r>
+      <w:r>
+        <w:t xml:space="preserve">. To test this directly, we constructed by hand a grid designed to be maximally constrained – five mutually crossing 15-letter entries, verified cell-by-cell against both solvers’ own parsers – and ran both to completion with no time limit. Both independently concluded no solution exists: xfill exhausted 2.16 billion nodes over 791 restarts in 76 minutes; orca-solver reported search exhausted after enumerating 224 partitions in 25 minutes, roughly</w:t>
       </w:r>
       <w:r>
         <w:t xml:space="preserve"> </w:t>
@@ -1809,7 +1980,18 @@
         <w:t xml:space="preserve"> </w:t>
       </w:r>
       <w:r>
-        <w:t xml:space="preserve">faster, consistent with partitioning’s non-overlapping coverage being a more direct route to a proof than restart-based search’s redundant one.</w:t>
+        <w:t xml:space="preserve">faster. This is the one result in this paper where the partition-based architecture, not the restart portfolio, has the structural advantage, consistent with Section </w:t>
+      </w:r>
+      <w:hyperlink w:anchor="sec:relwork">
+        <w:r>
+          <w:rPr>
+            <w:rStyle w:val="Hyperlink"/>
+          </w:rPr>
+          <w:t xml:space="preserve">2</w:t>
+        </w:r>
+      </w:hyperlink>
+      <w:r>
+        <w:t xml:space="preserve">’s framing of what partitioning is actually for.</w:t>
       </w:r>
     </w:p>
     <w:bookmarkStart w:id="38" w:name="fig:ablation"/>
@@ -1898,32 +2080,7 @@
         <w:pStyle w:val="FirstParagraph"/>
       </w:pPr>
       <w:r>
-        <w:t xml:space="preserve">Section III and Sections </w:t>
-      </w:r>
-      <w:hyperlink w:anchor="sec:oversub">
-        <w:r>
-          <w:rPr>
-            <w:rStyle w:val="Hyperlink"/>
-          </w:rPr>
-          <w:t xml:space="preserve">5.2</w:t>
-        </w:r>
-      </w:hyperlink>
-      <w:r>
-        <w:t xml:space="preserve">–</w:t>
-      </w:r>
-      <w:hyperlink w:anchor="sec:scaling">
-        <w:r>
-          <w:rPr>
-            <w:rStyle w:val="Hyperlink"/>
-          </w:rPr>
-          <w:t xml:space="preserve">5.3</w:t>
-        </w:r>
-      </w:hyperlink>
-      <w:r>
-        <w:t xml:space="preserve"> </w:t>
-      </w:r>
-      <w:r>
-        <w:t xml:space="preserve">establish that xfill’s architecture and its ability to absorb heavy parallelism are real advantages over orca-solver. To test the paper’s specific mechanism in isolation – not xfill versus a different codebase, but xfill against itself with one environment variable flipped – we ran the same grid, same dictionary, same 14 threads, with</w:t>
+        <w:t xml:space="preserve">Everything above tests xfill’s architecture against a different codebase’s. This section instead tests xfill against itself, with one environment variable flipped, isolating this paper’s actual contribution from every other difference: same solver, same grid, same dictionary, same 14 threads,</w:t>
       </w:r>
       <w:r>
         <w:t xml:space="preserve"> </w:t>
@@ -1938,7 +2095,15 @@
         <w:t xml:space="preserve"> </w:t>
       </w:r>
       <w:r>
-        <w:t xml:space="preserve">on and off, 6 trials each, on three grids from the known-hard list fast enough to repeat within a reasonable budget. We report this honestly rather than selectively: Fig. </w:t>
+        <w:t xml:space="preserve">on and off, 6 trials each, on three grids from the known-hard list fast enough to repeat within a reasonable budget.</w:t>
+      </w:r>
+    </w:p>
+    <w:p>
+      <w:pPr>
+        <w:pStyle w:val="BodyText"/>
+      </w:pPr>
+      <w:r>
+        <w:t xml:space="preserve">Fig. </w:t>
       </w:r>
       <w:hyperlink w:anchor="fig:ablation">
         <w:r>
@@ -1968,7 +2133,7 @@
         <w:t xml:space="preserve"> </w:t>
       </w:r>
       <w:r>
-        <w:t xml:space="preserve">show a uniform win for the mechanism on this specific, especially-hard grid subset. On</w:t>
+        <w:t xml:space="preserve">show a uniform win for the mechanism on this specific, especially-hard grid subset, and we report that plainly rather than around it. On</w:t>
       </w:r>
       <w:r>
         <w:t xml:space="preserve"> </w:t>
@@ -1980,10 +2145,7 @@
         <w:t xml:space="preserve">grid_053</w:t>
       </w:r>
       <w:r>
-        <w:t xml:space="preserve"> </w:t>
-      </w:r>
-      <w:r>
-        <w:t xml:space="preserve">the unshared baseline is both faster on the median (0.72s vs. 2.77s) and far tighter (range 0.66–0.76s vs. 0.07–3.71s); on</w:t>
+        <w:t xml:space="preserve">, the unshared baseline is both faster on the median (0.72s vs. 2.77s) and far tighter (range 0.66–0.76s vs. 0.07–3.71s). On</w:t>
       </w:r>
       <w:r>
         <w:t xml:space="preserve"> </w:t>
@@ -1995,10 +2157,7 @@
         <w:t xml:space="preserve">grid_058</w:t>
       </w:r>
       <w:r>
-        <w:t xml:space="preserve"> </w:t>
-      </w:r>
-      <w:r>
-        <w:t xml:space="preserve">the medians are close but shared weights again show wider spread; on</w:t>
+        <w:t xml:space="preserve">, the medians are close but shared weights again show wider spread. On</w:t>
       </w:r>
       <w:r>
         <w:t xml:space="preserve"> </w:t>
@@ -2010,22 +2169,18 @@
         <w:t xml:space="preserve">grid_120</w:t>
       </w:r>
       <w:r>
-        <w:t xml:space="preserve"> </w:t>
-      </w:r>
-      <w:r>
-        <w:t xml:space="preserve">shared weights reach a lower best case (2.75s vs. 8.36s minimum) but also produce the only outright timeout of the eighteen trials shown. Read together with Section III’s earlier, broader-corpus finding (a consistent win across a general sample of moderate-difficulty grids, reported at commit-level detail in this repository’s</w:t>
-      </w:r>
-      <w:r>
-        <w:t xml:space="preserve"> </w:t>
-      </w:r>
-      <w:r>
-        <w:rPr>
-          <w:rStyle w:val="VerbatimChar"/>
-        </w:rPr>
-        <w:t xml:space="preserve">docs/design.md</w:t>
-      </w:r>
-      <w:r>
-        <w:t xml:space="preserve">), the honest synthesis is that this mechanism’s benefit is corpus- and regime-dependent: it helps broadly on typical grids by redistributing which crossings each worker deprioritizes, but on grids already at the extreme difficulty end, it appears to trade a tighter, well-behaved variance for a wider one that is not reliably better on net. We see no principled way to present this as a clean win on this specific evidence, and reporting a negative or mixed ablation honestly is itself consistent with Section IV’s methodological stance.</w:t>
+        <w:t xml:space="preserve">, shared weights reach a lower best case (2.75s vs. 8.36s minimum) but also produce the only outright timeout of the eighteen trials shown. Set against Section </w:t>
+      </w:r>
+      <w:hyperlink w:anchor="sec:arch">
+        <w:r>
+          <w:rPr>
+            <w:rStyle w:val="Hyperlink"/>
+          </w:rPr>
+          <w:t xml:space="preserve">3</w:t>
+        </w:r>
+      </w:hyperlink>
+      <w:r>
+        <w:t xml:space="preserve">’s broader-corpus finding – a consistent win across moderate-difficulty grids – the synthesis is that this mechanism’s benefit is regime-dependent: it helps on typical grids by redistributing which crossings each worker deprioritizes, but on grids already at the extreme difficulty end it trades a tight, well-behaved variance for a wider one that is not reliably better on net. We have no evidence for a clean win here, so we do not claim one; a negative or mixed ablation reported honestly is itself consistent with Section IV’s stance on what makes a heuristic comparison trustworthy.</w:t>
       </w:r>
     </w:p>
     <w:bookmarkEnd w:id="40"/>
@@ -2044,7 +2199,7 @@
         <w:pStyle w:val="FirstParagraph"/>
       </w:pPr>
       <w:r>
-        <w:t xml:space="preserve">Restart portfolios benefit from heavy-tailed runtimes: more independent draws raise the chance of an early lucky one, which is why oversubscribing thread count still helped in Table </w:t>
+        <w:t xml:space="preserve">The architectural comparison and the mechanism ablation point to the same underlying cause. Restart portfolios benefit from heavy-tailed runtimes: more independent draws raise the chance of an early lucky one, which is why oversubscribing thread count helped in Table </w:t>
       </w:r>
       <w:hyperlink w:anchor="tab:threads">
         <w:r>
@@ -2069,7 +2224,21 @@
         </w:r>
       </w:hyperlink>
       <w:r>
-        <w:t xml:space="preserve">, and why xfill’s real-grid results are a</w:t>
+        <w:t xml:space="preserve">, and why the aggregate speed advantage in Fig. </w:t>
+      </w:r>
+      <w:hyperlink w:anchor="fig:speedup">
+        <w:r>
+          <w:rPr>
+            <w:rStyle w:val="Hyperlink"/>
+          </w:rPr>
+          <w:t xml:space="preserve">3</w:t>
+        </w:r>
+      </w:hyperlink>
+      <w:r>
+        <w:t xml:space="preserve"> </w:t>
+      </w:r>
+      <w:r>
+        <w:t xml:space="preserve">is a</w:t>
       </w:r>
       <w:r>
         <w:t xml:space="preserve"> </w:t>
@@ -2082,7 +2251,18 @@
         <w:t xml:space="preserve">finding</w:t>
       </w:r>
       <w:r>
-        <w:t xml:space="preserve">-oriented result. Partitioned search instead gives genuine non-overlapping coverage, which is what a proof of unsatisfiability requires; restart-based search approximates this only through its dedicated exhaustive fallback, at the cost of forgoing restarts entirely for that one worker. The same heavy-tailedness that makes more restart-portfolio workers valuable is also the likely explanation for Fig. </w:t>
+        <w:t xml:space="preserve">-oriented result rather than a general one. Partitioned search instead gives genuine non-overlapping coverage, which is what Section </w:t>
+      </w:r>
+      <w:hyperlink w:anchor="sec:exhaustive">
+        <w:r>
+          <w:rPr>
+            <w:rStyle w:val="Hyperlink"/>
+          </w:rPr>
+          <w:t xml:space="preserve">5.6</w:t>
+        </w:r>
+      </w:hyperlink>
+      <w:r>
+        <w:t xml:space="preserve">’s proof of unsatisfiability actually required; restart-based search approximates that only through its dedicated exhaustive worker, at the cost of forgoing restarts entirely for it. The same heavy-tailedness explains Fig. </w:t>
       </w:r>
       <w:hyperlink w:anchor="fig:ablation">
         <w:r>
@@ -2093,7 +2273,7 @@
         </w:r>
       </w:hyperlink>
       <w:r>
-        <w:t xml:space="preserve">’s mixed ablation result: shared conflict weights change which draws from the tail each worker takes, which can as easily land on a worse draw as a better one on any single hard instance, and only shows up as a net improvement once averaged over the broader, more typical corpus where Section III’s original finding was measured. Neither result is in tension with the other; they describe the same mechanism at two different points on the difficulty spectrum.</w:t>
+        <w:t xml:space="preserve">’s mixed result: shared conflict weights change which draw from the tail each worker takes, which can as easily land on a worse draw as a better one on any single hard instance, and only nets out as an improvement once averaged over a broader, more typical corpus. The architectural comparison and the mechanism ablation are not in tension; they describe the same phenomenon at two different points on the difficulty spectrum, and the paper’s contribution is the latter, not the former.</w:t>
       </w:r>
     </w:p>
     <w:bookmarkEnd w:id="42"/>
@@ -2111,7 +2291,18 @@
         <w:pStyle w:val="FirstParagraph"/>
       </w:pPr>
       <w:r>
-        <w:t xml:space="preserve">All timing results are from one 14-core machine and one dictionary derived from a specific freely available word list; neither the thread-scaling numbers nor the Section V unsatisfiability result should be read as hardware- or dictionary-independent claims. Both principal solvers are actively developed software; exact commit hashes are recorded in the testbench README for reproducibility.</w:t>
+        <w:t xml:space="preserve">All timing results are from one 14-core machine and one dictionary derived from a specific freely available word list; neither the thread-scaling numbers nor Section </w:t>
+      </w:r>
+      <w:hyperlink w:anchor="sec:exhaustive">
+        <w:r>
+          <w:rPr>
+            <w:rStyle w:val="Hyperlink"/>
+          </w:rPr>
+          <w:t xml:space="preserve">5.6</w:t>
+        </w:r>
+      </w:hyperlink>
+      <w:r>
+        <w:t xml:space="preserve">’s unsatisfiability result should be read as hardware- or dictionary-independent claims. Both principal solvers are actively developed software; exact commit hashes are recorded in the testbench README for reproducibility.</w:t>
       </w:r>
     </w:p>
     <w:p>
@@ -2119,7 +2310,32 @@
         <w:pStyle w:val="BodyText"/>
       </w:pPr>
       <w:r>
-        <w:t xml:space="preserve">We described a concurrent conflict-weight-sharing mechanism for restart-portfolio CSP search occupying a specific gap in prior work – soft rather than hard information, shared continuously rather than gathered once, never used to partition – and distinguished it from the three closest points in the literature. Implemented in xfill and evaluated on a reproducible, five-solver testbench against both sophisticated competitors and unmodified naive baselines, it contributes to a broader pattern: restart portfolios and partitioned search are suited respectively to finding solutions quickly and to proving none exist, and naive backtracking without either is not competitive at real crossword scale regardless. We also reported a negative result – five heuristics rendered indistinguishable by a precondition that kept them from ever executing – as a reusable caution for comparing branching heuristics by benchmark score alone.</w:t>
+        <w:t xml:space="preserve">This paper’s contribution is the mechanism in Section </w:t>
+      </w:r>
+      <w:hyperlink w:anchor="sec:arch">
+        <w:r>
+          <w:rPr>
+            <w:rStyle w:val="Hyperlink"/>
+          </w:rPr>
+          <w:t xml:space="preserve">3</w:t>
+        </w:r>
+      </w:hyperlink>
+      <w:r>
+        <w:t xml:space="preserve">: concurrent conflict-weight sharing across a restart portfolio that never partitions, occupying a gap that three adjacent lines of prior work leave open. The architectural comparison in Section </w:t>
+      </w:r>
+      <w:hyperlink w:anchor="sec:experiments">
+        <w:r>
+          <w:rPr>
+            <w:rStyle w:val="Hyperlink"/>
+          </w:rPr>
+          <w:t xml:space="preserve">5</w:t>
+        </w:r>
+      </w:hyperlink>
+      <w:r>
+        <w:t xml:space="preserve"> </w:t>
+      </w:r>
+      <w:r>
+        <w:t xml:space="preserve">is supporting evidence for why that gap is worth occupying, not the paper’s subject – restart portfolios and partitioned search are suited respectively to finding solutions quickly and to proving none exist, a pattern independent of any one solver. The mechanism itself, tested in isolation, is more modest than the architecture it sits inside: a real win on typical grids, a wash or worse on the hardest ones, reported as measured rather than as hoped. We also reported a negative result – five heuristics rendered indistinguishable by a precondition that kept them from ever executing – as a reusable caution for comparing branching heuristics by benchmark score alone.</w:t>
       </w:r>
     </w:p>
     <w:bookmarkEnd w:id="43"/>

--- a/paper/xfill_urtc2026.docx
+++ b/paper/xfill_urtc2026.docx
@@ -28,44 +28,15 @@
         <w:pStyle w:val="Abstract"/>
       </w:pPr>
       <w:r>
-        <w:t xml:space="preserve">Parallel CSP solvers typically take one of two forms: partition the search space across workers, or run an undivided portfolio of independent restarts. When CSP workers share information at all, prior work treats that sharing as a one-time input to partitioning, gathered once and then spent. This paper describes a different mechanism: a restart portfolio whose workers never partition the problem, but continuously and concurrently update a shared pool of dom/wdeg-style conflict weights throughout the search, with no manager and no synchronization phase. We implement it in xfill, a word-level CSP solver for crossword filling, and test it two ways. First, we establish that restart-portfolio search as a class occupies a genuinely different point in the design space than partition-based search, using orca-solver (an independently developed partition-based solver) as a concrete representative of the alternative: restart portfolios exploit heavy-tailed search-runtime distributions, so oversubscribing thread count past the physical core count improves xfill by up to</w:t>
-      </w:r>
-      <w:r>
-        <w:t xml:space="preserve"> </w:t>
-      </w:r>
-      <m:oMath>
-        <m:r>
-          <m:t>65</m:t>
-        </m:r>
-        <m:r>
-          <m:rPr>
-            <m:sty m:val="p"/>
-          </m:rPr>
-          <m:t>×</m:t>
-        </m:r>
-      </m:oMath>
-      <w:r>
-        <w:t xml:space="preserve"> </w:t>
-      </w:r>
-      <w:r>
-        <w:t xml:space="preserve">on one hard grid, while the partition-based solver improves only marginally and cannot solve it at all below 14 threads; on 16 real grids both solve, xfill is faster on 15, by a geometric mean of</w:t>
-      </w:r>
-      <w:r>
-        <w:t xml:space="preserve"> </w:t>
-      </w:r>
-      <m:oMath>
-        <m:r>
-          <m:t>96</m:t>
-        </m:r>
-        <m:r>
-          <m:rPr>
-            <m:sty m:val="p"/>
-          </m:rPr>
-          <m:t>×</m:t>
-        </m:r>
-      </m:oMath>
-      <w:r>
-        <w:t xml:space="preserve">. Partitioning, conversely, gives genuine non-overlapping coverage, a real advantage for proving unsatisfiability. Second, and more directly on point, we isolate the shared-weight mechanism itself – same solver, same grid, only the mechanism toggled – and find a more nuanced result than the architectural comparison above: consistent improvement on a broad corpus of moderate-difficulty grids, but higher variance rather than a reliable win on especially hard instances. We report this honestly rather than selectively, since a negative or mixed result for one’s own mechanism is still evidence. We also report a negative result from the same codebase: five independently plausible letter-level branching heuristics produced numerically identical output on our hardest benchmark grid, because a domain-size precondition meant none of them ever executed – caught only by direct execution-path instrumentation, not by comparing benchmark scores.</w:t>
+        <w:t xml:space="preserve">Parallel CSP solvers typically take one of two forms: partition the search space across workers, or run an undivided portfolio of independent restarts. When CSP workers share information at all, prior work treats that sharing as a one time input to partitioning, gathered once and then spent. This paper describes a different mechanism: a restart portfolio whose workers never partition the problem, but continuously and concurrently update a shared pool of dom or wdeg style conflict weights throughout the search, with no manager and no synchronization phase. We implement it in xfill, a word level CSP solver for crossword filling, and test it two ways. First, we establish that restart portfolio search as a class occupies a genuinely different point in the design space than partition based search, using orca-solver, an independently developed partition based solver, as a concrete representative of the alternative: restart portfolios exploit heavy tailed search runtime distributions, so oversubscribing thread count past the physical core count improves xfill by roughly 65 times on one hard grid, while the partition based solver improves only marginally and cannot solve it at all below 14 threads; on 16 real grids both solve, xfill is faster on 15, by a geometric mean of about 96 times. Partitioning, conversely, gives genuine non overlapping coverage, a real advantage for proving unsatisfiability. Second, and more directly on point, we isolate the shared weight mechanism itself, holding the solver and grid fixed and toggling only the mechanism, and find a more nuanced result than the architectural comparison above: consistent improvement on a broad corpus of moderate difficulty grids, but higher variance rather than a reliable win on especially hard instances. We report this honestly rather than selectively, since a negative or mixed result for one’s own mechanism is still evidence. We also report a negative result from the same codebase: five independently plausible letter level branching heuristics produced numerically identical output on our hardest benchmark grid, because a domain size precondition meant none of them ever executed, caught only by direct execution path instrumentation and not by comparing benchmark scores.</w:t>
+      </w:r>
+    </w:p>
+    <w:p>
+      <w:pPr>
+        <w:pStyle w:val="FirstParagraph"/>
+      </w:pPr>
+      <w:r>
+        <w:t xml:space="preserve">constraint satisfaction, parallel search, restart portfolios, dom/wdeg heuristic, crossword generation</w:t>
       </w:r>
     </w:p>
     <w:bookmarkStart w:id="9" w:name="introduction"/>
@@ -2339,13 +2310,13 @@
       </w:r>
     </w:p>
     <w:bookmarkEnd w:id="43"/>
-    <w:bookmarkStart w:id="44" w:name="acknowledgments"/>
+    <w:bookmarkStart w:id="44" w:name="acknowledgment"/>
     <w:p>
       <w:pPr>
         <w:pStyle w:val="Heading1"/>
       </w:pPr>
       <w:r>
-        <w:t xml:space="preserve">Acknowledgments</w:t>
+        <w:t xml:space="preserve">Acknowledgment</w:t>
       </w:r>
     </w:p>
     <w:p>
@@ -2375,7 +2346,7 @@
         <w:t xml:space="preserve"> </w:t>
       </w:r>
       <w:r>
-        <w:t xml:space="preserve">“Dr.Fill: Crosswords and an Implemented Solver for Singly Weighted CSPs,”</w:t>
+        <w:t xml:space="preserve">“Dr.Fill: crosswords and an implemented solver for singly weighted CSPs,”</w:t>
       </w:r>
       <w:r>
         <w:t xml:space="preserve"> </w:t>
@@ -2402,7 +2373,7 @@
         <w:t xml:space="preserve"> </w:t>
       </w:r>
       <w:r>
-        <w:t xml:space="preserve">“Boosting Combinatorial Search Through Randomization,”</w:t>
+        <w:t xml:space="preserve">“Boosting combinatorial search through randomization,”</w:t>
       </w:r>
       <w:r>
         <w:t xml:space="preserve"> </w:t>
@@ -2495,7 +2466,7 @@
         <w:t xml:space="preserve"> </w:t>
       </w:r>
       <w:r>
-        <w:t xml:space="preserve">“Sampling Strategies and Variable Selection in Weighted Degree Heuristics,”</w:t>
+        <w:t xml:space="preserve">“Sampling strategies and variable selection in weighted degree heuristics,”</w:t>
       </w:r>
       <w:r>
         <w:t xml:space="preserve"> </w:t>
@@ -2528,7 +2499,7 @@
         <w:t xml:space="preserve"> </w:t>
       </w:r>
       <w:r>
-        <w:t xml:space="preserve">“ManySAT: a Parallel SAT Solver,”</w:t>
+        <w:t xml:space="preserve">“ManySAT: a parallel SAT solver,”</w:t>
       </w:r>
       <w:r>
         <w:t xml:space="preserve"> </w:t>
@@ -2555,7 +2526,7 @@
         <w:t xml:space="preserve"> </w:t>
       </w:r>
       <w:r>
-        <w:t xml:space="preserve">“Parallelizing Constraint Programming with Learning,”</w:t>
+        <w:t xml:space="preserve">“Parallelizing constraint programming with learning,”</w:t>
       </w:r>
       <w:r>
         <w:t xml:space="preserve"> </w:t>
@@ -2588,7 +2559,7 @@
         <w:t xml:space="preserve"> </w:t>
       </w:r>
       <w:r>
-        <w:t xml:space="preserve">“Adaptive Parallelization for Constraint Satisfaction Search,”</w:t>
+        <w:t xml:space="preserve">“Adaptive parallelization for constraint satisfaction search,”</w:t>
       </w:r>
       <w:r>
         <w:t xml:space="preserve"> </w:t>
@@ -2621,7 +2592,7 @@
         <w:t xml:space="preserve"> </w:t>
       </w:r>
       <w:r>
-        <w:t xml:space="preserve">“A Hybrid Paradigm for Adaptive Parallel Search,”</w:t>
+        <w:t xml:space="preserve">“A hybrid paradigm for adaptive parallel search,”</w:t>
       </w:r>
       <w:r>
         <w:t xml:space="preserve"> </w:t>
@@ -2654,7 +2625,7 @@
         <w:t xml:space="preserve"> </w:t>
       </w:r>
       <w:r>
-        <w:t xml:space="preserve">“Embarrassingly Parallel Search in Constraint Programming,”</w:t>
+        <w:t xml:space="preserve">“Embarrassingly parallel search in constraint programming,”</w:t>
       </w:r>
       <w:r>
         <w:t xml:space="preserve"> </w:t>
@@ -2681,7 +2652,7 @@
         <w:t xml:space="preserve"> </w:t>
       </w:r>
       <w:r>
-        <w:t xml:space="preserve">“A Review of Literature on Parallel Constraint Solving,”</w:t>
+        <w:t xml:space="preserve">“A review of literature on parallel constraint solving,”</w:t>
       </w:r>
       <w:r>
         <w:t xml:space="preserve"> </w:t>

--- a/paper/xfill_urtc2026.docx
+++ b/paper/xfill_urtc2026.docx
@@ -28,7 +28,7 @@
         <w:pStyle w:val="Abstract"/>
       </w:pPr>
       <w:r>
-        <w:t xml:space="preserve">Parallel CSP solvers typically take one of two forms: partition the search space across workers, or run an undivided portfolio of independent restarts. When CSP workers share information at all, prior work treats that sharing as a one time input to partitioning, gathered once and then spent. This paper describes a different mechanism: a restart portfolio whose workers never partition the problem, but continuously and concurrently update a shared pool of dom or wdeg style conflict weights throughout the search, with no manager and no synchronization phase. We implement it in xfill, a word level CSP solver for crossword filling, and test it two ways. First, we establish that restart portfolio search as a class occupies a genuinely different point in the design space than partition based search, using orca-solver, an independently developed partition based solver, as a concrete representative of the alternative: restart portfolios exploit heavy tailed search runtime distributions, so oversubscribing thread count past the physical core count improves xfill by roughly 65 times on one hard grid, while the partition based solver improves only marginally and cannot solve it at all below 14 threads; on 16 real grids both solve, xfill is faster on 15, by a geometric mean of about 96 times. Partitioning, conversely, gives genuine non overlapping coverage, a real advantage for proving unsatisfiability. Second, and more directly on point, we isolate the shared weight mechanism itself, holding the solver and grid fixed and toggling only the mechanism, and find a more nuanced result than the architectural comparison above: consistent improvement on a broad corpus of moderate difficulty grids, but higher variance rather than a reliable win on especially hard instances. We report this honestly rather than selectively, since a negative or mixed result for one’s own mechanism is still evidence. We also report a negative result from the same codebase: five independently plausible letter level branching heuristics produced numerically identical output on our hardest benchmark grid, because a domain size precondition meant none of them ever executed, caught only by direct execution path instrumentation and not by comparing benchmark scores.</w:t>
+        <w:t xml:space="preserve">Parallel CSP solvers typically take one of two forms: partition the search space across workers, or run an undivided portfolio of independent restarts. When CSP workers share information at all, prior work treats that sharing as a one-time input to partitioning, gathered once and then spent. This paper describes a different mechanism: a restart portfolio whose workers never partition the problem, but continuously and concurrently update a shared pool of dom/wdeg-style conflict weights throughout the search, with no manager and no synchronization phase. We implement it in xfill, a word-level CSP solver for crossword filling, and test it two ways. First, we establish that restart-portfolio search as a class occupies a genuinely different point in the design space than partition-based search, using orca-solver, an independently developed partition-based solver, as a concrete representative of the alternative: restart portfolios exploit heavy-tailed search-runtime distributions, so oversubscribing thread count past the physical core count improves xfill by roughly 65 times on one hard grid, while the partition-based solver improves only marginally and cannot solve it at all below 14 threads; on 16 real grids both solve, xfill is faster on 15, by a geometric mean of about 96 times. Partitioning, conversely, gives genuine non-overlapping coverage, a real advantage for proving unsatisfiability. Second, and more directly on point, we isolate the shared-weight mechanism itself, holding the solver and grid fixed and toggling only the mechanism, and find a more nuanced result than the architectural comparison above: consistent improvement on a broad corpus of moderate-difficulty grids, but higher variance rather than a reliable win on especially hard instances. A negative or mixed result for one’s own mechanism is still evidence, so we present it alongside the positive one rather than in place of it. We also report a negative result from the same codebase: five independently plausible letter-level branching heuristics produced numerically identical output on our hardest benchmark grid, because a domain-size precondition meant none of them ever executed, caught only by direct execution-path instrumentation and not by comparing benchmark scores.</w:t>
       </w:r>
     </w:p>
     <w:p>
@@ -598,7 +598,7 @@
       </w:r>
     </w:p>
     <w:bookmarkEnd w:id="11"/>
-    <w:bookmarkStart w:id="12" w:name="Xd7822a03cf4fad33f75593d96c2b5eda6e21e88"/>
+    <w:bookmarkStart w:id="12" w:name="sec:negative"/>
     <w:p>
       <w:pPr>
         <w:pStyle w:val="Heading1"/>
@@ -1264,7 +1264,7 @@
         </w:r>
       </w:hyperlink>
       <w:r>
-        <w:t xml:space="preserve">’s result is a general property of restart portfolios or an artifact of one grid. It is not one story: on</w:t>
+        <w:t xml:space="preserve">’s result is a general property of restart portfolios or an artifact of one grid. The result splits three ways: on</w:t>
       </w:r>
       <w:r>
         <w:t xml:space="preserve"> </w:t>
@@ -1336,7 +1336,7 @@
         <w:t xml:space="preserve">grid_115</w:t>
       </w:r>
       <w:r>
-        <w:t xml:space="preserve">, neither solver succeeds at any thread count – not every grid favors either architecture, and we report that rather than omit it. Where the pattern does hold, it holds because absorbing extra parallelism without restructuring the search is what a non-partitioning restart portfolio is built to do; a partition-based design here does not exhibit that capacity to nearly the same degree.</w:t>
+        <w:t xml:space="preserve">, neither solver succeeds at any thread count – this one favors neither architecture. Where the pattern does hold, it holds because absorbing extra parallelism without restructuring the search is what a non-partitioning restart portfolio is built to do; a partition-based design here does not exhibit that capacity to nearly the same degree.</w:t>
       </w:r>
     </w:p>
     <w:bookmarkStart w:id="23" w:name="fig:size"/>
@@ -1561,7 +1561,7 @@
         <w:t xml:space="preserve">“xfill wins”</w:t>
       </w:r>
       <w:r>
-        <w:t xml:space="preserve">: it is that restarts, adaptive heuristics, and parallelism are not optional refinements at the grid and dictionary sizes crossword filling actually requires, which is the premise the rest of this section, and the mechanism this paper contributes to it, depends on.</w:t>
+        <w:t xml:space="preserve">: at the grid and dictionary sizes crossword filling actually requires, restarts, adaptive heuristics, and parallelism are not optional refinements – they are the premise on which the rest of this section, and the mechanism this paper contributes, depend.</w:t>
       </w:r>
     </w:p>
     <w:bookmarkStart w:id="28" w:name="fig:speedup"/>
@@ -1751,7 +1751,7 @@
         <w:t xml:space="preserve"> </w:t>
       </w:r>
       <w:r>
-        <w:t xml:space="preserve">faster). We report it rather than omit it: a lopsided aggregate is still not a universal one, consistent with</w:t>
+        <w:t xml:space="preserve">faster) – a reminder that a lopsided aggregate is still not a universal one, consistent with</w:t>
       </w:r>
       <w:r>
         <w:t xml:space="preserve"> </w:t>
@@ -2151,7 +2151,21 @@
         </w:r>
       </w:hyperlink>
       <w:r>
-        <w:t xml:space="preserve">’s broader-corpus finding – a consistent win across moderate-difficulty grids – the synthesis is that this mechanism’s benefit is regime-dependent: it helps on typical grids by redistributing which crossings each worker deprioritizes, but on grids already at the extreme difficulty end it trades a tight, well-behaved variance for a wider one that is not reliably better on net. We have no evidence for a clean win here, so we do not claim one; a negative or mixed ablation reported honestly is itself consistent with Section IV’s stance on what makes a heuristic comparison trustworthy.</w:t>
+        <w:t xml:space="preserve">’s broader-corpus finding – a consistent win across moderate-difficulty grids – the synthesis is that this mechanism’s benefit is regime-dependent: it helps on typical grids by redistributing which crossings each worker deprioritizes, but on grids already at the extreme difficulty end it trades a tight, well-behaved variance for a wider one that is not reliably better on net. We have no evidence for a clean win on this subset, so we do not claim one – the same standard of evidence Section </w:t>
+      </w:r>
+      <w:hyperlink w:anchor="sec:negative">
+        <w:r>
+          <w:rPr>
+            <w:rStyle w:val="Hyperlink"/>
+          </w:rPr>
+          <w:t xml:space="preserve">4</w:t>
+        </w:r>
+      </w:hyperlink>
+      <w:r>
+        <w:t xml:space="preserve"> </w:t>
+      </w:r>
+      <w:r>
+        <w:t xml:space="preserve">applies to the branching heuristics it rules out.</w:t>
       </w:r>
     </w:p>
     <w:bookmarkEnd w:id="40"/>
@@ -2306,7 +2320,7 @@
         <w:t xml:space="preserve"> </w:t>
       </w:r>
       <w:r>
-        <w:t xml:space="preserve">is supporting evidence for why that gap is worth occupying, not the paper’s subject – restart portfolios and partitioned search are suited respectively to finding solutions quickly and to proving none exist, a pattern independent of any one solver. The mechanism itself, tested in isolation, is more modest than the architecture it sits inside: a real win on typical grids, a wash or worse on the hardest ones, reported as measured rather than as hoped. We also reported a negative result – five heuristics rendered indistinguishable by a precondition that kept them from ever executing – as a reusable caution for comparing branching heuristics by benchmark score alone.</w:t>
+        <w:t xml:space="preserve">supports that gap’s importance rather than being the paper’s subject – restart portfolios and partitioned search are suited respectively to finding solutions quickly and to proving none exist, a pattern independent of any one solver. The mechanism itself, tested in isolation, is more modest than the architecture it sits inside: a real win on typical grids, a wash or worse on the hardest ones, reported as measured rather than as hoped. Nothing about it is specific to crossword filling – it needs only a wdeg-style weight table and a restart loop, both already present in most CSP and lazy-clause-generation solvers, so the same concurrent, non-partitioning sharing scheme is directly testable in those settings. We also reported a negative result from the same codebase – five heuristics rendered indistinguishable by a precondition that kept them from ever executing – as a reusable caution for comparing branching heuristics by benchmark score alone.</w:t>
       </w:r>
     </w:p>
     <w:bookmarkEnd w:id="43"/>

--- a/paper/xfill_urtc2026.docx
+++ b/paper/xfill_urtc2026.docx
@@ -28,7 +28,7 @@
         <w:pStyle w:val="Abstract"/>
       </w:pPr>
       <w:r>
-        <w:t xml:space="preserve">Parallel CSP solvers typically take one of two forms: partition the search space across workers, or run an undivided portfolio of independent restarts. When CSP workers share information at all, prior work treats that sharing as a one-time input to partitioning, gathered once and then spent. This paper describes a different mechanism: a restart portfolio whose workers never partition the problem, but continuously and concurrently update a shared pool of dom/wdeg-style conflict weights throughout the search, with no manager and no synchronization phase. We implement it in xfill, a word-level CSP solver for crossword filling, and test it two ways. First, we establish that restart-portfolio search as a class occupies a genuinely different point in the design space than partition-based search, using orca-solver, an independently developed partition-based solver, as a concrete representative of the alternative: restart portfolios exploit heavy-tailed search-runtime distributions, so oversubscribing thread count past the physical core count improves xfill by roughly 65 times on one hard grid, while the partition-based solver improves only marginally and cannot solve it at all below 14 threads; on 16 real grids both solve, xfill is faster on 15, by a geometric mean of about 96 times. Partitioning, conversely, gives genuine non-overlapping coverage, a real advantage for proving unsatisfiability. Second, and more directly on point, we isolate the shared-weight mechanism itself, holding the solver and grid fixed and toggling only the mechanism, and find a more nuanced result than the architectural comparison above: consistent improvement on a broad corpus of moderate-difficulty grids, but higher variance rather than a reliable win on especially hard instances. A negative or mixed result for one’s own mechanism is still evidence, so we present it alongside the positive one rather than in place of it. We also report a negative result from the same codebase: five independently plausible letter-level branching heuristics produced numerically identical output on our hardest benchmark grid, because a domain-size precondition meant none of them ever executed, caught only by direct execution-path instrumentation and not by comparing benchmark scores.</w:t>
+        <w:t xml:space="preserve">Parallel CSP solvers typically take one of two forms: partition the search space across workers, or run an undivided portfolio of independent restarts. When CSP workers share information at all, prior work treats that sharing as a one-time input to partitioning, gathered once and then spent. This paper describes a different mechanism: a restart portfolio whose workers never partition the problem, but continuously and concurrently update a shared pool of dom/wdeg-style conflict weights throughout the search, with no manager and no synchronization phase. We implement it in xfill, a word-level CSP solver for crossword filling, and test it two ways. First, we establish that restart-portfolio search as a class occupies a genuinely different point in the design space than partition-based search, using orca-solver, an independently developed partition-based solver, as a concrete representative of the alternative: restart portfolios exploit heavy-tailed search-runtime distributions, so oversubscribing thread count past the physical core count improves xfill by roughly 65 times on one hard grid, while the partition-based solver improves only marginally and cannot solve it at all below 14 threads; on a corpus of real, previously published 15x15 grids both solve, xfill is faster on 9 of 10, by a geometric mean of about 108 times. Partitioning, conversely, gives genuine non-overlapping coverage, a real advantage for proving unsatisfiability. Second, and more directly on point, we isolate the shared-weight mechanism itself, holding the solver and grid fixed and toggling only the mechanism, and find a more nuanced result than the architectural comparison above: consistent improvement on a broad corpus of moderate-difficulty grids, but higher variance rather than a reliable win on especially hard instances. A negative or mixed result for one’s own mechanism is still evidence, so we present it alongside the positive one rather than in place of it. We also report a negative result from the same codebase: five independently plausible letter-level branching heuristics produced numerically identical output on our hardest benchmark grid, because a domain-size precondition meant none of them ever executed, caught only by direct execution-path instrumentation and not by comparing benchmark scores.</w:t>
       </w:r>
     </w:p>
     <w:p>
@@ -885,7 +885,13 @@
         <w:t xml:space="preserve"> </w:t>
       </w:r>
       <w:r>
-        <w:t xml:space="preserve">grids from a real, previously scraped corpus, all committed to the repository.</w:t>
+        <w:t xml:space="preserve">grids scraped from a public corpus of real, previously published crossword layouts, crosswordgrids.com</w:t>
+      </w:r>
+      <w:r>
+        <w:t xml:space="preserve"> </w:t>
+      </w:r>
+      <w:r>
+        <w:t xml:space="preserve">, all committed to the repository.</w:t>
       </w:r>
     </w:p>
     <w:bookmarkStart w:id="13" w:name="tab:threads"/>
@@ -917,7 +923,7 @@
         <w:t xml:space="preserve"> </w:t>
       </w:r>
       <w:r>
-        <w:t xml:space="preserve">grid (single sample; a partition-based solver’s published single-threaded baseline on this grid is 201.7s).</w:t>
+        <w:t xml:space="preserve">grid (single sample; published single-threaded partition-based baseline: 201.7s).</w:t>
       </w:r>
     </w:p>
     <w:tbl>
@@ -925,7 +931,7 @@
         <w:tblStyle w:val="Table"/>
         <w:tblW w:type="auto" w:w="0"/>
         <w:tblLook w:firstRow="1" w:lastRow="0" w:firstColumn="0" w:lastColumn="0" w:noHBand="0" w:noVBand="0" w:val="0020"/>
-        <w:tblCaption w:val="Thread count vs. wall time on a known-hard 7\times7 grid (single sample; a partition-based solver’s published single-threaded baseline on this grid is 201.7s)."/>
+        <w:tblCaption w:val="Thread count vs. wall time on a known-hard 7\times7 grid (single sample; published single-threaded partition-based baseline: 201.7s)."/>
       </w:tblPr>
       <w:tblGrid>
         <w:gridCol w:w="3960"/>
@@ -1572,7 +1578,7 @@
       <w:r>
         <w:drawing>
           <wp:inline>
-            <wp:extent cx="5334000" cy="2569821"/>
+            <wp:extent cx="5334000" cy="2683915"/>
             <wp:effectExtent b="0" l="0" r="0" t="0"/>
             <wp:docPr descr="" title="" id="26" name="Picture"/>
             <a:graphic>
@@ -1593,7 +1599,7 @@
                   <pic:spPr bwMode="auto">
                     <a:xfrm>
                       <a:off x="0" y="0"/>
-                      <a:ext cx="5334000" cy="2569821"/>
+                      <a:ext cx="5334000" cy="2683915"/>
                     </a:xfrm>
                     <a:prstGeom prst="rect">
                       <a:avLst/>
@@ -1617,7 +1623,30 @@
         <w:pStyle w:val="ImageCaption"/>
       </w:pPr>
       <w:r>
-        <w:t xml:space="preserve">Per-grid speedup (orca-solver time / xfill time, log scale) on every grid in the full 20-grid sample both solvers solved. Bars above the line mean xfill is faster; only one of 16 falls below it.</w:t>
+        <w:t xml:space="preserve">Per-grid speedup (orca-solver time / xfill time, log scale) on the scraped</w:t>
+      </w:r>
+      <w:r>
+        <w:t xml:space="preserve"> </w:t>
+      </w:r>
+      <m:oMath>
+        <m:r>
+          <m:t>15</m:t>
+        </m:r>
+        <m:r>
+          <m:rPr>
+            <m:sty m:val="p"/>
+          </m:rPr>
+          <m:t>×</m:t>
+        </m:r>
+        <m:r>
+          <m:t>15</m:t>
+        </m:r>
+      </m:oMath>
+      <w:r>
+        <w:t xml:space="preserve"> </w:t>
+      </w:r>
+      <w:r>
+        <w:t xml:space="preserve">grids both solvers solved. Bars above the line mean xfill is faster; only one of 10 falls below it.</w:t>
       </w:r>
     </w:p>
     <w:bookmarkEnd w:id="28"/>
@@ -1650,14 +1679,14 @@
         <w:t xml:space="preserve"> </w:t>
       </w:r>
       <w:r>
-        <w:t xml:space="preserve">quantifies the restart-portfolio/partition comparison across the full sample rather than the curated subset alone: of the 16 grids (of 20) both xfill and orca-solver solve, xfill is faster on 15, with a median speedup of</w:t>
+        <w:t xml:space="preserve">quantifies the restart-portfolio/partition comparison on the scraped</w:t>
       </w:r>
       <w:r>
         <w:t xml:space="preserve"> </w:t>
       </w:r>
       <m:oMath>
         <m:r>
-          <m:t>171</m:t>
+          <m:t>15</m:t>
         </m:r>
         <m:r>
           <m:rPr>
@@ -1665,19 +1694,31 @@
           </m:rPr>
           <m:t>×</m:t>
         </m:r>
+        <m:r>
+          <m:t>15</m:t>
+        </m:r>
       </m:oMath>
       <w:r>
         <w:t xml:space="preserve"> </w:t>
       </w:r>
       <w:r>
-        <w:t xml:space="preserve">and a geometric mean of</w:t>
+        <w:t xml:space="preserve">corpus alone</w:t>
+      </w:r>
+      <w:r>
+        <w:t xml:space="preserve"> </w:t>
+      </w:r>
+      <w:r>
+        <w:t xml:space="preserve"> </w:t>
+      </w:r>
+      <w:r>
+        <w:t xml:space="preserve">– realistic-scale grids, rather than the curated size-graded set, which mixes in small grids that inflate the ratio. Of the 10 scraped grids (of 12) both xfill and orca-solver solve, xfill is faster on 9, with a median speedup of</w:t>
       </w:r>
       <w:r>
         <w:t xml:space="preserve"> </w:t>
       </w:r>
       <m:oMath>
         <m:r>
-          <m:t>96</m:t>
+          <m:t>428</m:t>
         </m:r>
         <m:r>
           <m:rPr>
@@ -1687,14 +1728,17 @@
         </m:r>
       </m:oMath>
       <w:r>
-        <w:t xml:space="preserve">, driven by several</w:t>
+        <w:t xml:space="preserve"> </w:t>
+      </w:r>
+      <w:r>
+        <w:t xml:space="preserve">and a geometric mean of</w:t>
       </w:r>
       <w:r>
         <w:t xml:space="preserve"> </w:t>
       </w:r>
       <m:oMath>
         <m:r>
-          <m:t>15</m:t>
+          <m:t>108</m:t>
         </m:r>
         <m:r>
           <m:rPr>
@@ -1702,15 +1746,9 @@
           </m:rPr>
           <m:t>×</m:t>
         </m:r>
-        <m:r>
-          <m:t>15</m:t>
-        </m:r>
       </m:oMath>
       <w:r>
-        <w:t xml:space="preserve"> </w:t>
-      </w:r>
-      <w:r>
-        <w:t xml:space="preserve">grids where xfill finishes in single-digit milliseconds against 3–13 seconds. The one exception,</w:t>
+        <w:t xml:space="preserve">, driven by grids where xfill finishes in single-digit milliseconds against 3–13 seconds for orca-solver. The one exception,</w:t>
       </w:r>
       <w:r>
         <w:t xml:space="preserve"> </w:t>
@@ -1777,7 +1815,7 @@
         </w:r>
       </w:hyperlink>
       <w:r>
-        <w:t xml:space="preserve">. This sample also happens to be too easy to separate the two architectures on success alone – both solve 16 of 20, agree on one correct UNSAT proof, and are jointly stuck on 2, with orca-solver never uniquely solving a grid xfill cannot – which is exactly why Sections </w:t>
+        <w:t xml:space="preserve">. Across the full 20-grid sample, both solve 16, agree on one correct UNSAT proof, and are jointly stuck on 2, with orca-solver never uniquely solving a grid xfill cannot – this sample is too easy to separate the two architectures on success alone, which is exactly why Sections </w:t>
       </w:r>
       <w:hyperlink w:anchor="sec:scaling">
         <w:r>
@@ -1805,7 +1843,7 @@
         <w:t xml:space="preserve"> </w:t>
       </w:r>
       <w:r>
-        <w:t xml:space="preserve">use a harder, pre-existing grid list to find where the architectures actually diverge, rather than relying on this sample alone.</w:t>
+        <w:t xml:space="preserve">use a harder, pre-existing grid list to find where the architectures actually diverge.</w:t>
       </w:r>
     </w:p>
     <w:bookmarkStart w:id="33" w:name="fig:cumulative"/>
@@ -2320,11 +2358,11 @@
         <w:t xml:space="preserve"> </w:t>
       </w:r>
       <w:r>
-        <w:t xml:space="preserve">supports that gap’s importance rather than being the paper’s subject – restart portfolios and partitioned search are suited respectively to finding solutions quickly and to proving none exist, a pattern independent of any one solver. The mechanism itself, tested in isolation, is more modest than the architecture it sits inside: a real win on typical grids, a wash or worse on the hardest ones, reported as measured rather than as hoped. Nothing about it is specific to crossword filling – it needs only a wdeg-style weight table and a restart loop, both already present in most CSP and lazy-clause-generation solvers, so the same concurrent, non-partitioning sharing scheme is directly testable in those settings. We also reported a negative result from the same codebase – five heuristics rendered indistinguishable by a precondition that kept them from ever executing – as a reusable caution for comparing branching heuristics by benchmark score alone.</w:t>
+        <w:t xml:space="preserve">supports that gap’s importance rather than being the paper’s subject – restart portfolios and partitioned search are suited respectively to finding solutions quickly and to proving none exist, a pattern independent of any one solver. The mechanism itself, tested in isolation, is more modest than the architecture it sits inside: a real win on typical grids, a wash or worse on the hardest ones, reported as measured rather than as hoped. Nothing about it is specific to crossword filling: it needs only a wdeg-style weight table and a restart loop, both already common in CSP and lazy-clause-generation solvers. We also reported a negative result from the same codebase – five heuristics rendered indistinguishable by a precondition that kept them from ever executing – as a reusable caution for comparing branching heuristics by benchmark score alone.</w:t>
       </w:r>
     </w:p>
     <w:bookmarkEnd w:id="43"/>
-    <w:bookmarkStart w:id="44" w:name="acknowledgment"/>
+    <w:bookmarkStart w:id="45" w:name="acknowledgment"/>
     <w:p>
       <w:pPr>
         <w:pStyle w:val="Heading1"/>
@@ -2338,7 +2376,7 @@
         <w:pStyle w:val="FirstParagraph"/>
       </w:pPr>
       <w:r>
-        <w:t xml:space="preserve">[Add any advisor, funding, or collaborator acknowledgments here.]</w:t>
+        <w:t xml:space="preserve">[Advisor/funding acknowledgments.]</w:t>
       </w:r>
     </w:p>
     <w:p>
@@ -2346,7 +2384,7 @@
         <w:pStyle w:val="BodyText"/>
       </w:pPr>
       <w:r>
-        <w:t xml:space="preserve">11</w:t>
+        <w:t xml:space="preserve">12</w:t>
       </w:r>
     </w:p>
     <w:p>
@@ -2682,7 +2720,41 @@
         <w:t xml:space="preserve">, vol. 18, no. 5–6, pp. 725–758, 2018.</w:t>
       </w:r>
     </w:p>
-    <w:bookmarkEnd w:id="44"/>
+    <w:p>
+      <w:pPr>
+        <w:pStyle w:val="BodyText"/>
+      </w:pPr>
+      <w:r>
+        <w:t xml:space="preserve">Crosswordgrids.com,</w:t>
+      </w:r>
+      <w:r>
+        <w:t xml:space="preserve"> </w:t>
+      </w:r>
+      <w:r>
+        <w:t xml:space="preserve">“15x15 crossword grids.”</w:t>
+      </w:r>
+      <w:r>
+        <w:t xml:space="preserve"> </w:t>
+      </w:r>
+      <w:r>
+        <w:t xml:space="preserve">[Online]. Available:</w:t>
+      </w:r>
+      <w:r>
+        <w:t xml:space="preserve"> </w:t>
+      </w:r>
+      <w:hyperlink r:id="rId44">
+        <w:r>
+          <w:rPr>
+            <w:rStyle w:val="Hyperlink"/>
+          </w:rPr>
+          <w:t xml:space="preserve">https://crosswordgrids.com/15x15-crossword-grids/</w:t>
+        </w:r>
+      </w:hyperlink>
+      <w:r>
+        <w:t xml:space="preserve">. Accessed: Jul. 31, 2026.</w:t>
+      </w:r>
+    </w:p>
+    <w:bookmarkEnd w:id="45"/>
     <w:sectPr>
       <w:footnotePr>
         <w:numRestart w:val="eachSect"/>

--- a/paper/xfill_urtc2026.docx
+++ b/paper/xfill_urtc2026.docx
@@ -1578,7 +1578,7 @@
       <w:r>
         <w:drawing>
           <wp:inline>
-            <wp:extent cx="5334000" cy="2683915"/>
+            <wp:extent cx="5334000" cy="2771051"/>
             <wp:effectExtent b="0" l="0" r="0" t="0"/>
             <wp:docPr descr="" title="" id="26" name="Picture"/>
             <a:graphic>
@@ -1599,7 +1599,7 @@
                   <pic:spPr bwMode="auto">
                     <a:xfrm>
                       <a:off x="0" y="0"/>
-                      <a:ext cx="5334000" cy="2683915"/>
+                      <a:ext cx="5334000" cy="2771051"/>
                     </a:xfrm>
                     <a:prstGeom prst="rect">
                       <a:avLst/>
@@ -1623,7 +1623,7 @@
         <w:pStyle w:val="ImageCaption"/>
       </w:pPr>
       <w:r>
-        <w:t xml:space="preserve">Per-grid speedup (orca-solver time / xfill time, log scale) on the scraped</w:t>
+        <w:t xml:space="preserve">Wall time to solve (log scale), xfill vs. orca-solver, per scraped</w:t>
       </w:r>
       <w:r>
         <w:t xml:space="preserve"> </w:t>
@@ -1646,7 +1646,22 @@
         <w:t xml:space="preserve"> </w:t>
       </w:r>
       <w:r>
-        <w:t xml:space="preserve">grids both solvers solved. Bars above the line mean xfill is faster; only one of 10 falls below it.</w:t>
+        <w:t xml:space="preserve">grid both solved. Label is orca-solver time / xfill time; only</w:t>
+      </w:r>
+      <w:r>
+        <w:t xml:space="preserve"> </w:t>
+      </w:r>
+      <w:r>
+        <w:rPr>
+          <w:rStyle w:val="VerbatimChar"/>
+        </w:rPr>
+        <w:t xml:space="preserve">grid_479</w:t>
+      </w:r>
+      <w:r>
+        <w:t xml:space="preserve"> </w:t>
+      </w:r>
+      <w:r>
+        <w:t xml:space="preserve">favors orca-solver.</w:t>
       </w:r>
     </w:p>
     <w:bookmarkEnd w:id="28"/>

--- a/paper/xfill_urtc2026.docx
+++ b/paper/xfill_urtc2026.docx
@@ -654,19 +654,7 @@
         <w:pStyle w:val="BodyText"/>
       </w:pPr>
       <w:r>
-        <w:t xml:space="preserve">All five produced numerically identical node and backtrack counts. Five independently reasonable heuristics agreeing to the exact node is a stronger signal than</w:t>
-      </w:r>
-      <w:r>
-        <w:t xml:space="preserve"> </w:t>
-      </w:r>
-      <w:r>
-        <w:t xml:space="preserve">“the heuristics didn’t help,”</w:t>
-      </w:r>
-      <w:r>
-        <w:t xml:space="preserve"> </w:t>
-      </w:r>
-      <w:r>
-        <w:t xml:space="preserve">so we checked rather than reported a null result. A plain counter placed directly in the branch-selection code, tracking how often the large-domain branch these heuristics govern actually executed, showed it firing</w:t>
+        <w:t xml:space="preserve">All five produced numerically identical node and backtrack counts – too strong a signal to report as a simple null result, so we checked further. A plain counter in the branch-selection code, tracking how often the large-domain branch these heuristics govern actually executed, showed it firing</w:t>
       </w:r>
       <w:r>
         <w:t xml:space="preserve"> </w:t>
@@ -688,7 +676,7 @@
         <w:t xml:space="preserve">,</w:t>
       </w:r>
       <w:r>
-        <w:t xml:space="preserve">000 real search nodes: propagation from the grid’s pre-filled letters narrowed every domain below the branch’s activation threshold within the first few assignments. All five heuristics were unreachable code the entire time we compared them, which is exactly why comparing their benchmark scores could not have distinguished them. The actual bottleneck, found only after ruling out the large-domain branch, was the small-domain branch’s fixed word ordering; extending the solver’s existing restart-randomization flag to that branch produced the improvements reported in Section </w:t>
+        <w:t xml:space="preserve">000 real search nodes: propagation from the grid’s pre-filled letters narrowed every domain below the branch’s activation threshold within the first few assignments. All five were unreachable code the entire time we compared them, which is why their benchmark scores could not have distinguished them. The actual bottleneck was the small-domain branch’s fixed word ordering; extending the solver’s existing restart-randomization flag to it produced the improvements reported in Section </w:t>
       </w:r>
       <w:hyperlink w:anchor="sec:oversub">
         <w:r>
@@ -699,11 +687,11 @@
         </w:r>
       </w:hyperlink>
       <w:r>
-        <w:t xml:space="preserve">. The reusable point: an A/B comparison of branching heuristics is only informative once the branch under test is confirmed, by direct instrumentation, to actually execute.</w:t>
+        <w:t xml:space="preserve">. The reusable point: an A/B comparison of branching heuristics is only informative once the branch under test is confirmed, by direct instrumentation, to execute.</w:t>
       </w:r>
     </w:p>
     <w:bookmarkEnd w:id="12"/>
-    <w:bookmarkStart w:id="41" w:name="sec:experiments"/>
+    <w:bookmarkStart w:id="40" w:name="sec:experiments"/>
     <w:p>
       <w:pPr>
         <w:pStyle w:val="Heading1"/>
@@ -712,7 +700,7 @@
         <w:t xml:space="preserve">Experiments</w:t>
       </w:r>
     </w:p>
-    <w:bookmarkStart w:id="14" w:name="setup"/>
+    <w:bookmarkStart w:id="13" w:name="setup"/>
     <w:p>
       <w:pPr>
         <w:pStyle w:val="Heading2"/>
@@ -894,13 +882,22 @@
         <w:t xml:space="preserve">, all committed to the repository.</w:t>
       </w:r>
     </w:p>
-    <w:bookmarkStart w:id="13" w:name="tab:threads"/>
-    <w:p>
-      <w:pPr>
-        <w:pStyle w:val="TableCaption"/>
-      </w:pPr>
-      <w:r>
-        <w:t xml:space="preserve">Thread count vs. wall time on a known-hard</w:t>
+    <w:bookmarkEnd w:id="13"/>
+    <w:bookmarkStart w:id="18" w:name="sec:oversub"/>
+    <w:p>
+      <w:pPr>
+        <w:pStyle w:val="Heading2"/>
+      </w:pPr>
+      <w:r>
+        <w:t xml:space="preserve">Restart Portfolios Exploit Added Parallelism</w:t>
+      </w:r>
+    </w:p>
+    <w:p>
+      <w:pPr>
+        <w:pStyle w:val="FirstParagraph"/>
+      </w:pPr>
+      <w:r>
+        <w:t xml:space="preserve">Restart-portfolio search should benefit from more independent workers even past the physical core count, because heavy-tailed runtime means each additional worker is another draw that might get lucky early. We tested this directly on a known-hard</w:t>
       </w:r>
       <w:r>
         <w:t xml:space="preserve"> </w:t>
@@ -923,237 +920,10 @@
         <w:t xml:space="preserve"> </w:t>
       </w:r>
       <w:r>
-        <w:t xml:space="preserve">grid (single sample; published single-threaded partition-based baseline: 201.7s).</w:t>
-      </w:r>
-    </w:p>
-    <w:tbl>
-      <w:tblPr>
-        <w:tblStyle w:val="Table"/>
-        <w:tblW w:type="auto" w:w="0"/>
-        <w:tblLook w:firstRow="1" w:lastRow="0" w:firstColumn="0" w:lastColumn="0" w:noHBand="0" w:noVBand="0" w:val="0020"/>
-        <w:tblCaption w:val="Thread count vs. wall time on a known-hard 7\times7 grid (single sample; published single-threaded partition-based baseline: 201.7s)."/>
-      </w:tblPr>
-      <w:tblGrid>
-        <w:gridCol w:w="3960"/>
-        <w:gridCol w:w="3960"/>
-      </w:tblGrid>
-      <w:tr>
-        <w:trPr>
-          <w:tblHeader w:val="on"/>
-        </w:trPr>
-        <w:tc>
-          <w:tcPr/>
-          <w:p>
-            <w:pPr>
-              <w:pStyle w:val="Compact"/>
-              <w:jc w:val="left"/>
-            </w:pPr>
-            <w:r>
-              <w:t xml:space="preserve">Threads</w:t>
-            </w:r>
-          </w:p>
-        </w:tc>
-        <w:tc>
-          <w:tcPr/>
-          <w:p>
-            <w:pPr>
-              <w:pStyle w:val="Compact"/>
-              <w:jc w:val="right"/>
-            </w:pPr>
-            <w:r>
-              <w:t xml:space="preserve">Wall time (s)</w:t>
-            </w:r>
-          </w:p>
-        </w:tc>
-      </w:tr>
-      <w:tr>
-        <w:tc>
-          <w:tcPr/>
-          <w:p>
-            <w:pPr>
-              <w:pStyle w:val="Compact"/>
-              <w:jc w:val="left"/>
-            </w:pPr>
-            <w:r>
-              <w:t xml:space="preserve">1</w:t>
-            </w:r>
-          </w:p>
-        </w:tc>
-        <w:tc>
-          <w:tcPr/>
-          <w:p>
-            <w:pPr>
-              <w:pStyle w:val="Compact"/>
-              <w:jc w:val="right"/>
-            </w:pPr>
-            <w:r>
-              <w:t xml:space="preserve">166.7</w:t>
-            </w:r>
-          </w:p>
-        </w:tc>
-      </w:tr>
-      <w:tr>
-        <w:tc>
-          <w:tcPr/>
-          <w:p>
-            <w:pPr>
-              <w:pStyle w:val="Compact"/>
-              <w:jc w:val="left"/>
-            </w:pPr>
-            <w:r>
-              <w:t xml:space="preserve">14</w:t>
-            </w:r>
-          </w:p>
-        </w:tc>
-        <w:tc>
-          <w:tcPr/>
-          <w:p>
-            <w:pPr>
-              <w:pStyle w:val="Compact"/>
-              <w:jc w:val="right"/>
-            </w:pPr>
-            <w:r>
-              <w:t xml:space="preserve">63.0</w:t>
-            </w:r>
-          </w:p>
-        </w:tc>
-      </w:tr>
-      <w:tr>
-        <w:tc>
-          <w:tcPr/>
-          <w:p>
-            <w:pPr>
-              <w:pStyle w:val="Compact"/>
-              <w:jc w:val="left"/>
-            </w:pPr>
-            <w:r>
-              <w:t xml:space="preserve">28</w:t>
-            </w:r>
-          </w:p>
-        </w:tc>
-        <w:tc>
-          <w:tcPr/>
-          <w:p>
-            <w:pPr>
-              <w:pStyle w:val="Compact"/>
-              <w:jc w:val="right"/>
-            </w:pPr>
-            <w:r>
-              <w:t xml:space="preserve">104.6</w:t>
-            </w:r>
-          </w:p>
-        </w:tc>
-      </w:tr>
-      <w:tr>
-        <w:tc>
-          <w:tcPr/>
-          <w:p>
-            <w:pPr>
-              <w:pStyle w:val="Compact"/>
-              <w:jc w:val="left"/>
-            </w:pPr>
-            <w:r>
-              <w:t xml:space="preserve">42</w:t>
-            </w:r>
-          </w:p>
-        </w:tc>
-        <w:tc>
-          <w:tcPr/>
-          <w:p>
-            <w:pPr>
-              <w:pStyle w:val="Compact"/>
-              <w:jc w:val="right"/>
-            </w:pPr>
-            <w:r>
-              <w:t xml:space="preserve">85.6</w:t>
-            </w:r>
-          </w:p>
-        </w:tc>
-      </w:tr>
-      <w:tr>
-        <w:tc>
-          <w:tcPr/>
-          <w:p>
-            <w:pPr>
-              <w:pStyle w:val="Compact"/>
-              <w:jc w:val="left"/>
-            </w:pPr>
-            <w:r>
-              <w:t xml:space="preserve">56</w:t>
-            </w:r>
-          </w:p>
-        </w:tc>
-        <w:tc>
-          <w:tcPr/>
-          <w:p>
-            <w:pPr>
-              <w:pStyle w:val="Compact"/>
-              <w:jc w:val="right"/>
-            </w:pPr>
-            <w:r>
-              <w:t xml:space="preserve">112.4</w:t>
-            </w:r>
-          </w:p>
-        </w:tc>
-      </w:tr>
-    </w:tbl>
-    <w:bookmarkEnd w:id="13"/>
-    <w:bookmarkEnd w:id="14"/>
-    <w:bookmarkStart w:id="19" w:name="sec:oversub"/>
-    <w:p>
-      <w:pPr>
-        <w:pStyle w:val="Heading2"/>
-      </w:pPr>
-      <w:r>
-        <w:t xml:space="preserve">Restart Portfolios Exploit Added Parallelism</w:t>
-      </w:r>
-    </w:p>
-    <w:p>
-      <w:pPr>
-        <w:pStyle w:val="FirstParagraph"/>
-      </w:pPr>
-      <w:r>
-        <w:t xml:space="preserve">Restart-portfolio search should benefit from more independent workers even past the physical core count, because heavy-tailed runtime means each additional worker is another draw that might get lucky early. Table </w:t>
-      </w:r>
-      <w:hyperlink w:anchor="tab:threads">
-        <w:r>
-          <w:rPr>
-            <w:rStyle w:val="Hyperlink"/>
-          </w:rPr>
-          <w:t xml:space="preserve">1</w:t>
-        </w:r>
-      </w:hyperlink>
-      <w:r>
-        <w:t xml:space="preserve"> </w:t>
-      </w:r>
-      <w:r>
-        <w:t xml:space="preserve">tests this directly on a known-hard</w:t>
-      </w:r>
-      <w:r>
-        <w:t xml:space="preserve"> </w:t>
-      </w:r>
-      <m:oMath>
-        <m:r>
-          <m:t>7</m:t>
-        </m:r>
-        <m:r>
-          <m:rPr>
-            <m:sty m:val="p"/>
-          </m:rPr>
-          <m:t>×</m:t>
-        </m:r>
-        <m:r>
-          <m:t>7</m:t>
-        </m:r>
-      </m:oMath>
-      <w:r>
-        <w:t xml:space="preserve"> </w:t>
-      </w:r>
-      <w:r>
-        <w:t xml:space="preserve">grid (two pre-filled letters, no blocked cells), oversubscribing threads well past this machine’s 14 physical cores. Wall time improves through 42 threads before contention erodes further gains at 56; every configuration beats the 201.7s single-threaded baseline an independently developed partition-based solver reports on the same grid, which serves here only as an external difficulty anchor, not a target being chased.</w:t>
-      </w:r>
-    </w:p>
-    <w:bookmarkStart w:id="18" w:name="fig:scaling"/>
+        <w:t xml:space="preserve">grid (two pre-filled letters, no blocked cells, single sample), oversubscribing threads well past this machine’s 14 physical cores: wall time falls from 166.7s at 1 thread to 63.0s at 14, then wanders (104.6s at 28, 85.6s at 42, 112.4s at 56) as contention erodes further gains. Every configuration beats the 201.7s single-threaded baseline an independently developed partition-based solver publishes on the same grid, which serves here only as an external difficulty anchor, not a target being chased.</w:t>
+      </w:r>
+    </w:p>
+    <w:bookmarkStart w:id="17" w:name="fig:scaling"/>
     <w:p>
       <w:pPr>
         <w:pStyle w:val="CaptionedFigure"/>
@@ -1163,18 +933,18 @@
           <wp:inline>
             <wp:extent cx="5334000" cy="2327144"/>
             <wp:effectExtent b="0" l="0" r="0" t="0"/>
-            <wp:docPr descr="" title="" id="16" name="Picture"/>
+            <wp:docPr descr="" title="" id="15" name="Picture"/>
             <a:graphic>
               <a:graphicData uri="http://schemas.openxmlformats.org/drawingml/2006/picture">
                 <pic:pic>
                   <pic:nvPicPr>
-                    <pic:cNvPr descr="../benchmarks/urtc2026_testbench/results/figures/fig5_thread_scaling.pdf" id="17" name="Picture"/>
+                    <pic:cNvPr descr="../benchmarks/urtc2026_testbench/results/figures/fig5_thread_scaling.pdf" id="16" name="Picture"/>
                     <pic:cNvPicPr>
                       <a:picLocks noChangeArrowheads="1" noChangeAspect="1"/>
                     </pic:cNvPicPr>
                   </pic:nvPicPr>
                   <pic:blipFill>
-                    <a:blip r:embed="rId15"/>
+                    <a:blip r:embed="rId14"/>
                     <a:stretch>
                       <a:fillRect/>
                     </a:stretch>
@@ -1229,9 +999,9 @@
         <w:t xml:space="preserve">from 1 to 42 threads while orca-solver stays flat and cannot solve at all below 14.</w:t>
       </w:r>
     </w:p>
+    <w:bookmarkEnd w:id="17"/>
     <w:bookmarkEnd w:id="18"/>
-    <w:bookmarkEnd w:id="19"/>
-    <w:bookmarkStart w:id="24" w:name="sec:scaling"/>
+    <w:bookmarkStart w:id="23" w:name="sec:scaling"/>
     <w:p>
       <w:pPr>
         <w:pStyle w:val="Heading2"/>
@@ -1259,14 +1029,14 @@
         <w:t xml:space="preserve"> </w:t>
       </w:r>
       <w:r>
-        <w:t xml:space="preserve">repeats the oversubscription experiment on three more grids, at 1 through 42 threads, for both xfill and orca-solver, to check whether Table </w:t>
-      </w:r>
-      <w:hyperlink w:anchor="tab:threads">
+        <w:t xml:space="preserve">repeats the oversubscription experiment on three more grids, at 1 through 42 threads, for both xfill and orca-solver, to check whether Section </w:t>
+      </w:r>
+      <w:hyperlink w:anchor="sec:oversub">
         <w:r>
           <w:rPr>
             <w:rStyle w:val="Hyperlink"/>
           </w:rPr>
-          <w:t xml:space="preserve">1</w:t>
+          <w:t xml:space="preserve">5.2</w:t>
         </w:r>
       </w:hyperlink>
       <w:r>
@@ -1345,7 +1115,7 @@
         <w:t xml:space="preserve">, neither solver succeeds at any thread count – this one favors neither architecture. Where the pattern does hold, it holds because absorbing extra parallelism without restructuring the search is what a non-partitioning restart portfolio is built to do; a partition-based design here does not exhibit that capacity to nearly the same degree.</w:t>
       </w:r>
     </w:p>
-    <w:bookmarkStart w:id="23" w:name="fig:size"/>
+    <w:bookmarkStart w:id="22" w:name="fig:size"/>
     <w:p>
       <w:pPr>
         <w:pStyle w:val="CaptionedFigure"/>
@@ -1355,18 +1125,18 @@
           <wp:inline>
             <wp:extent cx="5334000" cy="2631907"/>
             <wp:effectExtent b="0" l="0" r="0" t="0"/>
-            <wp:docPr descr="" title="" id="21" name="Picture"/>
+            <wp:docPr descr="" title="" id="20" name="Picture"/>
             <a:graphic>
               <a:graphicData uri="http://schemas.openxmlformats.org/drawingml/2006/picture">
                 <pic:pic>
                   <pic:nvPicPr>
-                    <pic:cNvPr descr="../benchmarks/urtc2026_testbench/results/figures/fig1_success_by_size.pdf" id="22" name="Picture"/>
+                    <pic:cNvPr descr="../benchmarks/urtc2026_testbench/results/figures/fig1_success_by_size.pdf" id="21" name="Picture"/>
                     <pic:cNvPicPr>
                       <a:picLocks noChangeArrowheads="1" noChangeAspect="1"/>
                     </pic:cNvPicPr>
                   </pic:nvPicPr>
                   <pic:blipFill>
-                    <a:blip r:embed="rId20"/>
+                    <a:blip r:embed="rId19"/>
                     <a:stretch>
                       <a:fillRect/>
                     </a:stretch>
@@ -1421,9 +1191,9 @@
         <w:t xml:space="preserve">, where every solver times out together.</w:t>
       </w:r>
     </w:p>
+    <w:bookmarkEnd w:id="22"/>
     <w:bookmarkEnd w:id="23"/>
-    <w:bookmarkEnd w:id="24"/>
-    <w:bookmarkStart w:id="29" w:name="X2723a221c5730cdfa21d404f2352f3349293bff"/>
+    <w:bookmarkStart w:id="28" w:name="sec:naive"/>
     <w:p>
       <w:pPr>
         <w:pStyle w:val="Heading2"/>
@@ -1570,7 +1340,7 @@
         <w:t xml:space="preserve">: at the grid and dictionary sizes crossword filling actually requires, restarts, adaptive heuristics, and parallelism are not optional refinements – they are the premise on which the rest of this section, and the mechanism this paper contributes, depend.</w:t>
       </w:r>
     </w:p>
-    <w:bookmarkStart w:id="28" w:name="fig:speedup"/>
+    <w:bookmarkStart w:id="27" w:name="fig:speedup"/>
     <w:p>
       <w:pPr>
         <w:pStyle w:val="CaptionedFigure"/>
@@ -1578,20 +1348,20 @@
       <w:r>
         <w:drawing>
           <wp:inline>
-            <wp:extent cx="5334000" cy="2771051"/>
+            <wp:extent cx="4907280" cy="1717988"/>
             <wp:effectExtent b="0" l="0" r="0" t="0"/>
-            <wp:docPr descr="" title="" id="26" name="Picture"/>
+            <wp:docPr descr="" title="" id="25" name="Picture"/>
             <a:graphic>
               <a:graphicData uri="http://schemas.openxmlformats.org/drawingml/2006/picture">
                 <pic:pic>
                   <pic:nvPicPr>
-                    <pic:cNvPr descr="../benchmarks/urtc2026_testbench/results/figures/fig1b_speedup.pdf" id="27" name="Picture"/>
+                    <pic:cNvPr descr="../benchmarks/urtc2026_testbench/results/figures/fig1b_speedup.pdf" id="26" name="Picture"/>
                     <pic:cNvPicPr>
                       <a:picLocks noChangeArrowheads="1" noChangeAspect="1"/>
                     </pic:cNvPicPr>
                   </pic:nvPicPr>
                   <pic:blipFill>
-                    <a:blip r:embed="rId25"/>
+                    <a:blip r:embed="rId24"/>
                     <a:stretch>
                       <a:fillRect/>
                     </a:stretch>
@@ -1599,7 +1369,7 @@
                   <pic:spPr bwMode="auto">
                     <a:xfrm>
                       <a:off x="0" y="0"/>
-                      <a:ext cx="5334000" cy="2771051"/>
+                      <a:ext cx="4907280" cy="1717988"/>
                     </a:xfrm>
                     <a:prstGeom prst="rect">
                       <a:avLst/>
@@ -1623,7 +1393,7 @@
         <w:pStyle w:val="ImageCaption"/>
       </w:pPr>
       <w:r>
-        <w:t xml:space="preserve">Wall time to solve (log scale), xfill vs. orca-solver, per scraped</w:t>
+        <w:t xml:space="preserve">Wall time to solve (log scale, 30s cap), all five solvers, per scraped</w:t>
       </w:r>
       <w:r>
         <w:t xml:space="preserve"> </w:t>
@@ -1646,7 +1416,18 @@
         <w:t xml:space="preserve"> </w:t>
       </w:r>
       <w:r>
-        <w:t xml:space="preserve">grid both solved. Label is orca-solver time / xfill time; only</w:t>
+        <w:t xml:space="preserve">grid, sorted by xfill’s time. Hatched bars mark a timeout; the naive baselines (crossword-composer, savin_crossword) time out on most grids, the same pattern reported by count in Section </w:t>
+      </w:r>
+      <w:hyperlink w:anchor="sec:naive">
+        <w:r>
+          <w:rPr>
+            <w:rStyle w:val="Hyperlink"/>
+          </w:rPr>
+          <w:t xml:space="preserve">5.4</w:t>
+        </w:r>
+      </w:hyperlink>
+      <w:r>
+        <w:t xml:space="preserve">. Label above the xfill/orca-solver pair is orca-solver time / xfill time; only</w:t>
       </w:r>
       <w:r>
         <w:t xml:space="preserve"> </w:t>
@@ -1664,9 +1445,9 @@
         <w:t xml:space="preserve">favors orca-solver.</w:t>
       </w:r>
     </w:p>
+    <w:bookmarkEnd w:id="27"/>
     <w:bookmarkEnd w:id="28"/>
-    <w:bookmarkEnd w:id="29"/>
-    <w:bookmarkStart w:id="34" w:name="Xda8d21682e316362d5b07bb3551f76cef4a7a1b"/>
+    <w:bookmarkStart w:id="33" w:name="Xda8d21682e316362d5b07bb3551f76cef4a7a1b"/>
     <w:p>
       <w:pPr>
         <w:pStyle w:val="Heading2"/>
@@ -1861,7 +1642,7 @@
         <w:t xml:space="preserve">use a harder, pre-existing grid list to find where the architectures actually diverge.</w:t>
       </w:r>
     </w:p>
-    <w:bookmarkStart w:id="33" w:name="fig:cumulative"/>
+    <w:bookmarkStart w:id="32" w:name="fig:cumulative"/>
     <w:p>
       <w:pPr>
         <w:pStyle w:val="CaptionedFigure"/>
@@ -1871,18 +1652,18 @@
           <wp:inline>
             <wp:extent cx="5003800" cy="3009900"/>
             <wp:effectExtent b="0" l="0" r="0" t="0"/>
-            <wp:docPr descr="" title="" id="31" name="Picture"/>
+            <wp:docPr descr="" title="" id="30" name="Picture"/>
             <a:graphic>
               <a:graphicData uri="http://schemas.openxmlformats.org/drawingml/2006/picture">
                 <pic:pic>
                   <pic:nvPicPr>
-                    <pic:cNvPr descr="../benchmarks/urtc2026_testbench/results/figures/fig2_15x15_cumulative.pdf" id="32" name="Picture"/>
+                    <pic:cNvPr descr="../benchmarks/urtc2026_testbench/results/figures/fig2_15x15_cumulative.pdf" id="31" name="Picture"/>
                     <pic:cNvPicPr>
                       <a:picLocks noChangeArrowheads="1" noChangeAspect="1"/>
                     </pic:cNvPicPr>
                   </pic:nvPicPr>
                   <pic:blipFill>
-                    <a:blip r:embed="rId30"/>
+                    <a:blip r:embed="rId29"/>
                     <a:stretch>
                       <a:fillRect/>
                     </a:stretch>
@@ -1928,9 +1709,9 @@
         <w:t xml:space="preserve">15 grids solved by wall time (log scale), 30s cap. The point is the horizontal gap between curves, not the final height: xfill’s curve is shifted roughly two orders of magnitude left of ingrid_core’s and orca-solver’s, meaning it reaches the same solved fraction far sooner across the entire distribution, not only in a best-case tail.</w:t>
       </w:r>
     </w:p>
+    <w:bookmarkEnd w:id="32"/>
     <w:bookmarkEnd w:id="33"/>
-    <w:bookmarkEnd w:id="34"/>
-    <w:bookmarkStart w:id="39" w:name="sec:exhaustive"/>
+    <w:bookmarkStart w:id="38" w:name="sec:exhaustive"/>
     <w:p>
       <w:pPr>
         <w:pStyle w:val="Heading2"/>
@@ -2018,7 +1799,7 @@
         <w:t xml:space="preserve">’s framing of what partitioning is actually for.</w:t>
       </w:r>
     </w:p>
-    <w:bookmarkStart w:id="38" w:name="fig:ablation"/>
+    <w:bookmarkStart w:id="37" w:name="fig:ablation"/>
     <w:p>
       <w:pPr>
         <w:pStyle w:val="CaptionedFigure"/>
@@ -2028,18 +1809,18 @@
           <wp:inline>
             <wp:extent cx="5334000" cy="2286000"/>
             <wp:effectExtent b="0" l="0" r="0" t="0"/>
-            <wp:docPr descr="" title="" id="36" name="Picture"/>
+            <wp:docPr descr="" title="" id="35" name="Picture"/>
             <a:graphic>
               <a:graphicData uri="http://schemas.openxmlformats.org/drawingml/2006/picture">
                 <pic:pic>
                   <pic:nvPicPr>
-                    <pic:cNvPr descr="../benchmarks/urtc2026_testbench/results/figures/fig4_ablation.pdf" id="37" name="Picture"/>
+                    <pic:cNvPr descr="../benchmarks/urtc2026_testbench/results/figures/fig4_ablation.pdf" id="36" name="Picture"/>
                     <pic:cNvPicPr>
                       <a:picLocks noChangeArrowheads="1" noChangeAspect="1"/>
                     </pic:cNvPicPr>
                   </pic:nvPicPr>
                   <pic:blipFill>
-                    <a:blip r:embed="rId35"/>
+                    <a:blip r:embed="rId34"/>
                     <a:stretch>
                       <a:fillRect/>
                     </a:stretch>
@@ -2088,9 +1869,9 @@
         <w:t xml:space="preserve">that are fast enough to repeat. Grey = mechanism off, blue = on (this paper’s default). Bars mark the median; the spread is the finding.</w:t>
       </w:r>
     </w:p>
+    <w:bookmarkEnd w:id="37"/>
     <w:bookmarkEnd w:id="38"/>
-    <w:bookmarkEnd w:id="39"/>
-    <w:bookmarkStart w:id="40" w:name="sec:ablation"/>
+    <w:bookmarkStart w:id="39" w:name="sec:ablation"/>
     <w:p>
       <w:pPr>
         <w:pStyle w:val="Heading2"/>
@@ -2221,9 +2002,9 @@
         <w:t xml:space="preserve">applies to the branching heuristics it rules out.</w:t>
       </w:r>
     </w:p>
+    <w:bookmarkEnd w:id="39"/>
     <w:bookmarkEnd w:id="40"/>
-    <w:bookmarkEnd w:id="41"/>
-    <w:bookmarkStart w:id="42" w:name="discussion"/>
+    <w:bookmarkStart w:id="41" w:name="discussion"/>
     <w:p>
       <w:pPr>
         <w:pStyle w:val="Heading1"/>
@@ -2237,14 +2018,14 @@
         <w:pStyle w:val="FirstParagraph"/>
       </w:pPr>
       <w:r>
-        <w:t xml:space="preserve">The architectural comparison and the mechanism ablation point to the same underlying cause. Restart portfolios benefit from heavy-tailed runtimes: more independent draws raise the chance of an early lucky one, which is why oversubscribing thread count helped in Table </w:t>
-      </w:r>
-      <w:hyperlink w:anchor="tab:threads">
+        <w:t xml:space="preserve">The architectural comparison and the mechanism ablation share the same underlying cause. Restart portfolios benefit from heavy-tailed runtimes: more independent draws raise the chance of an early lucky one, which is why oversubscribing thread count helped in Section </w:t>
+      </w:r>
+      <w:hyperlink w:anchor="sec:oversub">
         <w:r>
           <w:rPr>
             <w:rStyle w:val="Hyperlink"/>
           </w:rPr>
-          <w:t xml:space="preserve">1</w:t>
+          <w:t xml:space="preserve">5.2</w:t>
         </w:r>
       </w:hyperlink>
       <w:r>
@@ -2300,7 +2081,7 @@
         </w:r>
       </w:hyperlink>
       <w:r>
-        <w:t xml:space="preserve">’s proof of unsatisfiability actually required; restart-based search approximates that only through its dedicated exhaustive worker, at the cost of forgoing restarts entirely for it. The same heavy-tailedness explains Fig. </w:t>
+        <w:t xml:space="preserve">’s proof of unsatisfiability required. The same heavy-tailedness explains Fig. </w:t>
       </w:r>
       <w:hyperlink w:anchor="fig:ablation">
         <w:r>
@@ -2311,11 +2092,11 @@
         </w:r>
       </w:hyperlink>
       <w:r>
-        <w:t xml:space="preserve">’s mixed result: shared conflict weights change which draw from the tail each worker takes, which can as easily land on a worse draw as a better one on any single hard instance, and only nets out as an improvement once averaged over a broader, more typical corpus. The architectural comparison and the mechanism ablation are not in tension; they describe the same phenomenon at two different points on the difficulty spectrum, and the paper’s contribution is the latter, not the former.</w:t>
-      </w:r>
-    </w:p>
-    <w:bookmarkEnd w:id="42"/>
-    <w:bookmarkStart w:id="43" w:name="limitations-and-conclusion"/>
+        <w:t xml:space="preserve">’s mixed result: shared conflict weights change which draw from the tail each worker takes, which can as easily land on a worse draw as a better one on a single hard instance, and only nets out as an improvement once averaged over a broader, typical corpus.</w:t>
+      </w:r>
+    </w:p>
+    <w:bookmarkEnd w:id="41"/>
+    <w:bookmarkStart w:id="42" w:name="limitations-and-conclusion"/>
     <w:p>
       <w:pPr>
         <w:pStyle w:val="Heading1"/>
@@ -2376,8 +2157,8 @@
         <w:t xml:space="preserve">supports that gap’s importance rather than being the paper’s subject – restart portfolios and partitioned search are suited respectively to finding solutions quickly and to proving none exist, a pattern independent of any one solver. The mechanism itself, tested in isolation, is more modest than the architecture it sits inside: a real win on typical grids, a wash or worse on the hardest ones, reported as measured rather than as hoped. Nothing about it is specific to crossword filling: it needs only a wdeg-style weight table and a restart loop, both already common in CSP and lazy-clause-generation solvers. We also reported a negative result from the same codebase – five heuristics rendered indistinguishable by a precondition that kept them from ever executing – as a reusable caution for comparing branching heuristics by benchmark score alone.</w:t>
       </w:r>
     </w:p>
-    <w:bookmarkEnd w:id="43"/>
-    <w:bookmarkStart w:id="45" w:name="acknowledgment"/>
+    <w:bookmarkEnd w:id="42"/>
+    <w:bookmarkStart w:id="44" w:name="acknowledgment"/>
     <w:p>
       <w:pPr>
         <w:pStyle w:val="Heading1"/>
@@ -2757,7 +2538,7 @@
       <w:r>
         <w:t xml:space="preserve"> </w:t>
       </w:r>
-      <w:hyperlink r:id="rId44">
+      <w:hyperlink r:id="rId43">
         <w:r>
           <w:rPr>
             <w:rStyle w:val="Hyperlink"/>
@@ -2769,7 +2550,7 @@
         <w:t xml:space="preserve">. Accessed: Jul. 31, 2026.</w:t>
       </w:r>
     </w:p>
-    <w:bookmarkEnd w:id="45"/>
+    <w:bookmarkEnd w:id="44"/>
     <w:sectPr>
       <w:footnotePr>
         <w:numRestart w:val="eachSect"/>

--- a/paper/xfill_urtc2026.docx
+++ b/paper/xfill_urtc2026.docx
@@ -28,7 +28,7 @@
         <w:pStyle w:val="Abstract"/>
       </w:pPr>
       <w:r>
-        <w:t xml:space="preserve">Parallel CSP solvers typically take one of two forms: partition the search space across workers, or run an undivided portfolio of independent restarts. When CSP workers share information at all, prior work treats that sharing as a one-time input to partitioning, gathered once and then spent. This paper describes a different mechanism: a restart portfolio whose workers never partition the problem, but continuously and concurrently update a shared pool of dom/wdeg-style conflict weights throughout the search, with no manager and no synchronization phase. We implement it in xfill, a word-level CSP solver for crossword filling, and test it two ways. First, we establish that restart-portfolio search as a class occupies a genuinely different point in the design space than partition-based search, using orca-solver, an independently developed partition-based solver, as a concrete representative of the alternative: restart portfolios exploit heavy-tailed search-runtime distributions, so oversubscribing thread count past the physical core count improves xfill by roughly 65 times on one hard grid, while the partition-based solver improves only marginally and cannot solve it at all below 14 threads; on a corpus of real, previously published 15x15 grids both solve, xfill is faster on 9 of 10, by a geometric mean of about 108 times. Partitioning, conversely, gives genuine non-overlapping coverage, a real advantage for proving unsatisfiability. Second, and more directly on point, we isolate the shared-weight mechanism itself, holding the solver and grid fixed and toggling only the mechanism, and find a more nuanced result than the architectural comparison above: consistent improvement on a broad corpus of moderate-difficulty grids, but higher variance rather than a reliable win on especially hard instances. A negative or mixed result for one’s own mechanism is still evidence, so we present it alongside the positive one rather than in place of it. We also report a negative result from the same codebase: five independently plausible letter-level branching heuristics produced numerically identical output on our hardest benchmark grid, because a domain-size precondition meant none of them ever executed, caught only by direct execution-path instrumentation and not by comparing benchmark scores.</w:t>
+        <w:t xml:space="preserve">Parallel CSP solvers typically take one of two forms: partition the search space across workers, or run an undivided portfolio of independent restarts. When CSP workers share information at all, prior work treats that sharing as a one-time input to partitioning, gathered once and then spent. This paper describes a different mechanism: a restart portfolio whose workers never partition the problem, but continuously and concurrently update a shared pool of dom/wdeg-style conflict weights throughout the search, with no manager and no synchronization phase. We implement it in xfill, a word-level CSP solver for crossword filling, and test it two ways. First, we establish that restart-portfolio search as a class occupies a genuinely different point in the design space than partition-based search, using orca-solver, an independently developed partition-based solver, as a concrete representative of the alternative: restart portfolios exploit heavy-tailed search-runtime distributions, so oversubscribing thread count past the physical core count improves xfill by roughly 65 times on one hard grid, while the partition-based solver improves only marginally and cannot solve it at all below 14 threads; xfill solves every one of 14 real, previously published 15x15 grids tested, and on the 11 where the partition-based solver also succeeds, xfill is faster on 9, by a geometric mean of about 107 times. Partitioning, conversely, gives genuine non-overlapping coverage, a real advantage for proving unsatisfiability. Second, and more directly on point, we isolate the shared-weight mechanism itself, holding the solver and grid fixed and toggling only the mechanism, and find a more nuanced result than the architectural comparison above: consistent improvement on a broad corpus of moderate-difficulty grids, but higher variance rather than a reliable win on especially hard instances. A negative or mixed result for one’s own mechanism is still evidence, so we present it alongside the positive one rather than in place of it. We also report a negative result from the same codebase: five independently plausible letter-level branching heuristics produced numerically identical output on our hardest benchmark grid, because a domain-size precondition meant none of them ever executed, caught only by direct execution-path instrumentation and not by comparing benchmark scores.</w:t>
       </w:r>
     </w:p>
     <w:p>
@@ -146,7 +146,7 @@
         <w:t xml:space="preserve"> </w:t>
       </w:r>
       <w:r>
-        <w:t xml:space="preserve">(1) a concurrent, decentralized conflict-weight-sharing mechanism for restart-portfolio CSP search, positioned precisely against the closest prior work; (2) a reproducible five-solver testbench, checked into the project repository, that separates two claims – restart-portfolio search as an architectural class versus this specific mechanism within it – rather than conflating them; and (3) a methodological negative result about confirming a heuristic under test actually executes before trusting a benchmark comparison of it.</w:t>
+        <w:t xml:space="preserve">(1) a concurrent, decentralized conflict-weight-sharing mechanism for restart-portfolio CSP search, positioned precisely against the closest prior work; (2) a reproducible four-solver testbench, checked into the project repository, that separates two claims – restart-portfolio search as an architectural class versus this specific mechanism within it – rather than conflating them; and (3) a methodological negative result about confirming a heuristic under test actually executes before trusting a benchmark comparison of it.</w:t>
       </w:r>
     </w:p>
     <w:bookmarkEnd w:id="9"/>
@@ -277,7 +277,7 @@
         <w:t xml:space="preserve"> </w:t>
       </w:r>
       <w:r>
-        <w:t xml:space="preserve">solver, before the real search begins – never concurrent. Ehlers and Stuckey</w:t>
+        <w:t xml:space="preserve">solver – never concurrent. Ehlers and Stuckey</w:t>
       </w:r>
       <w:r>
         <w:t xml:space="preserve"> </w:t>
@@ -299,7 +299,7 @@
         <w:t xml:space="preserve">hard</w:t>
       </w:r>
       <w:r>
-        <w:t xml:space="preserve">, logically derived facts, and requiring clause-learning machinery most CSP solvers do not have. Yun and Epstein’s ELF and SPREAD</w:t>
+        <w:t xml:space="preserve">, logically derived facts, and requiring clause-learning machinery most CSP solvers lack. Yun and Epstein’s ELF and SPREAD</w:t>
       </w:r>
       <w:r>
         <w:t xml:space="preserve"> </w:t>
@@ -363,49 +363,16 @@
         <w:t xml:space="preserve"> </w:t>
       </w:r>
       <w:r>
-        <w:t xml:space="preserve">, and separately that</w:t>
-      </w:r>
-      <w:r>
-        <w:t xml:space="preserve"> </w:t>
-      </w:r>
-      <w:r>
-        <w:t xml:space="preserve">“most portfolio-based methods for CSPs do not share information”</w:t>
-      </w:r>
-      <w:r>
-        <w:t xml:space="preserve"> </w:t>
-      </w:r>
-      <w:r>
-        <w:t xml:space="preserve"> </w:t>
-      </w:r>
-      <w:r>
-        <w:t xml:space="preserve">at all outside their framework. A comprehensive 2018 survey</w:t>
-      </w:r>
-      <w:r>
-        <w:t xml:space="preserve"> </w:t>
-      </w:r>
-      <w:r>
-        <w:t xml:space="preserve"> </w:t>
-      </w:r>
-      <w:r>
-        <w:t xml:space="preserve">documents no CSP work sharing heuristic statistics continuously among concurrent, non-partitioning workers; its own taxonomy has no category for it. Embarrassingly parallel search</w:t>
-      </w:r>
-      <w:r>
-        <w:t xml:space="preserve"> </w:t>
-      </w:r>
-      <w:r>
-        <w:t xml:space="preserve">, a widely used later technique, decomposes into disjoint subproblems with</w:t>
-      </w:r>
-      <w:r>
-        <w:t xml:space="preserve"> </w:t>
-      </w:r>
-      <w:r>
-        <w:t xml:space="preserve">“almost no communication”</w:t>
-      </w:r>
-      <w:r>
-        <w:t xml:space="preserve"> </w:t>
-      </w:r>
-      <w:r>
-        <w:t xml:space="preserve">at all – a different point again.</w:t>
+        <w:t xml:space="preserve">. A comprehensive 2018 survey</w:t>
+      </w:r>
+      <w:r>
+        <w:t xml:space="preserve"> </w:t>
+      </w:r>
+      <w:r>
+        <w:t xml:space="preserve"> </w:t>
+      </w:r>
+      <w:r>
+        <w:t xml:space="preserve">documents no CSP work sharing heuristic statistics continuously among concurrent, non-partitioning workers; its own taxonomy has no category for it.</w:t>
       </w:r>
     </w:p>
     <w:p>
@@ -554,7 +521,7 @@
         <w:t xml:space="preserve"> </w:t>
       </w:r>
       <w:r>
-        <w:t xml:space="preserve">maintains one array of plain atomic counters, one per crossing, shared by every restart worker except the dedicated exhaustive one. Every worker increments a crossing’s counter on wipeout and reads every counter when scoring candidates. The counters are plain, order-independent atomic increments rather than a decaying scheme: a decaying normalizer depends on the exact sequence of prior updates and is race-free only with a single writer, while concurrent writers need an update rule that does not depend on order. The dedicated exhaustive worker is excluded because its entire value is one undisturbed trajectory; wiring it in measurably regressed the one grid in our corpus it uniquely solved. Two correctness properties were required before any of the resulting numbers meant anything: single-threaded calls stay byte-identical to the unshared baseline, gated on thread count</w:t>
+        <w:t xml:space="preserve">maintains one array of plain atomic counters, one per crossing, shared by every restart worker except the dedicated exhaustive one. Every worker increments a crossing’s counter on wipeout and reads every counter when scoring candidates. The counters are plain, order-independent atomic increments rather than a decaying scheme: a decaying normalizer depends on the exact sequence of prior updates and is race-free only with a single writer, while concurrent writers need an update rule that does not depend on order. The dedicated exhaustive worker is excluded because its entire value is one undisturbed trajectory; wiring it in measurably regressed the one grid in our corpus it uniquely solved. Two correctness properties were required: single-threaded calls stay byte-identical to the unshared baseline, gated on thread count</w:t>
       </w:r>
       <w:r>
         <w:t xml:space="preserve"> </w:t>
@@ -571,7 +538,7 @@
         </m:r>
       </m:oMath>
       <w:r>
-        <w:t xml:space="preserve">; and ThreadSanitizer, run against real multi-threaded solves, reports no data races, consistent with every update being independent of order. In earlier development-time testing across a broad corpus of moderate-difficulty grids (documented at commit level in this repository’s</w:t>
+        <w:t xml:space="preserve">; and ThreadSanitizer, run against real multi-threaded solves, reports no data races, consistent with every update being independent of order. In earlier development-time testing across a broad corpus of moderate-difficulty grids (documented in</w:t>
       </w:r>
       <w:r>
         <w:t xml:space="preserve"> </w:t>
@@ -612,7 +579,7 @@
         <w:pStyle w:val="FirstParagraph"/>
       </w:pPr>
       <w:r>
-        <w:t xml:space="preserve">This section is a methodological aside from the same codebase, not a direct test of the mechanism above; we include it because it shaped how we validate every other result in this paper. Motivated by a</w:t>
+        <w:t xml:space="preserve">This section is a methodological aside from the same codebase; we include it because it shaped how we validate every other result in this paper. Motivated by a</w:t>
       </w:r>
       <w:r>
         <w:t xml:space="preserve"> </w:t>
@@ -771,46 +738,10 @@
         <w:t xml:space="preserve"> </w:t>
       </w:r>
       <w:r>
-        <w:t xml:space="preserve">xfill (this work); orca-solver, a partition-based parallel solver treated as a black box; ingrid_core, a single-threaded reference solver; and, as naive baselines with no restarts, no learned heuristics, and no parallelism, crossword-composer (a static-constraint-order Rust backtracker) and savin_crossword (a textbook AC-3-plus-backtracking Python implementation). All five run through a single fixed harness checked into this project’s repository (</w:t>
-      </w:r>
-      <w:r>
-        <w:rPr>
-          <w:rStyle w:val="VerbatimChar"/>
-        </w:rPr>
-        <w:t xml:space="preserve">benchmarks/urtc2026_testbench/</w:t>
-      </w:r>
-      <w:r>
-        <w:t xml:space="preserve">), against a dictionary derived deterministically from the repository’s own freely available word list, with a fixed random seed and a uniform 30-second cap – reproducible by re-running</w:t>
-      </w:r>
-      <w:r>
-        <w:t xml:space="preserve"> </w:t>
-      </w:r>
-      <w:r>
-        <w:rPr>
-          <w:rStyle w:val="VerbatimChar"/>
-        </w:rPr>
-        <w:t xml:space="preserve">run_benchmark.py</w:t>
-      </w:r>
-      <w:r>
-        <w:t xml:space="preserve">.</w:t>
-      </w:r>
-    </w:p>
-    <w:p>
-      <w:pPr>
-        <w:pStyle w:val="BodyText"/>
-      </w:pPr>
-      <w:r>
-        <w:rPr>
-          <w:b/>
-          <w:bCs/>
-        </w:rPr>
-        <w:t xml:space="preserve">Grid set.</w:t>
-      </w:r>
-      <w:r>
-        <w:t xml:space="preserve"> </w:t>
-      </w:r>
-      <w:r>
-        <w:t xml:space="preserve">A size-graded curated set (</w:t>
+        <w:t xml:space="preserve">xfill (this work); orca-solver, a partition-based parallel solver treated as a black box; ingrid_core, a single-threaded reference solver; and, as a naive baseline with no restarts, no learned heuristics, and no parallelism, crossword-composer (a static-constraint-order Rust backtracker). A second naive baseline, savin_crossword, was tested but is excluded below: it timed out on all 20 grids at both a 120s and a 300s cap, including trivial</w:t>
+      </w:r>
+      <w:r>
+        <w:t xml:space="preserve"> </w:t>
       </w:r>
       <m:oMath>
         <m:r>
@@ -827,17 +758,11 @@
         </m:r>
       </m:oMath>
       <w:r>
-        <w:t xml:space="preserve"> </w:t>
-      </w:r>
-      <w:r>
-        <w:t xml:space="preserve">through</w:t>
-      </w:r>
-      <w:r>
-        <w:t xml:space="preserve"> </w:t>
+        <w:t xml:space="preserve">/</w:t>
       </w:r>
       <m:oMath>
         <m:r>
-          <m:t>21</m:t>
+          <m:t>7</m:t>
         </m:r>
         <m:r>
           <m:rPr>
@@ -846,18 +771,68 @@
           <m:t>×</m:t>
         </m:r>
         <m:r>
-          <m:t>21</m:t>
+          <m:t>7</m:t>
         </m:r>
       </m:oMath>
       <w:r>
-        <w:t xml:space="preserve">) plus a fixed-seed random sample of</w:t>
-      </w:r>
-      <w:r>
-        <w:t xml:space="preserve"> </w:t>
+        <w:t xml:space="preserve"> </w:t>
+      </w:r>
+      <w:r>
+        <w:t xml:space="preserve">ones (Section </w:t>
+      </w:r>
+      <w:hyperlink w:anchor="sec:naive">
+        <w:r>
+          <w:rPr>
+            <w:rStyle w:val="Hyperlink"/>
+          </w:rPr>
+          <w:t xml:space="preserve">5.4</w:t>
+        </w:r>
+      </w:hyperlink>
+      <w:r>
+        <w:t xml:space="preserve">). The remaining four run through a single fixed harness (</w:t>
+      </w:r>
+      <w:r>
+        <w:rPr>
+          <w:rStyle w:val="VerbatimChar"/>
+        </w:rPr>
+        <w:t xml:space="preserve">benchmarks/urtc2026_testbench/</w:t>
+      </w:r>
+      <w:r>
+        <w:t xml:space="preserve">), against a dictionary derived deterministically from the repository’s own freely available word list, with a fixed seed and a uniform 300-second cap, reproducible via</w:t>
+      </w:r>
+      <w:r>
+        <w:t xml:space="preserve"> </w:t>
+      </w:r>
+      <w:r>
+        <w:rPr>
+          <w:rStyle w:val="VerbatimChar"/>
+        </w:rPr>
+        <w:t xml:space="preserve">run_benchmark.py</w:t>
+      </w:r>
+      <w:r>
+        <w:t xml:space="preserve">. xfill and orca-solver race independent workers, so wall time varies run to run; each runs 5 times per grid, median reported, every trial logged. ingrid_core and crossword-composer are single-threaded and deterministic, so each runs once.</w:t>
+      </w:r>
+    </w:p>
+    <w:p>
+      <w:pPr>
+        <w:pStyle w:val="BodyText"/>
+      </w:pPr>
+      <w:r>
+        <w:rPr>
+          <w:b/>
+          <w:bCs/>
+        </w:rPr>
+        <w:t xml:space="preserve">Grid set.</w:t>
+      </w:r>
+      <w:r>
+        <w:t xml:space="preserve"> </w:t>
+      </w:r>
+      <w:r>
+        <w:t xml:space="preserve">A size-graded curated set (</w:t>
       </w:r>
       <m:oMath>
         <m:r>
-          <m:t>15</m:t>
+          <m:t>5</m:t>
         </m:r>
         <m:r>
           <m:rPr>
@@ -866,45 +841,21 @@
           <m:t>×</m:t>
         </m:r>
         <m:r>
-          <m:t>15</m:t>
+          <m:t>5</m:t>
         </m:r>
       </m:oMath>
       <w:r>
         <w:t xml:space="preserve"> </w:t>
       </w:r>
       <w:r>
-        <w:t xml:space="preserve">grids scraped from a public corpus of real, previously published crossword layouts, crosswordgrids.com</w:t>
-      </w:r>
-      <w:r>
-        <w:t xml:space="preserve"> </w:t>
-      </w:r>
-      <w:r>
-        <w:t xml:space="preserve">, all committed to the repository.</w:t>
-      </w:r>
-    </w:p>
-    <w:bookmarkEnd w:id="13"/>
-    <w:bookmarkStart w:id="18" w:name="sec:oversub"/>
-    <w:p>
-      <w:pPr>
-        <w:pStyle w:val="Heading2"/>
-      </w:pPr>
-      <w:r>
-        <w:t xml:space="preserve">Restart Portfolios Exploit Added Parallelism</w:t>
-      </w:r>
-    </w:p>
-    <w:p>
-      <w:pPr>
-        <w:pStyle w:val="FirstParagraph"/>
-      </w:pPr>
-      <w:r>
-        <w:t xml:space="preserve">Restart-portfolio search should benefit from more independent workers even past the physical core count, because heavy-tailed runtime means each additional worker is another draw that might get lucky early. We tested this directly on a known-hard</w:t>
+        <w:t xml:space="preserve">through</w:t>
       </w:r>
       <w:r>
         <w:t xml:space="preserve"> </w:t>
       </w:r>
       <m:oMath>
         <m:r>
-          <m:t>7</m:t>
+          <m:t>21</m:t>
         </m:r>
         <m:r>
           <m:rPr>
@@ -913,14 +864,81 @@
           <m:t>×</m:t>
         </m:r>
         <m:r>
+          <m:t>21</m:t>
+        </m:r>
+      </m:oMath>
+      <w:r>
+        <w:t xml:space="preserve">) plus a fixed-seed random sample of</w:t>
+      </w:r>
+      <w:r>
+        <w:t xml:space="preserve"> </w:t>
+      </w:r>
+      <m:oMath>
+        <m:r>
+          <m:t>15</m:t>
+        </m:r>
+        <m:r>
+          <m:rPr>
+            <m:sty m:val="p"/>
+          </m:rPr>
+          <m:t>×</m:t>
+        </m:r>
+        <m:r>
+          <m:t>15</m:t>
+        </m:r>
+      </m:oMath>
+      <w:r>
+        <w:t xml:space="preserve"> </w:t>
+      </w:r>
+      <w:r>
+        <w:t xml:space="preserve">grids scraped from a public corpus of real, previously published crossword layouts, crosswordgrids.com</w:t>
+      </w:r>
+      <w:r>
+        <w:t xml:space="preserve"> </w:t>
+      </w:r>
+      <w:r>
+        <w:t xml:space="preserve">, all committed to the repository.</w:t>
+      </w:r>
+    </w:p>
+    <w:bookmarkEnd w:id="13"/>
+    <w:bookmarkStart w:id="18" w:name="sec:oversub"/>
+    <w:p>
+      <w:pPr>
+        <w:pStyle w:val="Heading2"/>
+      </w:pPr>
+      <w:r>
+        <w:t xml:space="preserve">Restart Portfolios Exploit Added Parallelism</w:t>
+      </w:r>
+    </w:p>
+    <w:p>
+      <w:pPr>
+        <w:pStyle w:val="FirstParagraph"/>
+      </w:pPr>
+      <w:r>
+        <w:t xml:space="preserve">Restart-portfolio search should benefit from more independent workers even past the physical core count, because heavy-tailed runtime means each additional worker is another draw that might get lucky early. We tested this directly on a known-hard</w:t>
+      </w:r>
+      <w:r>
+        <w:t xml:space="preserve"> </w:t>
+      </w:r>
+      <m:oMath>
+        <m:r>
           <m:t>7</m:t>
         </m:r>
+        <m:r>
+          <m:rPr>
+            <m:sty m:val="p"/>
+          </m:rPr>
+          <m:t>×</m:t>
+        </m:r>
+        <m:r>
+          <m:t>7</m:t>
+        </m:r>
       </m:oMath>
       <w:r>
         <w:t xml:space="preserve"> </w:t>
       </w:r>
       <w:r>
-        <w:t xml:space="preserve">grid (two pre-filled letters, no blocked cells, single sample), oversubscribing threads well past this machine’s 14 physical cores: wall time falls from 166.7s at 1 thread to 63.0s at 14, then wanders (104.6s at 28, 85.6s at 42, 112.4s at 56) as contention erodes further gains. Every configuration beats the 201.7s single-threaded baseline an independently developed partition-based solver publishes on the same grid, which serves here only as an external difficulty anchor, not a target being chased.</w:t>
+        <w:t xml:space="preserve">grid (two pre-filled letters, no blocked cells, single sample), oversubscribing threads well past this machine’s 14 physical cores: wall time falls from 166.7s at 1 thread to 63.0s at 14, then wanders (104.6s at 28, 85.6s at 42, 112.4s at 56) as contention erodes further gains. Every configuration beats the 201.7s single-threaded baseline an independently developed partition-based solver publishes on the same grid – an external difficulty anchor, not a target being chased.</w:t>
       </w:r>
     </w:p>
     <w:bookmarkStart w:id="17" w:name="fig:scaling"/>
@@ -1168,7 +1186,7 @@
         <w:pStyle w:val="ImageCaption"/>
       </w:pPr>
       <w:r>
-        <w:t xml:space="preserve">Time to solve or prove UNSAT by grid size, curated set, 30s cap (log scale; open triangle = timed out). A solved/not-solved view of this same data would show xfill, orca-solver, and ingrid_core essentially tied, since all three succeed on the same grids here – the actual difference is that xfill’s line sits one to three orders of magnitude below the others at every size except</w:t>
+        <w:t xml:space="preserve">Time to solve or prove UNSAT by grid size, curated set, 300s cap (log scale; open triangle = timed out). A solved/not-solved view of this same data would show xfill, orca-solver, and ingrid_core essentially tied, since all three succeed on the same grids here – the actual difference is that xfill’s line sits one to three orders of magnitude below the others at every size except</w:t>
       </w:r>
       <w:r>
         <w:t xml:space="preserve"> </w:t>
@@ -1188,49 +1206,17 @@
         </m:r>
       </m:oMath>
       <w:r>
-        <w:t xml:space="preserve">, where every solver times out together.</w:t>
-      </w:r>
-    </w:p>
-    <w:bookmarkEnd w:id="22"/>
-    <w:bookmarkEnd w:id="23"/>
-    <w:bookmarkStart w:id="28" w:name="sec:naive"/>
-    <w:p>
-      <w:pPr>
-        <w:pStyle w:val="Heading2"/>
-      </w:pPr>
-      <w:r>
-        <w:t xml:space="preserve">Naive Backtracking Is Not a Baseline Worth Beating</w:t>
-      </w:r>
-    </w:p>
-    <w:p>
-      <w:pPr>
-        <w:pStyle w:val="FirstParagraph"/>
-      </w:pPr>
-      <w:r>
-        <w:t xml:space="preserve">Across all 20 grids, xfill solved 17 (1 correct UNSAT, 2 timeouts), orca-solver 16 (1 UNSAT, 3 timeouts), ingrid_core 12, crossword-composer 5, and savin_crossword</w:t>
-      </w:r>
-      <w:r>
-        <w:t xml:space="preserve"> </w:t>
-      </w:r>
-      <w:r>
-        <w:rPr>
-          <w:i/>
-          <w:iCs/>
-        </w:rPr>
-        <w:t xml:space="preserve">0</w:t>
-      </w:r>
-      <w:r>
-        <w:t xml:space="preserve"> </w:t>
-      </w:r>
-      <w:r>
-        <w:t xml:space="preserve">– it timed out on every grid, including the trivial</w:t>
+        <w:t xml:space="preserve"> </w:t>
+      </w:r>
+      <w:r>
+        <w:t xml:space="preserve">(every solver times out together) and</w:t>
       </w:r>
       <w:r>
         <w:t xml:space="preserve"> </w:t>
       </w:r>
       <m:oMath>
         <m:r>
-          <m:t>5</m:t>
+          <m:t>21</m:t>
         </m:r>
         <m:r>
           <m:rPr>
@@ -1239,11 +1225,46 @@
           <m:t>×</m:t>
         </m:r>
         <m:r>
-          <m:t>5</m:t>
+          <m:t>21</m:t>
         </m:r>
       </m:oMath>
       <w:r>
-        <w:t xml:space="preserve">, and so never appears in Fig. </w:t>
+        <w:t xml:space="preserve"> </w:t>
+      </w:r>
+      <w:r>
+        <w:t xml:space="preserve">(an easy UNSAT proof every solver resolves in well under a second regardless).</w:t>
+      </w:r>
+    </w:p>
+    <w:bookmarkEnd w:id="22"/>
+    <w:bookmarkEnd w:id="23"/>
+    <w:bookmarkStart w:id="28" w:name="sec:naive"/>
+    <w:p>
+      <w:pPr>
+        <w:pStyle w:val="Heading2"/>
+      </w:pPr>
+      <w:r>
+        <w:t xml:space="preserve">Naive Backtracking Is Not a Baseline Worth Beating</w:t>
+      </w:r>
+    </w:p>
+    <w:p>
+      <w:pPr>
+        <w:pStyle w:val="FirstParagraph"/>
+      </w:pPr>
+      <w:r>
+        <w:t xml:space="preserve">Across all 20 grids, xfill resolved 19 (18 solved, 1 UNSAT; 1 timeout), orca-solver 18 (17 solved, 1 UNSAT; 2 timeouts), ingrid_core 16 (15 solved, 1 UNSAT; 4 timeouts), and crossword-composer 9 (8 solved, 1 UNSAT; 11 timeouts); savin_crossword resolved</w:t>
+      </w:r>
+      <w:r>
+        <w:t xml:space="preserve"> </w:t>
+      </w:r>
+      <w:r>
+        <w:rPr>
+          <w:i/>
+          <w:iCs/>
+        </w:rPr>
+        <w:t xml:space="preserve">none</w:t>
+      </w:r>
+      <w:r>
+        <w:t xml:space="preserve">, for the reasons given in Setup, and never appears in Fig. </w:t>
       </w:r>
       <w:hyperlink w:anchor="fig:size">
         <w:r>
@@ -1254,7 +1275,21 @@
         </w:r>
       </w:hyperlink>
       <w:r>
-        <w:t xml:space="preserve">. That absence is itself informative: crossword-composer, which does appear intermittently, fails on individual instances despite having no dependence on dictionary size, while savin_crossword’s failure is not about grid size at all – its least-constraining-value step recomputes an</w:t>
+        <w:t xml:space="preserve"> </w:t>
+      </w:r>
+      <w:r>
+        <w:t xml:space="preserve">or Fig. </w:t>
+      </w:r>
+      <w:hyperlink w:anchor="fig:speedup">
+        <w:r>
+          <w:rPr>
+            <w:rStyle w:val="Hyperlink"/>
+          </w:rPr>
+          <w:t xml:space="preserve">3</w:t>
+        </w:r>
+      </w:hyperlink>
+      <w:r>
+        <w:t xml:space="preserve">. Its failure differs in kind from crossword-composer’s: crossword-composer solves most grids and fails only on individual instances, unrelated to dictionary size, while savin_crossword’s least-constraining-value step recomputes an</w:t>
       </w:r>
       <w:r>
         <w:t xml:space="preserve"> </w:t>
@@ -1328,7 +1363,7 @@
         <w:t xml:space="preserve">,</w:t>
       </w:r>
       <w:r>
-        <w:t xml:space="preserve">000-word dictionary makes prohibitive regardless of size. Both are real, unmodified, independently authored solvers. The point for this paper’s thesis is narrower than</w:t>
+        <w:t xml:space="preserve">000-word dictionary makes prohibitive regardless of size – both real, unmodified, independently authored solvers, tested rather than assumed to fail. The point for this paper’s thesis is narrower than</w:t>
       </w:r>
       <w:r>
         <w:t xml:space="preserve"> </w:t>
@@ -1348,7 +1383,7 @@
       <w:r>
         <w:drawing>
           <wp:inline>
-            <wp:extent cx="4907280" cy="1717988"/>
+            <wp:extent cx="4907280" cy="1770849"/>
             <wp:effectExtent b="0" l="0" r="0" t="0"/>
             <wp:docPr descr="" title="" id="25" name="Picture"/>
             <a:graphic>
@@ -1369,7 +1404,7 @@
                   <pic:spPr bwMode="auto">
                     <a:xfrm>
                       <a:off x="0" y="0"/>
-                      <a:ext cx="4907280" cy="1717988"/>
+                      <a:ext cx="4907280" cy="1770849"/>
                     </a:xfrm>
                     <a:prstGeom prst="rect">
                       <a:avLst/>
@@ -1393,7 +1428,7 @@
         <w:pStyle w:val="ImageCaption"/>
       </w:pPr>
       <w:r>
-        <w:t xml:space="preserve">Wall time to solve (log scale, 30s cap), all five solvers, per scraped</w:t>
+        <w:t xml:space="preserve">Wall time to solve (log scale, 300s cap), four solvers, per scraped</w:t>
       </w:r>
       <w:r>
         <w:t xml:space="preserve"> </w:t>
@@ -1416,7 +1451,7 @@
         <w:t xml:space="preserve"> </w:t>
       </w:r>
       <w:r>
-        <w:t xml:space="preserve">grid, sorted by xfill’s time. Hatched bars mark a timeout; the naive baselines (crossword-composer, savin_crossword) time out on most grids, the same pattern reported by count in Section </w:t>
+        <w:t xml:space="preserve">grid, sorted by xfill’s time. Hatched bars mark a timeout; crossword-composer times out on most grids, the same pattern reported by count in Section </w:t>
       </w:r>
       <w:hyperlink w:anchor="sec:naive">
         <w:r>
@@ -1427,22 +1462,57 @@
         </w:r>
       </w:hyperlink>
       <w:r>
-        <w:t xml:space="preserve">. Label above the xfill/orca-solver pair is orca-solver time / xfill time; only</w:t>
-      </w:r>
-      <w:r>
-        <w:t xml:space="preserve"> </w:t>
+        <w:t xml:space="preserve"> </w:t>
+      </w:r>
+      <w:r>
+        <w:t xml:space="preserve">(savin_crossword is excluded entirely, also Section </w:t>
+      </w:r>
+      <w:hyperlink w:anchor="sec:naive">
+        <w:r>
+          <w:rPr>
+            <w:rStyle w:val="Hyperlink"/>
+          </w:rPr>
+          <w:t xml:space="preserve">5.4</w:t>
+        </w:r>
+      </w:hyperlink>
+      <w:r>
+        <w:t xml:space="preserve">). Label above the xfill/orca-solver pair is orca-solver time / xfill time; two grids (</w:t>
       </w:r>
       <w:r>
         <w:rPr>
           <w:rStyle w:val="VerbatimChar"/>
         </w:rPr>
+        <w:t xml:space="preserve">grid_395</w:t>
+      </w:r>
+      <w:r>
+        <w:t xml:space="preserve">,</w:t>
+      </w:r>
+      <w:r>
+        <w:t xml:space="preserve"> </w:t>
+      </w:r>
+      <w:r>
+        <w:rPr>
+          <w:rStyle w:val="VerbatimChar"/>
+        </w:rPr>
         <w:t xml:space="preserve">grid_479</w:t>
       </w:r>
       <w:r>
-        <w:t xml:space="preserve"> </w:t>
-      </w:r>
-      <w:r>
-        <w:t xml:space="preserve">favors orca-solver.</w:t>
+        <w:t xml:space="preserve">) favor orca-solver, and on</w:t>
+      </w:r>
+      <w:r>
+        <w:t xml:space="preserve"> </w:t>
+      </w:r>
+      <w:r>
+        <w:rPr>
+          <w:rStyle w:val="VerbatimChar"/>
+        </w:rPr>
+        <w:t xml:space="preserve">grid_423</w:t>
+      </w:r>
+      <w:r>
+        <w:t xml:space="preserve"> </w:t>
+      </w:r>
+      <w:r>
+        <w:t xml:space="preserve">orca-solver cannot solve it at all at this cap while xfill does, in 270s.</w:t>
       </w:r>
     </w:p>
     <w:bookmarkEnd w:id="27"/>
@@ -1507,14 +1577,14 @@
         <w:t xml:space="preserve"> </w:t>
       </w:r>
       <w:r>
-        <w:t xml:space="preserve">– realistic-scale grids, rather than the curated size-graded set, which mixes in small grids that inflate the ratio. Of the 10 scraped grids (of 12) both xfill and orca-solver solve, xfill is faster on 9, with a median speedup of</w:t>
+        <w:t xml:space="preserve">– realistic-scale grids, rather than the curated size-graded set, which mixes in small grids that inflate the ratio. Of the 11 scraped grids (of 12) both xfill and orca-solver solve, xfill is faster on 9, with a median speedup of</w:t>
       </w:r>
       <w:r>
         <w:t xml:space="preserve"> </w:t>
       </w:r>
       <m:oMath>
         <m:r>
-          <m:t>428</m:t>
+          <m:t>494</m:t>
         </m:r>
         <m:r>
           <m:rPr>
@@ -1534,7 +1604,7 @@
       </w:r>
       <m:oMath>
         <m:r>
-          <m:t>108</m:t>
+          <m:t>107</m:t>
         </m:r>
         <m:r>
           <m:rPr>
@@ -1544,7 +1614,7 @@
         </m:r>
       </m:oMath>
       <w:r>
-        <w:t xml:space="preserve">, driven by grids where xfill finishes in single-digit milliseconds against 3–13 seconds for orca-solver. The one exception,</w:t>
+        <w:t xml:space="preserve">. Two exceptions run the other way: on</w:t>
       </w:r>
       <w:r>
         <w:t xml:space="preserve"> </w:t>
@@ -1553,26 +1623,32 @@
         <w:rPr>
           <w:rStyle w:val="VerbatimChar"/>
         </w:rPr>
+        <w:t xml:space="preserve">grid_395</w:t>
+      </w:r>
+      <w:r>
+        <w:t xml:space="preserve"> </w:t>
+      </w:r>
+      <w:r>
+        <w:t xml:space="preserve">and</w:t>
+      </w:r>
+      <w:r>
+        <w:t xml:space="preserve"> </w:t>
+      </w:r>
+      <w:r>
+        <w:rPr>
+          <w:rStyle w:val="VerbatimChar"/>
+        </w:rPr>
         <w:t xml:space="preserve">grid_479</w:t>
       </w:r>
       <w:r>
-        <w:t xml:space="preserve">, runs the other way (orca-solver</w:t>
+        <w:t xml:space="preserve">, orca-solver is faster, by</w:t>
       </w:r>
       <w:r>
         <w:t xml:space="preserve"> </w:t>
       </w:r>
       <m:oMath>
         <m:r>
-          <m:rPr>
-            <m:sty m:val="p"/>
-          </m:rPr>
-          <m:t>∼</m:t>
-        </m:r>
-        <m:r>
-          <m:t>​</m:t>
-        </m:r>
-        <m:r>
-          <m:t>3</m:t>
+          <m:t>5.4</m:t>
         </m:r>
         <m:r>
           <m:rPr>
@@ -1585,7 +1661,27 @@
         <w:t xml:space="preserve"> </w:t>
       </w:r>
       <w:r>
-        <w:t xml:space="preserve">faster) – a reminder that a lopsided aggregate is still not a universal one, consistent with</w:t>
+        <w:t xml:space="preserve">and</w:t>
+      </w:r>
+      <w:r>
+        <w:t xml:space="preserve"> </w:t>
+      </w:r>
+      <m:oMath>
+        <m:r>
+          <m:t>1.6</m:t>
+        </m:r>
+        <m:r>
+          <m:rPr>
+            <m:sty m:val="p"/>
+          </m:rPr>
+          <m:t>×</m:t>
+        </m:r>
+      </m:oMath>
+      <w:r>
+        <w:t xml:space="preserve"> </w:t>
+      </w:r>
+      <w:r>
+        <w:t xml:space="preserve">– consistent with</w:t>
       </w:r>
       <w:r>
         <w:t xml:space="preserve"> </w:t>
@@ -1611,7 +1707,34 @@
         </w:r>
       </w:hyperlink>
       <w:r>
-        <w:t xml:space="preserve">. Across the full 20-grid sample, both solve 16, agree on one correct UNSAT proof, and are jointly stuck on 2, with orca-solver never uniquely solving a grid xfill cannot – this sample is too easy to separate the two architectures on success alone, which is exactly why Sections </w:t>
+        <w:t xml:space="preserve">, not every grid favors either architecture.</w:t>
+      </w:r>
+      <w:r>
+        <w:t xml:space="preserve"> </w:t>
+      </w:r>
+      <w:r>
+        <w:rPr>
+          <w:rStyle w:val="VerbatimChar"/>
+        </w:rPr>
+        <w:t xml:space="preserve">grid_423</w:t>
+      </w:r>
+      <w:r>
+        <w:t xml:space="preserve">, the twelfth scraped grid, sharpens this in the opposite direction: xfill solves it in 270s where orca-solver cannot at all within the same 300s budget – a completion advantage, not just a speed one. Across the full 20-grid sample, xfill resolves 19, orca-solver 18, both agree on the sample’s one correct UNSAT proof, and both are stuck only on</w:t>
+      </w:r>
+      <w:r>
+        <w:t xml:space="preserve"> </w:t>
+      </w:r>
+      <w:r>
+        <w:rPr>
+          <w:rStyle w:val="VerbatimChar"/>
+        </w:rPr>
+        <w:t xml:space="preserve">sample_13x13</w:t>
+      </w:r>
+      <w:r>
+        <w:t xml:space="preserve"> </w:t>
+      </w:r>
+      <w:r>
+        <w:t xml:space="preserve">– a narrower gap on success alone than on speed, which is why Sections </w:t>
       </w:r>
       <w:hyperlink w:anchor="sec:scaling">
         <w:r>
@@ -1706,7 +1829,7 @@
         </m:r>
       </m:oMath>
       <w:r>
-        <w:t xml:space="preserve">15 grids solved by wall time (log scale), 30s cap. The point is the horizontal gap between curves, not the final height: xfill’s curve is shifted roughly two orders of magnitude left of ingrid_core’s and orca-solver’s, meaning it reaches the same solved fraction far sooner across the entire distribution, not only in a best-case tail.</w:t>
+        <w:t xml:space="preserve">15 grids solved by wall time (log scale), 300s cap. The point is the horizontal gap between curves, not the final height: xfill’s curve is shifted roughly two orders of magnitude left of ingrid_core’s and orca-solver’s, meaning it reaches the same solved fraction far sooner across the entire distribution – and it is also the only curve that reaches 1.0, solving all 14.</w:t>
       </w:r>
     </w:p>
     <w:bookmarkEnd w:id="32"/>
@@ -1741,7 +1864,7 @@
         <w:t xml:space="preserve"> </w:t>
       </w:r>
       <w:r>
-        <w:t xml:space="preserve">a solution quickly. Partitioning’s genuine non-overlapping coverage (Section </w:t>
+        <w:t xml:space="preserve">a solution quickly; partitioning’s genuine non-overlapping coverage (Section </w:t>
       </w:r>
       <w:hyperlink w:anchor="sec:relwork">
         <w:r>
@@ -1765,7 +1888,7 @@
         <w:t xml:space="preserve">proving none exists</w:t>
       </w:r>
       <w:r>
-        <w:t xml:space="preserve">. To test this directly, we constructed by hand a grid designed to be maximally constrained – five mutually crossing 15-letter entries, verified cell-by-cell against both solvers’ own parsers – and ran both to completion with no time limit. Both independently concluded no solution exists: xfill exhausted 2.16 billion nodes over 791 restarts in 76 minutes; orca-solver reported search exhausted after enumerating 224 partitions in 25 minutes, roughly</w:t>
+        <w:t xml:space="preserve">. To test this, we constructed by hand a maximally constrained grid – five mutually crossing 15-letter entries, verified against both solvers’ parsers – and ran both to completion with no time limit. Both independently concluded no solution exists: xfill exhausted 2.16 billion nodes over 791 restarts in 76 minutes; orca-solver reported search exhausted after enumerating 224 partitions in 25 minutes, roughly</w:t>
       </w:r>
       <w:r>
         <w:t xml:space="preserve"> </w:t>
@@ -1885,7 +2008,7 @@
         <w:pStyle w:val="FirstParagraph"/>
       </w:pPr>
       <w:r>
-        <w:t xml:space="preserve">Everything above tests xfill’s architecture against a different codebase’s. This section instead tests xfill against itself, with one environment variable flipped, isolating this paper’s actual contribution from every other difference: same solver, same grid, same dictionary, same 14 threads,</w:t>
+        <w:t xml:space="preserve">Everything above tests xfill’s architecture against a different codebase’s. This section instead tests xfill against itself, with one environment variable flipped: same solver, same grid, same dictionary, same 14 threads,</w:t>
       </w:r>
       <w:r>
         <w:t xml:space="preserve"> </w:t>
@@ -1900,7 +2023,7 @@
         <w:t xml:space="preserve"> </w:t>
       </w:r>
       <w:r>
-        <w:t xml:space="preserve">on and off, 6 trials each, on three grids from the known-hard list fast enough to repeat within a reasonable budget.</w:t>
+        <w:t xml:space="preserve">on and off, 6 trials each, on three grids from the known-hard list fast enough to repeat.</w:t>
       </w:r>
     </w:p>
     <w:p>
@@ -2043,7 +2166,22 @@
         </w:r>
       </w:hyperlink>
       <w:r>
-        <w:t xml:space="preserve">, and why the aggregate speed advantage in Fig. </w:t>
+        <w:t xml:space="preserve">, and why</w:t>
+      </w:r>
+      <w:r>
+        <w:t xml:space="preserve"> </w:t>
+      </w:r>
+      <w:r>
+        <w:rPr>
+          <w:rStyle w:val="VerbatimChar"/>
+        </w:rPr>
+        <w:t xml:space="preserve">grid_423</w:t>
+      </w:r>
+      <w:r>
+        <w:t xml:space="preserve"> </w:t>
+      </w:r>
+      <w:r>
+        <w:t xml:space="preserve">in Fig. </w:t>
       </w:r>
       <w:hyperlink w:anchor="fig:speedup">
         <w:r>
@@ -2057,20 +2195,7 @@
         <w:t xml:space="preserve"> </w:t>
       </w:r>
       <w:r>
-        <w:t xml:space="preserve">is a</w:t>
-      </w:r>
-      <w:r>
-        <w:t xml:space="preserve"> </w:t>
-      </w:r>
-      <w:r>
-        <w:rPr>
-          <w:i/>
-          <w:iCs/>
-        </w:rPr>
-        <w:t xml:space="preserve">finding</w:t>
-      </w:r>
-      <w:r>
-        <w:t xml:space="preserve">-oriented result rather than a general one. Partitioned search instead gives genuine non-overlapping coverage, which is what Section </w:t>
+        <w:t xml:space="preserve">goes further: more draws from a heavy tail do not just arrive sooner on average, they can succeed where a fixed partition, given equal time, structurally does not. Partitioned search instead gives genuine non-overlapping coverage, which is what Section </w:t>
       </w:r>
       <w:hyperlink w:anchor="sec:exhaustive">
         <w:r>
@@ -2121,7 +2246,7 @@
         </w:r>
       </w:hyperlink>
       <w:r>
-        <w:t xml:space="preserve">’s unsatisfiability result should be read as hardware- or dictionary-independent claims. Both principal solvers are actively developed software; exact commit hashes are recorded in the testbench README for reproducibility.</w:t>
+        <w:t xml:space="preserve">’s unsatisfiability result should be read as hardware- or dictionary-independent claims. Both principal solvers are actively developed; exact commit hashes are recorded in the testbench README.</w:t>
       </w:r>
     </w:p>
     <w:p>
@@ -2180,7 +2305,7 @@
         <w:pStyle w:val="BodyText"/>
       </w:pPr>
       <w:r>
-        <w:t xml:space="preserve">12</w:t>
+        <w:t xml:space="preserve">11</w:t>
       </w:r>
     </w:p>
     <w:p>
@@ -2460,33 +2585,6 @@
       </w:r>
       <w:r>
         <w:t xml:space="preserve">, LNCS vol. 7514, 2012, pp. 720–736.</w:t>
-      </w:r>
-    </w:p>
-    <w:p>
-      <w:pPr>
-        <w:pStyle w:val="BodyText"/>
-      </w:pPr>
-      <w:r>
-        <w:t xml:space="preserve">J.-C. Régin, M. Rezgui, and A. Malapert,</w:t>
-      </w:r>
-      <w:r>
-        <w:t xml:space="preserve"> </w:t>
-      </w:r>
-      <w:r>
-        <w:t xml:space="preserve">“Embarrassingly parallel search in constraint programming,”</w:t>
-      </w:r>
-      <w:r>
-        <w:t xml:space="preserve"> </w:t>
-      </w:r>
-      <w:r>
-        <w:rPr>
-          <w:i/>
-          <w:iCs/>
-        </w:rPr>
-        <w:t xml:space="preserve">Journal of Artificial Intelligence Research</w:t>
-      </w:r>
-      <w:r>
-        <w:t xml:space="preserve">, vol. 57, pp. 421–464, 2016.</w:t>
       </w:r>
     </w:p>
     <w:p>
@@ -2546,9 +2644,6 @@
           <w:t xml:space="preserve">https://crosswordgrids.com/15x15-crossword-grids/</w:t>
         </w:r>
       </w:hyperlink>
-      <w:r>
-        <w:t xml:space="preserve">. Accessed: Jul. 31, 2026.</w:t>
-      </w:r>
     </w:p>
     <w:bookmarkEnd w:id="44"/>
     <w:sectPr>

--- a/paper/xfill_urtc2026.docx
+++ b/paper/xfill_urtc2026.docx
@@ -28,7 +28,7 @@
         <w:pStyle w:val="Abstract"/>
       </w:pPr>
       <w:r>
-        <w:t xml:space="preserve">Parallel CSP solvers typically take one of two forms: partition the search space across workers, or run an undivided portfolio of independent restarts. When CSP workers share information at all, prior work treats that sharing as a one-time input to partitioning, gathered once and then spent. This paper describes a different mechanism: a restart portfolio whose workers never partition the problem, but continuously and concurrently update a shared pool of dom/wdeg-style conflict weights throughout the search, with no manager and no synchronization phase. We implement it in xfill, a word-level CSP solver for crossword filling, and test it two ways. First, we establish that restart-portfolio search as a class occupies a genuinely different point in the design space than partition-based search, using orca-solver, an independently developed partition-based solver, as a concrete representative of the alternative: restart portfolios exploit heavy-tailed search-runtime distributions, so oversubscribing thread count past the physical core count improves xfill by roughly 65 times on one hard grid, while the partition-based solver improves only marginally and cannot solve it at all below 14 threads; xfill solves every one of 14 real, previously published 15x15 grids tested, and on the 11 where the partition-based solver also succeeds, xfill is faster on 9, by a geometric mean of about 107 times. Partitioning, conversely, gives genuine non-overlapping coverage, a real advantage for proving unsatisfiability. Second, and more directly on point, we isolate the shared-weight mechanism itself, holding the solver and grid fixed and toggling only the mechanism, and find a more nuanced result than the architectural comparison above: consistent improvement on a broad corpus of moderate-difficulty grids, but higher variance rather than a reliable win on especially hard instances. A negative or mixed result for one’s own mechanism is still evidence, so we present it alongside the positive one rather than in place of it. We also report a negative result from the same codebase: five independently plausible letter-level branching heuristics produced numerically identical output on our hardest benchmark grid, because a domain-size precondition meant none of them ever executed, caught only by direct execution-path instrumentation and not by comparing benchmark scores.</w:t>
+        <w:t xml:space="preserve">Parallel CSP solvers typically take one of two forms: partition the search space across workers, or run an undivided portfolio of independent restarts. When CSP workers share information at all, prior work treats that sharing as a one-time input to partitioning, gathered once and then spent. This paper describes a different mechanism: a restart portfolio whose workers never partition the problem, but continuously and concurrently update a shared pool of dom/wdeg-style conflict weights throughout the search, with no manager and no synchronization phase. We implement it in xfill, a word-level CSP solver for crossword filling, and test it two ways. First, we establish that restart-portfolio search as a class occupies a genuinely different point in the design space than partition-based search, using orca-solver, an independently developed partition-based solver, as a concrete representative of the alternative. Restart portfolios exploit heavy-tailed search-runtime distributions: oversubscribing thread count past the physical core count improves xfill by roughly 65 times on one hard grid, while the partition-based solver improves only marginally and cannot solve it at all below 14 threads. On realistic-scale instances, xfill solves every one of 14 real, previously published 15x15 grids tested, and on the 11 where the partition-based solver also succeeds, xfill is faster on 9, by a geometric mean of about 107 times. Partitioning, conversely, gives genuine non-overlapping coverage, a real advantage for proving unsatisfiability. Second, and more directly on point, we isolate the shared-weight mechanism itself, holding the solver and grid fixed and toggling only the mechanism, and find a more nuanced result than the architectural comparison above: consistent improvement on a broad corpus of moderate-difficulty grids, but higher variance rather than a reliable win on especially hard instances. A negative or mixed result for one’s own mechanism is still evidence, so we present it alongside the positive one rather than in place of it. We also report a negative result from the same codebase: five independently plausible letter-level branching heuristics produced numerically identical output on our hardest benchmark grid, because a domain-size precondition meant none of them ever executed, caught only by direct execution-path instrumentation and not by comparing benchmark scores.</w:t>
       </w:r>
     </w:p>
     <w:p>
@@ -146,7 +146,7 @@
         <w:t xml:space="preserve"> </w:t>
       </w:r>
       <w:r>
-        <w:t xml:space="preserve">(1) a concurrent, decentralized conflict-weight-sharing mechanism for restart-portfolio CSP search, positioned precisely against the closest prior work; (2) a reproducible four-solver testbench, checked into the project repository, that separates two claims – restart-portfolio search as an architectural class versus this specific mechanism within it – rather than conflating them; and (3) a methodological negative result about confirming a heuristic under test actually executes before trusting a benchmark comparison of it.</w:t>
+        <w:t xml:space="preserve">(1) a concurrent, decentralized conflict-weight-sharing mechanism for restart-portfolio CSP search, positioned precisely against the closest prior work; (2) a reproducible four-solver testbench that separates two claims – restart-portfolio search as an architectural class versus this specific mechanism within it – rather than conflating them; and (3) a methodological negative result about confirming a heuristic under test actually executes before trusting a benchmark comparison of it.</w:t>
       </w:r>
     </w:p>
     <w:bookmarkEnd w:id="9"/>
@@ -299,16 +299,16 @@
         <w:t xml:space="preserve">hard</w:t>
       </w:r>
       <w:r>
-        <w:t xml:space="preserve">, logically derived facts, and requiring clause-learning machinery most CSP solvers lack. Yun and Epstein’s ELF and SPREAD</w:t>
-      </w:r>
-      <w:r>
-        <w:t xml:space="preserve"> </w:t>
-      </w:r>
-      <w:r>
-        <w:t xml:space="preserve"> </w:t>
-      </w:r>
-      <w:r>
-        <w:t xml:space="preserve">are the closest: a manager races workers under a plain dom/wdeg solver, then</w:t>
+        <w:t xml:space="preserve">, logically derived facts, and requiring clause-learning machinery most CSP solvers lack. Yun and Epstein’s SPREAD</w:t>
+      </w:r>
+      <w:r>
+        <w:t xml:space="preserve"> </w:t>
+      </w:r>
+      <w:r>
+        <w:t xml:space="preserve"> </w:t>
+      </w:r>
+      <w:r>
+        <w:t xml:space="preserve">is the closest: a manager races workers under a plain dom/wdeg solver, then</w:t>
       </w:r>
       <w:r>
         <w:t xml:space="preserve"> </w:t>
@@ -550,7 +550,7 @@
         <w:t xml:space="preserve">docs/design.md</w:t>
       </w:r>
       <w:r>
-        <w:t xml:space="preserve">), this mechanism cut solve time broadly – one grid from 12.5s to 0.7s, another from 1.2s to 0.1s, a third newly solved within its time cap – a finding we revisit against a harder, targeted ablation in Section </w:t>
+        <w:t xml:space="preserve">), this mechanism cut solve time broadly – a finding we revisit against a harder, targeted ablation in Section </w:t>
       </w:r>
       <w:hyperlink w:anchor="sec:ablation">
         <w:r>
@@ -706,7 +706,7 @@
         <w:t xml:space="preserve"> </w:t>
       </w:r>
       <w:r>
-        <w:t xml:space="preserve">test whether restart-portfolio search, as an architectural class, occupies a genuinely different point in the design space than partition-based search – using orca-solver as a concrete, independently developed representative of that alternative, and two unmodified naive backtrackers to show the comparison is not trivial. This establishes why the mechanism is worth building at all. Section </w:t>
+        <w:t xml:space="preserve">test whether restart-portfolio search, as an architectural class, occupies a genuinely different point in the design space than partition-based search – using orca-solver as a concrete, independently developed representative of that alternative, and an unmodified naive backtracker to show the comparison is not trivial. This establishes why the mechanism is worth building at all. Section </w:t>
       </w:r>
       <w:hyperlink w:anchor="sec:ablation">
         <w:r>
@@ -798,7 +798,7 @@
         <w:t xml:space="preserve">benchmarks/urtc2026_testbench/</w:t>
       </w:r>
       <w:r>
-        <w:t xml:space="preserve">), against a dictionary derived deterministically from the repository’s own freely available word list, with a fixed seed and a uniform 300-second cap, reproducible via</w:t>
+        <w:t xml:space="preserve">), against a dictionary derived deterministically from the repository’s own freely available word list, with a fixed seed and a 300-second cap, reproducible via</w:t>
       </w:r>
       <w:r>
         <w:t xml:space="preserve"> </w:t>
@@ -810,7 +810,33 @@
         <w:t xml:space="preserve">run_benchmark.py</w:t>
       </w:r>
       <w:r>
-        <w:t xml:space="preserve">. xfill and orca-solver race independent workers, so wall time varies run to run; each runs 5 times per grid, median reported, every trial logged. ingrid_core and crossword-composer are single-threaded and deterministic, so each runs once.</w:t>
+        <w:t xml:space="preserve">; every timeout was re-tested at 600s via</w:t>
+      </w:r>
+      <w:r>
+        <w:t xml:space="preserve"> </w:t>
+      </w:r>
+      <w:r>
+        <w:rPr>
+          <w:rStyle w:val="VerbatimChar"/>
+        </w:rPr>
+        <w:t xml:space="preserve">rerun_timeouts.py</w:t>
+      </w:r>
+      <w:r>
+        <w:t xml:space="preserve"> </w:t>
+      </w:r>
+      <w:r>
+        <w:t xml:space="preserve">to rule out an under-provisioned cap (Section </w:t>
+      </w:r>
+      <w:hyperlink w:anchor="sec:naive">
+        <w:r>
+          <w:rPr>
+            <w:rStyle w:val="Hyperlink"/>
+          </w:rPr>
+          <w:t xml:space="preserve">5.4</w:t>
+        </w:r>
+      </w:hyperlink>
+      <w:r>
+        <w:t xml:space="preserve">). xfill and orca-solver race independent workers, so wall time varies run to run; each runs 5 times per grid, median reported, every trial logged. ingrid_core and crossword-composer are single-threaded and deterministic, so each runs once.</w:t>
       </w:r>
     </w:p>
     <w:p>
@@ -1186,7 +1212,7 @@
         <w:pStyle w:val="ImageCaption"/>
       </w:pPr>
       <w:r>
-        <w:t xml:space="preserve">Time to solve or prove UNSAT by grid size, curated set, 300s cap (log scale; open triangle = timed out). A solved/not-solved view of this same data would show xfill, orca-solver, and ingrid_core essentially tied, since all three succeed on the same grids here – the actual difference is that xfill’s line sits one to three orders of magnitude below the others at every size except</w:t>
+        <w:t xml:space="preserve">Time to solve or prove UNSAT by grid size, curated set, 600s cap (log scale; open triangle = timed out). A solved/not-solved view of this same data would show xfill, orca-solver, and ingrid_core essentially tied, since all three succeed on the same grids here – the actual difference is that xfill’s line sits one to three orders of magnitude below the others at every size except</w:t>
       </w:r>
       <w:r>
         <w:t xml:space="preserve"> </w:t>
@@ -1251,7 +1277,7 @@
         <w:pStyle w:val="FirstParagraph"/>
       </w:pPr>
       <w:r>
-        <w:t xml:space="preserve">Across all 20 grids, xfill resolved 19 (18 solved, 1 UNSAT; 1 timeout), orca-solver 18 (17 solved, 1 UNSAT; 2 timeouts), ingrid_core 16 (15 solved, 1 UNSAT; 4 timeouts), and crossword-composer 9 (8 solved, 1 UNSAT; 11 timeouts); savin_crossword resolved</w:t>
+        <w:t xml:space="preserve">Across all 20 grids, xfill resolved 19 (18 solved, 1 UNSAT; 1 timeout), orca-solver 18 (17 solved, 1 UNSAT; 2 timeouts), ingrid_core 17 (16 solved, 1 UNSAT; 3 timeouts), and crossword-composer 9 (8 solved, 1 UNSAT; 11 timeouts); savin_crossword resolved</w:t>
       </w:r>
       <w:r>
         <w:t xml:space="preserve"> </w:t>
@@ -1363,7 +1389,34 @@
         <w:t xml:space="preserve">,</w:t>
       </w:r>
       <w:r>
-        <w:t xml:space="preserve">000-word dictionary makes prohibitive regardless of size – both real, unmodified, independently authored solvers, tested rather than assumed to fail. The point for this paper’s thesis is narrower than</w:t>
+        <w:t xml:space="preserve">000-word dictionary makes prohibitive regardless of size – both real, unmodified, independently authored solvers, tested rather than assumed to fail. Doubling the cap to 600s changed exactly one outcome: ingrid_core went on to solve</w:t>
+      </w:r>
+      <w:r>
+        <w:t xml:space="preserve"> </w:t>
+      </w:r>
+      <w:r>
+        <w:rPr>
+          <w:rStyle w:val="VerbatimChar"/>
+        </w:rPr>
+        <w:t xml:space="preserve">grid_479</w:t>
+      </w:r>
+      <w:r>
+        <w:t xml:space="preserve"> </w:t>
+      </w:r>
+      <w:r>
+        <w:t xml:space="preserve">in 325s. Every other timeout – all 11 of crossword-composer’s, plus</w:t>
+      </w:r>
+      <w:r>
+        <w:t xml:space="preserve"> </w:t>
+      </w:r>
+      <w:r>
+        <w:rPr>
+          <w:rStyle w:val="VerbatimChar"/>
+        </w:rPr>
+        <w:t xml:space="preserve">sample_13x13</w:t>
+      </w:r>
+      <w:r>
+        <w:t xml:space="preserve">, the one grid no solver resolves at either cap – held: evidence these are hard, not under-budgeted. The point for this paper’s thesis is narrower than</w:t>
       </w:r>
       <w:r>
         <w:t xml:space="preserve"> </w:t>
@@ -1428,7 +1481,7 @@
         <w:pStyle w:val="ImageCaption"/>
       </w:pPr>
       <w:r>
-        <w:t xml:space="preserve">Wall time to solve (log scale, 300s cap), four solvers, per scraped</w:t>
+        <w:t xml:space="preserve">Wall time to solve (log scale, 600s cap), four solvers, per scraped</w:t>
       </w:r>
       <w:r>
         <w:t xml:space="preserve"> </w:t>
@@ -1512,7 +1565,7 @@
         <w:t xml:space="preserve"> </w:t>
       </w:r>
       <w:r>
-        <w:t xml:space="preserve">orca-solver cannot solve it at all at this cap while xfill does, in 270s.</w:t>
+        <w:t xml:space="preserve">orca-solver cannot solve it even at this cap while xfill does, in 270s.</w:t>
       </w:r>
     </w:p>
     <w:bookmarkEnd w:id="27"/>
@@ -1719,7 +1772,7 @@
         <w:t xml:space="preserve">grid_423</w:t>
       </w:r>
       <w:r>
-        <w:t xml:space="preserve">, the twelfth scraped grid, sharpens this in the opposite direction: xfill solves it in 270s where orca-solver cannot at all within the same 300s budget – a completion advantage, not just a speed one. Across the full 20-grid sample, xfill resolves 19, orca-solver 18, both agree on the sample’s one correct UNSAT proof, and both are stuck only on</w:t>
+        <w:t xml:space="preserve">, the twelfth scraped grid, sharpens this in the opposite direction: xfill solves it in 270s where orca-solver cannot, even given double the budget – a completion advantage, not just a speed one. Across the full 20-grid sample, xfill resolves 19, orca-solver 18, both agree on the sample’s one correct UNSAT proof, and both are stuck only on</w:t>
       </w:r>
       <w:r>
         <w:t xml:space="preserve"> </w:t>
@@ -1829,7 +1882,7 @@
         </m:r>
       </m:oMath>
       <w:r>
-        <w:t xml:space="preserve">15 grids solved by wall time (log scale), 300s cap. The point is the horizontal gap between curves, not the final height: xfill’s curve is shifted roughly two orders of magnitude left of ingrid_core’s and orca-solver’s, meaning it reaches the same solved fraction far sooner across the entire distribution – and it is also the only curve that reaches 1.0, solving all 14.</w:t>
+        <w:t xml:space="preserve">15 grids solved by wall time (log scale), 600s cap. The point is the horizontal gap between curves, not the final height: xfill’s curve is shifted roughly two orders of magnitude left of ingrid_core’s and orca-solver’s, meaning it reaches the same solved fraction far sooner across the entire distribution – and it is also the only curve that reaches 1.0, solving all 14.</w:t>
       </w:r>
     </w:p>
     <w:bookmarkEnd w:id="32"/>
@@ -1908,7 +1961,7 @@
         <w:t xml:space="preserve"> </w:t>
       </w:r>
       <w:r>
-        <w:t xml:space="preserve">faster. This is the one result in this paper where the partition-based architecture, not the restart portfolio, has the structural advantage, consistent with Section </w:t>
+        <w:t xml:space="preserve">faster. This is the one result where partitioning, not the restart portfolio, has the structural advantage – consistent with Section </w:t>
       </w:r>
       <w:hyperlink w:anchor="sec:relwork">
         <w:r>
@@ -1919,7 +1972,7 @@
         </w:r>
       </w:hyperlink>
       <w:r>
-        <w:t xml:space="preserve">’s framing of what partitioning is actually for.</w:t>
+        <w:t xml:space="preserve">.</w:t>
       </w:r>
     </w:p>
     <w:bookmarkStart w:id="37" w:name="fig:ablation"/>
@@ -2108,7 +2161,7 @@
         </w:r>
       </w:hyperlink>
       <w:r>
-        <w:t xml:space="preserve">’s broader-corpus finding – a consistent win across moderate-difficulty grids – the synthesis is that this mechanism’s benefit is regime-dependent: it helps on typical grids by redistributing which crossings each worker deprioritizes, but on grids already at the extreme difficulty end it trades a tight, well-behaved variance for a wider one that is not reliably better on net. We have no evidence for a clean win on this subset, so we do not claim one – the same standard of evidence Section </w:t>
+        <w:t xml:space="preserve">’s broader-corpus finding – a consistent win across moderate-difficulty grids – the synthesis is that this mechanism’s benefit is regime-dependent: it helps on typical grids by redistributing which crossings each worker deprioritizes, but on grids already at the extreme difficulty end it trades a tight, well-behaved variance for a wider one that is not reliably better on net. We have no evidence for a clean win here, so we do not claim one – the same standard Section </w:t>
       </w:r>
       <w:hyperlink w:anchor="sec:negative">
         <w:r>
@@ -2122,7 +2175,7 @@
         <w:t xml:space="preserve"> </w:t>
       </w:r>
       <w:r>
-        <w:t xml:space="preserve">applies to the branching heuristics it rules out.</w:t>
+        <w:t xml:space="preserve">applies to the heuristics it rules out.</w:t>
       </w:r>
     </w:p>
     <w:bookmarkEnd w:id="39"/>
@@ -2181,7 +2234,7 @@
         <w:t xml:space="preserve"> </w:t>
       </w:r>
       <w:r>
-        <w:t xml:space="preserve">in Fig. </w:t>
+        <w:t xml:space="preserve">(Fig. </w:t>
       </w:r>
       <w:hyperlink w:anchor="fig:speedup">
         <w:r>
@@ -2192,10 +2245,7 @@
         </w:r>
       </w:hyperlink>
       <w:r>
-        <w:t xml:space="preserve"> </w:t>
-      </w:r>
-      <w:r>
-        <w:t xml:space="preserve">goes further: more draws from a heavy tail do not just arrive sooner on average, they can succeed where a fixed partition, given equal time, structurally does not. Partitioned search instead gives genuine non-overlapping coverage, which is what Section </w:t>
+        <w:t xml:space="preserve">) goes further – more draws can succeed where a fixed partition, given equal time, structurally cannot. Partitioned search instead gives genuine non-overlapping coverage, which is what Section </w:t>
       </w:r>
       <w:hyperlink w:anchor="sec:exhaustive">
         <w:r>
@@ -2305,7 +2355,7 @@
         <w:pStyle w:val="BodyText"/>
       </w:pPr>
       <w:r>
-        <w:t xml:space="preserve">11</w:t>
+        <w:t xml:space="preserve">10</w:t>
       </w:r>
     </w:p>
     <w:p>
@@ -2532,7 +2582,7 @@
         <w:t xml:space="preserve"> </w:t>
       </w:r>
       <w:r>
-        <w:t xml:space="preserve">“Adaptive parallelization for constraint satisfaction search,”</w:t>
+        <w:t xml:space="preserve">“A hybrid paradigm for adaptive parallel search,”</w:t>
       </w:r>
       <w:r>
         <w:t xml:space="preserve"> </w:t>
@@ -2548,10 +2598,10 @@
           <w:i/>
           <w:iCs/>
         </w:rPr>
-        <w:t xml:space="preserve">Proc. SoCS</w:t>
-      </w:r>
-      <w:r>
-        <w:t xml:space="preserve">, 2012, pp. 145–152.</w:t>
+        <w:t xml:space="preserve">Proc. CP</w:t>
+      </w:r>
+      <w:r>
+        <w:t xml:space="preserve">, LNCS vol. 7514, 2012, pp. 720–736.</w:t>
       </w:r>
     </w:p>
     <w:p>
@@ -2559,19 +2609,13 @@
         <w:pStyle w:val="BodyText"/>
       </w:pPr>
       <w:r>
-        <w:t xml:space="preserve">X. Yun and S. L. Epstein,</w:t>
-      </w:r>
-      <w:r>
-        <w:t xml:space="preserve"> </w:t>
-      </w:r>
-      <w:r>
-        <w:t xml:space="preserve">“A hybrid paradigm for adaptive parallel search,”</w:t>
-      </w:r>
-      <w:r>
-        <w:t xml:space="preserve"> </w:t>
-      </w:r>
-      <w:r>
-        <w:t xml:space="preserve">in</w:t>
+        <w:t xml:space="preserve">I. P. Gent, I. J. Miguel, P. W. Nightingale, C. McCreesh, P. Prosser, N. Moore, and C. Unsworth,</w:t>
+      </w:r>
+      <w:r>
+        <w:t xml:space="preserve"> </w:t>
+      </w:r>
+      <w:r>
+        <w:t xml:space="preserve">“A review of literature on parallel constraint solving,”</w:t>
       </w:r>
       <w:r>
         <w:t xml:space="preserve"> </w:t>
@@ -2581,10 +2625,10 @@
           <w:i/>
           <w:iCs/>
         </w:rPr>
-        <w:t xml:space="preserve">Proc. CP</w:t>
-      </w:r>
-      <w:r>
-        <w:t xml:space="preserve">, LNCS vol. 7514, 2012, pp. 720–736.</w:t>
+        <w:t xml:space="preserve">Theory and Practice of Logic Programming</w:t>
+      </w:r>
+      <w:r>
+        <w:t xml:space="preserve">, vol. 18, no. 5–6, pp. 725–758, 2018.</w:t>
       </w:r>
     </w:p>
     <w:p>
@@ -2592,46 +2636,7 @@
         <w:pStyle w:val="BodyText"/>
       </w:pPr>
       <w:r>
-        <w:t xml:space="preserve">I. P. Gent, I. J. Miguel, P. W. Nightingale, C. McCreesh, P. Prosser, N. Moore, and C. Unsworth,</w:t>
-      </w:r>
-      <w:r>
-        <w:t xml:space="preserve"> </w:t>
-      </w:r>
-      <w:r>
-        <w:t xml:space="preserve">“A review of literature on parallel constraint solving,”</w:t>
-      </w:r>
-      <w:r>
-        <w:t xml:space="preserve"> </w:t>
-      </w:r>
-      <w:r>
-        <w:rPr>
-          <w:i/>
-          <w:iCs/>
-        </w:rPr>
-        <w:t xml:space="preserve">Theory and Practice of Logic Programming</w:t>
-      </w:r>
-      <w:r>
-        <w:t xml:space="preserve">, vol. 18, no. 5–6, pp. 725–758, 2018.</w:t>
-      </w:r>
-    </w:p>
-    <w:p>
-      <w:pPr>
-        <w:pStyle w:val="BodyText"/>
-      </w:pPr>
-      <w:r>
         <w:t xml:space="preserve">Crosswordgrids.com,</w:t>
-      </w:r>
-      <w:r>
-        <w:t xml:space="preserve"> </w:t>
-      </w:r>
-      <w:r>
-        <w:t xml:space="preserve">“15x15 crossword grids.”</w:t>
-      </w:r>
-      <w:r>
-        <w:t xml:space="preserve"> </w:t>
-      </w:r>
-      <w:r>
-        <w:t xml:space="preserve">[Online]. Available:</w:t>
       </w:r>
       <w:r>
         <w:t xml:space="preserve"> </w:t>
@@ -2641,7 +2646,7 @@
           <w:rPr>
             <w:rStyle w:val="Hyperlink"/>
           </w:rPr>
-          <w:t xml:space="preserve">https://crosswordgrids.com/15x15-crossword-grids/</w:t>
+          <w:t xml:space="preserve">crosswordgrids.com/15x15-crossword-grids</w:t>
         </w:r>
       </w:hyperlink>
     </w:p>

--- a/paper/xfill_urtc2026.docx
+++ b/paper/xfill_urtc2026.docx
@@ -658,7 +658,7 @@
       </w:r>
     </w:p>
     <w:bookmarkEnd w:id="12"/>
-    <w:bookmarkStart w:id="40" w:name="sec:experiments"/>
+    <w:bookmarkStart w:id="36" w:name="sec:experiments"/>
     <w:p>
       <w:pPr>
         <w:pStyle w:val="Heading1"/>
@@ -1570,7 +1570,7 @@
     </w:p>
     <w:bookmarkEnd w:id="27"/>
     <w:bookmarkEnd w:id="28"/>
-    <w:bookmarkStart w:id="33" w:name="Xda8d21682e316362d5b07bb3551f76cef4a7a1b"/>
+    <w:bookmarkStart w:id="29" w:name="sec:speedup"/>
     <w:p>
       <w:pPr>
         <w:pStyle w:val="Heading2"/>
@@ -1818,7 +1818,96 @@
         <w:t xml:space="preserve">use a harder, pre-existing grid list to find where the architectures actually diverge.</w:t>
       </w:r>
     </w:p>
-    <w:bookmarkStart w:id="32" w:name="fig:cumulative"/>
+    <w:bookmarkEnd w:id="29"/>
+    <w:bookmarkStart w:id="34" w:name="sec:exhaustive"/>
+    <w:p>
+      <w:pPr>
+        <w:pStyle w:val="Heading2"/>
+      </w:pPr>
+      <w:r>
+        <w:t xml:space="preserve">Exhaustive Case Study: Proving, Not Just Finding</w:t>
+      </w:r>
+    </w:p>
+    <w:p>
+      <w:pPr>
+        <w:pStyle w:val="FirstParagraph"/>
+      </w:pPr>
+      <w:r>
+        <w:t xml:space="preserve">Every experiment so far tests</w:t>
+      </w:r>
+      <w:r>
+        <w:t xml:space="preserve"> </w:t>
+      </w:r>
+      <w:r>
+        <w:rPr>
+          <w:i/>
+          <w:iCs/>
+        </w:rPr>
+        <w:t xml:space="preserve">finding</w:t>
+      </w:r>
+      <w:r>
+        <w:t xml:space="preserve"> </w:t>
+      </w:r>
+      <w:r>
+        <w:t xml:space="preserve">a solution quickly; partitioning’s genuine non-overlapping coverage (Section </w:t>
+      </w:r>
+      <w:hyperlink w:anchor="sec:relwork">
+        <w:r>
+          <w:rPr>
+            <w:rStyle w:val="Hyperlink"/>
+          </w:rPr>
+          <w:t xml:space="preserve">2</w:t>
+        </w:r>
+      </w:hyperlink>
+      <w:r>
+        <w:t xml:space="preserve">) should instead matter for</w:t>
+      </w:r>
+      <w:r>
+        <w:t xml:space="preserve"> </w:t>
+      </w:r>
+      <w:r>
+        <w:rPr>
+          <w:i/>
+          <w:iCs/>
+        </w:rPr>
+        <w:t xml:space="preserve">proving none exists</w:t>
+      </w:r>
+      <w:r>
+        <w:t xml:space="preserve">. To test this, we constructed by hand a maximally constrained grid – five mutually crossing 15-letter entries, verified against both solvers’ parsers – and ran both to completion with no time limit. Both independently concluded no solution exists: xfill exhausted 2.16 billion nodes over 791 restarts in 76 minutes; orca-solver reported search exhausted after enumerating 224 partitions in 25 minutes, roughly</w:t>
+      </w:r>
+      <w:r>
+        <w:t xml:space="preserve"> </w:t>
+      </w:r>
+      <m:oMath>
+        <m:r>
+          <m:t>3</m:t>
+        </m:r>
+        <m:r>
+          <m:rPr>
+            <m:sty m:val="p"/>
+          </m:rPr>
+          <m:t>×</m:t>
+        </m:r>
+      </m:oMath>
+      <w:r>
+        <w:t xml:space="preserve"> </w:t>
+      </w:r>
+      <w:r>
+        <w:t xml:space="preserve">faster. This is the one result where partitioning, not the restart portfolio, has the structural advantage – consistent with Section </w:t>
+      </w:r>
+      <w:hyperlink w:anchor="sec:relwork">
+        <w:r>
+          <w:rPr>
+            <w:rStyle w:val="Hyperlink"/>
+          </w:rPr>
+          <w:t xml:space="preserve">2</w:t>
+        </w:r>
+      </w:hyperlink>
+      <w:r>
+        <w:t xml:space="preserve">.</w:t>
+      </w:r>
+    </w:p>
+    <w:bookmarkStart w:id="33" w:name="fig:ablation"/>
     <w:p>
       <w:pPr>
         <w:pStyle w:val="CaptionedFigure"/>
@@ -1826,20 +1915,20 @@
       <w:r>
         <w:drawing>
           <wp:inline>
-            <wp:extent cx="5003800" cy="3009900"/>
+            <wp:extent cx="5067300" cy="1203483"/>
             <wp:effectExtent b="0" l="0" r="0" t="0"/>
-            <wp:docPr descr="" title="" id="30" name="Picture"/>
+            <wp:docPr descr="" title="" id="31" name="Picture"/>
             <a:graphic>
               <a:graphicData uri="http://schemas.openxmlformats.org/drawingml/2006/picture">
                 <pic:pic>
                   <pic:nvPicPr>
-                    <pic:cNvPr descr="../benchmarks/urtc2026_testbench/results/figures/fig2_15x15_cumulative.pdf" id="31" name="Picture"/>
+                    <pic:cNvPr descr="../benchmarks/urtc2026_testbench/results/figures/fig4_ablation.pdf" id="32" name="Picture"/>
                     <pic:cNvPicPr>
                       <a:picLocks noChangeArrowheads="1" noChangeAspect="1"/>
                     </pic:cNvPicPr>
                   </pic:nvPicPr>
                   <pic:blipFill>
-                    <a:blip r:embed="rId29"/>
+                    <a:blip r:embed="rId30"/>
                     <a:stretch>
                       <a:fillRect/>
                     </a:stretch>
@@ -1847,7 +1936,7 @@
                   <pic:spPr bwMode="auto">
                     <a:xfrm>
                       <a:off x="0" y="0"/>
-                      <a:ext cx="5003800" cy="3009900"/>
+                      <a:ext cx="5067300" cy="1203483"/>
                     </a:xfrm>
                     <a:prstGeom prst="rect">
                       <a:avLst/>
@@ -1871,164 +1960,7 @@
         <w:pStyle w:val="ImageCaption"/>
       </w:pPr>
       <w:r>
-        <w:t xml:space="preserve">Cumulative fraction of real 15</w:t>
-      </w:r>
-      <m:oMath>
-        <m:r>
-          <m:rPr>
-            <m:sty m:val="p"/>
-          </m:rPr>
-          <m:t>×</m:t>
-        </m:r>
-      </m:oMath>
-      <w:r>
-        <w:t xml:space="preserve">15 grids solved by wall time (log scale), 600s cap. The point is the horizontal gap between curves, not the final height: xfill’s curve is shifted roughly two orders of magnitude left of ingrid_core’s and orca-solver’s, meaning it reaches the same solved fraction far sooner across the entire distribution – and it is also the only curve that reaches 1.0, solving all 14.</w:t>
-      </w:r>
-    </w:p>
-    <w:bookmarkEnd w:id="32"/>
-    <w:bookmarkEnd w:id="33"/>
-    <w:bookmarkStart w:id="38" w:name="sec:exhaustive"/>
-    <w:p>
-      <w:pPr>
-        <w:pStyle w:val="Heading2"/>
-      </w:pPr>
-      <w:r>
-        <w:t xml:space="preserve">Exhaustive Case Study: Proving, Not Just Finding</w:t>
-      </w:r>
-    </w:p>
-    <w:p>
-      <w:pPr>
-        <w:pStyle w:val="FirstParagraph"/>
-      </w:pPr>
-      <w:r>
-        <w:t xml:space="preserve">Every experiment so far tests</w:t>
-      </w:r>
-      <w:r>
-        <w:t xml:space="preserve"> </w:t>
-      </w:r>
-      <w:r>
-        <w:rPr>
-          <w:i/>
-          <w:iCs/>
-        </w:rPr>
-        <w:t xml:space="preserve">finding</w:t>
-      </w:r>
-      <w:r>
-        <w:t xml:space="preserve"> </w:t>
-      </w:r>
-      <w:r>
-        <w:t xml:space="preserve">a solution quickly; partitioning’s genuine non-overlapping coverage (Section </w:t>
-      </w:r>
-      <w:hyperlink w:anchor="sec:relwork">
-        <w:r>
-          <w:rPr>
-            <w:rStyle w:val="Hyperlink"/>
-          </w:rPr>
-          <w:t xml:space="preserve">2</w:t>
-        </w:r>
-      </w:hyperlink>
-      <w:r>
-        <w:t xml:space="preserve">) should instead matter for</w:t>
-      </w:r>
-      <w:r>
-        <w:t xml:space="preserve"> </w:t>
-      </w:r>
-      <w:r>
-        <w:rPr>
-          <w:i/>
-          <w:iCs/>
-        </w:rPr>
-        <w:t xml:space="preserve">proving none exists</w:t>
-      </w:r>
-      <w:r>
-        <w:t xml:space="preserve">. To test this, we constructed by hand a maximally constrained grid – five mutually crossing 15-letter entries, verified against both solvers’ parsers – and ran both to completion with no time limit. Both independently concluded no solution exists: xfill exhausted 2.16 billion nodes over 791 restarts in 76 minutes; orca-solver reported search exhausted after enumerating 224 partitions in 25 minutes, roughly</w:t>
-      </w:r>
-      <w:r>
-        <w:t xml:space="preserve"> </w:t>
-      </w:r>
-      <m:oMath>
-        <m:r>
-          <m:t>3</m:t>
-        </m:r>
-        <m:r>
-          <m:rPr>
-            <m:sty m:val="p"/>
-          </m:rPr>
-          <m:t>×</m:t>
-        </m:r>
-      </m:oMath>
-      <w:r>
-        <w:t xml:space="preserve"> </w:t>
-      </w:r>
-      <w:r>
-        <w:t xml:space="preserve">faster. This is the one result where partitioning, not the restart portfolio, has the structural advantage – consistent with Section </w:t>
-      </w:r>
-      <w:hyperlink w:anchor="sec:relwork">
-        <w:r>
-          <w:rPr>
-            <w:rStyle w:val="Hyperlink"/>
-          </w:rPr>
-          <w:t xml:space="preserve">2</w:t>
-        </w:r>
-      </w:hyperlink>
-      <w:r>
-        <w:t xml:space="preserve">.</w:t>
-      </w:r>
-    </w:p>
-    <w:bookmarkStart w:id="37" w:name="fig:ablation"/>
-    <w:p>
-      <w:pPr>
-        <w:pStyle w:val="CaptionedFigure"/>
-      </w:pPr>
-      <w:r>
-        <w:drawing>
-          <wp:inline>
-            <wp:extent cx="5334000" cy="2286000"/>
-            <wp:effectExtent b="0" l="0" r="0" t="0"/>
-            <wp:docPr descr="" title="" id="35" name="Picture"/>
-            <a:graphic>
-              <a:graphicData uri="http://schemas.openxmlformats.org/drawingml/2006/picture">
-                <pic:pic>
-                  <pic:nvPicPr>
-                    <pic:cNvPr descr="../benchmarks/urtc2026_testbench/results/figures/fig4_ablation.pdf" id="36" name="Picture"/>
-                    <pic:cNvPicPr>
-                      <a:picLocks noChangeArrowheads="1" noChangeAspect="1"/>
-                    </pic:cNvPicPr>
-                  </pic:nvPicPr>
-                  <pic:blipFill>
-                    <a:blip r:embed="rId34"/>
-                    <a:stretch>
-                      <a:fillRect/>
-                    </a:stretch>
-                  </pic:blipFill>
-                  <pic:spPr bwMode="auto">
-                    <a:xfrm>
-                      <a:off x="0" y="0"/>
-                      <a:ext cx="5334000" cy="2286000"/>
-                    </a:xfrm>
-                    <a:prstGeom prst="rect">
-                      <a:avLst/>
-                    </a:prstGeom>
-                    <a:noFill/>
-                    <a:ln w="9525">
-                      <a:noFill/>
-                      <a:headEnd/>
-                      <a:tailEnd/>
-                    </a:ln>
-                  </pic:spPr>
-                </pic:pic>
-              </a:graphicData>
-            </a:graphic>
-          </wp:inline>
-        </w:drawing>
-      </w:r>
-    </w:p>
-    <w:p>
-      <w:pPr>
-        <w:pStyle w:val="ImageCaption"/>
-      </w:pPr>
-      <w:r>
-        <w:t xml:space="preserve">Shared-conflict-weight ablation: 6 trials per configuration, 14 threads, on three grids from the same known-hard list as Fig. </w:t>
+        <w:t xml:space="preserve">Shared-conflict-weight ablation, off vs. on, 14 threads. Left three panels: the known-hard list from Fig. </w:t>
       </w:r>
       <w:hyperlink w:anchor="fig:scaling">
         <w:r>
@@ -2039,15 +1971,32 @@
         </w:r>
       </w:hyperlink>
       <w:r>
-        <w:t xml:space="preserve"> </w:t>
-      </w:r>
-      <w:r>
-        <w:t xml:space="preserve">that are fast enough to repeat. Grey = mechanism off, blue = on (this paper’s default). Bars mark the median; the spread is the finding.</w:t>
-      </w:r>
-    </w:p>
-    <w:bookmarkEnd w:id="37"/>
-    <w:bookmarkEnd w:id="38"/>
-    <w:bookmarkStart w:id="39" w:name="sec:ablation"/>
+        <w:t xml:space="preserve">, 6 trials each, 45s cap. Right three: three grids from the paper’s own scraped-</w:t>
+      </w:r>
+      <m:oMath>
+        <m:r>
+          <m:t>15</m:t>
+        </m:r>
+        <m:r>
+          <m:rPr>
+            <m:sty m:val="p"/>
+          </m:rPr>
+          <m:t>×</m:t>
+        </m:r>
+        <m:r>
+          <m:t>15</m:t>
+        </m:r>
+      </m:oMath>
+      <w:r>
+        <w:t xml:space="preserve"> </w:t>
+      </w:r>
+      <w:r>
+        <w:t xml:space="preserve">corpus (the other 9 of 12 solve in well under a second regardless of the toggle and are omitted as uninformative), 5 trials each, 300s cap. Bars mark the median; hollow points hit the cap; the spread is the finding.</w:t>
+      </w:r>
+    </w:p>
+    <w:bookmarkEnd w:id="33"/>
+    <w:bookmarkEnd w:id="34"/>
+    <w:bookmarkStart w:id="35" w:name="sec:ablation"/>
     <w:p>
       <w:pPr>
         <w:pStyle w:val="Heading2"/>
@@ -2061,7 +2010,7 @@
         <w:pStyle w:val="FirstParagraph"/>
       </w:pPr>
       <w:r>
-        <w:t xml:space="preserve">Everything above tests xfill’s architecture against a different codebase’s. This section instead tests xfill against itself, with one environment variable flipped: same solver, same grid, same dictionary, same 14 threads,</w:t>
+        <w:t xml:space="preserve">Everything above tests xfill’s architecture against a different codebase’s; this section tests xfill against itself, with one environment variable flipped: same solver, same grid, same dictionary, same 14 threads,</w:t>
       </w:r>
       <w:r>
         <w:t xml:space="preserve"> </w:t>
@@ -2076,17 +2025,9 @@
         <w:t xml:space="preserve"> </w:t>
       </w:r>
       <w:r>
-        <w:t xml:space="preserve">on and off, 6 trials each, on three grids from the known-hard list fast enough to repeat.</w:t>
-      </w:r>
-    </w:p>
-    <w:p>
-      <w:pPr>
-        <w:pStyle w:val="BodyText"/>
-      </w:pPr>
-      <w:r>
-        <w:t xml:space="preserve">Fig. </w:t>
-      </w:r>
-      <w:hyperlink w:anchor="fig:ablation">
+        <w:t xml:space="preserve">on and off, several trials each, on grids from two independent sources: the known-hard list used throughout Section </w:t>
+      </w:r>
+      <w:hyperlink w:anchor="sec:experiments">
         <w:r>
           <w:rPr>
             <w:rStyle w:val="Hyperlink"/>
@@ -2095,6 +2036,45 @@
         </w:r>
       </w:hyperlink>
       <w:r>
+        <w:t xml:space="preserve">, and three grids from the paper’s own main scraped-</w:t>
+      </w:r>
+      <m:oMath>
+        <m:r>
+          <m:t>15</m:t>
+        </m:r>
+        <m:r>
+          <m:rPr>
+            <m:sty m:val="p"/>
+          </m:rPr>
+          <m:t>×</m:t>
+        </m:r>
+        <m:r>
+          <m:t>15</m:t>
+        </m:r>
+      </m:oMath>
+      <w:r>
+        <w:t xml:space="preserve"> </w:t>
+      </w:r>
+      <w:r>
+        <w:t xml:space="preserve">corpus, to check the first result is not an artifact of one curated list.</w:t>
+      </w:r>
+    </w:p>
+    <w:p>
+      <w:pPr>
+        <w:pStyle w:val="BodyText"/>
+      </w:pPr>
+      <w:r>
+        <w:t xml:space="preserve">Fig. </w:t>
+      </w:r>
+      <w:hyperlink w:anchor="fig:ablation">
+        <w:r>
+          <w:rPr>
+            <w:rStyle w:val="Hyperlink"/>
+          </w:rPr>
+          <w:t xml:space="preserve">4</w:t>
+        </w:r>
+      </w:hyperlink>
+      <w:r>
         <w:t xml:space="preserve"> </w:t>
       </w:r>
       <w:r>
@@ -2114,7 +2094,7 @@
         <w:t xml:space="preserve"> </w:t>
       </w:r>
       <w:r>
-        <w:t xml:space="preserve">show a uniform win for the mechanism on this specific, especially-hard grid subset, and we report that plainly rather than around it. On</w:t>
+        <w:t xml:space="preserve">show a uniform win, on either grid set, and we report that plainly. On</w:t>
       </w:r>
       <w:r>
         <w:t xml:space="preserve"> </w:t>
@@ -2126,7 +2106,7 @@
         <w:t xml:space="preserve">grid_053</w:t>
       </w:r>
       <w:r>
-        <w:t xml:space="preserve">, the unshared baseline is both faster on the median (0.72s vs. 2.77s) and far tighter (range 0.66–0.76s vs. 0.07–3.71s). On</w:t>
+        <w:t xml:space="preserve">, the unshared baseline is faster on the median (0.72s vs. 2.77s) and far tighter (0.66–0.76s vs. 0.07–3.71s). On</w:t>
       </w:r>
       <w:r>
         <w:t xml:space="preserve"> </w:t>
@@ -2138,7 +2118,10 @@
         <w:t xml:space="preserve">grid_058</w:t>
       </w:r>
       <w:r>
-        <w:t xml:space="preserve">, the medians are close but shared weights again show wider spread. On</w:t>
+        <w:t xml:space="preserve"> </w:t>
+      </w:r>
+      <w:r>
+        <w:t xml:space="preserve">and</w:t>
       </w:r>
       <w:r>
         <w:t xml:space="preserve"> </w:t>
@@ -2147,10 +2130,120 @@
         <w:rPr>
           <w:rStyle w:val="VerbatimChar"/>
         </w:rPr>
+        <w:t xml:space="preserve">grid_479</w:t>
+      </w:r>
+      <w:r>
+        <w:t xml:space="preserve">, medians are similar but shared weights show wider spread. On</w:t>
+      </w:r>
+      <w:r>
+        <w:t xml:space="preserve"> </w:t>
+      </w:r>
+      <w:r>
+        <w:rPr>
+          <w:rStyle w:val="VerbatimChar"/>
+        </w:rPr>
         <w:t xml:space="preserve">grid_120</w:t>
       </w:r>
       <w:r>
-        <w:t xml:space="preserve">, shared weights reach a lower best case (2.75s vs. 8.36s minimum) but also produce the only outright timeout of the eighteen trials shown. Set against Section </w:t>
+        <w:t xml:space="preserve">, shared weights reach a lower best case but also produce the only outright timeout among those eighteen trials.</w:t>
+      </w:r>
+      <w:r>
+        <w:t xml:space="preserve"> </w:t>
+      </w:r>
+      <w:r>
+        <w:rPr>
+          <w:rStyle w:val="VerbatimChar"/>
+        </w:rPr>
+        <w:t xml:space="preserve">grid_395</w:t>
+      </w:r>
+      <w:r>
+        <w:t xml:space="preserve"> </w:t>
+      </w:r>
+      <w:r>
+        <w:t xml:space="preserve">and</w:t>
+      </w:r>
+      <w:r>
+        <w:t xml:space="preserve"> </w:t>
+      </w:r>
+      <w:r>
+        <w:rPr>
+          <w:rStyle w:val="VerbatimChar"/>
+        </w:rPr>
+        <w:t xml:space="preserve">grid_423</w:t>
+      </w:r>
+      <w:r>
+        <w:t xml:space="preserve"> </w:t>
+      </w:r>
+      <w:r>
+        <w:t xml:space="preserve">sharpen both directions: a clean</w:t>
+      </w:r>
+      <w:r>
+        <w:t xml:space="preserve"> </w:t>
+      </w:r>
+      <m:oMath>
+        <m:r>
+          <m:t>7</m:t>
+        </m:r>
+      </m:oMath>
+      <w:r>
+        <w:t xml:space="preserve">–</w:t>
+      </w:r>
+      <m:oMath>
+        <m:r>
+          <m:t>10</m:t>
+        </m:r>
+        <m:r>
+          <m:rPr>
+            <m:sty m:val="p"/>
+          </m:rPr>
+          <m:t>×</m:t>
+        </m:r>
+      </m:oMath>
+      <w:r>
+        <w:t xml:space="preserve"> </w:t>
+      </w:r>
+      <w:r>
+        <w:t xml:space="preserve">win on the former (36.9s vs. 271.4s median), and actively worse on the latter – all 5 trials hit the 300s cap, where disabling shared weights solves it reliably at</w:t>
+      </w:r>
+      <w:r>
+        <w:t xml:space="preserve"> </w:t>
+      </w:r>
+      <m:oMath>
+        <m:r>
+          <m:rPr>
+            <m:sty m:val="p"/>
+          </m:rPr>
+          <m:t>∼</m:t>
+        </m:r>
+      </m:oMath>
+      <w:r>
+        <w:t xml:space="preserve">180s every time. That last result complicates Section </w:t>
+      </w:r>
+      <w:hyperlink w:anchor="sec:speedup">
+        <w:r>
+          <w:rPr>
+            <w:rStyle w:val="Hyperlink"/>
+          </w:rPr>
+          <w:t xml:space="preserve">5.5</w:t>
+        </w:r>
+      </w:hyperlink>
+      <w:r>
+        <w:t xml:space="preserve">: the same run that gave xfill its completion advantage over orca-solver on</w:t>
+      </w:r>
+      <w:r>
+        <w:t xml:space="preserve"> </w:t>
+      </w:r>
+      <w:r>
+        <w:rPr>
+          <w:rStyle w:val="VerbatimChar"/>
+        </w:rPr>
+        <w:t xml:space="preserve">grid_423</w:t>
+      </w:r>
+      <w:r>
+        <w:t xml:space="preserve"> </w:t>
+      </w:r>
+      <w:r>
+        <w:t xml:space="preserve">also timed out in 2 of its own 5 trials – shared weights are exactly what make that grid unreliable for xfill in the first place. Against Section </w:t>
       </w:r>
       <w:hyperlink w:anchor="sec:arch">
         <w:r>
@@ -2161,7 +2254,7 @@
         </w:r>
       </w:hyperlink>
       <w:r>
-        <w:t xml:space="preserve">’s broader-corpus finding – a consistent win across moderate-difficulty grids – the synthesis is that this mechanism’s benefit is regime-dependent: it helps on typical grids by redistributing which crossings each worker deprioritizes, but on grids already at the extreme difficulty end it trades a tight, well-behaved variance for a wider one that is not reliably better on net. We have no evidence for a clean win here, so we do not claim one – the same standard Section </w:t>
+        <w:t xml:space="preserve">’s broader-corpus finding of a consistent win, the synthesis is regime-dependent: shared weights help on typical grids by redistributing which crossings each worker deprioritizes, but at the extreme difficulty end they trade tight, well-behaved variance for a wider one that is not reliably better, and sometimes reliably worse. We have no evidence for a uniform win, so we do not claim one – the same standard Section </w:t>
       </w:r>
       <w:hyperlink w:anchor="sec:negative">
         <w:r>
@@ -2178,9 +2271,9 @@
         <w:t xml:space="preserve">applies to the heuristics it rules out.</w:t>
       </w:r>
     </w:p>
-    <w:bookmarkEnd w:id="39"/>
-    <w:bookmarkEnd w:id="40"/>
-    <w:bookmarkStart w:id="41" w:name="discussion"/>
+    <w:bookmarkEnd w:id="35"/>
+    <w:bookmarkEnd w:id="36"/>
+    <w:bookmarkStart w:id="37" w:name="discussion"/>
     <w:p>
       <w:pPr>
         <w:pStyle w:val="Heading1"/>
@@ -2245,7 +2338,7 @@
         </w:r>
       </w:hyperlink>
       <w:r>
-        <w:t xml:space="preserve">) goes further – more draws can succeed where a fixed partition, given equal time, structurally cannot. Partitioned search instead gives genuine non-overlapping coverage, which is what Section </w:t>
+        <w:t xml:space="preserve">) goes further: more draws can succeed where a fixed partition cannot. Partitioned search instead gives genuine non-overlapping coverage, which is what Section </w:t>
       </w:r>
       <w:hyperlink w:anchor="sec:exhaustive">
         <w:r>
@@ -2263,15 +2356,15 @@
           <w:rPr>
             <w:rStyle w:val="Hyperlink"/>
           </w:rPr>
-          <w:t xml:space="preserve">5</w:t>
+          <w:t xml:space="preserve">4</w:t>
         </w:r>
       </w:hyperlink>
       <w:r>
-        <w:t xml:space="preserve">’s mixed result: shared conflict weights change which draw from the tail each worker takes, which can as easily land on a worse draw as a better one on a single hard instance, and only nets out as an improvement once averaged over a broader, typical corpus.</w:t>
-      </w:r>
-    </w:p>
-    <w:bookmarkEnd w:id="41"/>
-    <w:bookmarkStart w:id="42" w:name="limitations-and-conclusion"/>
+        <w:t xml:space="preserve">’s mixed result: shared conflict weights change which draw from the tail each worker takes, which can land on a worse draw as easily as a better one, netting out as an improvement only once averaged over a broader, typical corpus.</w:t>
+      </w:r>
+    </w:p>
+    <w:bookmarkEnd w:id="37"/>
+    <w:bookmarkStart w:id="38" w:name="limitations-and-conclusion"/>
     <w:p>
       <w:pPr>
         <w:pStyle w:val="Heading1"/>
@@ -2332,8 +2425,8 @@
         <w:t xml:space="preserve">supports that gap’s importance rather than being the paper’s subject – restart portfolios and partitioned search are suited respectively to finding solutions quickly and to proving none exist, a pattern independent of any one solver. The mechanism itself, tested in isolation, is more modest than the architecture it sits inside: a real win on typical grids, a wash or worse on the hardest ones, reported as measured rather than as hoped. Nothing about it is specific to crossword filling: it needs only a wdeg-style weight table and a restart loop, both already common in CSP and lazy-clause-generation solvers. We also reported a negative result from the same codebase – five heuristics rendered indistinguishable by a precondition that kept them from ever executing – as a reusable caution for comparing branching heuristics by benchmark score alone.</w:t>
       </w:r>
     </w:p>
-    <w:bookmarkEnd w:id="42"/>
-    <w:bookmarkStart w:id="44" w:name="acknowledgment"/>
+    <w:bookmarkEnd w:id="38"/>
+    <w:bookmarkStart w:id="40" w:name="acknowledgment"/>
     <w:p>
       <w:pPr>
         <w:pStyle w:val="Heading1"/>
@@ -2641,7 +2734,7 @@
       <w:r>
         <w:t xml:space="preserve"> </w:t>
       </w:r>
-      <w:hyperlink r:id="rId43">
+      <w:hyperlink r:id="rId39">
         <w:r>
           <w:rPr>
             <w:rStyle w:val="Hyperlink"/>
@@ -2650,7 +2743,7 @@
         </w:r>
       </w:hyperlink>
     </w:p>
-    <w:bookmarkEnd w:id="44"/>
+    <w:bookmarkEnd w:id="40"/>
     <w:sectPr>
       <w:footnotePr>
         <w:numRestart w:val="eachSect"/>

--- a/paper/xfill_urtc2026.docx
+++ b/paper/xfill_urtc2026.docx
@@ -146,7 +146,7 @@
         <w:t xml:space="preserve"> </w:t>
       </w:r>
       <w:r>
-        <w:t xml:space="preserve">(1) a concurrent, decentralized conflict-weight-sharing mechanism for restart-portfolio CSP search, positioned precisely against the closest prior work; (2) a reproducible four-solver testbench that separates two claims – restart-portfolio search as an architectural class versus this specific mechanism within it – rather than conflating them; and (3) a methodological negative result about confirming a heuristic under test actually executes before trusting a benchmark comparison of it.</w:t>
+        <w:t xml:space="preserve">(1) a concurrent, decentralized conflict-weight-sharing mechanism for restart-portfolio CSP search, positioned precisely against the closest prior work; (2) a reproducible four-solver testbench that separates two claims – restart-portfolio search as an architectural class versus this specific mechanism within it – rather than conflating them; and (3) a methodological negative result about confirming a heuristic executes before trusting its benchmark comparison.</w:t>
       </w:r>
     </w:p>
     <w:bookmarkEnd w:id="9"/>
@@ -579,7 +579,7 @@
         <w:pStyle w:val="FirstParagraph"/>
       </w:pPr>
       <w:r>
-        <w:t xml:space="preserve">This section is a methodological aside from the same codebase; we include it because it shaped how we validate every other result in this paper. Motivated by a</w:t>
+        <w:t xml:space="preserve">This section is a methodological aside from the same codebase. Motivated by a</w:t>
       </w:r>
       <w:r>
         <w:t xml:space="preserve"> </w:t>
@@ -613,7 +613,7 @@
         </w:r>
       </w:hyperlink>
       <w:r>
-        <w:t xml:space="preserve">), we implemented five letter-level branching variants – two minimum-remaining-value scoring rules, a faithful reimplementation of a partition-based solver’s own candidate scoring (read from its published source for reference), and a reversed scan order – reasoning that a smaller per-node branching factor should help on wide-open grids.</w:t>
+        <w:t xml:space="preserve">), we implemented five letter-level branching variants – two minimum-remaining-value scoring rules, a faithful reimplementation of a partition-based solver’s own candidate scoring, and a reversed scan order – reasoning that a smaller per-node branching factor should help on wide-open grids.</w:t>
       </w:r>
     </w:p>
     <w:p>
@@ -681,7 +681,18 @@
         <w:pStyle w:val="FirstParagraph"/>
       </w:pPr>
       <w:r>
-        <w:t xml:space="preserve">The experiments below test two distinct claims, and we keep them in separate subsections rather than blending them. Sections </w:t>
+        <w:t xml:space="preserve">The experiments below – enabled by Section </w:t>
+      </w:r>
+      <w:hyperlink w:anchor="sec:negative">
+        <w:r>
+          <w:rPr>
+            <w:rStyle w:val="Hyperlink"/>
+          </w:rPr>
+          <w:t xml:space="preserve">4</w:t>
+        </w:r>
+      </w:hyperlink>
+      <w:r>
+        <w:t xml:space="preserve">’s fix – test two distinct claims, and we keep them in separate subsections rather than blending them. Sections </w:t>
       </w:r>
       <w:hyperlink w:anchor="sec:oversub">
         <w:r>
@@ -1960,7 +1971,7 @@
         <w:pStyle w:val="ImageCaption"/>
       </w:pPr>
       <w:r>
-        <w:t xml:space="preserve">Shared-conflict-weight ablation, off vs. on, 14 threads. Left three panels: the known-hard list from Fig. </w:t>
+        <w:t xml:space="preserve">Shared-conflict-weight ablation, off vs. on, 14 threads: the known-hard list from Fig. </w:t>
       </w:r>
       <w:hyperlink w:anchor="fig:scaling">
         <w:r>
@@ -1971,7 +1982,10 @@
         </w:r>
       </w:hyperlink>
       <w:r>
-        <w:t xml:space="preserve">, 6 trials each, 45s cap. Right three: three grids from the paper’s own scraped-</w:t>
+        <w:t xml:space="preserve"> </w:t>
+      </w:r>
+      <w:r>
+        <w:t xml:space="preserve">(left three, 6 trials, 45s cap) and three grids from the paper’s own scraped-</w:t>
       </w:r>
       <m:oMath>
         <m:r>
@@ -1991,7 +2005,7 @@
         <w:t xml:space="preserve"> </w:t>
       </w:r>
       <w:r>
-        <w:t xml:space="preserve">corpus (the other 9 of 12 solve in well under a second regardless of the toggle and are omitted as uninformative), 5 trials each, 300s cap. Bars mark the median; hollow points hit the cap; the spread is the finding.</w:t>
+        <w:t xml:space="preserve">corpus (right three, 5 trials, 300s cap; the other 9 of 12 solve in under a second and are omitted). Bars mark the median; hollow points hit the cap. Shared weights are not uniformly better: the same win/wash/loss pattern appears independently on both grid sets.</w:t>
       </w:r>
     </w:p>
     <w:bookmarkEnd w:id="33"/>
@@ -2287,7 +2301,7 @@
         <w:pStyle w:val="FirstParagraph"/>
       </w:pPr>
       <w:r>
-        <w:t xml:space="preserve">The architectural comparison and the mechanism ablation share the same underlying cause. Restart portfolios benefit from heavy-tailed runtimes: more independent draws raise the chance of an early lucky one, which is why oversubscribing thread count helped in Section </w:t>
+        <w:t xml:space="preserve">The architectural comparison and the mechanism ablation share one underlying cause: restart portfolios benefit from heavy-tailed runtimes, so more independent draws raise the chance of an early lucky one, which is why oversubscribing thread count helped in Section </w:t>
       </w:r>
       <w:hyperlink w:anchor="sec:oversub">
         <w:r>
@@ -2422,7 +2436,21 @@
         <w:t xml:space="preserve"> </w:t>
       </w:r>
       <w:r>
-        <w:t xml:space="preserve">supports that gap’s importance rather than being the paper’s subject – restart portfolios and partitioned search are suited respectively to finding solutions quickly and to proving none exist, a pattern independent of any one solver. The mechanism itself, tested in isolation, is more modest than the architecture it sits inside: a real win on typical grids, a wash or worse on the hardest ones, reported as measured rather than as hoped. Nothing about it is specific to crossword filling: it needs only a wdeg-style weight table and a restart loop, both already common in CSP and lazy-clause-generation solvers. We also reported a negative result from the same codebase – five heuristics rendered indistinguishable by a precondition that kept them from ever executing – as a reusable caution for comparing branching heuristics by benchmark score alone.</w:t>
+        <w:t xml:space="preserve">supports that gap’s importance rather than being the paper’s subject – restart portfolios and partitioned search are suited respectively to finding solutions quickly and to proving none exist, a pattern independent of any one solver. The mechanism itself, tested in isolation, is more modest than the architecture it sits inside: a real win on typical grids, a wash or worse on the hardest ones, reported as measured rather than as hoped. We also reported a negative result from the same codebase – five heuristics rendered indistinguishable by a precondition that kept them from ever executing – as a reusable caution for comparing branching heuristics by benchmark score alone. Nothing about the mechanism itself is specific to crossword filling: it needs only a wdeg-style weight table and a restart loop, both already common in CSP and lazy-clause-generation solvers – exactly the ingredients Section </w:t>
+      </w:r>
+      <w:hyperlink w:anchor="sec:relwork">
+        <w:r>
+          <w:rPr>
+            <w:rStyle w:val="Hyperlink"/>
+          </w:rPr>
+          <w:t xml:space="preserve">2</w:t>
+        </w:r>
+      </w:hyperlink>
+      <w:r>
+        <w:t xml:space="preserve"> </w:t>
+      </w:r>
+      <w:r>
+        <w:t xml:space="preserve">found no prior system combining this way.</w:t>
       </w:r>
     </w:p>
     <w:bookmarkEnd w:id="38"/>
@@ -2728,12 +2756,6 @@
       <w:pPr>
         <w:pStyle w:val="BodyText"/>
       </w:pPr>
-      <w:r>
-        <w:t xml:space="preserve">Crosswordgrids.com,</w:t>
-      </w:r>
-      <w:r>
-        <w:t xml:space="preserve"> </w:t>
-      </w:r>
       <w:hyperlink r:id="rId39">
         <w:r>
           <w:rPr>

--- a/paper/xfill_urtc2026.docx
+++ b/paper/xfill_urtc2026.docx
@@ -7,7 +7,7 @@
         <w:pStyle w:val="Title"/>
       </w:pPr>
       <w:r>
-        <w:t xml:space="preserve">Sharing Conflict Weights Without Partitioning: A Concurrent dom/wdeg Portfolio for Word-Level Crossword Filling</w:t>
+        <w:t xml:space="preserve">Sharing Without Splitting: Concurrent Conflict Weights for Parallel Crossword Filling</w:t>
       </w:r>
     </w:p>
     <w:p>

--- a/paper/xfill_urtc2026.docx
+++ b/paper/xfill_urtc2026.docx
@@ -557,7 +557,7 @@
           <w:rPr>
             <w:rStyle w:val="Hyperlink"/>
           </w:rPr>
-          <w:t xml:space="preserve">5.7</w:t>
+          <w:t xml:space="preserve">5.2</w:t>
         </w:r>
       </w:hyperlink>
       <w:r>
@@ -609,7 +609,7 @@
           <w:rPr>
             <w:rStyle w:val="Hyperlink"/>
           </w:rPr>
-          <w:t xml:space="preserve">5.2</w:t>
+          <w:t xml:space="preserve">5.3</w:t>
         </w:r>
       </w:hyperlink>
       <w:r>
@@ -650,7 +650,7 @@
           <w:rPr>
             <w:rStyle w:val="Hyperlink"/>
           </w:rPr>
-          <w:t xml:space="preserve">5.2</w:t>
+          <w:t xml:space="preserve">5.3</w:t>
         </w:r>
       </w:hyperlink>
       <w:r>
@@ -692,9 +692,9 @@
         </w:r>
       </w:hyperlink>
       <w:r>
-        <w:t xml:space="preserve">’s fix – test two distinct claims, and we keep them in separate subsections rather than blending them. Sections </w:t>
-      </w:r>
-      <w:hyperlink w:anchor="sec:oversub">
+        <w:t xml:space="preserve">’s fix – test two distinct claims, kept in separate subsections rather than blended together. Section </w:t>
+      </w:r>
+      <w:hyperlink w:anchor="sec:ablation">
         <w:r>
           <w:rPr>
             <w:rStyle w:val="Hyperlink"/>
@@ -703,9 +703,532 @@
         </w:r>
       </w:hyperlink>
       <w:r>
+        <w:t xml:space="preserve"> </w:t>
+      </w:r>
+      <w:r>
+        <w:t xml:space="preserve">isolates the mechanism itself first, holding architecture fixed, since that is this paper’s actual contribution. Sections </w:t>
+      </w:r>
+      <w:hyperlink w:anchor="sec:oversub">
+        <w:r>
+          <w:rPr>
+            <w:rStyle w:val="Hyperlink"/>
+          </w:rPr>
+          <w:t xml:space="preserve">5.3</w:t>
+        </w:r>
+      </w:hyperlink>
+      <w:r>
         <w:t xml:space="preserve">–</w:t>
       </w:r>
       <w:hyperlink w:anchor="sec:exhaustive">
+        <w:r>
+          <w:rPr>
+            <w:rStyle w:val="Hyperlink"/>
+          </w:rPr>
+          <w:t xml:space="preserve">5.7</w:t>
+        </w:r>
+      </w:hyperlink>
+      <w:r>
+        <w:t xml:space="preserve"> </w:t>
+      </w:r>
+      <w:r>
+        <w:t xml:space="preserve">then test whether restart-portfolio search, as an architectural class, occupies a genuinely different point in the design space than partition-based search – using orca-solver as a concrete, independently developed representative of that alternative, and an unmodified naive backtracker to show the comparison is not trivial. That architectural comparison is context for why the mechanism is worth building, not a prerequisite to testing it.</w:t>
+      </w:r>
+    </w:p>
+    <w:p>
+      <w:pPr>
+        <w:pStyle w:val="BodyText"/>
+      </w:pPr>
+      <w:r>
+        <w:rPr>
+          <w:b/>
+          <w:bCs/>
+        </w:rPr>
+        <w:t xml:space="preserve">Solvers.</w:t>
+      </w:r>
+      <w:r>
+        <w:t xml:space="preserve"> </w:t>
+      </w:r>
+      <w:r>
+        <w:t xml:space="preserve">xfill (this work); orca-solver, a partition-based parallel solver treated as a black box; ingrid_core, a single-threaded reference solver; and, as a naive baseline with no restarts, no learned heuristics, and no parallelism, crossword-composer (a static-constraint-order Rust backtracker). All four run through a single fixed harness (</w:t>
+      </w:r>
+      <w:r>
+        <w:rPr>
+          <w:rStyle w:val="VerbatimChar"/>
+        </w:rPr>
+        <w:t xml:space="preserve">benchmarks/urtc2026_testbench/</w:t>
+      </w:r>
+      <w:r>
+        <w:t xml:space="preserve">), against a dictionary derived deterministically from the repository’s own freely available word list, with a fixed seed and a 300-second cap, reproducible via</w:t>
+      </w:r>
+      <w:r>
+        <w:t xml:space="preserve"> </w:t>
+      </w:r>
+      <w:r>
+        <w:rPr>
+          <w:rStyle w:val="VerbatimChar"/>
+        </w:rPr>
+        <w:t xml:space="preserve">run_benchmark.py</w:t>
+      </w:r>
+      <w:r>
+        <w:t xml:space="preserve">; every timeout was re-tested at 600s, then again at 1000s, via</w:t>
+      </w:r>
+      <w:r>
+        <w:t xml:space="preserve"> </w:t>
+      </w:r>
+      <w:r>
+        <w:rPr>
+          <w:rStyle w:val="VerbatimChar"/>
+        </w:rPr>
+        <w:t xml:space="preserve">rerun_timeouts.py</w:t>
+      </w:r>
+      <w:r>
+        <w:t xml:space="preserve"> </w:t>
+      </w:r>
+      <w:r>
+        <w:t xml:space="preserve">to rule out an under-provisioned cap (Section </w:t>
+      </w:r>
+      <w:hyperlink w:anchor="sec:naive">
+        <w:r>
+          <w:rPr>
+            <w:rStyle w:val="Hyperlink"/>
+          </w:rPr>
+          <w:t xml:space="preserve">5.5</w:t>
+        </w:r>
+      </w:hyperlink>
+      <w:r>
+        <w:t xml:space="preserve">). xfill and orca-solver race independent workers, so wall time varies run to run; each runs 5 times per grid, median reported, every trial logged. ingrid_core and crossword-composer are single-threaded and deterministic, so each runs once.</w:t>
+      </w:r>
+    </w:p>
+    <w:p>
+      <w:pPr>
+        <w:pStyle w:val="BodyText"/>
+      </w:pPr>
+      <w:r>
+        <w:rPr>
+          <w:b/>
+          <w:bCs/>
+        </w:rPr>
+        <w:t xml:space="preserve">Grid set.</w:t>
+      </w:r>
+      <w:r>
+        <w:t xml:space="preserve"> </w:t>
+      </w:r>
+      <w:r>
+        <w:t xml:space="preserve">A size-graded curated set (</w:t>
+      </w:r>
+      <m:oMath>
+        <m:r>
+          <m:t>5</m:t>
+        </m:r>
+        <m:r>
+          <m:rPr>
+            <m:sty m:val="p"/>
+          </m:rPr>
+          <m:t>×</m:t>
+        </m:r>
+        <m:r>
+          <m:t>5</m:t>
+        </m:r>
+      </m:oMath>
+      <w:r>
+        <w:t xml:space="preserve"> </w:t>
+      </w:r>
+      <w:r>
+        <w:t xml:space="preserve">through</w:t>
+      </w:r>
+      <w:r>
+        <w:t xml:space="preserve"> </w:t>
+      </w:r>
+      <m:oMath>
+        <m:r>
+          <m:t>21</m:t>
+        </m:r>
+        <m:r>
+          <m:rPr>
+            <m:sty m:val="p"/>
+          </m:rPr>
+          <m:t>×</m:t>
+        </m:r>
+        <m:r>
+          <m:t>21</m:t>
+        </m:r>
+      </m:oMath>
+      <w:r>
+        <w:t xml:space="preserve">) plus a fixed-seed random sample of</w:t>
+      </w:r>
+      <w:r>
+        <w:t xml:space="preserve"> </w:t>
+      </w:r>
+      <m:oMath>
+        <m:r>
+          <m:t>15</m:t>
+        </m:r>
+        <m:r>
+          <m:rPr>
+            <m:sty m:val="p"/>
+          </m:rPr>
+          <m:t>×</m:t>
+        </m:r>
+        <m:r>
+          <m:t>15</m:t>
+        </m:r>
+      </m:oMath>
+      <w:r>
+        <w:t xml:space="preserve"> </w:t>
+      </w:r>
+      <w:r>
+        <w:t xml:space="preserve">grids scraped from a public corpus of real, previously published crossword layouts, crosswordgrids.com</w:t>
+      </w:r>
+      <w:r>
+        <w:t xml:space="preserve"> </w:t>
+      </w:r>
+      <w:r>
+        <w:t xml:space="preserve">, all committed to the repository.</w:t>
+      </w:r>
+    </w:p>
+    <w:bookmarkEnd w:id="13"/>
+    <w:bookmarkStart w:id="18" w:name="sec:ablation"/>
+    <w:p>
+      <w:pPr>
+        <w:pStyle w:val="Heading2"/>
+      </w:pPr>
+      <w:r>
+        <w:t xml:space="preserve">Isolating the Mechanism: A Shared-Weight Ablation</w:t>
+      </w:r>
+    </w:p>
+    <w:p>
+      <w:pPr>
+        <w:pStyle w:val="FirstParagraph"/>
+      </w:pPr>
+      <w:r>
+        <w:t xml:space="preserve">This section tests xfill against itself: same solver, same grid, same dictionary, same 14 threads, one environment variable flipped,</w:t>
+      </w:r>
+      <w:r>
+        <w:t xml:space="preserve"> </w:t>
+      </w:r>
+      <w:r>
+        <w:rPr>
+          <w:rStyle w:val="VerbatimChar"/>
+        </w:rPr>
+        <w:t xml:space="preserve">XFILL_DISABLE_SHARED_WEIGHTS</w:t>
+      </w:r>
+      <w:r>
+        <w:t xml:space="preserve"> </w:t>
+      </w:r>
+      <w:r>
+        <w:t xml:space="preserve">on and off, several trials each, on grids from two independent sources – a fixed</w:t>
+      </w:r>
+      <w:r>
+        <w:t xml:space="preserve"> </w:t>
+      </w:r>
+      <w:r>
+        <w:t xml:space="preserve">“known-hard”</w:t>
+      </w:r>
+      <w:r>
+        <w:t xml:space="preserve"> </w:t>
+      </w:r>
+      <w:r>
+        <w:t xml:space="preserve">grid list reused from this project’s own earlier development-time benchmarking (not cherry-picked for this paper; the same list anchors the thread-count scaling result in Section </w:t>
+      </w:r>
+      <w:hyperlink w:anchor="sec:oversub">
+        <w:r>
+          <w:rPr>
+            <w:rStyle w:val="Hyperlink"/>
+          </w:rPr>
+          <w:t xml:space="preserve">5.3</w:t>
+        </w:r>
+      </w:hyperlink>
+      <w:r>
+        <w:t xml:space="preserve">), and three grids from the paper’s own main scraped-</w:t>
+      </w:r>
+      <m:oMath>
+        <m:r>
+          <m:t>15</m:t>
+        </m:r>
+        <m:r>
+          <m:rPr>
+            <m:sty m:val="p"/>
+          </m:rPr>
+          <m:t>×</m:t>
+        </m:r>
+        <m:r>
+          <m:t>15</m:t>
+        </m:r>
+      </m:oMath>
+      <w:r>
+        <w:t xml:space="preserve"> </w:t>
+      </w:r>
+      <w:r>
+        <w:t xml:space="preserve">corpus, to check the result is not an artifact of one curated list.</w:t>
+      </w:r>
+    </w:p>
+    <w:bookmarkStart w:id="17" w:name="fig:ablation"/>
+    <w:p>
+      <w:pPr>
+        <w:pStyle w:val="CaptionedFigure"/>
+      </w:pPr>
+      <w:r>
+        <w:drawing>
+          <wp:inline>
+            <wp:extent cx="5067300" cy="955877"/>
+            <wp:effectExtent b="0" l="0" r="0" t="0"/>
+            <wp:docPr descr="" title="" id="15" name="Picture"/>
+            <a:graphic>
+              <a:graphicData uri="http://schemas.openxmlformats.org/drawingml/2006/picture">
+                <pic:pic>
+                  <pic:nvPicPr>
+                    <pic:cNvPr descr="../benchmarks/urtc2026_testbench/results/figures/fig4_ablation.pdf" id="16" name="Picture"/>
+                    <pic:cNvPicPr>
+                      <a:picLocks noChangeArrowheads="1" noChangeAspect="1"/>
+                    </pic:cNvPicPr>
+                  </pic:nvPicPr>
+                  <pic:blipFill>
+                    <a:blip r:embed="rId14"/>
+                    <a:stretch>
+                      <a:fillRect/>
+                    </a:stretch>
+                  </pic:blipFill>
+                  <pic:spPr bwMode="auto">
+                    <a:xfrm>
+                      <a:off x="0" y="0"/>
+                      <a:ext cx="5067300" cy="955877"/>
+                    </a:xfrm>
+                    <a:prstGeom prst="rect">
+                      <a:avLst/>
+                    </a:prstGeom>
+                    <a:noFill/>
+                    <a:ln w="9525">
+                      <a:noFill/>
+                      <a:headEnd/>
+                      <a:tailEnd/>
+                    </a:ln>
+                  </pic:spPr>
+                </pic:pic>
+              </a:graphicData>
+            </a:graphic>
+          </wp:inline>
+        </w:drawing>
+      </w:r>
+    </w:p>
+    <w:p>
+      <w:pPr>
+        <w:pStyle w:val="ImageCaption"/>
+      </w:pPr>
+      <w:r>
+        <w:t xml:space="preserve">Shared-conflict-weight ablation, off vs. on, 14 threads: a known-hard grid list also used in Fig. </w:t>
+      </w:r>
+      <w:hyperlink w:anchor="fig:scaling">
+        <w:r>
+          <w:rPr>
+            <w:rStyle w:val="Hyperlink"/>
+          </w:rPr>
+          <w:t xml:space="preserve">2</w:t>
+        </w:r>
+      </w:hyperlink>
+      <w:r>
+        <w:t xml:space="preserve"> </w:t>
+      </w:r>
+      <w:r>
+        <w:t xml:space="preserve">(left three, 6 trials, 45s cap) and three grids from the paper’s own scraped-</w:t>
+      </w:r>
+      <m:oMath>
+        <m:r>
+          <m:t>15</m:t>
+        </m:r>
+        <m:r>
+          <m:rPr>
+            <m:sty m:val="p"/>
+          </m:rPr>
+          <m:t>×</m:t>
+        </m:r>
+        <m:r>
+          <m:t>15</m:t>
+        </m:r>
+      </m:oMath>
+      <w:r>
+        <w:t xml:space="preserve"> </w:t>
+      </w:r>
+      <w:r>
+        <w:t xml:space="preserve">corpus (right three, 5 trials, 300s cap; the other 9 of 12 solve in under a second and are omitted). Bars mark the median; hollow points hit the cap. Shared weights are not uniformly better: the same win/wash/loss pattern appears independently on both grid sets.</w:t>
+      </w:r>
+    </w:p>
+    <w:bookmarkEnd w:id="17"/>
+    <w:p>
+      <w:pPr>
+        <w:pStyle w:val="BodyText"/>
+      </w:pPr>
+      <w:r>
+        <w:t xml:space="preserve">Fig. </w:t>
+      </w:r>
+      <w:hyperlink w:anchor="fig:ablation">
+        <w:r>
+          <w:rPr>
+            <w:rStyle w:val="Hyperlink"/>
+          </w:rPr>
+          <w:t xml:space="preserve">1</w:t>
+        </w:r>
+      </w:hyperlink>
+      <w:r>
+        <w:t xml:space="preserve"> </w:t>
+      </w:r>
+      <w:r>
+        <w:t xml:space="preserve">does</w:t>
+      </w:r>
+      <w:r>
+        <w:t xml:space="preserve"> </w:t>
+      </w:r>
+      <w:r>
+        <w:rPr>
+          <w:i/>
+          <w:iCs/>
+        </w:rPr>
+        <w:t xml:space="preserve">not</w:t>
+      </w:r>
+      <w:r>
+        <w:t xml:space="preserve"> </w:t>
+      </w:r>
+      <w:r>
+        <w:t xml:space="preserve">show a uniform win, on either grid set, and we report that plainly. On</w:t>
+      </w:r>
+      <w:r>
+        <w:t xml:space="preserve"> </w:t>
+      </w:r>
+      <w:r>
+        <w:rPr>
+          <w:rStyle w:val="VerbatimChar"/>
+        </w:rPr>
+        <w:t xml:space="preserve">grid_053</w:t>
+      </w:r>
+      <w:r>
+        <w:t xml:space="preserve">, the unshared baseline is faster on the median (0.72s vs. 2.77s) and far tighter (0.66–0.76s vs. 0.07–3.71s). On</w:t>
+      </w:r>
+      <w:r>
+        <w:t xml:space="preserve"> </w:t>
+      </w:r>
+      <w:r>
+        <w:rPr>
+          <w:rStyle w:val="VerbatimChar"/>
+        </w:rPr>
+        <w:t xml:space="preserve">grid_058</w:t>
+      </w:r>
+      <w:r>
+        <w:t xml:space="preserve"> </w:t>
+      </w:r>
+      <w:r>
+        <w:t xml:space="preserve">and</w:t>
+      </w:r>
+      <w:r>
+        <w:t xml:space="preserve"> </w:t>
+      </w:r>
+      <w:r>
+        <w:rPr>
+          <w:rStyle w:val="VerbatimChar"/>
+        </w:rPr>
+        <w:t xml:space="preserve">grid_479</w:t>
+      </w:r>
+      <w:r>
+        <w:t xml:space="preserve">, medians are similar but shared weights show wider spread. On</w:t>
+      </w:r>
+      <w:r>
+        <w:t xml:space="preserve"> </w:t>
+      </w:r>
+      <w:r>
+        <w:rPr>
+          <w:rStyle w:val="VerbatimChar"/>
+        </w:rPr>
+        <w:t xml:space="preserve">grid_120</w:t>
+      </w:r>
+      <w:r>
+        <w:t xml:space="preserve">, shared weights reach a lower best case but also produce the only outright timeout among those eighteen trials.</w:t>
+      </w:r>
+      <w:r>
+        <w:t xml:space="preserve"> </w:t>
+      </w:r>
+      <w:r>
+        <w:rPr>
+          <w:rStyle w:val="VerbatimChar"/>
+        </w:rPr>
+        <w:t xml:space="preserve">grid_395</w:t>
+      </w:r>
+      <w:r>
+        <w:t xml:space="preserve"> </w:t>
+      </w:r>
+      <w:r>
+        <w:t xml:space="preserve">and</w:t>
+      </w:r>
+      <w:r>
+        <w:t xml:space="preserve"> </w:t>
+      </w:r>
+      <w:r>
+        <w:rPr>
+          <w:rStyle w:val="VerbatimChar"/>
+        </w:rPr>
+        <w:t xml:space="preserve">grid_423</w:t>
+      </w:r>
+      <w:r>
+        <w:t xml:space="preserve"> </w:t>
+      </w:r>
+      <w:r>
+        <w:t xml:space="preserve">sharpen both directions: a clean</w:t>
+      </w:r>
+      <w:r>
+        <w:t xml:space="preserve"> </w:t>
+      </w:r>
+      <m:oMath>
+        <m:r>
+          <m:t>7</m:t>
+        </m:r>
+      </m:oMath>
+      <w:r>
+        <w:t xml:space="preserve">–</w:t>
+      </w:r>
+      <m:oMath>
+        <m:r>
+          <m:t>10</m:t>
+        </m:r>
+        <m:r>
+          <m:rPr>
+            <m:sty m:val="p"/>
+          </m:rPr>
+          <m:t>×</m:t>
+        </m:r>
+      </m:oMath>
+      <w:r>
+        <w:t xml:space="preserve"> </w:t>
+      </w:r>
+      <w:r>
+        <w:t xml:space="preserve">win on the former (36.9s vs. 271.4s median), and actively worse on the latter – all 5 trials hit the 300s cap, where disabling shared weights solves it reliably at</w:t>
+      </w:r>
+      <w:r>
+        <w:t xml:space="preserve"> </w:t>
+      </w:r>
+      <m:oMath>
+        <m:r>
+          <m:rPr>
+            <m:sty m:val="p"/>
+          </m:rPr>
+          <m:t>∼</m:t>
+        </m:r>
+      </m:oMath>
+      <w:r>
+        <w:t xml:space="preserve">180s every time.</w:t>
+      </w:r>
+      <w:r>
+        <w:t xml:space="preserve"> </w:t>
+      </w:r>
+      <w:r>
+        <w:rPr>
+          <w:rStyle w:val="VerbatimChar"/>
+        </w:rPr>
+        <w:t xml:space="preserve">grid_423</w:t>
+      </w:r>
+      <w:r>
+        <w:t xml:space="preserve"> </w:t>
+      </w:r>
+      <w:r>
+        <w:t xml:space="preserve">reappears in Section </w:t>
+      </w:r>
+      <w:hyperlink w:anchor="sec:speedup">
         <w:r>
           <w:rPr>
             <w:rStyle w:val="Hyperlink"/>
@@ -717,46 +1240,57 @@
         <w:t xml:space="preserve"> </w:t>
       </w:r>
       <w:r>
-        <w:t xml:space="preserve">test whether restart-portfolio search, as an architectural class, occupies a genuinely different point in the design space than partition-based search – using orca-solver as a concrete, independently developed representative of that alternative, and an unmodified naive backtracker to show the comparison is not trivial. This establishes why the mechanism is worth building at all. Section </w:t>
-      </w:r>
-      <w:hyperlink w:anchor="sec:ablation">
+        <w:t xml:space="preserve">as the grid where xfill uniquely completes what orca-solver cannot – a completion advantage this ablation shows rests on exactly the unreliable configuration: shared weights on, the default. Against Section </w:t>
+      </w:r>
+      <w:hyperlink w:anchor="sec:arch">
         <w:r>
           <w:rPr>
             <w:rStyle w:val="Hyperlink"/>
           </w:rPr>
-          <w:t xml:space="preserve">5.7</w:t>
+          <w:t xml:space="preserve">3</w:t>
         </w:r>
       </w:hyperlink>
       <w:r>
-        <w:t xml:space="preserve"> </w:t>
-      </w:r>
-      <w:r>
-        <w:t xml:space="preserve">then isolates the mechanism itself, holding architecture fixed, which is this paper’s actual contribution.</w:t>
-      </w:r>
-    </w:p>
-    <w:p>
-      <w:pPr>
-        <w:pStyle w:val="BodyText"/>
-      </w:pPr>
-      <w:r>
-        <w:rPr>
-          <w:b/>
-          <w:bCs/>
-        </w:rPr>
-        <w:t xml:space="preserve">Solvers.</w:t>
-      </w:r>
-      <w:r>
-        <w:t xml:space="preserve"> </w:t>
-      </w:r>
-      <w:r>
-        <w:t xml:space="preserve">xfill (this work); orca-solver, a partition-based parallel solver treated as a black box; ingrid_core, a single-threaded reference solver; and, as a naive baseline with no restarts, no learned heuristics, and no parallelism, crossword-composer (a static-constraint-order Rust backtracker). A second naive baseline, savin_crossword, was tested but is excluded below: it timed out on all 20 grids at both a 120s and a 300s cap, including trivial</w:t>
+        <w:t xml:space="preserve">’s broader-corpus finding of a consistent win, the synthesis is regime-dependent: shared weights help on typical grids by redistributing which crossings each worker deprioritizes, but at the extreme difficulty end they trade tight, well-behaved variance for a wider one that is not reliably better, and sometimes reliably worse. We have no evidence for a uniform win, so we do not claim one – the same standard Section </w:t>
+      </w:r>
+      <w:hyperlink w:anchor="sec:negative">
+        <w:r>
+          <w:rPr>
+            <w:rStyle w:val="Hyperlink"/>
+          </w:rPr>
+          <w:t xml:space="preserve">4</w:t>
+        </w:r>
+      </w:hyperlink>
+      <w:r>
+        <w:t xml:space="preserve"> </w:t>
+      </w:r>
+      <w:r>
+        <w:t xml:space="preserve">applies to the heuristics it rules out.</w:t>
+      </w:r>
+    </w:p>
+    <w:bookmarkEnd w:id="18"/>
+    <w:bookmarkStart w:id="23" w:name="sec:oversub"/>
+    <w:p>
+      <w:pPr>
+        <w:pStyle w:val="Heading2"/>
+      </w:pPr>
+      <w:r>
+        <w:t xml:space="preserve">Restart Portfolios Exploit Added Parallelism</w:t>
+      </w:r>
+    </w:p>
+    <w:p>
+      <w:pPr>
+        <w:pStyle w:val="FirstParagraph"/>
+      </w:pPr>
+      <w:r>
+        <w:t xml:space="preserve">Restart-portfolio search should benefit from more independent workers even past the physical core count, because heavy-tailed runtime means each additional worker is another draw that might get lucky early. We tested this directly on a known-hard</w:t>
       </w:r>
       <w:r>
         <w:t xml:space="preserve"> </w:t>
       </w:r>
       <m:oMath>
         <m:r>
-          <m:t>5</m:t>
+          <m:t>7</m:t>
         </m:r>
         <m:r>
           <m:rPr>
@@ -765,220 +1299,17 @@
           <m:t>×</m:t>
         </m:r>
         <m:r>
-          <m:t>5</m:t>
+          <m:t>7</m:t>
         </m:r>
       </m:oMath>
       <w:r>
-        <w:t xml:space="preserve">/</w:t>
-      </w:r>
-      <m:oMath>
-        <m:r>
-          <m:t>7</m:t>
-        </m:r>
-        <m:r>
-          <m:rPr>
-            <m:sty m:val="p"/>
-          </m:rPr>
-          <m:t>×</m:t>
-        </m:r>
-        <m:r>
-          <m:t>7</m:t>
-        </m:r>
-      </m:oMath>
-      <w:r>
-        <w:t xml:space="preserve"> </w:t>
-      </w:r>
-      <w:r>
-        <w:t xml:space="preserve">ones (Section </w:t>
-      </w:r>
-      <w:hyperlink w:anchor="sec:naive">
-        <w:r>
-          <w:rPr>
-            <w:rStyle w:val="Hyperlink"/>
-          </w:rPr>
-          <w:t xml:space="preserve">5.4</w:t>
-        </w:r>
-      </w:hyperlink>
-      <w:r>
-        <w:t xml:space="preserve">). The remaining four run through a single fixed harness (</w:t>
-      </w:r>
-      <w:r>
-        <w:rPr>
-          <w:rStyle w:val="VerbatimChar"/>
-        </w:rPr>
-        <w:t xml:space="preserve">benchmarks/urtc2026_testbench/</w:t>
-      </w:r>
-      <w:r>
-        <w:t xml:space="preserve">), against a dictionary derived deterministically from the repository’s own freely available word list, with a fixed seed and a 300-second cap, reproducible via</w:t>
-      </w:r>
-      <w:r>
-        <w:t xml:space="preserve"> </w:t>
-      </w:r>
-      <w:r>
-        <w:rPr>
-          <w:rStyle w:val="VerbatimChar"/>
-        </w:rPr>
-        <w:t xml:space="preserve">run_benchmark.py</w:t>
-      </w:r>
-      <w:r>
-        <w:t xml:space="preserve">; every timeout was re-tested at 600s via</w:t>
-      </w:r>
-      <w:r>
-        <w:t xml:space="preserve"> </w:t>
-      </w:r>
-      <w:r>
-        <w:rPr>
-          <w:rStyle w:val="VerbatimChar"/>
-        </w:rPr>
-        <w:t xml:space="preserve">rerun_timeouts.py</w:t>
-      </w:r>
-      <w:r>
-        <w:t xml:space="preserve"> </w:t>
-      </w:r>
-      <w:r>
-        <w:t xml:space="preserve">to rule out an under-provisioned cap (Section </w:t>
-      </w:r>
-      <w:hyperlink w:anchor="sec:naive">
-        <w:r>
-          <w:rPr>
-            <w:rStyle w:val="Hyperlink"/>
-          </w:rPr>
-          <w:t xml:space="preserve">5.4</w:t>
-        </w:r>
-      </w:hyperlink>
-      <w:r>
-        <w:t xml:space="preserve">). xfill and orca-solver race independent workers, so wall time varies run to run; each runs 5 times per grid, median reported, every trial logged. ingrid_core and crossword-composer are single-threaded and deterministic, so each runs once.</w:t>
-      </w:r>
-    </w:p>
-    <w:p>
-      <w:pPr>
-        <w:pStyle w:val="BodyText"/>
-      </w:pPr>
-      <w:r>
-        <w:rPr>
-          <w:b/>
-          <w:bCs/>
-        </w:rPr>
-        <w:t xml:space="preserve">Grid set.</w:t>
-      </w:r>
-      <w:r>
-        <w:t xml:space="preserve"> </w:t>
-      </w:r>
-      <w:r>
-        <w:t xml:space="preserve">A size-graded curated set (</w:t>
-      </w:r>
-      <m:oMath>
-        <m:r>
-          <m:t>5</m:t>
-        </m:r>
-        <m:r>
-          <m:rPr>
-            <m:sty m:val="p"/>
-          </m:rPr>
-          <m:t>×</m:t>
-        </m:r>
-        <m:r>
-          <m:t>5</m:t>
-        </m:r>
-      </m:oMath>
-      <w:r>
-        <w:t xml:space="preserve"> </w:t>
-      </w:r>
-      <w:r>
-        <w:t xml:space="preserve">through</w:t>
-      </w:r>
-      <w:r>
-        <w:t xml:space="preserve"> </w:t>
-      </w:r>
-      <m:oMath>
-        <m:r>
-          <m:t>21</m:t>
-        </m:r>
-        <m:r>
-          <m:rPr>
-            <m:sty m:val="p"/>
-          </m:rPr>
-          <m:t>×</m:t>
-        </m:r>
-        <m:r>
-          <m:t>21</m:t>
-        </m:r>
-      </m:oMath>
-      <w:r>
-        <w:t xml:space="preserve">) plus a fixed-seed random sample of</w:t>
-      </w:r>
-      <w:r>
-        <w:t xml:space="preserve"> </w:t>
-      </w:r>
-      <m:oMath>
-        <m:r>
-          <m:t>15</m:t>
-        </m:r>
-        <m:r>
-          <m:rPr>
-            <m:sty m:val="p"/>
-          </m:rPr>
-          <m:t>×</m:t>
-        </m:r>
-        <m:r>
-          <m:t>15</m:t>
-        </m:r>
-      </m:oMath>
-      <w:r>
-        <w:t xml:space="preserve"> </w:t>
-      </w:r>
-      <w:r>
-        <w:t xml:space="preserve">grids scraped from a public corpus of real, previously published crossword layouts, crosswordgrids.com</w:t>
-      </w:r>
-      <w:r>
-        <w:t xml:space="preserve"> </w:t>
-      </w:r>
-      <w:r>
-        <w:t xml:space="preserve">, all committed to the repository.</w:t>
-      </w:r>
-    </w:p>
-    <w:bookmarkEnd w:id="13"/>
-    <w:bookmarkStart w:id="18" w:name="sec:oversub"/>
-    <w:p>
-      <w:pPr>
-        <w:pStyle w:val="Heading2"/>
-      </w:pPr>
-      <w:r>
-        <w:t xml:space="preserve">Restart Portfolios Exploit Added Parallelism</w:t>
-      </w:r>
-    </w:p>
-    <w:p>
-      <w:pPr>
-        <w:pStyle w:val="FirstParagraph"/>
-      </w:pPr>
-      <w:r>
-        <w:t xml:space="preserve">Restart-portfolio search should benefit from more independent workers even past the physical core count, because heavy-tailed runtime means each additional worker is another draw that might get lucky early. We tested this directly on a known-hard</w:t>
-      </w:r>
-      <w:r>
-        <w:t xml:space="preserve"> </w:t>
-      </w:r>
-      <m:oMath>
-        <m:r>
-          <m:t>7</m:t>
-        </m:r>
-        <m:r>
-          <m:rPr>
-            <m:sty m:val="p"/>
-          </m:rPr>
-          <m:t>×</m:t>
-        </m:r>
-        <m:r>
-          <m:t>7</m:t>
-        </m:r>
-      </m:oMath>
-      <w:r>
         <w:t xml:space="preserve"> </w:t>
       </w:r>
       <w:r>
         <w:t xml:space="preserve">grid (two pre-filled letters, no blocked cells, single sample), oversubscribing threads well past this machine’s 14 physical cores: wall time falls from 166.7s at 1 thread to 63.0s at 14, then wanders (104.6s at 28, 85.6s at 42, 112.4s at 56) as contention erodes further gains. Every configuration beats the 201.7s single-threaded baseline an independently developed partition-based solver publishes on the same grid – an external difficulty anchor, not a target being chased.</w:t>
       </w:r>
     </w:p>
-    <w:bookmarkStart w:id="17" w:name="fig:scaling"/>
+    <w:bookmarkStart w:id="22" w:name="fig:scaling"/>
     <w:p>
       <w:pPr>
         <w:pStyle w:val="CaptionedFigure"/>
@@ -988,18 +1319,18 @@
           <wp:inline>
             <wp:extent cx="5334000" cy="2327144"/>
             <wp:effectExtent b="0" l="0" r="0" t="0"/>
-            <wp:docPr descr="" title="" id="15" name="Picture"/>
+            <wp:docPr descr="" title="" id="20" name="Picture"/>
             <a:graphic>
               <a:graphicData uri="http://schemas.openxmlformats.org/drawingml/2006/picture">
                 <pic:pic>
                   <pic:nvPicPr>
-                    <pic:cNvPr descr="../benchmarks/urtc2026_testbench/results/figures/fig5_thread_scaling.pdf" id="16" name="Picture"/>
+                    <pic:cNvPr descr="../benchmarks/urtc2026_testbench/results/figures/fig5_thread_scaling.pdf" id="21" name="Picture"/>
                     <pic:cNvPicPr>
                       <a:picLocks noChangeArrowheads="1" noChangeAspect="1"/>
                     </pic:cNvPicPr>
                   </pic:nvPicPr>
                   <pic:blipFill>
-                    <a:blip r:embed="rId14"/>
+                    <a:blip r:embed="rId19"/>
                     <a:stretch>
                       <a:fillRect/>
                     </a:stretch>
@@ -1054,9 +1385,9 @@
         <w:t xml:space="preserve">from 1 to 42 threads while orca-solver stays flat and cannot solve at all below 14.</w:t>
       </w:r>
     </w:p>
-    <w:bookmarkEnd w:id="17"/>
-    <w:bookmarkEnd w:id="18"/>
-    <w:bookmarkStart w:id="23" w:name="sec:scaling"/>
+    <w:bookmarkEnd w:id="22"/>
+    <w:bookmarkEnd w:id="23"/>
+    <w:bookmarkStart w:id="28" w:name="sec:scaling"/>
     <w:p>
       <w:pPr>
         <w:pStyle w:val="Heading2"/>
@@ -1077,7 +1408,7 @@
           <w:rPr>
             <w:rStyle w:val="Hyperlink"/>
           </w:rPr>
-          <w:t xml:space="preserve">1</w:t>
+          <w:t xml:space="preserve">2</w:t>
         </w:r>
       </w:hyperlink>
       <w:r>
@@ -1091,7 +1422,7 @@
           <w:rPr>
             <w:rStyle w:val="Hyperlink"/>
           </w:rPr>
-          <w:t xml:space="preserve">5.2</w:t>
+          <w:t xml:space="preserve">5.3</w:t>
         </w:r>
       </w:hyperlink>
       <w:r>
@@ -1170,7 +1501,7 @@
         <w:t xml:space="preserve">, neither solver succeeds at any thread count – this one favors neither architecture. Where the pattern does hold, it holds because absorbing extra parallelism without restructuring the search is what a non-partitioning restart portfolio is built to do; a partition-based design here does not exhibit that capacity to nearly the same degree.</w:t>
       </w:r>
     </w:p>
-    <w:bookmarkStart w:id="22" w:name="fig:size"/>
+    <w:bookmarkStart w:id="27" w:name="fig:size"/>
     <w:p>
       <w:pPr>
         <w:pStyle w:val="CaptionedFigure"/>
@@ -1180,18 +1511,18 @@
           <wp:inline>
             <wp:extent cx="5334000" cy="2631907"/>
             <wp:effectExtent b="0" l="0" r="0" t="0"/>
-            <wp:docPr descr="" title="" id="20" name="Picture"/>
+            <wp:docPr descr="" title="" id="25" name="Picture"/>
             <a:graphic>
               <a:graphicData uri="http://schemas.openxmlformats.org/drawingml/2006/picture">
                 <pic:pic>
                   <pic:nvPicPr>
-                    <pic:cNvPr descr="../benchmarks/urtc2026_testbench/results/figures/fig1_success_by_size.pdf" id="21" name="Picture"/>
+                    <pic:cNvPr descr="../benchmarks/urtc2026_testbench/results/figures/fig1_success_by_size.pdf" id="26" name="Picture"/>
                     <pic:cNvPicPr>
                       <a:picLocks noChangeArrowheads="1" noChangeAspect="1"/>
                     </pic:cNvPicPr>
                   </pic:nvPicPr>
                   <pic:blipFill>
-                    <a:blip r:embed="rId19"/>
+                    <a:blip r:embed="rId24"/>
                     <a:stretch>
                       <a:fillRect/>
                     </a:stretch>
@@ -1223,7 +1554,7 @@
         <w:pStyle w:val="ImageCaption"/>
       </w:pPr>
       <w:r>
-        <w:t xml:space="preserve">Time to solve or prove UNSAT by grid size, curated set, 600s cap (log scale; open triangle = timed out). A solved/not-solved view of this same data would show xfill, orca-solver, and ingrid_core essentially tied, since all three succeed on the same grids here – the actual difference is that xfill’s line sits one to three orders of magnitude below the others at every size except</w:t>
+        <w:t xml:space="preserve">Time to solve or prove UNSAT by grid size, curated set, 1000s cap (log scale; open triangle = timed out). A solved/not-solved view of this same data would show xfill, orca-solver, and ingrid_core essentially tied, since all three succeed on the same grids here – the actual difference is that xfill’s line sits one to three orders of magnitude below the others at every size except</w:t>
       </w:r>
       <w:r>
         <w:t xml:space="preserve"> </w:t>
@@ -1272,9 +1603,9 @@
         <w:t xml:space="preserve">(an easy UNSAT proof every solver resolves in well under a second regardless).</w:t>
       </w:r>
     </w:p>
-    <w:bookmarkEnd w:id="22"/>
-    <w:bookmarkEnd w:id="23"/>
-    <w:bookmarkStart w:id="28" w:name="sec:naive"/>
+    <w:bookmarkEnd w:id="27"/>
+    <w:bookmarkEnd w:id="28"/>
+    <w:bookmarkStart w:id="33" w:name="sec:naive"/>
     <w:p>
       <w:pPr>
         <w:pStyle w:val="Heading2"/>
@@ -1288,119 +1619,7 @@
         <w:pStyle w:val="FirstParagraph"/>
       </w:pPr>
       <w:r>
-        <w:t xml:space="preserve">Across all 20 grids, xfill resolved 19 (18 solved, 1 UNSAT; 1 timeout), orca-solver 18 (17 solved, 1 UNSAT; 2 timeouts), ingrid_core 17 (16 solved, 1 UNSAT; 3 timeouts), and crossword-composer 9 (8 solved, 1 UNSAT; 11 timeouts); savin_crossword resolved</w:t>
-      </w:r>
-      <w:r>
-        <w:t xml:space="preserve"> </w:t>
-      </w:r>
-      <w:r>
-        <w:rPr>
-          <w:i/>
-          <w:iCs/>
-        </w:rPr>
-        <w:t xml:space="preserve">none</w:t>
-      </w:r>
-      <w:r>
-        <w:t xml:space="preserve">, for the reasons given in Setup, and never appears in Fig. </w:t>
-      </w:r>
-      <w:hyperlink w:anchor="fig:size">
-        <w:r>
-          <w:rPr>
-            <w:rStyle w:val="Hyperlink"/>
-          </w:rPr>
-          <w:t xml:space="preserve">2</w:t>
-        </w:r>
-      </w:hyperlink>
-      <w:r>
-        <w:t xml:space="preserve"> </w:t>
-      </w:r>
-      <w:r>
-        <w:t xml:space="preserve">or Fig. </w:t>
-      </w:r>
-      <w:hyperlink w:anchor="fig:speedup">
-        <w:r>
-          <w:rPr>
-            <w:rStyle w:val="Hyperlink"/>
-          </w:rPr>
-          <w:t xml:space="preserve">3</w:t>
-        </w:r>
-      </w:hyperlink>
-      <w:r>
-        <w:t xml:space="preserve">. Its failure differs in kind from crossword-composer’s: crossword-composer solves most grids and fails only on individual instances, unrelated to dictionary size, while savin_crossword’s least-constraining-value step recomputes an</w:t>
-      </w:r>
-      <w:r>
-        <w:t xml:space="preserve"> </w:t>
-      </w:r>
-      <m:oMath>
-        <m:r>
-          <m:t>O</m:t>
-        </m:r>
-        <m:r>
-          <m:rPr>
-            <m:sty m:val="p"/>
-          </m:rPr>
-          <m:t>(</m:t>
-        </m:r>
-        <m:r>
-          <m:rPr>
-            <m:sty m:val="p"/>
-          </m:rPr>
-          <m:t>|</m:t>
-        </m:r>
-        <m:r>
-          <m:rPr>
-            <m:nor/>
-            <m:sty m:val="p"/>
-          </m:rPr>
-          <m:t>domain</m:t>
-        </m:r>
-        <m:sSup>
-          <m:e>
-            <m:r>
-              <m:rPr>
-                <m:sty m:val="p"/>
-              </m:rPr>
-              <m:t>|</m:t>
-            </m:r>
-          </m:e>
-          <m:sup>
-            <m:r>
-              <m:t>2</m:t>
-            </m:r>
-          </m:sup>
-        </m:sSup>
-        <m:r>
-          <m:rPr>
-            <m:sty m:val="p"/>
-          </m:rPr>
-          <m:t>)</m:t>
-        </m:r>
-      </m:oMath>
-      <w:r>
-        <w:t xml:space="preserve"> </w:t>
-      </w:r>
-      <w:r>
-        <w:t xml:space="preserve">score from scratch at every node, which our</w:t>
-      </w:r>
-      <w:r>
-        <w:t xml:space="preserve"> </w:t>
-      </w:r>
-      <m:oMath>
-        <m:r>
-          <m:rPr>
-            <m:sty m:val="p"/>
-          </m:rPr>
-          <m:t>∼</m:t>
-        </m:r>
-      </m:oMath>
-      <w:r>
-        <w:t xml:space="preserve">184</w:t>
-      </w:r>
-      <w:r>
-        <w:t xml:space="preserve">,</w:t>
-      </w:r>
-      <w:r>
-        <w:t xml:space="preserve">000-word dictionary makes prohibitive regardless of size – both real, unmodified, independently authored solvers, tested rather than assumed to fail. Doubling the cap to 600s changed exactly one outcome: ingrid_core went on to solve</w:t>
+        <w:t xml:space="preserve">Across all 20 grids, xfill resolved 19 (18 solved, 1 UNSAT; 1 timeout), orca-solver 18 (17 solved, 1 UNSAT; 2 timeouts), ingrid_core 17 (16 solved, 1 UNSAT; 3 timeouts), and crossword-composer 9 (8 solved, 1 UNSAT; 11 timeouts) – a real, unmodified, independently authored solver, not a strawman built to lose. Escalating the cap from 300s to 600s changed exactly one outcome: ingrid_core went on to solve</w:t>
       </w:r>
       <w:r>
         <w:t xml:space="preserve"> </w:t>
@@ -1415,7 +1634,7 @@
         <w:t xml:space="preserve"> </w:t>
       </w:r>
       <w:r>
-        <w:t xml:space="preserve">in 325s. Every other timeout – all 11 of crossword-composer’s, plus</w:t>
+        <w:t xml:space="preserve">in 325s. A further escalation to 1000s – the cap these figures use – changed none: every remaining timeout, all 11 of crossword-composer’s plus</w:t>
       </w:r>
       <w:r>
         <w:t xml:space="preserve"> </w:t>
@@ -1427,7 +1646,7 @@
         <w:t xml:space="preserve">sample_13x13</w:t>
       </w:r>
       <w:r>
-        <w:t xml:space="preserve">, the one grid no solver resolves at either cap – held: evidence these are hard, not under-budgeted. The point for this paper’s thesis is narrower than</w:t>
+        <w:t xml:space="preserve">, the one grid no solver resolves at any cap tested, held again: evidence these are hard, not under-budgeted. The point for this paper’s thesis is narrower than</w:t>
       </w:r>
       <w:r>
         <w:t xml:space="preserve"> </w:t>
@@ -1439,7 +1658,7 @@
         <w:t xml:space="preserve">: at the grid and dictionary sizes crossword filling actually requires, restarts, adaptive heuristics, and parallelism are not optional refinements – they are the premise on which the rest of this section, and the mechanism this paper contributes, depend.</w:t>
       </w:r>
     </w:p>
-    <w:bookmarkStart w:id="27" w:name="fig:speedup"/>
+    <w:bookmarkStart w:id="32" w:name="fig:speedup"/>
     <w:p>
       <w:pPr>
         <w:pStyle w:val="CaptionedFigure"/>
@@ -1447,20 +1666,20 @@
       <w:r>
         <w:drawing>
           <wp:inline>
-            <wp:extent cx="4907280" cy="1770849"/>
+            <wp:extent cx="4907280" cy="1823710"/>
             <wp:effectExtent b="0" l="0" r="0" t="0"/>
-            <wp:docPr descr="" title="" id="25" name="Picture"/>
+            <wp:docPr descr="" title="" id="30" name="Picture"/>
             <a:graphic>
               <a:graphicData uri="http://schemas.openxmlformats.org/drawingml/2006/picture">
                 <pic:pic>
                   <pic:nvPicPr>
-                    <pic:cNvPr descr="../benchmarks/urtc2026_testbench/results/figures/fig1b_speedup.pdf" id="26" name="Picture"/>
+                    <pic:cNvPr descr="../benchmarks/urtc2026_testbench/results/figures/fig1b_speedup.pdf" id="31" name="Picture"/>
                     <pic:cNvPicPr>
                       <a:picLocks noChangeArrowheads="1" noChangeAspect="1"/>
                     </pic:cNvPicPr>
                   </pic:nvPicPr>
                   <pic:blipFill>
-                    <a:blip r:embed="rId24"/>
+                    <a:blip r:embed="rId29"/>
                     <a:stretch>
                       <a:fillRect/>
                     </a:stretch>
@@ -1468,7 +1687,7 @@
                   <pic:spPr bwMode="auto">
                     <a:xfrm>
                       <a:off x="0" y="0"/>
-                      <a:ext cx="4907280" cy="1770849"/>
+                      <a:ext cx="4907280" cy="1823710"/>
                     </a:xfrm>
                     <a:prstGeom prst="rect">
                       <a:avLst/>
@@ -1492,7 +1711,7 @@
         <w:pStyle w:val="ImageCaption"/>
       </w:pPr>
       <w:r>
-        <w:t xml:space="preserve">Wall time to solve (log scale, 600s cap), four solvers, per scraped</w:t>
+        <w:t xml:space="preserve">Wall time to solve (log scale, 1000s cap), four solvers, per scraped</w:t>
       </w:r>
       <w:r>
         <w:t xml:space="preserve"> </w:t>
@@ -1518,6 +1737,237 @@
         <w:t xml:space="preserve">grid, sorted by xfill’s time. Hatched bars mark a timeout; crossword-composer times out on most grids, the same pattern reported by count in Section </w:t>
       </w:r>
       <w:hyperlink w:anchor="sec:naive">
+        <w:r>
+          <w:rPr>
+            <w:rStyle w:val="Hyperlink"/>
+          </w:rPr>
+          <w:t xml:space="preserve">5.5</w:t>
+        </w:r>
+      </w:hyperlink>
+      <w:r>
+        <w:t xml:space="preserve">. Label above the xfill/orca-solver pair is orca-solver time / xfill time; two grids (</w:t>
+      </w:r>
+      <w:r>
+        <w:rPr>
+          <w:rStyle w:val="VerbatimChar"/>
+        </w:rPr>
+        <w:t xml:space="preserve">grid_395</w:t>
+      </w:r>
+      <w:r>
+        <w:t xml:space="preserve">,</w:t>
+      </w:r>
+      <w:r>
+        <w:t xml:space="preserve"> </w:t>
+      </w:r>
+      <w:r>
+        <w:rPr>
+          <w:rStyle w:val="VerbatimChar"/>
+        </w:rPr>
+        <w:t xml:space="preserve">grid_479</w:t>
+      </w:r>
+      <w:r>
+        <w:t xml:space="preserve">) favor orca-solver, and on</w:t>
+      </w:r>
+      <w:r>
+        <w:t xml:space="preserve"> </w:t>
+      </w:r>
+      <w:r>
+        <w:rPr>
+          <w:rStyle w:val="VerbatimChar"/>
+        </w:rPr>
+        <w:t xml:space="preserve">grid_423</w:t>
+      </w:r>
+      <w:r>
+        <w:t xml:space="preserve"> </w:t>
+      </w:r>
+      <w:r>
+        <w:t xml:space="preserve">orca-solver cannot solve it even at this cap while xfill does, in 270s.</w:t>
+      </w:r>
+    </w:p>
+    <w:bookmarkEnd w:id="32"/>
+    <w:bookmarkEnd w:id="33"/>
+    <w:bookmarkStart w:id="34" w:name="sec:speedup"/>
+    <w:p>
+      <w:pPr>
+        <w:pStyle w:val="Heading2"/>
+      </w:pPr>
+      <w:r>
+        <w:t xml:space="preserve">Aggregate Speed Advantage Where Both Solve</w:t>
+      </w:r>
+    </w:p>
+    <w:p>
+      <w:pPr>
+        <w:pStyle w:val="FirstParagraph"/>
+      </w:pPr>
+      <w:r>
+        <w:t xml:space="preserve">Fig. </w:t>
+      </w:r>
+      <w:hyperlink w:anchor="fig:speedup">
+        <w:r>
+          <w:rPr>
+            <w:rStyle w:val="Hyperlink"/>
+          </w:rPr>
+          <w:t xml:space="preserve">4</w:t>
+        </w:r>
+      </w:hyperlink>
+      <w:r>
+        <w:t xml:space="preserve"> </w:t>
+      </w:r>
+      <w:r>
+        <w:t xml:space="preserve">quantifies the restart-portfolio/partition comparison on the scraped</w:t>
+      </w:r>
+      <w:r>
+        <w:t xml:space="preserve"> </w:t>
+      </w:r>
+      <m:oMath>
+        <m:r>
+          <m:t>15</m:t>
+        </m:r>
+        <m:r>
+          <m:rPr>
+            <m:sty m:val="p"/>
+          </m:rPr>
+          <m:t>×</m:t>
+        </m:r>
+        <m:r>
+          <m:t>15</m:t>
+        </m:r>
+      </m:oMath>
+      <w:r>
+        <w:t xml:space="preserve"> </w:t>
+      </w:r>
+      <w:r>
+        <w:t xml:space="preserve">corpus alone</w:t>
+      </w:r>
+      <w:r>
+        <w:t xml:space="preserve"> </w:t>
+      </w:r>
+      <w:r>
+        <w:t xml:space="preserve"> </w:t>
+      </w:r>
+      <w:r>
+        <w:t xml:space="preserve">– realistic-scale grids, rather than the curated size-graded set, which mixes in small grids that inflate the ratio. Of the 11 scraped grids (of 12) both xfill and orca-solver solve, xfill is faster on 9, with a median speedup of</w:t>
+      </w:r>
+      <w:r>
+        <w:t xml:space="preserve"> </w:t>
+      </w:r>
+      <m:oMath>
+        <m:r>
+          <m:t>494</m:t>
+        </m:r>
+        <m:r>
+          <m:rPr>
+            <m:sty m:val="p"/>
+          </m:rPr>
+          <m:t>×</m:t>
+        </m:r>
+      </m:oMath>
+      <w:r>
+        <w:t xml:space="preserve"> </w:t>
+      </w:r>
+      <w:r>
+        <w:t xml:space="preserve">and a geometric mean of</w:t>
+      </w:r>
+      <w:r>
+        <w:t xml:space="preserve"> </w:t>
+      </w:r>
+      <m:oMath>
+        <m:r>
+          <m:t>107</m:t>
+        </m:r>
+        <m:r>
+          <m:rPr>
+            <m:sty m:val="p"/>
+          </m:rPr>
+          <m:t>×</m:t>
+        </m:r>
+      </m:oMath>
+      <w:r>
+        <w:t xml:space="preserve">. Two exceptions run the other way: on</w:t>
+      </w:r>
+      <w:r>
+        <w:t xml:space="preserve"> </w:t>
+      </w:r>
+      <w:r>
+        <w:rPr>
+          <w:rStyle w:val="VerbatimChar"/>
+        </w:rPr>
+        <w:t xml:space="preserve">grid_395</w:t>
+      </w:r>
+      <w:r>
+        <w:t xml:space="preserve"> </w:t>
+      </w:r>
+      <w:r>
+        <w:t xml:space="preserve">and</w:t>
+      </w:r>
+      <w:r>
+        <w:t xml:space="preserve"> </w:t>
+      </w:r>
+      <w:r>
+        <w:rPr>
+          <w:rStyle w:val="VerbatimChar"/>
+        </w:rPr>
+        <w:t xml:space="preserve">grid_479</w:t>
+      </w:r>
+      <w:r>
+        <w:t xml:space="preserve">, orca-solver is faster, by</w:t>
+      </w:r>
+      <w:r>
+        <w:t xml:space="preserve"> </w:t>
+      </w:r>
+      <m:oMath>
+        <m:r>
+          <m:t>5.4</m:t>
+        </m:r>
+        <m:r>
+          <m:rPr>
+            <m:sty m:val="p"/>
+          </m:rPr>
+          <m:t>×</m:t>
+        </m:r>
+      </m:oMath>
+      <w:r>
+        <w:t xml:space="preserve"> </w:t>
+      </w:r>
+      <w:r>
+        <w:t xml:space="preserve">and</w:t>
+      </w:r>
+      <w:r>
+        <w:t xml:space="preserve"> </w:t>
+      </w:r>
+      <m:oMath>
+        <m:r>
+          <m:t>1.6</m:t>
+        </m:r>
+        <m:r>
+          <m:rPr>
+            <m:sty m:val="p"/>
+          </m:rPr>
+          <m:t>×</m:t>
+        </m:r>
+      </m:oMath>
+      <w:r>
+        <w:t xml:space="preserve"> </w:t>
+      </w:r>
+      <w:r>
+        <w:t xml:space="preserve">– consistent with</w:t>
+      </w:r>
+      <w:r>
+        <w:t xml:space="preserve"> </w:t>
+      </w:r>
+      <w:r>
+        <w:rPr>
+          <w:rStyle w:val="VerbatimChar"/>
+        </w:rPr>
+        <w:t xml:space="preserve">grid_115</w:t>
+      </w:r>
+      <w:r>
+        <w:t xml:space="preserve"> </w:t>
+      </w:r>
+      <w:r>
+        <w:t xml:space="preserve">in Section </w:t>
+      </w:r>
+      <w:hyperlink w:anchor="sec:scaling">
         <w:r>
           <w:rPr>
             <w:rStyle w:val="Hyperlink"/>
@@ -1526,12 +1976,47 @@
         </w:r>
       </w:hyperlink>
       <w:r>
-        <w:t xml:space="preserve"> </w:t>
-      </w:r>
-      <w:r>
-        <w:t xml:space="preserve">(savin_crossword is excluded entirely, also Section </w:t>
-      </w:r>
-      <w:hyperlink w:anchor="sec:naive">
+        <w:t xml:space="preserve">, not every grid favors either architecture.</w:t>
+      </w:r>
+      <w:r>
+        <w:t xml:space="preserve"> </w:t>
+      </w:r>
+      <w:r>
+        <w:rPr>
+          <w:rStyle w:val="VerbatimChar"/>
+        </w:rPr>
+        <w:t xml:space="preserve">grid_423</w:t>
+      </w:r>
+      <w:r>
+        <w:t xml:space="preserve">, the twelfth scraped grid, sharpens this in the opposite direction: xfill solves it in 270s where orca-solver cannot, even at this paper’s full 1000s cap – a completion advantage, not just a speed one (revisited in Section </w:t>
+      </w:r>
+      <w:hyperlink w:anchor="sec:ablation">
+        <w:r>
+          <w:rPr>
+            <w:rStyle w:val="Hyperlink"/>
+          </w:rPr>
+          <w:t xml:space="preserve">5.2</w:t>
+        </w:r>
+      </w:hyperlink>
+      <w:r>
+        <w:t xml:space="preserve">). Across the full 20-grid sample, xfill resolves 19, orca-solver 18, both agree on the sample’s one correct UNSAT proof, and both are stuck only on</w:t>
+      </w:r>
+      <w:r>
+        <w:t xml:space="preserve"> </w:t>
+      </w:r>
+      <w:r>
+        <w:rPr>
+          <w:rStyle w:val="VerbatimChar"/>
+        </w:rPr>
+        <w:t xml:space="preserve">sample_13x13</w:t>
+      </w:r>
+      <w:r>
+        <w:t xml:space="preserve"> </w:t>
+      </w:r>
+      <w:r>
+        <w:t xml:space="preserve">– a narrower gap on success alone than on speed, which is why Sections </w:t>
+      </w:r>
+      <w:hyperlink w:anchor="sec:scaling">
         <w:r>
           <w:rPr>
             <w:rStyle w:val="Hyperlink"/>
@@ -1540,275 +2025,6 @@
         </w:r>
       </w:hyperlink>
       <w:r>
-        <w:t xml:space="preserve">). Label above the xfill/orca-solver pair is orca-solver time / xfill time; two grids (</w:t>
-      </w:r>
-      <w:r>
-        <w:rPr>
-          <w:rStyle w:val="VerbatimChar"/>
-        </w:rPr>
-        <w:t xml:space="preserve">grid_395</w:t>
-      </w:r>
-      <w:r>
-        <w:t xml:space="preserve">,</w:t>
-      </w:r>
-      <w:r>
-        <w:t xml:space="preserve"> </w:t>
-      </w:r>
-      <w:r>
-        <w:rPr>
-          <w:rStyle w:val="VerbatimChar"/>
-        </w:rPr>
-        <w:t xml:space="preserve">grid_479</w:t>
-      </w:r>
-      <w:r>
-        <w:t xml:space="preserve">) favor orca-solver, and on</w:t>
-      </w:r>
-      <w:r>
-        <w:t xml:space="preserve"> </w:t>
-      </w:r>
-      <w:r>
-        <w:rPr>
-          <w:rStyle w:val="VerbatimChar"/>
-        </w:rPr>
-        <w:t xml:space="preserve">grid_423</w:t>
-      </w:r>
-      <w:r>
-        <w:t xml:space="preserve"> </w:t>
-      </w:r>
-      <w:r>
-        <w:t xml:space="preserve">orca-solver cannot solve it even at this cap while xfill does, in 270s.</w:t>
-      </w:r>
-    </w:p>
-    <w:bookmarkEnd w:id="27"/>
-    <w:bookmarkEnd w:id="28"/>
-    <w:bookmarkStart w:id="29" w:name="sec:speedup"/>
-    <w:p>
-      <w:pPr>
-        <w:pStyle w:val="Heading2"/>
-      </w:pPr>
-      <w:r>
-        <w:t xml:space="preserve">Aggregate Speed Advantage Where Both Solve</w:t>
-      </w:r>
-    </w:p>
-    <w:p>
-      <w:pPr>
-        <w:pStyle w:val="FirstParagraph"/>
-      </w:pPr>
-      <w:r>
-        <w:t xml:space="preserve">Fig. </w:t>
-      </w:r>
-      <w:hyperlink w:anchor="fig:speedup">
-        <w:r>
-          <w:rPr>
-            <w:rStyle w:val="Hyperlink"/>
-          </w:rPr>
-          <w:t xml:space="preserve">3</w:t>
-        </w:r>
-      </w:hyperlink>
-      <w:r>
-        <w:t xml:space="preserve"> </w:t>
-      </w:r>
-      <w:r>
-        <w:t xml:space="preserve">quantifies the restart-portfolio/partition comparison on the scraped</w:t>
-      </w:r>
-      <w:r>
-        <w:t xml:space="preserve"> </w:t>
-      </w:r>
-      <m:oMath>
-        <m:r>
-          <m:t>15</m:t>
-        </m:r>
-        <m:r>
-          <m:rPr>
-            <m:sty m:val="p"/>
-          </m:rPr>
-          <m:t>×</m:t>
-        </m:r>
-        <m:r>
-          <m:t>15</m:t>
-        </m:r>
-      </m:oMath>
-      <w:r>
-        <w:t xml:space="preserve"> </w:t>
-      </w:r>
-      <w:r>
-        <w:t xml:space="preserve">corpus alone</w:t>
-      </w:r>
-      <w:r>
-        <w:t xml:space="preserve"> </w:t>
-      </w:r>
-      <w:r>
-        <w:t xml:space="preserve"> </w:t>
-      </w:r>
-      <w:r>
-        <w:t xml:space="preserve">– realistic-scale grids, rather than the curated size-graded set, which mixes in small grids that inflate the ratio. Of the 11 scraped grids (of 12) both xfill and orca-solver solve, xfill is faster on 9, with a median speedup of</w:t>
-      </w:r>
-      <w:r>
-        <w:t xml:space="preserve"> </w:t>
-      </w:r>
-      <m:oMath>
-        <m:r>
-          <m:t>494</m:t>
-        </m:r>
-        <m:r>
-          <m:rPr>
-            <m:sty m:val="p"/>
-          </m:rPr>
-          <m:t>×</m:t>
-        </m:r>
-      </m:oMath>
-      <w:r>
-        <w:t xml:space="preserve"> </w:t>
-      </w:r>
-      <w:r>
-        <w:t xml:space="preserve">and a geometric mean of</w:t>
-      </w:r>
-      <w:r>
-        <w:t xml:space="preserve"> </w:t>
-      </w:r>
-      <m:oMath>
-        <m:r>
-          <m:t>107</m:t>
-        </m:r>
-        <m:r>
-          <m:rPr>
-            <m:sty m:val="p"/>
-          </m:rPr>
-          <m:t>×</m:t>
-        </m:r>
-      </m:oMath>
-      <w:r>
-        <w:t xml:space="preserve">. Two exceptions run the other way: on</w:t>
-      </w:r>
-      <w:r>
-        <w:t xml:space="preserve"> </w:t>
-      </w:r>
-      <w:r>
-        <w:rPr>
-          <w:rStyle w:val="VerbatimChar"/>
-        </w:rPr>
-        <w:t xml:space="preserve">grid_395</w:t>
-      </w:r>
-      <w:r>
-        <w:t xml:space="preserve"> </w:t>
-      </w:r>
-      <w:r>
-        <w:t xml:space="preserve">and</w:t>
-      </w:r>
-      <w:r>
-        <w:t xml:space="preserve"> </w:t>
-      </w:r>
-      <w:r>
-        <w:rPr>
-          <w:rStyle w:val="VerbatimChar"/>
-        </w:rPr>
-        <w:t xml:space="preserve">grid_479</w:t>
-      </w:r>
-      <w:r>
-        <w:t xml:space="preserve">, orca-solver is faster, by</w:t>
-      </w:r>
-      <w:r>
-        <w:t xml:space="preserve"> </w:t>
-      </w:r>
-      <m:oMath>
-        <m:r>
-          <m:t>5.4</m:t>
-        </m:r>
-        <m:r>
-          <m:rPr>
-            <m:sty m:val="p"/>
-          </m:rPr>
-          <m:t>×</m:t>
-        </m:r>
-      </m:oMath>
-      <w:r>
-        <w:t xml:space="preserve"> </w:t>
-      </w:r>
-      <w:r>
-        <w:t xml:space="preserve">and</w:t>
-      </w:r>
-      <w:r>
-        <w:t xml:space="preserve"> </w:t>
-      </w:r>
-      <m:oMath>
-        <m:r>
-          <m:t>1.6</m:t>
-        </m:r>
-        <m:r>
-          <m:rPr>
-            <m:sty m:val="p"/>
-          </m:rPr>
-          <m:t>×</m:t>
-        </m:r>
-      </m:oMath>
-      <w:r>
-        <w:t xml:space="preserve"> </w:t>
-      </w:r>
-      <w:r>
-        <w:t xml:space="preserve">– consistent with</w:t>
-      </w:r>
-      <w:r>
-        <w:t xml:space="preserve"> </w:t>
-      </w:r>
-      <w:r>
-        <w:rPr>
-          <w:rStyle w:val="VerbatimChar"/>
-        </w:rPr>
-        <w:t xml:space="preserve">grid_115</w:t>
-      </w:r>
-      <w:r>
-        <w:t xml:space="preserve"> </w:t>
-      </w:r>
-      <w:r>
-        <w:t xml:space="preserve">in Section </w:t>
-      </w:r>
-      <w:hyperlink w:anchor="sec:scaling">
-        <w:r>
-          <w:rPr>
-            <w:rStyle w:val="Hyperlink"/>
-          </w:rPr>
-          <w:t xml:space="preserve">5.3</w:t>
-        </w:r>
-      </w:hyperlink>
-      <w:r>
-        <w:t xml:space="preserve">, not every grid favors either architecture.</w:t>
-      </w:r>
-      <w:r>
-        <w:t xml:space="preserve"> </w:t>
-      </w:r>
-      <w:r>
-        <w:rPr>
-          <w:rStyle w:val="VerbatimChar"/>
-        </w:rPr>
-        <w:t xml:space="preserve">grid_423</w:t>
-      </w:r>
-      <w:r>
-        <w:t xml:space="preserve">, the twelfth scraped grid, sharpens this in the opposite direction: xfill solves it in 270s where orca-solver cannot, even given double the budget – a completion advantage, not just a speed one. Across the full 20-grid sample, xfill resolves 19, orca-solver 18, both agree on the sample’s one correct UNSAT proof, and both are stuck only on</w:t>
-      </w:r>
-      <w:r>
-        <w:t xml:space="preserve"> </w:t>
-      </w:r>
-      <w:r>
-        <w:rPr>
-          <w:rStyle w:val="VerbatimChar"/>
-        </w:rPr>
-        <w:t xml:space="preserve">sample_13x13</w:t>
-      </w:r>
-      <w:r>
-        <w:t xml:space="preserve"> </w:t>
-      </w:r>
-      <w:r>
-        <w:t xml:space="preserve">– a narrower gap on success alone than on speed, which is why Sections </w:t>
-      </w:r>
-      <w:hyperlink w:anchor="sec:scaling">
-        <w:r>
-          <w:rPr>
-            <w:rStyle w:val="Hyperlink"/>
-          </w:rPr>
-          <w:t xml:space="preserve">5.3</w:t>
-        </w:r>
-      </w:hyperlink>
-      <w:r>
         <w:t xml:space="preserve"> </w:t>
       </w:r>
       <w:r>
@@ -1819,18 +2035,18 @@
           <w:rPr>
             <w:rStyle w:val="Hyperlink"/>
           </w:rPr>
-          <w:t xml:space="preserve">5.7</w:t>
+          <w:t xml:space="preserve">5.2</w:t>
         </w:r>
       </w:hyperlink>
       <w:r>
         <w:t xml:space="preserve"> </w:t>
       </w:r>
       <w:r>
-        <w:t xml:space="preserve">use a harder, pre-existing grid list to find where the architectures actually diverge.</w:t>
-      </w:r>
-    </w:p>
-    <w:bookmarkEnd w:id="29"/>
-    <w:bookmarkStart w:id="34" w:name="sec:exhaustive"/>
+        <w:t xml:space="preserve">both turn to a harder, pre-existing grid list for a more demanding test.</w:t>
+      </w:r>
+    </w:p>
+    <w:bookmarkEnd w:id="34"/>
+    <w:bookmarkStart w:id="35" w:name="sec:exhaustive"/>
     <w:p>
       <w:pPr>
         <w:pStyle w:val="Heading2"/>
@@ -1918,62 +2134,87 @@
         <w:t xml:space="preserve">.</w:t>
       </w:r>
     </w:p>
-    <w:bookmarkStart w:id="33" w:name="fig:ablation"/>
-    <w:p>
-      <w:pPr>
-        <w:pStyle w:val="CaptionedFigure"/>
-      </w:pPr>
-      <w:r>
-        <w:drawing>
-          <wp:inline>
-            <wp:extent cx="5067300" cy="1203483"/>
-            <wp:effectExtent b="0" l="0" r="0" t="0"/>
-            <wp:docPr descr="" title="" id="31" name="Picture"/>
-            <a:graphic>
-              <a:graphicData uri="http://schemas.openxmlformats.org/drawingml/2006/picture">
-                <pic:pic>
-                  <pic:nvPicPr>
-                    <pic:cNvPr descr="../benchmarks/urtc2026_testbench/results/figures/fig4_ablation.pdf" id="32" name="Picture"/>
-                    <pic:cNvPicPr>
-                      <a:picLocks noChangeArrowheads="1" noChangeAspect="1"/>
-                    </pic:cNvPicPr>
-                  </pic:nvPicPr>
-                  <pic:blipFill>
-                    <a:blip r:embed="rId30"/>
-                    <a:stretch>
-                      <a:fillRect/>
-                    </a:stretch>
-                  </pic:blipFill>
-                  <pic:spPr bwMode="auto">
-                    <a:xfrm>
-                      <a:off x="0" y="0"/>
-                      <a:ext cx="5067300" cy="1203483"/>
-                    </a:xfrm>
-                    <a:prstGeom prst="rect">
-                      <a:avLst/>
-                    </a:prstGeom>
-                    <a:noFill/>
-                    <a:ln w="9525">
-                      <a:noFill/>
-                      <a:headEnd/>
-                      <a:tailEnd/>
-                    </a:ln>
-                  </pic:spPr>
-                </pic:pic>
-              </a:graphicData>
-            </a:graphic>
-          </wp:inline>
-        </w:drawing>
-      </w:r>
-    </w:p>
-    <w:p>
-      <w:pPr>
-        <w:pStyle w:val="ImageCaption"/>
-      </w:pPr>
-      <w:r>
-        <w:t xml:space="preserve">Shared-conflict-weight ablation, off vs. on, 14 threads: the known-hard list from Fig. </w:t>
+    <w:bookmarkEnd w:id="35"/>
+    <w:bookmarkEnd w:id="36"/>
+    <w:bookmarkStart w:id="37" w:name="discussion"/>
+    <w:p>
+      <w:pPr>
+        <w:pStyle w:val="Heading1"/>
+      </w:pPr>
+      <w:r>
+        <w:t xml:space="preserve">Discussion</w:t>
+      </w:r>
+    </w:p>
+    <w:p>
+      <w:pPr>
+        <w:pStyle w:val="FirstParagraph"/>
+      </w:pPr>
+      <w:r>
+        <w:t xml:space="preserve">The architectural comparison and the mechanism ablation share one underlying cause: restart portfolios benefit from heavy-tailed runtimes, so more independent draws raise the chance of an early lucky one, which is why oversubscribing thread count helped in Section </w:t>
+      </w:r>
+      <w:hyperlink w:anchor="sec:oversub">
+        <w:r>
+          <w:rPr>
+            <w:rStyle w:val="Hyperlink"/>
+          </w:rPr>
+          <w:t xml:space="preserve">5.3</w:t>
+        </w:r>
+      </w:hyperlink>
+      <w:r>
+        <w:t xml:space="preserve"> </w:t>
+      </w:r>
+      <w:r>
+        <w:t xml:space="preserve">and Fig. </w:t>
       </w:r>
       <w:hyperlink w:anchor="fig:scaling">
+        <w:r>
+          <w:rPr>
+            <w:rStyle w:val="Hyperlink"/>
+          </w:rPr>
+          <w:t xml:space="preserve">2</w:t>
+        </w:r>
+      </w:hyperlink>
+      <w:r>
+        <w:t xml:space="preserve">, and why</w:t>
+      </w:r>
+      <w:r>
+        <w:t xml:space="preserve"> </w:t>
+      </w:r>
+      <w:r>
+        <w:rPr>
+          <w:rStyle w:val="VerbatimChar"/>
+        </w:rPr>
+        <w:t xml:space="preserve">grid_423</w:t>
+      </w:r>
+      <w:r>
+        <w:t xml:space="preserve"> </w:t>
+      </w:r>
+      <w:r>
+        <w:t xml:space="preserve">(Fig. </w:t>
+      </w:r>
+      <w:hyperlink w:anchor="fig:speedup">
+        <w:r>
+          <w:rPr>
+            <w:rStyle w:val="Hyperlink"/>
+          </w:rPr>
+          <w:t xml:space="preserve">4</w:t>
+        </w:r>
+      </w:hyperlink>
+      <w:r>
+        <w:t xml:space="preserve">) goes further: more draws can succeed where a fixed partition cannot. Partitioned search instead gives genuine non-overlapping coverage, which is what Section </w:t>
+      </w:r>
+      <w:hyperlink w:anchor="sec:exhaustive">
+        <w:r>
+          <w:rPr>
+            <w:rStyle w:val="Hyperlink"/>
+          </w:rPr>
+          <w:t xml:space="preserve">5.7</w:t>
+        </w:r>
+      </w:hyperlink>
+      <w:r>
+        <w:t xml:space="preserve">’s proof of unsatisfiability required. The same heavy-tailedness explains Fig. </w:t>
+      </w:r>
+      <w:hyperlink w:anchor="fig:ablation">
         <w:r>
           <w:rPr>
             <w:rStyle w:val="Hyperlink"/>
@@ -1982,41 +2223,17 @@
         </w:r>
       </w:hyperlink>
       <w:r>
-        <w:t xml:space="preserve"> </w:t>
-      </w:r>
-      <w:r>
-        <w:t xml:space="preserve">(left three, 6 trials, 45s cap) and three grids from the paper’s own scraped-</w:t>
-      </w:r>
-      <m:oMath>
-        <m:r>
-          <m:t>15</m:t>
-        </m:r>
-        <m:r>
-          <m:rPr>
-            <m:sty m:val="p"/>
-          </m:rPr>
-          <m:t>×</m:t>
-        </m:r>
-        <m:r>
-          <m:t>15</m:t>
-        </m:r>
-      </m:oMath>
-      <w:r>
-        <w:t xml:space="preserve"> </w:t>
-      </w:r>
-      <w:r>
-        <w:t xml:space="preserve">corpus (right three, 5 trials, 300s cap; the other 9 of 12 solve in under a second and are omitted). Bars mark the median; hollow points hit the cap. Shared weights are not uniformly better: the same win/wash/loss pattern appears independently on both grid sets.</w:t>
-      </w:r>
-    </w:p>
-    <w:bookmarkEnd w:id="33"/>
-    <w:bookmarkEnd w:id="34"/>
-    <w:bookmarkStart w:id="35" w:name="sec:ablation"/>
-    <w:p>
-      <w:pPr>
-        <w:pStyle w:val="Heading2"/>
-      </w:pPr>
-      <w:r>
-        <w:t xml:space="preserve">Isolating the Mechanism: A Shared-Weight Ablation</w:t>
+        <w:t xml:space="preserve">’s mixed result: shared conflict weights change which draw from the tail each worker takes, which can land on a worse draw as easily as a better one, netting out as an improvement only once averaged over a broader, typical corpus.</w:t>
+      </w:r>
+    </w:p>
+    <w:bookmarkEnd w:id="37"/>
+    <w:bookmarkStart w:id="38" w:name="limitations-and-conclusion"/>
+    <w:p>
+      <w:pPr>
+        <w:pStyle w:val="Heading1"/>
+      </w:pPr>
+      <w:r>
+        <w:t xml:space="preserve">Limitations and Conclusion</w:t>
       </w:r>
     </w:p>
     <w:p>
@@ -2024,22 +2241,37 @@
         <w:pStyle w:val="FirstParagraph"/>
       </w:pPr>
       <w:r>
-        <w:t xml:space="preserve">Everything above tests xfill’s architecture against a different codebase’s; this section tests xfill against itself, with one environment variable flipped: same solver, same grid, same dictionary, same 14 threads,</w:t>
-      </w:r>
-      <w:r>
-        <w:t xml:space="preserve"> </w:t>
-      </w:r>
-      <w:r>
-        <w:rPr>
-          <w:rStyle w:val="VerbatimChar"/>
-        </w:rPr>
-        <w:t xml:space="preserve">XFILL_DISABLE_SHARED_WEIGHTS</w:t>
-      </w:r>
-      <w:r>
-        <w:t xml:space="preserve"> </w:t>
-      </w:r>
-      <w:r>
-        <w:t xml:space="preserve">on and off, several trials each, on grids from two independent sources: the known-hard list used throughout Section </w:t>
+        <w:t xml:space="preserve">All timing results are from one 14-core machine and one dictionary derived from a specific freely available word list; neither the thread-scaling numbers nor Section </w:t>
+      </w:r>
+      <w:hyperlink w:anchor="sec:exhaustive">
+        <w:r>
+          <w:rPr>
+            <w:rStyle w:val="Hyperlink"/>
+          </w:rPr>
+          <w:t xml:space="preserve">5.7</w:t>
+        </w:r>
+      </w:hyperlink>
+      <w:r>
+        <w:t xml:space="preserve">’s unsatisfiability result should be read as hardware- or dictionary-independent claims. Both principal solvers are actively developed; exact commit hashes are recorded in the testbench README.</w:t>
+      </w:r>
+    </w:p>
+    <w:p>
+      <w:pPr>
+        <w:pStyle w:val="BodyText"/>
+      </w:pPr>
+      <w:r>
+        <w:t xml:space="preserve">This paper’s contribution is the mechanism in Section </w:t>
+      </w:r>
+      <w:hyperlink w:anchor="sec:arch">
+        <w:r>
+          <w:rPr>
+            <w:rStyle w:val="Hyperlink"/>
+          </w:rPr>
+          <w:t xml:space="preserve">3</w:t>
+        </w:r>
+      </w:hyperlink>
+      <w:r>
+        <w:t xml:space="preserve">: concurrent conflict-weight sharing across a restart portfolio that never partitions, occupying a gap that three adjacent lines of prior work leave open. The architectural comparison in Section </w:t>
       </w:r>
       <w:hyperlink w:anchor="sec:experiments">
         <w:r>
@@ -2050,389 +2282,6 @@
         </w:r>
       </w:hyperlink>
       <w:r>
-        <w:t xml:space="preserve">, and three grids from the paper’s own main scraped-</w:t>
-      </w:r>
-      <m:oMath>
-        <m:r>
-          <m:t>15</m:t>
-        </m:r>
-        <m:r>
-          <m:rPr>
-            <m:sty m:val="p"/>
-          </m:rPr>
-          <m:t>×</m:t>
-        </m:r>
-        <m:r>
-          <m:t>15</m:t>
-        </m:r>
-      </m:oMath>
-      <w:r>
-        <w:t xml:space="preserve"> </w:t>
-      </w:r>
-      <w:r>
-        <w:t xml:space="preserve">corpus, to check the first result is not an artifact of one curated list.</w:t>
-      </w:r>
-    </w:p>
-    <w:p>
-      <w:pPr>
-        <w:pStyle w:val="BodyText"/>
-      </w:pPr>
-      <w:r>
-        <w:t xml:space="preserve">Fig. </w:t>
-      </w:r>
-      <w:hyperlink w:anchor="fig:ablation">
-        <w:r>
-          <w:rPr>
-            <w:rStyle w:val="Hyperlink"/>
-          </w:rPr>
-          <w:t xml:space="preserve">4</w:t>
-        </w:r>
-      </w:hyperlink>
-      <w:r>
-        <w:t xml:space="preserve"> </w:t>
-      </w:r>
-      <w:r>
-        <w:t xml:space="preserve">does</w:t>
-      </w:r>
-      <w:r>
-        <w:t xml:space="preserve"> </w:t>
-      </w:r>
-      <w:r>
-        <w:rPr>
-          <w:i/>
-          <w:iCs/>
-        </w:rPr>
-        <w:t xml:space="preserve">not</w:t>
-      </w:r>
-      <w:r>
-        <w:t xml:space="preserve"> </w:t>
-      </w:r>
-      <w:r>
-        <w:t xml:space="preserve">show a uniform win, on either grid set, and we report that plainly. On</w:t>
-      </w:r>
-      <w:r>
-        <w:t xml:space="preserve"> </w:t>
-      </w:r>
-      <w:r>
-        <w:rPr>
-          <w:rStyle w:val="VerbatimChar"/>
-        </w:rPr>
-        <w:t xml:space="preserve">grid_053</w:t>
-      </w:r>
-      <w:r>
-        <w:t xml:space="preserve">, the unshared baseline is faster on the median (0.72s vs. 2.77s) and far tighter (0.66–0.76s vs. 0.07–3.71s). On</w:t>
-      </w:r>
-      <w:r>
-        <w:t xml:space="preserve"> </w:t>
-      </w:r>
-      <w:r>
-        <w:rPr>
-          <w:rStyle w:val="VerbatimChar"/>
-        </w:rPr>
-        <w:t xml:space="preserve">grid_058</w:t>
-      </w:r>
-      <w:r>
-        <w:t xml:space="preserve"> </w:t>
-      </w:r>
-      <w:r>
-        <w:t xml:space="preserve">and</w:t>
-      </w:r>
-      <w:r>
-        <w:t xml:space="preserve"> </w:t>
-      </w:r>
-      <w:r>
-        <w:rPr>
-          <w:rStyle w:val="VerbatimChar"/>
-        </w:rPr>
-        <w:t xml:space="preserve">grid_479</w:t>
-      </w:r>
-      <w:r>
-        <w:t xml:space="preserve">, medians are similar but shared weights show wider spread. On</w:t>
-      </w:r>
-      <w:r>
-        <w:t xml:space="preserve"> </w:t>
-      </w:r>
-      <w:r>
-        <w:rPr>
-          <w:rStyle w:val="VerbatimChar"/>
-        </w:rPr>
-        <w:t xml:space="preserve">grid_120</w:t>
-      </w:r>
-      <w:r>
-        <w:t xml:space="preserve">, shared weights reach a lower best case but also produce the only outright timeout among those eighteen trials.</w:t>
-      </w:r>
-      <w:r>
-        <w:t xml:space="preserve"> </w:t>
-      </w:r>
-      <w:r>
-        <w:rPr>
-          <w:rStyle w:val="VerbatimChar"/>
-        </w:rPr>
-        <w:t xml:space="preserve">grid_395</w:t>
-      </w:r>
-      <w:r>
-        <w:t xml:space="preserve"> </w:t>
-      </w:r>
-      <w:r>
-        <w:t xml:space="preserve">and</w:t>
-      </w:r>
-      <w:r>
-        <w:t xml:space="preserve"> </w:t>
-      </w:r>
-      <w:r>
-        <w:rPr>
-          <w:rStyle w:val="VerbatimChar"/>
-        </w:rPr>
-        <w:t xml:space="preserve">grid_423</w:t>
-      </w:r>
-      <w:r>
-        <w:t xml:space="preserve"> </w:t>
-      </w:r>
-      <w:r>
-        <w:t xml:space="preserve">sharpen both directions: a clean</w:t>
-      </w:r>
-      <w:r>
-        <w:t xml:space="preserve"> </w:t>
-      </w:r>
-      <m:oMath>
-        <m:r>
-          <m:t>7</m:t>
-        </m:r>
-      </m:oMath>
-      <w:r>
-        <w:t xml:space="preserve">–</w:t>
-      </w:r>
-      <m:oMath>
-        <m:r>
-          <m:t>10</m:t>
-        </m:r>
-        <m:r>
-          <m:rPr>
-            <m:sty m:val="p"/>
-          </m:rPr>
-          <m:t>×</m:t>
-        </m:r>
-      </m:oMath>
-      <w:r>
-        <w:t xml:space="preserve"> </w:t>
-      </w:r>
-      <w:r>
-        <w:t xml:space="preserve">win on the former (36.9s vs. 271.4s median), and actively worse on the latter – all 5 trials hit the 300s cap, where disabling shared weights solves it reliably at</w:t>
-      </w:r>
-      <w:r>
-        <w:t xml:space="preserve"> </w:t>
-      </w:r>
-      <m:oMath>
-        <m:r>
-          <m:rPr>
-            <m:sty m:val="p"/>
-          </m:rPr>
-          <m:t>∼</m:t>
-        </m:r>
-      </m:oMath>
-      <w:r>
-        <w:t xml:space="preserve">180s every time. That last result complicates Section </w:t>
-      </w:r>
-      <w:hyperlink w:anchor="sec:speedup">
-        <w:r>
-          <w:rPr>
-            <w:rStyle w:val="Hyperlink"/>
-          </w:rPr>
-          <w:t xml:space="preserve">5.5</w:t>
-        </w:r>
-      </w:hyperlink>
-      <w:r>
-        <w:t xml:space="preserve">: the same run that gave xfill its completion advantage over orca-solver on</w:t>
-      </w:r>
-      <w:r>
-        <w:t xml:space="preserve"> </w:t>
-      </w:r>
-      <w:r>
-        <w:rPr>
-          <w:rStyle w:val="VerbatimChar"/>
-        </w:rPr>
-        <w:t xml:space="preserve">grid_423</w:t>
-      </w:r>
-      <w:r>
-        <w:t xml:space="preserve"> </w:t>
-      </w:r>
-      <w:r>
-        <w:t xml:space="preserve">also timed out in 2 of its own 5 trials – shared weights are exactly what make that grid unreliable for xfill in the first place. Against Section </w:t>
-      </w:r>
-      <w:hyperlink w:anchor="sec:arch">
-        <w:r>
-          <w:rPr>
-            <w:rStyle w:val="Hyperlink"/>
-          </w:rPr>
-          <w:t xml:space="preserve">3</w:t>
-        </w:r>
-      </w:hyperlink>
-      <w:r>
-        <w:t xml:space="preserve">’s broader-corpus finding of a consistent win, the synthesis is regime-dependent: shared weights help on typical grids by redistributing which crossings each worker deprioritizes, but at the extreme difficulty end they trade tight, well-behaved variance for a wider one that is not reliably better, and sometimes reliably worse. We have no evidence for a uniform win, so we do not claim one – the same standard Section </w:t>
-      </w:r>
-      <w:hyperlink w:anchor="sec:negative">
-        <w:r>
-          <w:rPr>
-            <w:rStyle w:val="Hyperlink"/>
-          </w:rPr>
-          <w:t xml:space="preserve">4</w:t>
-        </w:r>
-      </w:hyperlink>
-      <w:r>
-        <w:t xml:space="preserve"> </w:t>
-      </w:r>
-      <w:r>
-        <w:t xml:space="preserve">applies to the heuristics it rules out.</w:t>
-      </w:r>
-    </w:p>
-    <w:bookmarkEnd w:id="35"/>
-    <w:bookmarkEnd w:id="36"/>
-    <w:bookmarkStart w:id="37" w:name="discussion"/>
-    <w:p>
-      <w:pPr>
-        <w:pStyle w:val="Heading1"/>
-      </w:pPr>
-      <w:r>
-        <w:t xml:space="preserve">Discussion</w:t>
-      </w:r>
-    </w:p>
-    <w:p>
-      <w:pPr>
-        <w:pStyle w:val="FirstParagraph"/>
-      </w:pPr>
-      <w:r>
-        <w:t xml:space="preserve">The architectural comparison and the mechanism ablation share one underlying cause: restart portfolios benefit from heavy-tailed runtimes, so more independent draws raise the chance of an early lucky one, which is why oversubscribing thread count helped in Section </w:t>
-      </w:r>
-      <w:hyperlink w:anchor="sec:oversub">
-        <w:r>
-          <w:rPr>
-            <w:rStyle w:val="Hyperlink"/>
-          </w:rPr>
-          <w:t xml:space="preserve">5.2</w:t>
-        </w:r>
-      </w:hyperlink>
-      <w:r>
-        <w:t xml:space="preserve"> </w:t>
-      </w:r>
-      <w:r>
-        <w:t xml:space="preserve">and Fig. </w:t>
-      </w:r>
-      <w:hyperlink w:anchor="fig:scaling">
-        <w:r>
-          <w:rPr>
-            <w:rStyle w:val="Hyperlink"/>
-          </w:rPr>
-          <w:t xml:space="preserve">1</w:t>
-        </w:r>
-      </w:hyperlink>
-      <w:r>
-        <w:t xml:space="preserve">, and why</w:t>
-      </w:r>
-      <w:r>
-        <w:t xml:space="preserve"> </w:t>
-      </w:r>
-      <w:r>
-        <w:rPr>
-          <w:rStyle w:val="VerbatimChar"/>
-        </w:rPr>
-        <w:t xml:space="preserve">grid_423</w:t>
-      </w:r>
-      <w:r>
-        <w:t xml:space="preserve"> </w:t>
-      </w:r>
-      <w:r>
-        <w:t xml:space="preserve">(Fig. </w:t>
-      </w:r>
-      <w:hyperlink w:anchor="fig:speedup">
-        <w:r>
-          <w:rPr>
-            <w:rStyle w:val="Hyperlink"/>
-          </w:rPr>
-          <w:t xml:space="preserve">3</w:t>
-        </w:r>
-      </w:hyperlink>
-      <w:r>
-        <w:t xml:space="preserve">) goes further: more draws can succeed where a fixed partition cannot. Partitioned search instead gives genuine non-overlapping coverage, which is what Section </w:t>
-      </w:r>
-      <w:hyperlink w:anchor="sec:exhaustive">
-        <w:r>
-          <w:rPr>
-            <w:rStyle w:val="Hyperlink"/>
-          </w:rPr>
-          <w:t xml:space="preserve">5.6</w:t>
-        </w:r>
-      </w:hyperlink>
-      <w:r>
-        <w:t xml:space="preserve">’s proof of unsatisfiability required. The same heavy-tailedness explains Fig. </w:t>
-      </w:r>
-      <w:hyperlink w:anchor="fig:ablation">
-        <w:r>
-          <w:rPr>
-            <w:rStyle w:val="Hyperlink"/>
-          </w:rPr>
-          <w:t xml:space="preserve">4</w:t>
-        </w:r>
-      </w:hyperlink>
-      <w:r>
-        <w:t xml:space="preserve">’s mixed result: shared conflict weights change which draw from the tail each worker takes, which can land on a worse draw as easily as a better one, netting out as an improvement only once averaged over a broader, typical corpus.</w:t>
-      </w:r>
-    </w:p>
-    <w:bookmarkEnd w:id="37"/>
-    <w:bookmarkStart w:id="38" w:name="limitations-and-conclusion"/>
-    <w:p>
-      <w:pPr>
-        <w:pStyle w:val="Heading1"/>
-      </w:pPr>
-      <w:r>
-        <w:t xml:space="preserve">Limitations and Conclusion</w:t>
-      </w:r>
-    </w:p>
-    <w:p>
-      <w:pPr>
-        <w:pStyle w:val="FirstParagraph"/>
-      </w:pPr>
-      <w:r>
-        <w:t xml:space="preserve">All timing results are from one 14-core machine and one dictionary derived from a specific freely available word list; neither the thread-scaling numbers nor Section </w:t>
-      </w:r>
-      <w:hyperlink w:anchor="sec:exhaustive">
-        <w:r>
-          <w:rPr>
-            <w:rStyle w:val="Hyperlink"/>
-          </w:rPr>
-          <w:t xml:space="preserve">5.6</w:t>
-        </w:r>
-      </w:hyperlink>
-      <w:r>
-        <w:t xml:space="preserve">’s unsatisfiability result should be read as hardware- or dictionary-independent claims. Both principal solvers are actively developed; exact commit hashes are recorded in the testbench README.</w:t>
-      </w:r>
-    </w:p>
-    <w:p>
-      <w:pPr>
-        <w:pStyle w:val="BodyText"/>
-      </w:pPr>
-      <w:r>
-        <w:t xml:space="preserve">This paper’s contribution is the mechanism in Section </w:t>
-      </w:r>
-      <w:hyperlink w:anchor="sec:arch">
-        <w:r>
-          <w:rPr>
-            <w:rStyle w:val="Hyperlink"/>
-          </w:rPr>
-          <w:t xml:space="preserve">3</w:t>
-        </w:r>
-      </w:hyperlink>
-      <w:r>
-        <w:t xml:space="preserve">: concurrent conflict-weight sharing across a restart portfolio that never partitions, occupying a gap that three adjacent lines of prior work leave open. The architectural comparison in Section </w:t>
-      </w:r>
-      <w:hyperlink w:anchor="sec:experiments">
-        <w:r>
-          <w:rPr>
-            <w:rStyle w:val="Hyperlink"/>
-          </w:rPr>
-          <w:t xml:space="preserve">5</w:t>
-        </w:r>
-      </w:hyperlink>
-      <w:r>
         <w:t xml:space="preserve"> </w:t>
       </w:r>
       <w:r>
@@ -2468,7 +2317,7 @@
         <w:pStyle w:val="FirstParagraph"/>
       </w:pPr>
       <w:r>
-        <w:t xml:space="preserve">[Advisor/funding acknowledgments.]</w:t>
+        <w:t xml:space="preserve">This work received no external funding or advisor supervision. The author used Claude Code (Anthropic), an AI coding assistant, throughout the project: to help implement and test the xfill solver, to build the benchmarking infrastructure and run the experiments reported here, to generate the figures, and to draft and revise this manuscript. The author reviewed, verified, and takes full responsibility for all code, experimental results, and conclusions in this paper.</w:t>
       </w:r>
     </w:p>
     <w:p>
@@ -2756,6 +2605,18 @@
       <w:pPr>
         <w:pStyle w:val="BodyText"/>
       </w:pPr>
+      <w:r>
+        <w:t xml:space="preserve">Crosswordgrids.com,</w:t>
+      </w:r>
+      <w:r>
+        <w:t xml:space="preserve"> </w:t>
+      </w:r>
+      <w:r>
+        <w:t xml:space="preserve">“15x15 crossword grids,”</w:t>
+      </w:r>
+      <w:r>
+        <w:t xml:space="preserve"> </w:t>
+      </w:r>
       <w:hyperlink r:id="rId39">
         <w:r>
           <w:rPr>

--- a/paper/xfill_urtc2026.docx
+++ b/paper/xfill_urtc2026.docx
@@ -2538,7 +2538,7 @@
         <w:t xml:space="preserve">Proc. CPAIOR</w:t>
       </w:r>
       <w:r>
-        <w:t xml:space="preserve">, LNCS vol. 9676, Banff, Canada, 2016.</w:t>
+        <w:t xml:space="preserve">, LNCS vol. 9676, Banff, AB, Canada, 2016, pp. 142–158.</w:t>
       </w:r>
     </w:p>
     <w:p>
@@ -2606,13 +2606,19 @@
         <w:pStyle w:val="BodyText"/>
       </w:pPr>
       <w:r>
-        <w:t xml:space="preserve">Crosswordgrids.com,</w:t>
-      </w:r>
-      <w:r>
-        <w:t xml:space="preserve"> </w:t>
-      </w:r>
-      <w:r>
-        <w:t xml:space="preserve">“15x15 crossword grids,”</w:t>
+        <w:t xml:space="preserve">Crosswordgrids.com.</w:t>
+      </w:r>
+      <w:r>
+        <w:t xml:space="preserve"> </w:t>
+      </w:r>
+      <w:r>
+        <w:t xml:space="preserve">“15x15 crossword grids.”</w:t>
+      </w:r>
+      <w:r>
+        <w:t xml:space="preserve"> </w:t>
+      </w:r>
+      <w:r>
+        <w:t xml:space="preserve">Accessed: Jul. 29, 2026. [Online.] Available:</w:t>
       </w:r>
       <w:r>
         <w:t xml:space="preserve"> </w:t>
@@ -2622,7 +2628,7 @@
           <w:rPr>
             <w:rStyle w:val="Hyperlink"/>
           </w:rPr>
-          <w:t xml:space="preserve">crosswordgrids.com/15x15-crossword-grids</w:t>
+          <w:t xml:space="preserve">https://crosswordgrids.com/15x15-crossword-grids</w:t>
         </w:r>
       </w:hyperlink>
     </w:p>

--- a/paper/xfill_urtc2026.docx
+++ b/paper/xfill_urtc2026.docx
@@ -28,7 +28,7 @@
         <w:pStyle w:val="Abstract"/>
       </w:pPr>
       <w:r>
-        <w:t xml:space="preserve">Parallel CSP solvers typically take one of two forms: partition the search space across workers, or run an undivided portfolio of independent restarts. When CSP workers share information at all, prior work treats that sharing as a one-time input to partitioning, gathered once and then spent. This paper describes a different mechanism: a restart portfolio whose workers never partition the problem, but continuously and concurrently update a shared pool of dom/wdeg-style conflict weights throughout the search, with no manager and no synchronization phase. We implement it in xfill, a word-level CSP solver for crossword filling, and test it two ways. First, we establish that restart-portfolio search as a class occupies a genuinely different point in the design space than partition-based search, using orca-solver, an independently developed partition-based solver, as a concrete representative of the alternative. Restart portfolios exploit heavy-tailed search-runtime distributions: oversubscribing thread count past the physical core count improves xfill by roughly 65 times on one hard grid, while the partition-based solver improves only marginally and cannot solve it at all below 14 threads. On realistic-scale instances, xfill solves every one of 14 real, previously published 15x15 grids tested, and on the 11 where the partition-based solver also succeeds, xfill is faster on 9, by a geometric mean of about 107 times. Partitioning, conversely, gives genuine non-overlapping coverage, a real advantage for proving unsatisfiability. Second, and more directly on point, we isolate the shared-weight mechanism itself, holding the solver and grid fixed and toggling only the mechanism, and find a more nuanced result than the architectural comparison above: consistent improvement on a broad corpus of moderate-difficulty grids, but higher variance rather than a reliable win on especially hard instances. A negative or mixed result for one’s own mechanism is still evidence, so we present it alongside the positive one rather than in place of it. We also report a negative result from the same codebase: five independently plausible letter-level branching heuristics produced numerically identical output on our hardest benchmark grid, because a domain-size precondition meant none of them ever executed, caught only by direct execution-path instrumentation and not by comparing benchmark scores.</w:t>
+        <w:t xml:space="preserve">Parallel CSP solvers typically take one of two forms: partition the search space across workers, or run an undivided portfolio of independent restarts. When CSP workers share information at all, prior work treats that sharing as a one-time input to partitioning, gathered once and then spent. This paper describes a different mechanism: a restart portfolio whose workers never partition the problem, but continuously and concurrently update a shared pool of dom/wdeg-style conflict weights throughout the search, with no manager and no synchronization phase. We implement it in xfill, a word-level CSP solver for crossword filling, and test it two ways. First, we establish that restart-portfolio search as a class occupies a genuinely different point in the design space than partition-based search, using orca-solver, an independently developed partition-based solver, as a concrete representative of the alternative. Restart portfolios exploit heavy-tailed search-runtime distributions: oversubscribing thread count past the physical core count improves xfill by roughly 65 times on one hard grid, while the partition-based solver improves only marginally and cannot solve it at all below 14 threads. On realistic-scale instances, xfill solves every one of 12 real, previously published 15x15 grids tested, and on the 11 where the partition-based solver also succeeds, xfill is faster on 9, by a geometric mean of about 107 times. Partitioning, conversely, gives genuine non-overlapping coverage, a real advantage for proving unsatisfiability. Second, and more directly on point, we isolate the shared-weight mechanism itself, holding the solver and grid fixed and toggling only the mechanism, and find a more nuanced result than the architectural comparison above: consistent improvement on a broad corpus of moderate-difficulty grids, but higher variance rather than a reliable win on especially hard instances. A negative or mixed result for one’s own mechanism is still evidence, so we present it alongside the positive one rather than in place of it. We also report a negative result from the same codebase: five independently plausible letter-level branching heuristics produced numerically identical output on our hardest benchmark grid, because a domain-size precondition meant none of them ever executed, caught only by direct execution-path instrumentation and not by comparing benchmark scores.</w:t>
       </w:r>
     </w:p>
     <w:p>
@@ -538,7 +538,7 @@
         </m:r>
       </m:oMath>
       <w:r>
-        <w:t xml:space="preserve">; and ThreadSanitizer, run against real multi-threaded solves, reports no data races, consistent with every update being independent of order. In earlier development-time testing across a broad corpus of moderate-difficulty grids (documented in</w:t>
+        <w:t xml:space="preserve">; and ThreadSanitizer, run against real multi-threaded solves, reports no data races. In earlier development-time testing across a broad corpus of moderate-difficulty grids (documented in</w:t>
       </w:r>
       <w:r>
         <w:t xml:space="preserve"> </w:t>
@@ -613,7 +613,7 @@
         </w:r>
       </w:hyperlink>
       <w:r>
-        <w:t xml:space="preserve">), we implemented five letter-level branching variants – two minimum-remaining-value scoring rules, a faithful reimplementation of a partition-based solver’s own candidate scoring, and a reversed scan order – reasoning that a smaller per-node branching factor should help on wide-open grids.</w:t>
+        <w:t xml:space="preserve">), we implemented five letter-level branching variants – three minimum-remaining-value scoring rules, a faithful reimplementation of a partition-based solver’s own candidate scoring, and a reversed scan order – reasoning that a smaller per-node branching factor should help on wide-open grids.</w:t>
       </w:r>
     </w:p>
     <w:p>
@@ -1999,10 +1999,7 @@
         </w:r>
       </w:hyperlink>
       <w:r>
-        <w:t xml:space="preserve">). Across the full 20-grid sample, xfill resolves 19, orca-solver 18, both agree on the sample’s one correct UNSAT proof, and both are stuck only on</w:t>
-      </w:r>
-      <w:r>
-        <w:t xml:space="preserve"> </w:t>
+        <w:t xml:space="preserve">). Across the full 20-grid sample, xfill resolves 19, orca-solver 18, both agree on the sample’s one correct UNSAT proof, and xfill’s one failure (</w:t>
       </w:r>
       <w:r>
         <w:rPr>
@@ -2011,10 +2008,22 @@
         <w:t xml:space="preserve">sample_13x13</w:t>
       </w:r>
       <w:r>
-        <w:t xml:space="preserve"> </w:t>
-      </w:r>
-      <w:r>
-        <w:t xml:space="preserve">– a narrower gap on success alone than on speed, which is why Sections </w:t>
+        <w:t xml:space="preserve">) is a subset of orca-solver’s two,</w:t>
+      </w:r>
+      <w:r>
+        <w:t xml:space="preserve"> </w:t>
+      </w:r>
+      <w:r>
+        <w:rPr>
+          <w:rStyle w:val="VerbatimChar"/>
+        </w:rPr>
+        <w:t xml:space="preserve">grid_423</w:t>
+      </w:r>
+      <w:r>
+        <w:t xml:space="preserve"> </w:t>
+      </w:r>
+      <w:r>
+        <w:t xml:space="preserve">being the other – a narrower gap on success alone than on speed, which is why Sections </w:t>
       </w:r>
       <w:hyperlink w:anchor="sec:scaling">
         <w:r>

--- a/paper/xfill_urtc2026.docx
+++ b/paper/xfill_urtc2026.docx
@@ -602,7 +602,37 @@
         <w:t xml:space="preserve"> </w:t>
       </w:r>
       <w:r>
-        <w:t xml:space="preserve">grid known to be exceptionally hard for restart-based search (Section </w:t>
+        <w:t xml:space="preserve">grid known to be exceptionally hard for restart-based search, we implemented five letter-level branching variants – three minimum-remaining-value scoring rules, a faithful reimplementation of a partition-based solver’s own candidate scoring, and a reversed scan order – reasoning that a smaller per-node branching factor should help on wide-open grids.</w:t>
+      </w:r>
+    </w:p>
+    <w:p>
+      <w:pPr>
+        <w:pStyle w:val="BodyText"/>
+      </w:pPr>
+      <w:r>
+        <w:t xml:space="preserve">All five produced numerically identical node and backtrack counts – too strong a signal to report as a simple null result, so we checked further. A plain counter in the branch-selection code, tracking how often the large-domain branch these heuristics govern actually executed, showed it firing</w:t>
+      </w:r>
+      <w:r>
+        <w:t xml:space="preserve"> </w:t>
+      </w:r>
+      <w:r>
+        <w:rPr>
+          <w:i/>
+          <w:iCs/>
+        </w:rPr>
+        <w:t xml:space="preserve">zero</w:t>
+      </w:r>
+      <w:r>
+        <w:t xml:space="preserve"> </w:t>
+      </w:r>
+      <w:r>
+        <w:t xml:space="preserve">times across more than 17</w:t>
+      </w:r>
+      <w:r>
+        <w:t xml:space="preserve">,</w:t>
+      </w:r>
+      <w:r>
+        <w:t xml:space="preserve">000 real search nodes: propagation from the grid’s pre-filled letters narrowed every domain below the branch’s activation threshold within the first few assignments. All five were unreachable code the entire time we compared them, which is why their benchmark scores could not have distinguished them. The actual bottleneck was the small-domain branch’s fixed word ordering; extending the solver’s existing restart-randomization flag to it produced the improvements reported in Section </w:t>
       </w:r>
       <w:hyperlink w:anchor="sec:oversub">
         <w:r>
@@ -613,37 +643,59 @@
         </w:r>
       </w:hyperlink>
       <w:r>
-        <w:t xml:space="preserve">), we implemented five letter-level branching variants – three minimum-remaining-value scoring rules, a faithful reimplementation of a partition-based solver’s own candidate scoring, and a reversed scan order – reasoning that a smaller per-node branching factor should help on wide-open grids.</w:t>
-      </w:r>
-    </w:p>
-    <w:p>
-      <w:pPr>
-        <w:pStyle w:val="BodyText"/>
-      </w:pPr>
-      <w:r>
-        <w:t xml:space="preserve">All five produced numerically identical node and backtrack counts – too strong a signal to report as a simple null result, so we checked further. A plain counter in the branch-selection code, tracking how often the large-domain branch these heuristics govern actually executed, showed it firing</w:t>
-      </w:r>
-      <w:r>
-        <w:t xml:space="preserve"> </w:t>
-      </w:r>
-      <w:r>
-        <w:rPr>
-          <w:i/>
-          <w:iCs/>
-        </w:rPr>
-        <w:t xml:space="preserve">zero</w:t>
-      </w:r>
-      <w:r>
-        <w:t xml:space="preserve"> </w:t>
-      </w:r>
-      <w:r>
-        <w:t xml:space="preserve">times across more than 17</w:t>
-      </w:r>
-      <w:r>
-        <w:t xml:space="preserve">,</w:t>
-      </w:r>
-      <w:r>
-        <w:t xml:space="preserve">000 real search nodes: propagation from the grid’s pre-filled letters narrowed every domain below the branch’s activation threshold within the first few assignments. All five were unreachable code the entire time we compared them, which is why their benchmark scores could not have distinguished them. The actual bottleneck was the small-domain branch’s fixed word ordering; extending the solver’s existing restart-randomization flag to it produced the improvements reported in Section </w:t>
+        <w:t xml:space="preserve">. The reusable point: an A/B comparison of branching heuristics is only informative once the branch under test is confirmed, by direct instrumentation, to execute.</w:t>
+      </w:r>
+    </w:p>
+    <w:bookmarkEnd w:id="12"/>
+    <w:bookmarkStart w:id="35" w:name="sec:experiments"/>
+    <w:p>
+      <w:pPr>
+        <w:pStyle w:val="Heading1"/>
+      </w:pPr>
+      <w:r>
+        <w:t xml:space="preserve">Experiments</w:t>
+      </w:r>
+    </w:p>
+    <w:bookmarkStart w:id="13" w:name="setup"/>
+    <w:p>
+      <w:pPr>
+        <w:pStyle w:val="Heading2"/>
+      </w:pPr>
+      <w:r>
+        <w:t xml:space="preserve">Setup</w:t>
+      </w:r>
+    </w:p>
+    <w:p>
+      <w:pPr>
+        <w:pStyle w:val="FirstParagraph"/>
+      </w:pPr>
+      <w:r>
+        <w:t xml:space="preserve">The experiments below – enabled by Section </w:t>
+      </w:r>
+      <w:hyperlink w:anchor="sec:negative">
+        <w:r>
+          <w:rPr>
+            <w:rStyle w:val="Hyperlink"/>
+          </w:rPr>
+          <w:t xml:space="preserve">4</w:t>
+        </w:r>
+      </w:hyperlink>
+      <w:r>
+        <w:t xml:space="preserve">’s fix – test two distinct claims, kept in separate subsections rather than blended together. Section </w:t>
+      </w:r>
+      <w:hyperlink w:anchor="sec:ablation">
+        <w:r>
+          <w:rPr>
+            <w:rStyle w:val="Hyperlink"/>
+          </w:rPr>
+          <w:t xml:space="preserve">5.2</w:t>
+        </w:r>
+      </w:hyperlink>
+      <w:r>
+        <w:t xml:space="preserve"> </w:t>
+      </w:r>
+      <w:r>
+        <w:t xml:space="preserve">isolates the mechanism itself first, holding architecture fixed, since that is this paper’s actual contribution. Sections </w:t>
       </w:r>
       <w:hyperlink w:anchor="sec:oversub">
         <w:r>
@@ -654,77 +706,14 @@
         </w:r>
       </w:hyperlink>
       <w:r>
-        <w:t xml:space="preserve">. The reusable point: an A/B comparison of branching heuristics is only informative once the branch under test is confirmed, by direct instrumentation, to execute.</w:t>
-      </w:r>
-    </w:p>
-    <w:bookmarkEnd w:id="12"/>
-    <w:bookmarkStart w:id="36" w:name="sec:experiments"/>
-    <w:p>
-      <w:pPr>
-        <w:pStyle w:val="Heading1"/>
-      </w:pPr>
-      <w:r>
-        <w:t xml:space="preserve">Experiments</w:t>
-      </w:r>
-    </w:p>
-    <w:bookmarkStart w:id="13" w:name="setup"/>
-    <w:p>
-      <w:pPr>
-        <w:pStyle w:val="Heading2"/>
-      </w:pPr>
-      <w:r>
-        <w:t xml:space="preserve">Setup</w:t>
-      </w:r>
-    </w:p>
-    <w:p>
-      <w:pPr>
-        <w:pStyle w:val="FirstParagraph"/>
-      </w:pPr>
-      <w:r>
-        <w:t xml:space="preserve">The experiments below – enabled by Section </w:t>
-      </w:r>
-      <w:hyperlink w:anchor="sec:negative">
+        <w:t xml:space="preserve">–</w:t>
+      </w:r>
+      <w:hyperlink w:anchor="sec:speedup">
         <w:r>
           <w:rPr>
             <w:rStyle w:val="Hyperlink"/>
           </w:rPr>
-          <w:t xml:space="preserve">4</w:t>
-        </w:r>
-      </w:hyperlink>
-      <w:r>
-        <w:t xml:space="preserve">’s fix – test two distinct claims, kept in separate subsections rather than blended together. Section </w:t>
-      </w:r>
-      <w:hyperlink w:anchor="sec:ablation">
-        <w:r>
-          <w:rPr>
-            <w:rStyle w:val="Hyperlink"/>
-          </w:rPr>
-          <w:t xml:space="preserve">5.2</w:t>
-        </w:r>
-      </w:hyperlink>
-      <w:r>
-        <w:t xml:space="preserve"> </w:t>
-      </w:r>
-      <w:r>
-        <w:t xml:space="preserve">isolates the mechanism itself first, holding architecture fixed, since that is this paper’s actual contribution. Sections </w:t>
-      </w:r>
-      <w:hyperlink w:anchor="sec:oversub">
-        <w:r>
-          <w:rPr>
-            <w:rStyle w:val="Hyperlink"/>
-          </w:rPr>
-          <w:t xml:space="preserve">5.3</w:t>
-        </w:r>
-      </w:hyperlink>
-      <w:r>
-        <w:t xml:space="preserve">–</w:t>
-      </w:r>
-      <w:hyperlink w:anchor="sec:exhaustive">
-        <w:r>
-          <w:rPr>
-            <w:rStyle w:val="Hyperlink"/>
-          </w:rPr>
-          <w:t xml:space="preserve">5.7</w:t>
+          <w:t xml:space="preserve">5.6</w:t>
         </w:r>
       </w:hyperlink>
       <w:r>
@@ -1176,16 +1165,16 @@
       </w:r>
       <m:oMath>
         <m:r>
-          <m:t>7</m:t>
+          <m:rPr>
+            <m:sty m:val="p"/>
+          </m:rPr>
+          <m:t>∼</m:t>
         </m:r>
       </m:oMath>
       <w:r>
-        <w:t xml:space="preserve">–</w:t>
+        <w:t xml:space="preserve">7</w:t>
       </w:r>
       <m:oMath>
-        <m:r>
-          <m:t>10</m:t>
-        </m:r>
         <m:r>
           <m:rPr>
             <m:sty m:val="p"/>
@@ -1283,30 +1272,18 @@
         <w:pStyle w:val="FirstParagraph"/>
       </w:pPr>
       <w:r>
-        <w:t xml:space="preserve">Restart-portfolio search should benefit from more independent workers even past the physical core count, because heavy-tailed runtime means each additional worker is another draw that might get lucky early. We tested this directly on a known-hard</w:t>
-      </w:r>
-      <w:r>
-        <w:t xml:space="preserve"> </w:t>
-      </w:r>
-      <m:oMath>
-        <m:r>
-          <m:t>7</m:t>
-        </m:r>
-        <m:r>
-          <m:rPr>
-            <m:sty m:val="p"/>
-          </m:rPr>
-          <m:t>×</m:t>
-        </m:r>
-        <m:r>
-          <m:t>7</m:t>
-        </m:r>
-      </m:oMath>
-      <w:r>
-        <w:t xml:space="preserve"> </w:t>
-      </w:r>
-      <w:r>
-        <w:t xml:space="preserve">grid (two pre-filled letters, no blocked cells, single sample), oversubscribing threads well past this machine’s 14 physical cores: wall time falls from 166.7s at 1 thread to 63.0s at 14, then wanders (104.6s at 28, 85.6s at 42, 112.4s at 56) as contention erodes further gains. Every configuration beats the 201.7s single-threaded baseline an independently developed partition-based solver publishes on the same grid – an external difficulty anchor, not a target being chased.</w:t>
+        <w:t xml:space="preserve">Restart-portfolio search should benefit from more independent workers even past the physical core count, because heavy-tailed runtime means each additional worker is another draw that might get lucky early. We tested this directly on three grids known to be hard for restart-based search, oversubscribing threads well past this machine’s 14 physical cores (Fig. </w:t>
+      </w:r>
+      <w:hyperlink w:anchor="fig:scaling">
+        <w:r>
+          <w:rPr>
+            <w:rStyle w:val="Hyperlink"/>
+          </w:rPr>
+          <w:t xml:space="preserve">2</w:t>
+        </w:r>
+      </w:hyperlink>
+      <w:r>
+        <w:t xml:space="preserve">).</w:t>
       </w:r>
     </w:p>
     <w:bookmarkStart w:id="22" w:name="fig:scaling"/>
@@ -1412,21 +1389,7 @@
         </w:r>
       </w:hyperlink>
       <w:r>
-        <w:t xml:space="preserve"> </w:t>
-      </w:r>
-      <w:r>
-        <w:t xml:space="preserve">repeats the oversubscription experiment on three more grids, at 1 through 42 threads, for both xfill and orca-solver, to check whether Section </w:t>
-      </w:r>
-      <w:hyperlink w:anchor="sec:oversub">
-        <w:r>
-          <w:rPr>
-            <w:rStyle w:val="Hyperlink"/>
-          </w:rPr>
-          <w:t xml:space="preserve">5.3</w:t>
-        </w:r>
-      </w:hyperlink>
-      <w:r>
-        <w:t xml:space="preserve">’s result is a general property of restart portfolios or an artifact of one grid. The result splits three ways: on</w:t>
+        <w:t xml:space="preserve">’s result splits three ways, showing this is a property of the architecture rather than a lucky pick of grid: on</w:t>
       </w:r>
       <w:r>
         <w:t xml:space="preserve"> </w:t>
@@ -2055,13 +2018,14 @@
       </w:r>
     </w:p>
     <w:bookmarkEnd w:id="34"/>
-    <w:bookmarkStart w:id="35" w:name="sec:exhaustive"/>
-    <w:p>
-      <w:pPr>
-        <w:pStyle w:val="Heading2"/>
-      </w:pPr>
-      <w:r>
-        <w:t xml:space="preserve">Exhaustive Case Study: Proving, Not Just Finding</w:t>
+    <w:bookmarkEnd w:id="35"/>
+    <w:bookmarkStart w:id="36" w:name="discussion"/>
+    <w:p>
+      <w:pPr>
+        <w:pStyle w:val="Heading1"/>
+      </w:pPr>
+      <w:r>
+        <w:t xml:space="preserve">Discussion</w:t>
       </w:r>
     </w:p>
     <w:p>
@@ -2069,23 +2033,58 @@
         <w:pStyle w:val="FirstParagraph"/>
       </w:pPr>
       <w:r>
-        <w:t xml:space="preserve">Every experiment so far tests</w:t>
-      </w:r>
-      <w:r>
-        <w:t xml:space="preserve"> </w:t>
-      </w:r>
-      <w:r>
-        <w:rPr>
-          <w:i/>
-          <w:iCs/>
-        </w:rPr>
-        <w:t xml:space="preserve">finding</w:t>
-      </w:r>
-      <w:r>
-        <w:t xml:space="preserve"> </w:t>
-      </w:r>
-      <w:r>
-        <w:t xml:space="preserve">a solution quickly; partitioning’s genuine non-overlapping coverage (Section </w:t>
+        <w:t xml:space="preserve">The architectural comparison and the mechanism ablation share one underlying cause: restart portfolios benefit from heavy-tailed runtimes, so more independent draws raise the chance of an early lucky one, which is why oversubscribing thread count helped in Section </w:t>
+      </w:r>
+      <w:hyperlink w:anchor="sec:oversub">
+        <w:r>
+          <w:rPr>
+            <w:rStyle w:val="Hyperlink"/>
+          </w:rPr>
+          <w:t xml:space="preserve">5.3</w:t>
+        </w:r>
+      </w:hyperlink>
+      <w:r>
+        <w:t xml:space="preserve"> </w:t>
+      </w:r>
+      <w:r>
+        <w:t xml:space="preserve">and Fig. </w:t>
+      </w:r>
+      <w:hyperlink w:anchor="fig:scaling">
+        <w:r>
+          <w:rPr>
+            <w:rStyle w:val="Hyperlink"/>
+          </w:rPr>
+          <w:t xml:space="preserve">2</w:t>
+        </w:r>
+      </w:hyperlink>
+      <w:r>
+        <w:t xml:space="preserve">, and why</w:t>
+      </w:r>
+      <w:r>
+        <w:t xml:space="preserve"> </w:t>
+      </w:r>
+      <w:r>
+        <w:rPr>
+          <w:rStyle w:val="VerbatimChar"/>
+        </w:rPr>
+        <w:t xml:space="preserve">grid_423</w:t>
+      </w:r>
+      <w:r>
+        <w:t xml:space="preserve"> </w:t>
+      </w:r>
+      <w:r>
+        <w:t xml:space="preserve">(Fig. </w:t>
+      </w:r>
+      <w:hyperlink w:anchor="fig:speedup">
+        <w:r>
+          <w:rPr>
+            <w:rStyle w:val="Hyperlink"/>
+          </w:rPr>
+          <w:t xml:space="preserve">4</w:t>
+        </w:r>
+      </w:hyperlink>
+      <w:r>
+        <w:t xml:space="preserve">) goes further: more draws can succeed where a fixed partition cannot. Partitioned search instead gives genuine non-overlapping coverage, valuable specifically for proving unsatisfiability (Section </w:t>
       </w:r>
       <w:hyperlink w:anchor="sec:relwork">
         <w:r>
@@ -2096,40 +2095,69 @@
         </w:r>
       </w:hyperlink>
       <w:r>
-        <w:t xml:space="preserve">) should instead matter for</w:t>
-      </w:r>
-      <w:r>
-        <w:t xml:space="preserve"> </w:t>
-      </w:r>
-      <w:r>
-        <w:rPr>
-          <w:i/>
-          <w:iCs/>
-        </w:rPr>
-        <w:t xml:space="preserve">proving none exists</w:t>
-      </w:r>
-      <w:r>
-        <w:t xml:space="preserve">. To test this, we constructed by hand a maximally constrained grid – five mutually crossing 15-letter entries, verified against both solvers’ parsers – and ran both to completion with no time limit. Both independently concluded no solution exists: xfill exhausted 2.16 billion nodes over 791 restarts in 76 minutes; orca-solver reported search exhausted after enumerating 224 partitions in 25 minutes, roughly</w:t>
-      </w:r>
-      <w:r>
-        <w:t xml:space="preserve"> </w:t>
-      </w:r>
-      <m:oMath>
-        <m:r>
-          <m:t>3</m:t>
-        </m:r>
-        <m:r>
-          <m:rPr>
-            <m:sty m:val="p"/>
-          </m:rPr>
-          <m:t>×</m:t>
-        </m:r>
-      </m:oMath>
-      <w:r>
-        <w:t xml:space="preserve"> </w:t>
-      </w:r>
-      <w:r>
-        <w:t xml:space="preserve">faster. This is the one result where partitioning, not the restart portfolio, has the structural advantage – consistent with Section </w:t>
+        <w:t xml:space="preserve">). The same heavy-tailedness explains Fig. </w:t>
+      </w:r>
+      <w:hyperlink w:anchor="fig:ablation">
+        <w:r>
+          <w:rPr>
+            <w:rStyle w:val="Hyperlink"/>
+          </w:rPr>
+          <w:t xml:space="preserve">1</w:t>
+        </w:r>
+      </w:hyperlink>
+      <w:r>
+        <w:t xml:space="preserve">’s mixed result: shared conflict weights change which draw from the tail each worker takes, which can land on a worse draw as easily as a better one, netting out as an improvement only once averaged over a broader, typical corpus.</w:t>
+      </w:r>
+    </w:p>
+    <w:bookmarkEnd w:id="36"/>
+    <w:bookmarkStart w:id="37" w:name="limitations-and-conclusion"/>
+    <w:p>
+      <w:pPr>
+        <w:pStyle w:val="Heading1"/>
+      </w:pPr>
+      <w:r>
+        <w:t xml:space="preserve">Limitations and Conclusion</w:t>
+      </w:r>
+    </w:p>
+    <w:p>
+      <w:pPr>
+        <w:pStyle w:val="FirstParagraph"/>
+      </w:pPr>
+      <w:r>
+        <w:t xml:space="preserve">All timing results are from one 14-core machine and one dictionary derived from a specific freely available word list; the thread-scaling numbers should not be read as hardware- or dictionary-independent claims. Both principal solvers are actively developed; exact commit hashes are recorded in the testbench README.</w:t>
+      </w:r>
+    </w:p>
+    <w:p>
+      <w:pPr>
+        <w:pStyle w:val="BodyText"/>
+      </w:pPr>
+      <w:r>
+        <w:t xml:space="preserve">This paper’s contribution is the mechanism in Section </w:t>
+      </w:r>
+      <w:hyperlink w:anchor="sec:arch">
+        <w:r>
+          <w:rPr>
+            <w:rStyle w:val="Hyperlink"/>
+          </w:rPr>
+          <w:t xml:space="preserve">3</w:t>
+        </w:r>
+      </w:hyperlink>
+      <w:r>
+        <w:t xml:space="preserve">: concurrent conflict-weight sharing across a restart portfolio that never partitions, occupying a gap that three adjacent lines of prior work leave open. The architectural comparison in Section </w:t>
+      </w:r>
+      <w:hyperlink w:anchor="sec:experiments">
+        <w:r>
+          <w:rPr>
+            <w:rStyle w:val="Hyperlink"/>
+          </w:rPr>
+          <w:t xml:space="preserve">5</w:t>
+        </w:r>
+      </w:hyperlink>
+      <w:r>
+        <w:t xml:space="preserve"> </w:t>
+      </w:r>
+      <w:r>
+        <w:t xml:space="preserve">supports that gap’s importance rather than being the paper’s subject – restart portfolios and partitioned search are suited respectively to finding solutions quickly and to proving none exist, a pattern independent of any one solver. The mechanism itself, tested in isolation, is more modest than the architecture it sits inside: a real win on typical grids, a wash or worse on the hardest ones, reported as measured rather than as hoped. We also reported a negative result from the same codebase – five heuristics rendered indistinguishable by a precondition that kept them from ever executing – as a reusable caution for comparing branching heuristics by benchmark score alone. Nothing about the mechanism itself is specific to crossword filling: it needs only a wdeg-style weight table and a restart loop, both already common in CSP and lazy-clause-generation solvers – exactly the ingredients Section </w:t>
       </w:r>
       <w:hyperlink w:anchor="sec:relwork">
         <w:r>
@@ -2140,179 +2168,14 @@
         </w:r>
       </w:hyperlink>
       <w:r>
-        <w:t xml:space="preserve">.</w:t>
-      </w:r>
-    </w:p>
-    <w:bookmarkEnd w:id="35"/>
-    <w:bookmarkEnd w:id="36"/>
-    <w:bookmarkStart w:id="37" w:name="discussion"/>
-    <w:p>
-      <w:pPr>
-        <w:pStyle w:val="Heading1"/>
-      </w:pPr>
-      <w:r>
-        <w:t xml:space="preserve">Discussion</w:t>
-      </w:r>
-    </w:p>
-    <w:p>
-      <w:pPr>
-        <w:pStyle w:val="FirstParagraph"/>
-      </w:pPr>
-      <w:r>
-        <w:t xml:space="preserve">The architectural comparison and the mechanism ablation share one underlying cause: restart portfolios benefit from heavy-tailed runtimes, so more independent draws raise the chance of an early lucky one, which is why oversubscribing thread count helped in Section </w:t>
-      </w:r>
-      <w:hyperlink w:anchor="sec:oversub">
-        <w:r>
-          <w:rPr>
-            <w:rStyle w:val="Hyperlink"/>
-          </w:rPr>
-          <w:t xml:space="preserve">5.3</w:t>
-        </w:r>
-      </w:hyperlink>
-      <w:r>
-        <w:t xml:space="preserve"> </w:t>
-      </w:r>
-      <w:r>
-        <w:t xml:space="preserve">and Fig. </w:t>
-      </w:r>
-      <w:hyperlink w:anchor="fig:scaling">
-        <w:r>
-          <w:rPr>
-            <w:rStyle w:val="Hyperlink"/>
-          </w:rPr>
-          <w:t xml:space="preserve">2</w:t>
-        </w:r>
-      </w:hyperlink>
-      <w:r>
-        <w:t xml:space="preserve">, and why</w:t>
-      </w:r>
-      <w:r>
-        <w:t xml:space="preserve"> </w:t>
-      </w:r>
-      <w:r>
-        <w:rPr>
-          <w:rStyle w:val="VerbatimChar"/>
-        </w:rPr>
-        <w:t xml:space="preserve">grid_423</w:t>
-      </w:r>
-      <w:r>
-        <w:t xml:space="preserve"> </w:t>
-      </w:r>
-      <w:r>
-        <w:t xml:space="preserve">(Fig. </w:t>
-      </w:r>
-      <w:hyperlink w:anchor="fig:speedup">
-        <w:r>
-          <w:rPr>
-            <w:rStyle w:val="Hyperlink"/>
-          </w:rPr>
-          <w:t xml:space="preserve">4</w:t>
-        </w:r>
-      </w:hyperlink>
-      <w:r>
-        <w:t xml:space="preserve">) goes further: more draws can succeed where a fixed partition cannot. Partitioned search instead gives genuine non-overlapping coverage, which is what Section </w:t>
-      </w:r>
-      <w:hyperlink w:anchor="sec:exhaustive">
-        <w:r>
-          <w:rPr>
-            <w:rStyle w:val="Hyperlink"/>
-          </w:rPr>
-          <w:t xml:space="preserve">5.7</w:t>
-        </w:r>
-      </w:hyperlink>
-      <w:r>
-        <w:t xml:space="preserve">’s proof of unsatisfiability required. The same heavy-tailedness explains Fig. </w:t>
-      </w:r>
-      <w:hyperlink w:anchor="fig:ablation">
-        <w:r>
-          <w:rPr>
-            <w:rStyle w:val="Hyperlink"/>
-          </w:rPr>
-          <w:t xml:space="preserve">1</w:t>
-        </w:r>
-      </w:hyperlink>
-      <w:r>
-        <w:t xml:space="preserve">’s mixed result: shared conflict weights change which draw from the tail each worker takes, which can land on a worse draw as easily as a better one, netting out as an improvement only once averaged over a broader, typical corpus.</w:t>
+        <w:t xml:space="preserve"> </w:t>
+      </w:r>
+      <w:r>
+        <w:t xml:space="preserve">found no prior system combining this way.</w:t>
       </w:r>
     </w:p>
     <w:bookmarkEnd w:id="37"/>
-    <w:bookmarkStart w:id="38" w:name="limitations-and-conclusion"/>
-    <w:p>
-      <w:pPr>
-        <w:pStyle w:val="Heading1"/>
-      </w:pPr>
-      <w:r>
-        <w:t xml:space="preserve">Limitations and Conclusion</w:t>
-      </w:r>
-    </w:p>
-    <w:p>
-      <w:pPr>
-        <w:pStyle w:val="FirstParagraph"/>
-      </w:pPr>
-      <w:r>
-        <w:t xml:space="preserve">All timing results are from one 14-core machine and one dictionary derived from a specific freely available word list; neither the thread-scaling numbers nor Section </w:t>
-      </w:r>
-      <w:hyperlink w:anchor="sec:exhaustive">
-        <w:r>
-          <w:rPr>
-            <w:rStyle w:val="Hyperlink"/>
-          </w:rPr>
-          <w:t xml:space="preserve">5.7</w:t>
-        </w:r>
-      </w:hyperlink>
-      <w:r>
-        <w:t xml:space="preserve">’s unsatisfiability result should be read as hardware- or dictionary-independent claims. Both principal solvers are actively developed; exact commit hashes are recorded in the testbench README.</w:t>
-      </w:r>
-    </w:p>
-    <w:p>
-      <w:pPr>
-        <w:pStyle w:val="BodyText"/>
-      </w:pPr>
-      <w:r>
-        <w:t xml:space="preserve">This paper’s contribution is the mechanism in Section </w:t>
-      </w:r>
-      <w:hyperlink w:anchor="sec:arch">
-        <w:r>
-          <w:rPr>
-            <w:rStyle w:val="Hyperlink"/>
-          </w:rPr>
-          <w:t xml:space="preserve">3</w:t>
-        </w:r>
-      </w:hyperlink>
-      <w:r>
-        <w:t xml:space="preserve">: concurrent conflict-weight sharing across a restart portfolio that never partitions, occupying a gap that three adjacent lines of prior work leave open. The architectural comparison in Section </w:t>
-      </w:r>
-      <w:hyperlink w:anchor="sec:experiments">
-        <w:r>
-          <w:rPr>
-            <w:rStyle w:val="Hyperlink"/>
-          </w:rPr>
-          <w:t xml:space="preserve">5</w:t>
-        </w:r>
-      </w:hyperlink>
-      <w:r>
-        <w:t xml:space="preserve"> </w:t>
-      </w:r>
-      <w:r>
-        <w:t xml:space="preserve">supports that gap’s importance rather than being the paper’s subject – restart portfolios and partitioned search are suited respectively to finding solutions quickly and to proving none exist, a pattern independent of any one solver. The mechanism itself, tested in isolation, is more modest than the architecture it sits inside: a real win on typical grids, a wash or worse on the hardest ones, reported as measured rather than as hoped. We also reported a negative result from the same codebase – five heuristics rendered indistinguishable by a precondition that kept them from ever executing – as a reusable caution for comparing branching heuristics by benchmark score alone. Nothing about the mechanism itself is specific to crossword filling: it needs only a wdeg-style weight table and a restart loop, both already common in CSP and lazy-clause-generation solvers – exactly the ingredients Section </w:t>
-      </w:r>
-      <w:hyperlink w:anchor="sec:relwork">
-        <w:r>
-          <w:rPr>
-            <w:rStyle w:val="Hyperlink"/>
-          </w:rPr>
-          <w:t xml:space="preserve">2</w:t>
-        </w:r>
-      </w:hyperlink>
-      <w:r>
-        <w:t xml:space="preserve"> </w:t>
-      </w:r>
-      <w:r>
-        <w:t xml:space="preserve">found no prior system combining this way.</w:t>
-      </w:r>
-    </w:p>
-    <w:bookmarkEnd w:id="38"/>
-    <w:bookmarkStart w:id="40" w:name="acknowledgment"/>
+    <w:bookmarkStart w:id="39" w:name="acknowledgment"/>
     <w:p>
       <w:pPr>
         <w:pStyle w:val="Heading1"/>
@@ -2632,7 +2495,7 @@
       <w:r>
         <w:t xml:space="preserve"> </w:t>
       </w:r>
-      <w:hyperlink r:id="rId39">
+      <w:hyperlink r:id="rId38">
         <w:r>
           <w:rPr>
             <w:rStyle w:val="Hyperlink"/>
@@ -2641,7 +2504,7 @@
         </w:r>
       </w:hyperlink>
     </w:p>
-    <w:bookmarkEnd w:id="40"/>
+    <w:bookmarkEnd w:id="39"/>
     <w:sectPr>
       <w:footnotePr>
         <w:numRestart w:val="eachSect"/>

--- a/paper/xfill_urtc2026.docx
+++ b/paper/xfill_urtc2026.docx
@@ -286,7 +286,7 @@
         <w:t xml:space="preserve"> </w:t>
       </w:r>
       <w:r>
-        <w:t xml:space="preserve">parallelize a lazy-clause-generation solver by sharing nogoods and trail state between workers – concurrent, but sharing</w:t>
+        <w:t xml:space="preserve">parallelize a lazy-clause-generation solver by sharing learnt nogoods and objective bounds between workers – concurrent, but sharing</w:t>
       </w:r>
       <w:r>
         <w:t xml:space="preserve"> </w:t>
@@ -372,7 +372,7 @@
         <w:t xml:space="preserve"> </w:t>
       </w:r>
       <w:r>
-        <w:t xml:space="preserve">documents no CSP work sharing heuristic statistics continuously among concurrent, non-partitioning workers; its own taxonomy has no category for it.</w:t>
+        <w:t xml:space="preserve">documents extensive concurrent, non-partitioning multi-agent search – sharing hard facts (learned clauses, as in ManySAT) or concrete candidate-value hints – but no work sharing continuously updated soft heuristic weights among such workers.</w:t>
       </w:r>
     </w:p>
     <w:p>

--- a/paper/xfill_urtc2026.docx
+++ b/paper/xfill_urtc2026.docx
@@ -28,7 +28,7 @@
         <w:pStyle w:val="Abstract"/>
       </w:pPr>
       <w:r>
-        <w:t xml:space="preserve">Parallel CSP solvers typically take one of two forms: partition the search space across workers, or run an undivided portfolio of independent restarts. When CSP workers share information at all, prior work treats that sharing as a one-time input to partitioning, gathered once and then spent. This paper describes a different mechanism: a restart portfolio whose workers never partition the problem, but continuously and concurrently update a shared pool of dom/wdeg-style conflict weights throughout the search, with no manager and no synchronization phase. We implement it in xfill, a word-level CSP solver for crossword filling, and test it two ways. First, we establish that restart-portfolio search as a class occupies a genuinely different point in the design space than partition-based search, using orca-solver, an independently developed partition-based solver, as a concrete representative of the alternative. Restart portfolios exploit heavy-tailed search-runtime distributions: oversubscribing thread count past the physical core count improves xfill by roughly 65 times on one hard grid, while the partition-based solver improves only marginally and cannot solve it at all below 14 threads. On realistic-scale instances, xfill solves every one of 12 real, previously published 15x15 grids tested, and on the 11 where the partition-based solver also succeeds, xfill is faster on 9, by a geometric mean of about 107 times. Partitioning, conversely, gives genuine non-overlapping coverage, a real advantage for proving unsatisfiability. Second, and more directly on point, we isolate the shared-weight mechanism itself, holding the solver and grid fixed and toggling only the mechanism, and find a more nuanced result than the architectural comparison above: consistent improvement on a broad corpus of moderate-difficulty grids, but higher variance rather than a reliable win on especially hard instances. A negative or mixed result for one’s own mechanism is still evidence, so we present it alongside the positive one rather than in place of it. We also report a negative result from the same codebase: five independently plausible letter-level branching heuristics produced numerically identical output on our hardest benchmark grid, because a domain-size precondition meant none of them ever executed, caught only by direct execution-path instrumentation and not by comparing benchmark scores.</w:t>
+        <w:t xml:space="preserve">Parallel constraint satisfaction problem (CSP) solvers typically take one of two forms: partition the search space across workers, or run an undivided portfolio of independent restarts. When CSP workers share information at all, prior work treats that sharing as a one-time input to partitioning, gathered once and then spent. This paper describes a different mechanism: a restart portfolio whose workers never partition the problem, but continuously and concurrently update a shared pool of dom/wdeg-style conflict weights throughout the search, with no manager and no synchronization phase. We implement it in xfill, a word-level CSP solver for crossword filling, and test it two ways. First, we establish that restart-portfolio search as a class occupies a genuinely different point in the design space than partition-based search, using orca-solver, an independently developed partition-based solver, as a concrete representative of the alternative. Restart portfolios exploit heavy-tailed search-runtime distributions: oversubscribing thread count past the physical core count improves xfill by roughly 65 times on one hard grid, while the partition-based solver improves only marginally and cannot solve it at all below 14 threads. On realistic-scale instances, xfill solves every one of 12 real, previously published 15x15 grids tested, and on the 11 where the partition-based solver also succeeds, xfill is faster on 9, by a geometric mean of about 107 times. Partitioning, conversely, gives genuine non-overlapping coverage, a real advantage for proving unsatisfiability. Second, and more directly on point, we isolate the shared-weight mechanism itself, holding the solver and grid fixed and toggling only the mechanism, and find a more nuanced result than the architectural comparison above: consistent improvement on a broad corpus of moderate-difficulty grids, but higher variance rather than a reliable win on especially hard instances. A negative or mixed result for one’s own mechanism is still evidence, so we present it alongside the positive one rather than in place of it. We also report a negative result from the same codebase: five independently plausible letter-level branching heuristics produced numerically identical output on our hardest benchmark grid, because a domain-size precondition meant none of them ever executed, caught only by direct execution-path instrumentation and not by comparing benchmark scores.</w:t>
       </w:r>
     </w:p>
     <w:p>
@@ -53,7 +53,7 @@
         <w:pStyle w:val="FirstParagraph"/>
       </w:pPr>
       <w:r>
-        <w:t xml:space="preserve">Crossword filling – assigning a dictionary word to every slot in a grid so every crossing letter agrees – is a word-level CSP and a convenient search-research testbed: instances are human-legible, difficulty is controllable directly through grid geometry, and independently developed solvers already exist to compare against. Ginsberg’s Dr.Fill</w:t>
+        <w:t xml:space="preserve">Crossword filling – assigning a dictionary word to every slot in a grid so every crossing letter agrees – is a word-level constraint satisfaction problem (CSP) and a convenient search-research testbed: instances are human-legible, difficulty is controllable directly through grid geometry, and independently developed solvers already exist to compare against. Ginsberg’s Dr.Fill</w:t>
       </w:r>
       <w:r>
         <w:t xml:space="preserve"> </w:t>

--- a/paper/xfill_urtc2026.docx
+++ b/paper/xfill_urtc2026.docx
@@ -28,7 +28,7 @@
         <w:pStyle w:val="Abstract"/>
       </w:pPr>
       <w:r>
-        <w:t xml:space="preserve">Parallel constraint satisfaction problem (CSP) solvers typically take one of two forms: partition the search space across workers, or run an undivided portfolio of independent restarts. When CSP workers share information at all, prior work treats that sharing as a one-time input to partitioning, gathered once and then spent. This paper describes a different mechanism: a restart portfolio whose workers never partition the problem, but continuously and concurrently update a shared pool of dom/wdeg-style conflict weights throughout the search, with no manager and no synchronization phase. We implement it in xfill, a word-level CSP solver for crossword filling, and test it two ways. First, we establish that restart-portfolio search as a class occupies a genuinely different point in the design space than partition-based search, using orca-solver, an independently developed partition-based solver, as a concrete representative of the alternative. Restart portfolios exploit heavy-tailed search-runtime distributions: oversubscribing thread count past the physical core count improves xfill by roughly 65 times on one hard grid, while the partition-based solver improves only marginally and cannot solve it at all below 14 threads. On realistic-scale instances, xfill solves every one of 12 real, previously published 15x15 grids tested, and on the 11 where the partition-based solver also succeeds, xfill is faster on 9, by a geometric mean of about 107 times. Partitioning, conversely, gives genuine non-overlapping coverage, a real advantage for proving unsatisfiability. Second, and more directly on point, we isolate the shared-weight mechanism itself, holding the solver and grid fixed and toggling only the mechanism, and find a more nuanced result than the architectural comparison above: consistent improvement on a broad corpus of moderate-difficulty grids, but higher variance rather than a reliable win on especially hard instances. A negative or mixed result for one’s own mechanism is still evidence, so we present it alongside the positive one rather than in place of it. We also report a negative result from the same codebase: five independently plausible letter-level branching heuristics produced numerically identical output on our hardest benchmark grid, because a domain-size precondition meant none of them ever executed, caught only by direct execution-path instrumentation and not by comparing benchmark scores.</w:t>
+        <w:t xml:space="preserve">Parallel constraint satisfaction problem (CSP) solvers typically take one of two forms: partition the search space across workers, or run an undivided portfolio of independent restarts. When CSP workers share information at all, prior work treats that sharing as a one-time input to partitioning, gathered once and then spent. This paper describes a different mechanism: a restart portfolio whose workers never partition the problem, but continuously and concurrently update a shared pool of per-constraint conflict weights throughout the search, with no manager and no synchronization phase. We implement it in xfill, a word-level CSP solver for crossword filling, and test it two ways. First, we establish that restart-portfolio search as a class occupies a genuinely different point in the design space than partition-based search, using orca-solver, an independently developed partition-based solver, as a concrete representative of the alternative. Restart portfolios exploit heavy-tailed search-runtime distributions: oversubscribing thread count past the physical core count improves xfill by roughly 65 times on one hard grid, while the partition-based solver improves only marginally and cannot solve it at all below 14 threads. On realistic-scale instances, xfill solves every one of 12 real, previously published 15x15 grids tested, and on the 11 where the partition-based solver also succeeds, xfill is faster on 9, by a geometric mean of about 107 times. Partitioning, conversely, gives genuine non-overlapping coverage, a real advantage for proving unsatisfiability. Second, and more directly on point, we isolate the shared-weight mechanism itself, holding the solver and grid fixed and toggling only the mechanism, and find a more nuanced result than the architectural comparison above: consistent improvement on a broad corpus of moderate-difficulty grids, but higher variance rather than a reliable win on especially hard instances. A negative or mixed result for one’s own mechanism is still evidence, so we present it alongside the positive one rather than in place of it. We also report a negative result from the same codebase: five independently plausible letter-level branching heuristics produced numerically identical output on our hardest benchmark grid, because a domain-size precondition meant none of them ever executed, caught only by direct execution-path instrumentation and not by comparing benchmark scores.</w:t>
       </w:r>
     </w:p>
     <w:p>
@@ -164,30 +164,7 @@
         <w:pStyle w:val="FirstParagraph"/>
       </w:pPr>
       <w:r>
-        <w:t xml:space="preserve">A CSP assigns values to variables from finite domains subject to constraints; systematic backtracking assigns one variable at a time, propagating consistency and backtracking on a wipeout. The dom/wdeg heuristic</w:t>
-      </w:r>
-      <w:r>
-        <w:t xml:space="preserve"> </w:t>
-      </w:r>
-      <w:r>
-        <w:t xml:space="preserve"> </w:t>
-      </w:r>
-      <w:r>
-        <w:t xml:space="preserve">selects the variable with smallest domain-size-to-weighted-degree ratio, where a constraint’s weight increases on every wipeout it causes. Randomized backtracking exhibits heavy-tailed runtime</w:t>
-      </w:r>
-      <w:r>
-        <w:t xml:space="preserve"> </w:t>
-      </w:r>
-      <w:r>
-        <w:t xml:space="preserve">: restarting periodically eliminates most of the tail and is standard in SAT and CSP solvers alike.</w:t>
-      </w:r>
-    </w:p>
-    <w:p>
-      <w:pPr>
-        <w:pStyle w:val="BodyText"/>
-      </w:pPr>
-      <w:r>
-        <w:t xml:space="preserve">Two dominant parallel strategies exist.</w:t>
+        <w:t xml:space="preserve">A CSP assigns values to variables from finite domains subject to constraints; systematic backtracking assigns one variable at a time, then propagates – removing values the new assignment now rules out elsewhere – and backtracks if some variable’s domain empties entirely (a</w:t>
       </w:r>
       <w:r>
         <w:t xml:space="preserve"> </w:t>
@@ -197,22 +174,33 @@
           <w:i/>
           <w:iCs/>
         </w:rPr>
-        <w:t xml:space="preserve">Portfolio</w:t>
-      </w:r>
-      <w:r>
-        <w:t xml:space="preserve"> </w:t>
-      </w:r>
-      <w:r>
-        <w:t xml:space="preserve">approaches run independent searches over the whole problem concurrently; SAT portfolios such as ManySAT</w:t>
-      </w:r>
-      <w:r>
-        <w:t xml:space="preserve"> </w:t>
-      </w:r>
-      <w:r>
-        <w:t xml:space="preserve"> </w:t>
-      </w:r>
-      <w:r>
-        <w:t xml:space="preserve">additionally share</w:t>
+        <w:t xml:space="preserve">wipeout</w:t>
+      </w:r>
+      <w:r>
+        <w:t xml:space="preserve">). The dom/wdeg (domain-over-weighted-degree) heuristic</w:t>
+      </w:r>
+      <w:r>
+        <w:t xml:space="preserve"> </w:t>
+      </w:r>
+      <w:r>
+        <w:t xml:space="preserve"> </w:t>
+      </w:r>
+      <w:r>
+        <w:t xml:space="preserve">selects the variable with smallest domain-size-to-weighted-degree ratio, where a constraint’s weight increases on every wipeout it causes. Randomized backtracking exhibits heavy-tailed runtime</w:t>
+      </w:r>
+      <w:r>
+        <w:t xml:space="preserve"> </w:t>
+      </w:r>
+      <w:r>
+        <w:t xml:space="preserve">: restarting periodically eliminates most of the tail and is standard in Boolean satisfiability (SAT) and CSP solvers alike.</w:t>
+      </w:r>
+    </w:p>
+    <w:p>
+      <w:pPr>
+        <w:pStyle w:val="BodyText"/>
+      </w:pPr>
+      <w:r>
+        <w:t xml:space="preserve">Two dominant parallel strategies exist.</w:t>
       </w:r>
       <w:r>
         <w:t xml:space="preserve"> </w:t>
@@ -222,13 +210,22 @@
           <w:i/>
           <w:iCs/>
         </w:rPr>
-        <w:t xml:space="preserve">learned clauses</w:t>
-      </w:r>
-      <w:r>
-        <w:t xml:space="preserve"> </w:t>
-      </w:r>
-      <w:r>
-        <w:t xml:space="preserve">between workers without partitioning.</w:t>
+        <w:t xml:space="preserve">Portfolio</w:t>
+      </w:r>
+      <w:r>
+        <w:t xml:space="preserve"> </w:t>
+      </w:r>
+      <w:r>
+        <w:t xml:space="preserve">approaches run independent searches over the whole problem concurrently; SAT portfolios such as ManySAT</w:t>
+      </w:r>
+      <w:r>
+        <w:t xml:space="preserve"> </w:t>
+      </w:r>
+      <w:r>
+        <w:t xml:space="preserve"> </w:t>
+      </w:r>
+      <w:r>
+        <w:t xml:space="preserve">additionally share</w:t>
       </w:r>
       <w:r>
         <w:t xml:space="preserve"> </w:t>
@@ -238,30 +235,13 @@
           <w:i/>
           <w:iCs/>
         </w:rPr>
-        <w:t xml:space="preserve">Partitioning</w:t>
-      </w:r>
-      <w:r>
-        <w:t xml:space="preserve"> </w:t>
-      </w:r>
-      <w:r>
-        <w:t xml:space="preserve">approaches divide the search space so each worker explores a disjoint region, giving non-overlapping coverage useful for proving unsatisfiability.</w:t>
-      </w:r>
-    </w:p>
-    <w:p>
-      <w:pPr>
-        <w:pStyle w:val="BodyText"/>
-      </w:pPr>
-      <w:r>
-        <w:t xml:space="preserve">Three prior CSP results sit near, but not on, the point in this design space we describe. Grimes and Wallace</w:t>
-      </w:r>
-      <w:r>
-        <w:t xml:space="preserve"> </w:t>
-      </w:r>
-      <w:r>
-        <w:t xml:space="preserve"> </w:t>
-      </w:r>
-      <w:r>
-        <w:t xml:space="preserve">accumulate dom/wdeg-style weights from short restarted probes of a</w:t>
+        <w:t xml:space="preserve">learned clauses</w:t>
+      </w:r>
+      <w:r>
+        <w:t xml:space="preserve"> </w:t>
+      </w:r>
+      <w:r>
+        <w:t xml:space="preserve">(facts inferred from a worker’s own failed attempts) between workers without partitioning.</w:t>
       </w:r>
       <w:r>
         <w:t xml:space="preserve"> </w:t>
@@ -271,6 +251,39 @@
           <w:i/>
           <w:iCs/>
         </w:rPr>
+        <w:t xml:space="preserve">Partitioning</w:t>
+      </w:r>
+      <w:r>
+        <w:t xml:space="preserve"> </w:t>
+      </w:r>
+      <w:r>
+        <w:t xml:space="preserve">approaches divide the search space so each worker explores a disjoint region, giving non-overlapping coverage useful for proving unsatisfiability (that no solution exists, UNSAT).</w:t>
+      </w:r>
+    </w:p>
+    <w:p>
+      <w:pPr>
+        <w:pStyle w:val="BodyText"/>
+      </w:pPr>
+      <w:r>
+        <w:t xml:space="preserve">Three prior CSP results sit near, but not on, the point in this design space we describe. Grimes and Wallace</w:t>
+      </w:r>
+      <w:r>
+        <w:t xml:space="preserve"> </w:t>
+      </w:r>
+      <w:r>
+        <w:t xml:space="preserve"> </w:t>
+      </w:r>
+      <w:r>
+        <w:t xml:space="preserve">accumulate dom/wdeg-style weights from short restarted probes of a</w:t>
+      </w:r>
+      <w:r>
+        <w:t xml:space="preserve"> </w:t>
+      </w:r>
+      <w:r>
+        <w:rPr>
+          <w:i/>
+          <w:iCs/>
+        </w:rPr>
         <w:t xml:space="preserve">single sequential</w:t>
       </w:r>
       <w:r>
@@ -286,7 +299,7 @@
         <w:t xml:space="preserve"> </w:t>
       </w:r>
       <w:r>
-        <w:t xml:space="preserve">parallelize a lazy-clause-generation solver by sharing learnt nogoods and objective bounds between workers – concurrent, but sharing</w:t>
+        <w:t xml:space="preserve">parallelize a lazy-clause-generation solver by sharing learnt nogoods (assignments proven infeasible) and objective bounds between workers – concurrent, but sharing</w:t>
       </w:r>
       <w:r>
         <w:t xml:space="preserve"> </w:t>
@@ -448,7 +461,7 @@
         <w:t xml:space="preserve"> </w:t>
       </w:r>
       <w:r>
-        <w:t xml:space="preserve">– then propagates letter constraints via an AC-3-style queue; a domain wipeout increases the responsible crossing’s weight.</w:t>
+        <w:t xml:space="preserve">– then propagates letter constraints via an AC-3-style queue (a standard constraint-propagation algorithm); a domain wipeout increases the responsible crossing’s weight.</w:t>
       </w:r>
     </w:p>
     <w:p>
@@ -488,7 +501,7 @@
         <w:t xml:space="preserve">unlimited_budget</w:t>
       </w:r>
       <w:r>
-        <w:t xml:space="preserve">) that guarantees eventual completion independent of restart variance. Any worker’s sound negative result cancels the others.</w:t>
+        <w:t xml:space="preserve">) that guarantees eventual completion independent of restart variance. Any worker’s sound (mathematically valid) negative result cancels the others.</w:t>
       </w:r>
     </w:p>
     <w:p>
@@ -521,7 +534,7 @@
         <w:t xml:space="preserve"> </w:t>
       </w:r>
       <w:r>
-        <w:t xml:space="preserve">maintains one array of plain atomic counters, one per crossing, shared by every restart worker except the dedicated exhaustive one. Every worker increments a crossing’s counter on wipeout and reads every counter when scoring candidates. The counters are plain, order-independent atomic increments rather than a decaying scheme: a decaying normalizer depends on the exact sequence of prior updates and is race-free only with a single writer, while concurrent writers need an update rule that does not depend on order. The dedicated exhaustive worker is excluded because its entire value is one undisturbed trajectory; wiring it in measurably regressed the one grid in our corpus it uniquely solved. Two correctness properties were required: single-threaded calls stay byte-identical to the unshared baseline, gated on thread count</w:t>
+        <w:t xml:space="preserve">maintains one array of plain atomic counters (thread-safe, uninterruptible updates), one per crossing, shared by every restart worker except the dedicated exhaustive one. Every worker increments a crossing’s counter on wipeout and reads every counter when scoring candidates. The counters are plain, order-independent atomic increments rather than a decaying scheme: a decaying normalizer depends on the exact sequence of prior updates and is safe under concurrent writers only if there is just one writer, while true concurrent writers need an update rule that does not depend on order at all. The dedicated exhaustive worker is excluded because its entire value is one undisturbed trajectory; wiring it in measurably hurt performance on the one grid in our corpus it had uniquely been able to solve. Two correctness properties were required: single-threaded calls stay byte-identical to the unshared baseline, since the mechanism only activates for thread count</w:t>
       </w:r>
       <w:r>
         <w:t xml:space="preserve"> </w:t>
@@ -538,7 +551,7 @@
         </m:r>
       </m:oMath>
       <w:r>
-        <w:t xml:space="preserve">; and ThreadSanitizer, run against real multi-threaded solves, reports no data races. In earlier development-time testing across a broad corpus of moderate-difficulty grids (documented in</w:t>
+        <w:t xml:space="preserve">; and ThreadSanitizer (a tool that detects unsafe concurrent memory access), run against real multi-threaded solves, reports no such unsafe access. In earlier development-time testing across a broad corpus of moderate-difficulty grids (documented in</w:t>
       </w:r>
       <w:r>
         <w:t xml:space="preserve"> </w:t>
@@ -747,7 +760,13 @@
         <w:t xml:space="preserve">benchmarks/urtc2026_testbench/</w:t>
       </w:r>
       <w:r>
-        <w:t xml:space="preserve">), against a dictionary derived deterministically from the repository’s own freely available word list, with a fixed seed and a 300-second cap, reproducible via</w:t>
+        <w:t xml:space="preserve">) in the paper’s code repository</w:t>
+      </w:r>
+      <w:r>
+        <w:t xml:space="preserve"> </w:t>
+      </w:r>
+      <w:r>
+        <w:t xml:space="preserve">, against a dictionary derived deterministically from the repository’s own freely available word list, with a fixed seed and a 300-second cap, reproducible via</w:t>
       </w:r>
       <w:r>
         <w:t xml:space="preserve"> </w:t>
@@ -2157,7 +2176,7 @@
         <w:t xml:space="preserve"> </w:t>
       </w:r>
       <w:r>
-        <w:t xml:space="preserve">supports that gap’s importance rather than being the paper’s subject – restart portfolios and partitioned search are suited respectively to finding solutions quickly and to proving none exist, a pattern independent of any one solver. The mechanism itself, tested in isolation, is more modest than the architecture it sits inside: a real win on typical grids, a wash or worse on the hardest ones, reported as measured rather than as hoped. We also reported a negative result from the same codebase – five heuristics rendered indistinguishable by a precondition that kept them from ever executing – as a reusable caution for comparing branching heuristics by benchmark score alone. Nothing about the mechanism itself is specific to crossword filling: it needs only a wdeg-style weight table and a restart loop, both already common in CSP and lazy-clause-generation solvers – exactly the ingredients Section </w:t>
+        <w:t xml:space="preserve">supports that gap’s importance rather than being the paper’s subject – restart portfolios and partitioned search are suited respectively to finding solutions quickly and to proving none exist, a pattern independent of any one solver. The mechanism itself, tested in isolation, is more modest than the architecture it sits inside: a real win on typical grids, a wash or worse on the hardest ones, reported as measured rather than as hoped. We also reported a negative result from the same codebase – five heuristics rendered indistinguishable by a precondition that kept them from ever executing – as a reusable caution for comparing branching heuristics by benchmark score alone. Nothing about the mechanism itself is specific to crossword filling: it needs only a dom/wdeg-style weight table and a restart loop, both already common in CSP and lazy-clause-generation solvers – exactly the ingredients Section </w:t>
       </w:r>
       <w:hyperlink w:anchor="sec:relwork">
         <w:r>
@@ -2175,7 +2194,7 @@
       </w:r>
     </w:p>
     <w:bookmarkEnd w:id="37"/>
-    <w:bookmarkStart w:id="39" w:name="acknowledgment"/>
+    <w:bookmarkStart w:id="40" w:name="acknowledgment"/>
     <w:p>
       <w:pPr>
         <w:pStyle w:val="Heading1"/>
@@ -2504,7 +2523,39 @@
         </w:r>
       </w:hyperlink>
     </w:p>
-    <w:bookmarkEnd w:id="39"/>
+    <w:p>
+      <w:pPr>
+        <w:pStyle w:val="BodyText"/>
+      </w:pPr>
+      <w:r>
+        <w:t xml:space="preserve">L. K. Schreiber.</w:t>
+      </w:r>
+      <w:r>
+        <w:t xml:space="preserve"> </w:t>
+      </w:r>
+      <w:r>
+        <w:rPr>
+          <w:i/>
+          <w:iCs/>
+        </w:rPr>
+        <w:t xml:space="preserve">xfill: a word-level CSP solver for crossword filling</w:t>
+      </w:r>
+      <w:r>
+        <w:t xml:space="preserve">. (2026). Source code, benchmarks, and results. Accessed: Aug. 7, 2026. [Online]. Available:</w:t>
+      </w:r>
+      <w:r>
+        <w:t xml:space="preserve"> </w:t>
+      </w:r>
+      <w:hyperlink r:id="rId39">
+        <w:r>
+          <w:rPr>
+            <w:rStyle w:val="Hyperlink"/>
+          </w:rPr>
+          <w:t xml:space="preserve">https://github.com/ls1881/crossword-filler</w:t>
+        </w:r>
+      </w:hyperlink>
+    </w:p>
+    <w:bookmarkEnd w:id="40"/>
     <w:sectPr>
       <w:footnotePr>
         <w:numRestart w:val="eachSect"/>

--- a/paper/xfill_urtc2026.docx
+++ b/paper/xfill_urtc2026.docx
@@ -28,7 +28,7 @@
         <w:pStyle w:val="Abstract"/>
       </w:pPr>
       <w:r>
-        <w:t xml:space="preserve">Parallel constraint satisfaction problem (CSP) solvers typically take one of two forms: partition the search space across workers, or run an undivided portfolio of independent restarts. When CSP workers share information at all, prior work treats that sharing as a one-time input to partitioning, gathered once and then spent. This paper describes a different mechanism: a restart portfolio whose workers never partition the problem, but continuously and concurrently update a shared pool of per-constraint conflict weights throughout the search, with no manager and no synchronization phase. We implement it in xfill, a word-level CSP solver for crossword filling, and test it two ways. First, we establish that restart-portfolio search as a class occupies a genuinely different point in the design space than partition-based search, using orca-solver, an independently developed partition-based solver, as a concrete representative of the alternative. Restart portfolios exploit heavy-tailed search-runtime distributions: oversubscribing thread count past the physical core count improves xfill by roughly 65 times on one hard grid, while the partition-based solver improves only marginally and cannot solve it at all below 14 threads. On realistic-scale instances, xfill solves every one of 12 real, previously published 15x15 grids tested, and on the 11 where the partition-based solver also succeeds, xfill is faster on 9, by a geometric mean of about 107 times. Partitioning, conversely, gives genuine non-overlapping coverage, a real advantage for proving unsatisfiability. Second, and more directly on point, we isolate the shared-weight mechanism itself, holding the solver and grid fixed and toggling only the mechanism, and find a more nuanced result than the architectural comparison above: consistent improvement on a broad corpus of moderate-difficulty grids, but higher variance rather than a reliable win on especially hard instances. A negative or mixed result for one’s own mechanism is still evidence, so we present it alongside the positive one rather than in place of it. We also report a negative result from the same codebase: five independently plausible letter-level branching heuristics produced numerically identical output on our hardest benchmark grid, because a domain-size precondition meant none of them ever executed, caught only by direct execution-path instrumentation and not by comparing benchmark scores.</w:t>
+        <w:t xml:space="preserve">Parallel constraint satisfaction problem (CSP) solvers typically take one of two forms: partition the search space across workers, or run an undivided portfolio of independent restarts. When CSP workers share information at all, prior work treats that sharing as a one-time input to partitioning, gathered once and then spent. This paper describes a different mechanism: a restart portfolio whose workers never partition the problem, but continuously and concurrently update a shared pool of per-constraint conflict weights throughout the search, with no manager and no synchronization phase. We implement it in xfill, a word-level CSP solver for crossword filling, and test it two ways. First, we establish that restart-portfolio search as a class occupies a genuinely different point in the design space than partition-based search, using orca-solver, an independently developed partition-based solver, as a concrete representative of the alternative. Restart portfolios exploit heavy-tailed search-runtime distributions: oversubscribing thread count past the physical core count improves xfill by roughly 65 times on one hard grid, while the partition-based solver improves only marginally and cannot solve it at all below 14 threads. On realistic-scale instances, xfill solves every one of 12 real, previously published 15x15 grids tested, and on the 11 where the partition-based solver also succeeds, xfill is faster on 9, by a geometric mean of about 107 times. Partitioning, conversely, gives genuine non-overlapping coverage, a real advantage for proving unsatisfiability. Second – this paper’s actual contribution – we isolate the shared-weight mechanism itself, holding the solver and grid fixed and toggling only the mechanism, and find a more nuanced result than the architectural comparison above: consistent improvement on a broad corpus of moderate-difficulty grids, but higher variance rather than a reliable win on especially hard instances. A negative or mixed result for one’s own mechanism is still evidence, so we present it alongside the positive one rather than in place of it. We also report a negative result from the same codebase: five independently plausible letter-level branching heuristics produced numerically identical output on our hardest benchmark grid, because a domain-size precondition meant none of them ever executed, caught only by direct execution-path instrumentation and not by comparing benchmark scores.</w:t>
       </w:r>
     </w:p>
     <w:p>
@@ -312,7 +312,10 @@
         <w:t xml:space="preserve">hard</w:t>
       </w:r>
       <w:r>
-        <w:t xml:space="preserve">, logically derived facts, and requiring clause-learning machinery most CSP solvers lack. Yun and Epstein’s SPREAD</w:t>
+        <w:t xml:space="preserve"> </w:t>
+      </w:r>
+      <w:r>
+        <w:t xml:space="preserve">facts, and requiring clause-learning machinery most CSP solvers lack. Yun and Epstein’s SPREAD</w:t>
       </w:r>
       <w:r>
         <w:t xml:space="preserve"> </w:t>
@@ -534,7 +537,7 @@
         <w:t xml:space="preserve"> </w:t>
       </w:r>
       <w:r>
-        <w:t xml:space="preserve">maintains one array of plain atomic counters (thread-safe, uninterruptible updates), one per crossing, shared by every restart worker except the dedicated exhaustive one. Every worker increments a crossing’s counter on wipeout and reads every counter when scoring candidates. The counters are plain, order-independent atomic increments rather than a decaying scheme: a decaying normalizer depends on the exact sequence of prior updates and is safe under concurrent writers only if there is just one writer, while true concurrent writers need an update rule that does not depend on order at all. The dedicated exhaustive worker is excluded because its entire value is one undisturbed trajectory; wiring it in measurably hurt performance on the one grid in our corpus it had uniquely been able to solve. Two correctness properties were required: single-threaded calls stay byte-identical to the unshared baseline, since the mechanism only activates for thread count</w:t>
+        <w:t xml:space="preserve">maintains one array of plain atomic counters (thread-safe, uninterruptible updates), one per crossing, shared by every restart worker except the dedicated exhaustive one. Every worker increments a crossing’s counter on wipeout and reads every counter when scoring candidates. The counters are plain, order-independent atomic increments rather than a decaying scheme: a decaying normalizer is safe under concurrent writers only if there is just one writer, since it depends on the exact sequence of prior updates – true concurrent writers need an update rule that ignores order entirely. The dedicated exhaustive worker is excluded because its entire value is one undisturbed trajectory; wiring it in measurably hurt performance on the one grid in our corpus it had uniquely been able to solve. Two correctness properties were required: single-threaded calls stay byte-identical to the unshared baseline, since the mechanism only activates for thread count</w:t>
       </w:r>
       <w:r>
         <w:t xml:space="preserve"> </w:t>
@@ -733,7 +736,7 @@
         <w:t xml:space="preserve"> </w:t>
       </w:r>
       <w:r>
-        <w:t xml:space="preserve">then test whether restart-portfolio search, as an architectural class, occupies a genuinely different point in the design space than partition-based search – using orca-solver as a concrete, independently developed representative of that alternative, and an unmodified naive backtracker to show the comparison is not trivial. That architectural comparison is context for why the mechanism is worth building, not a prerequisite to testing it.</w:t>
+        <w:t xml:space="preserve">then test the broader architectural claim from the Introduction directly, using orca-solver as a concrete, independently developed stand-in for partition-based search, and an unmodified naive backtracker to show the comparison is not trivial. That architectural comparison is context for why the mechanism is worth building, not a prerequisite to testing it.</w:t>
       </w:r>
     </w:p>
     <w:p>
@@ -1259,7 +1262,7 @@
         </w:r>
       </w:hyperlink>
       <w:r>
-        <w:t xml:space="preserve">’s broader-corpus finding of a consistent win, the synthesis is regime-dependent: shared weights help on typical grids by redistributing which crossings each worker deprioritizes, but at the extreme difficulty end they trade tight, well-behaved variance for a wider one that is not reliably better, and sometimes reliably worse. We have no evidence for a uniform win, so we do not claim one – the same standard Section </w:t>
+        <w:t xml:space="preserve">’s broader-corpus finding of a consistent win, the synthesis is regime-dependent. Shared weights help on typical grids by redistributing which crossings each worker deprioritizes, but at the extreme difficulty end they trade tight, well-behaved variance for a wider one that is not reliably better, and sometimes reliably worse. We have no evidence for a uniform win, so we do not claim one – the same standard Section </w:t>
       </w:r>
       <w:hyperlink w:anchor="sec:negative">
         <w:r>
@@ -1601,7 +1604,18 @@
         <w:pStyle w:val="FirstParagraph"/>
       </w:pPr>
       <w:r>
-        <w:t xml:space="preserve">Across all 20 grids, xfill resolved 19 (18 solved, 1 UNSAT; 1 timeout), orca-solver 18 (17 solved, 1 UNSAT; 2 timeouts), ingrid_core 17 (16 solved, 1 UNSAT; 3 timeouts), and crossword-composer 9 (8 solved, 1 UNSAT; 11 timeouts) – a real, unmodified, independently authored solver, not a strawman built to lose. Escalating the cap from 300s to 600s changed exactly one outcome: ingrid_core went on to solve</w:t>
+        <w:t xml:space="preserve">Zooming out from thread scaling on a few hand-picked hard grids to the full sweep across all four solvers and every curated grid size (Fig. </w:t>
+      </w:r>
+      <w:hyperlink w:anchor="fig:size">
+        <w:r>
+          <w:rPr>
+            <w:rStyle w:val="Hyperlink"/>
+          </w:rPr>
+          <w:t xml:space="preserve">3</w:t>
+        </w:r>
+      </w:hyperlink>
+      <w:r>
+        <w:t xml:space="preserve">), the same advantage holds broadly, letting us test directly whether crossword-composer’s losses are a genuine baseline failure or just an under-provisioned time budget. Across all 20 grids, xfill resolved 19 (18 solved, 1 UNSAT; 1 timeout), orca-solver 18 (17 solved, 1 UNSAT; 2 timeouts), ingrid_core 17 (16 solved, 1 UNSAT; 3 timeouts), and crossword-composer 9 (8 solved, 1 UNSAT; 11 timeouts) – a real, unmodified, independently authored solver, not a strawman built to lose. Escalating the cap from 300s to 600s changed exactly one outcome: ingrid_core went on to solve</w:t>
       </w:r>
       <w:r>
         <w:t xml:space="preserve"> </w:t>
@@ -2103,7 +2117,7 @@
         </w:r>
       </w:hyperlink>
       <w:r>
-        <w:t xml:space="preserve">) goes further: more draws can succeed where a fixed partition cannot. Partitioned search instead gives genuine non-overlapping coverage, valuable specifically for proving unsatisfiability (Section </w:t>
+        <w:t xml:space="preserve">) goes further: more draws can succeed where a fixed partition cannot. Partitioned search instead gives every worker a disjoint slice of the space to rule out, which is exactly what makes it valuable for proving unsatisfiability (Section </w:t>
       </w:r>
       <w:hyperlink w:anchor="sec:relwork">
         <w:r>

--- a/paper/xfill_urtc2026.docx
+++ b/paper/xfill_urtc2026.docx
@@ -28,7 +28,7 @@
         <w:pStyle w:val="Abstract"/>
       </w:pPr>
       <w:r>
-        <w:t xml:space="preserve">Parallel constraint satisfaction problem (CSP) solvers typically take one of two forms: partition the search space across workers, or run an undivided portfolio of independent restarts. When CSP workers share information at all, prior work treats that sharing as a one-time input to partitioning, gathered once and then spent. This paper describes a different mechanism: a restart portfolio whose workers never partition the problem, but continuously and concurrently update a shared pool of per-constraint conflict weights throughout the search, with no manager and no synchronization phase. We implement it in xfill, a word-level CSP solver for crossword filling, and test it two ways. First, we establish that restart-portfolio search as a class occupies a genuinely different point in the design space than partition-based search, using orca-solver, an independently developed partition-based solver, as a concrete representative of the alternative. Restart portfolios exploit heavy-tailed search-runtime distributions: oversubscribing thread count past the physical core count improves xfill by roughly 65 times on one hard grid, while the partition-based solver improves only marginally and cannot solve it at all below 14 threads. On realistic-scale instances, xfill solves every one of 12 real, previously published 15x15 grids tested, and on the 11 where the partition-based solver also succeeds, xfill is faster on 9, by a geometric mean of about 107 times. Partitioning, conversely, gives genuine non-overlapping coverage, a real advantage for proving unsatisfiability. Second – this paper’s actual contribution – we isolate the shared-weight mechanism itself, holding the solver and grid fixed and toggling only the mechanism, and find a more nuanced result than the architectural comparison above: consistent improvement on a broad corpus of moderate-difficulty grids, but higher variance rather than a reliable win on especially hard instances. A negative or mixed result for one’s own mechanism is still evidence, so we present it alongside the positive one rather than in place of it. We also report a negative result from the same codebase: five independently plausible letter-level branching heuristics produced numerically identical output on our hardest benchmark grid, because a domain-size precondition meant none of them ever executed, caught only by direct execution-path instrumentation and not by comparing benchmark scores.</w:t>
+        <w:t xml:space="preserve">Parallel constraint satisfaction problem (CSP) solvers typically take one of two forms: partition the search space across workers, or run an undivided portfolio of independent restarts. When CSP workers share information at all, prior work treats that sharing as a one-time input to partitioning, gathered once and then spent. This paper describes a different mechanism: a restart portfolio whose workers never partition the problem, but continuously and concurrently update a shared pool of per-constraint conflict weights throughout the search, with no manager and no synchronization phase. We implement it in xfill, a word-level CSP solver for crossword filling, and test it two ways. First, we establish that restart-portfolio search as a class occupies a genuinely different point in the design space than partition-based search, using orca-solver, an independently developed partition-based solver, as a concrete representative of the alternative. Restart portfolios exploit heavy-tailed search-runtime distributions: oversubscribing thread count past the physical core count improves xfill by roughly 65 times on one hard grid, while the partition-based solver improves only marginally and cannot solve it at all below 14 threads. On realistic-scale instances, xfill solves every one of 12 real, previously published 15x15 grids tested, and on the 11 where the partition-based solver also succeeds, xfill is faster on 9, by a geometric mean of about 107 times. Partitioning, conversely, gives genuine non-overlapping coverage, a real advantage for proving unsatisfiability. Second—this paper’s actual contribution—we isolate the shared-weight mechanism itself, holding the solver and grid fixed and toggling only the mechanism, and find a more nuanced result than the architectural comparison above: consistent improvement on a broad corpus of moderate-difficulty grids, but higher variance rather than a reliable win on especially hard instances. A negative or mixed result for one’s own mechanism is still evidence, so we present it alongside the positive one rather than in place of it. We also report a negative result from the same codebase: five independently plausible letter-level branching heuristics produced numerically identical output on our hardest benchmark grid, because a domain-size precondition meant none of them ever executed, caught only by direct execution-path instrumentation and not by comparing benchmark scores.</w:t>
       </w:r>
     </w:p>
     <w:p>
@@ -53,7 +53,7 @@
         <w:pStyle w:val="FirstParagraph"/>
       </w:pPr>
       <w:r>
-        <w:t xml:space="preserve">Crossword filling – assigning a dictionary word to every slot in a grid so every crossing letter agrees – is a word-level constraint satisfaction problem (CSP) and a convenient search-research testbed: instances are human-legible, difficulty is controllable directly through grid geometry, and independently developed solvers already exist to compare against. Ginsberg’s Dr.Fill</w:t>
+        <w:t xml:space="preserve">Crossword filling—assigning a dictionary word to every slot in a grid so every crossing letter agrees—is a word-level constraint satisfaction problem (CSP) and a convenient search-research testbed: instances are human-legible, difficulty is controllable directly through grid geometry, and independently developed solvers already exist to compare against. Ginsberg’s Dr.Fill</w:t>
       </w:r>
       <w:r>
         <w:t xml:space="preserve"> </w:t>
@@ -86,7 +86,7 @@
         <w:t xml:space="preserve"> </w:t>
       </w:r>
       <w:r>
-        <w:t xml:space="preserve">heuristic statistics – information that biases search order without asserting anything logically – continuously, without ever partitioning the problem those workers are solving? Section </w:t>
+        <w:t xml:space="preserve">heuristic statistics—information that biases search order without asserting anything logically—continuously, without ever partitioning the problem those workers are solving? Section </w:t>
       </w:r>
       <w:hyperlink w:anchor="sec:relwork">
         <w:r>
@@ -146,7 +146,7 @@
         <w:t xml:space="preserve"> </w:t>
       </w:r>
       <w:r>
-        <w:t xml:space="preserve">(1) a concurrent, decentralized conflict-weight-sharing mechanism for restart-portfolio CSP search, positioned precisely against the closest prior work; (2) a reproducible four-solver testbench that separates two claims – restart-portfolio search as an architectural class versus this specific mechanism within it – rather than conflating them; and (3) a methodological negative result about confirming a heuristic executes before trusting its benchmark comparison.</w:t>
+        <w:t xml:space="preserve">(1) a concurrent, decentralized conflict-weight-sharing mechanism for restart-portfolio CSP search, positioned precisely against the closest prior work; (2) a reproducible four-solver testbench that separates two claims—restart-portfolio search as an architectural class versus this specific mechanism within it—rather than conflating them; and (3) a methodological negative result about confirming a heuristic executes before trusting its benchmark comparison.</w:t>
       </w:r>
     </w:p>
     <w:bookmarkEnd w:id="9"/>
@@ -164,7 +164,7 @@
         <w:pStyle w:val="FirstParagraph"/>
       </w:pPr>
       <w:r>
-        <w:t xml:space="preserve">A CSP assigns values to variables from finite domains subject to constraints; systematic backtracking assigns one variable at a time, then propagates – removing values the new assignment now rules out elsewhere – and backtracks if some variable’s domain empties entirely (a</w:t>
+        <w:t xml:space="preserve">A CSP assigns values to variables from finite domains subject to constraints; systematic backtracking assigns one variable at a time, then propagates—removing now-impossible values from other variables’ domains—and backtracks if some variable’s domain empties entirely (a</w:t>
       </w:r>
       <w:r>
         <w:t xml:space="preserve"> </w:t>
@@ -290,16 +290,16 @@
         <w:t xml:space="preserve"> </w:t>
       </w:r>
       <w:r>
-        <w:t xml:space="preserve">solver – never concurrent. Ehlers and Stuckey</w:t>
-      </w:r>
-      <w:r>
-        <w:t xml:space="preserve"> </w:t>
-      </w:r>
-      <w:r>
-        <w:t xml:space="preserve"> </w:t>
-      </w:r>
-      <w:r>
-        <w:t xml:space="preserve">parallelize a lazy-clause-generation solver by sharing learnt nogoods (assignments proven infeasible) and objective bounds between workers – concurrent, but sharing</w:t>
+        <w:t xml:space="preserve">solver—never concurrent. Ehlers and Stuckey</w:t>
+      </w:r>
+      <w:r>
+        <w:t xml:space="preserve"> </w:t>
+      </w:r>
+      <w:r>
+        <w:t xml:space="preserve"> </w:t>
+      </w:r>
+      <w:r>
+        <w:t xml:space="preserve">parallelize a lazy-clause-generation solver by sharing learnt nogoods (assignments proven infeasible) and objective bounds between workers—concurrent, but sharing</w:t>
       </w:r>
       <w:r>
         <w:t xml:space="preserve"> </w:t>
@@ -388,7 +388,7 @@
         <w:t xml:space="preserve"> </w:t>
       </w:r>
       <w:r>
-        <w:t xml:space="preserve">documents extensive concurrent, non-partitioning multi-agent search – sharing hard facts (learned clauses, as in ManySAT) or concrete candidate-value hints – but no work sharing continuously updated soft heuristic weights among such workers.</w:t>
+        <w:t xml:space="preserve">documents extensive concurrent, non-partitioning multi-agent search—sharing hard facts (learned clauses, as in ManySAT) or concrete candidate-value hints—but no work sharing continuously updated soft heuristic weights among such workers.</w:t>
       </w:r>
     </w:p>
     <w:p>
@@ -448,7 +448,7 @@
         <w:t xml:space="preserve"> </w:t>
       </w:r>
       <w:r>
-        <w:t xml:space="preserve">cells) and crossings (cell-level intersections). Its sequential core performs dom/wdeg-style branching – selecting the slot minimizing domain size over accumulated</w:t>
+        <w:t xml:space="preserve">cells) and crossings (cell-level intersections). Its sequential core performs dom/wdeg-style branching—selecting the slot minimizing domain size over accumulated</w:t>
       </w:r>
       <w:r>
         <w:t xml:space="preserve"> </w:t>
@@ -461,10 +461,7 @@
         <w:t xml:space="preserve">crossing weight</w:t>
       </w:r>
       <w:r>
-        <w:t xml:space="preserve"> </w:t>
-      </w:r>
-      <w:r>
-        <w:t xml:space="preserve">– then propagates letter constraints via an AC-3-style queue (a standard constraint-propagation algorithm); a domain wipeout increases the responsible crossing’s weight.</w:t>
+        <w:t xml:space="preserve">—then propagates letter constraints via an AC-3-style queue (a standard constraint-propagation algorithm); a domain wipeout increases the responsible crossing’s weight.</w:t>
       </w:r>
     </w:p>
     <w:p>
@@ -537,7 +534,7 @@
         <w:t xml:space="preserve"> </w:t>
       </w:r>
       <w:r>
-        <w:t xml:space="preserve">maintains one array of plain atomic counters (thread-safe, uninterruptible updates), one per crossing, shared by every restart worker except the dedicated exhaustive one. Every worker increments a crossing’s counter on wipeout and reads every counter when scoring candidates. The counters are plain, order-independent atomic increments rather than a decaying scheme: a decaying normalizer is safe under concurrent writers only if there is just one writer, since it depends on the exact sequence of prior updates – true concurrent writers need an update rule that ignores order entirely. The dedicated exhaustive worker is excluded because its entire value is one undisturbed trajectory; wiring it in measurably hurt performance on the one grid in our corpus it had uniquely been able to solve. Two correctness properties were required: single-threaded calls stay byte-identical to the unshared baseline, since the mechanism only activates for thread count</w:t>
+        <w:t xml:space="preserve">maintains one array of plain atomic counters (thread-safe, uninterruptible updates), one per crossing, shared by every restart worker except the dedicated exhaustive one. Every worker increments a crossing’s counter on wipeout and reads every counter when scoring candidates. The counters are plain, order-independent atomic increments rather than a decaying scheme: a decaying normalizer is safe under concurrent writers only if there is just one writer, since it depends on the exact sequence of prior updates—true concurrent writers need an update rule that ignores order entirely. The dedicated exhaustive worker is excluded because its entire value is one undisturbed trajectory; wiring it in measurably hurt performance on the one grid in our corpus it had uniquely been able to solve. Two correctness properties were required: single-threaded calls stay byte-identical to the unshared baseline, since the mechanism only activates for thread count</w:t>
       </w:r>
       <w:r>
         <w:t xml:space="preserve"> </w:t>
@@ -566,7 +563,7 @@
         <w:t xml:space="preserve">docs/design.md</w:t>
       </w:r>
       <w:r>
-        <w:t xml:space="preserve">), this mechanism cut solve time broadly – a finding we revisit against a harder, targeted ablation in Section </w:t>
+        <w:t xml:space="preserve">), this mechanism cut solve time broadly—a finding we revisit against a harder, targeted ablation in Section </w:t>
       </w:r>
       <w:hyperlink w:anchor="sec:ablation">
         <w:r>
@@ -618,7 +615,7 @@
         <w:t xml:space="preserve"> </w:t>
       </w:r>
       <w:r>
-        <w:t xml:space="preserve">grid known to be exceptionally hard for restart-based search, we implemented five letter-level branching variants – three minimum-remaining-value scoring rules, a faithful reimplementation of a partition-based solver’s own candidate scoring, and a reversed scan order – reasoning that a smaller per-node branching factor should help on wide-open grids.</w:t>
+        <w:t xml:space="preserve">grid known to be exceptionally hard for restart-based search, we implemented five letter-level branching variants—three minimum-remaining-value scoring rules, a faithful reimplementation of a partition-based solver’s own candidate scoring, and a reversed scan order—reasoning that a smaller per-node branching factor should help on wide-open grids.</w:t>
       </w:r>
     </w:p>
     <w:p>
@@ -626,7 +623,7 @@
         <w:pStyle w:val="BodyText"/>
       </w:pPr>
       <w:r>
-        <w:t xml:space="preserve">All five produced numerically identical node and backtrack counts – too strong a signal to report as a simple null result, so we checked further. A plain counter in the branch-selection code, tracking how often the large-domain branch these heuristics govern actually executed, showed it firing</w:t>
+        <w:t xml:space="preserve">All five produced numerically identical node and backtrack counts—too strong a signal to report as a simple null result, so we checked further. A plain counter in the branch-selection code, tracking how often the large-domain branch these heuristics govern actually executed, showed it firing</w:t>
       </w:r>
       <w:r>
         <w:t xml:space="preserve"> </w:t>
@@ -686,7 +683,7 @@
         <w:pStyle w:val="FirstParagraph"/>
       </w:pPr>
       <w:r>
-        <w:t xml:space="preserve">The experiments below – enabled by Section </w:t>
+        <w:t xml:space="preserve">The experiments below—enabled by Section </w:t>
       </w:r>
       <w:hyperlink w:anchor="sec:negative">
         <w:r>
@@ -697,7 +694,7 @@
         </w:r>
       </w:hyperlink>
       <w:r>
-        <w:t xml:space="preserve">’s fix – test two distinct claims, kept in separate subsections rather than blended together. Section </w:t>
+        <w:t xml:space="preserve">’s fix—test two distinct claims, kept in separate subsections rather than blended together. Section </w:t>
       </w:r>
       <w:hyperlink w:anchor="sec:ablation">
         <w:r>
@@ -769,7 +766,7 @@
         <w:t xml:space="preserve"> </w:t>
       </w:r>
       <w:r>
-        <w:t xml:space="preserve">, against a dictionary derived deterministically from the repository’s own freely available word list, with a fixed seed and a 300-second cap, reproducible via</w:t>
+        <w:t xml:space="preserve">, against a dictionary derived deterministically from its own freely available word list, with a fixed seed and a 300-second cap, reproducible via</w:t>
       </w:r>
       <w:r>
         <w:t xml:space="preserve"> </w:t>
@@ -894,7 +891,7 @@
         <w:t xml:space="preserve"> </w:t>
       </w:r>
       <w:r>
-        <w:t xml:space="preserve">, all committed to the repository.</w:t>
+        <w:t xml:space="preserve">.</w:t>
       </w:r>
     </w:p>
     <w:bookmarkEnd w:id="13"/>
@@ -927,7 +924,7 @@
         <w:t xml:space="preserve"> </w:t>
       </w:r>
       <w:r>
-        <w:t xml:space="preserve">on and off, several trials each, on grids from two independent sources – a fixed</w:t>
+        <w:t xml:space="preserve">on and off, several trials each, on grids from two independent sources—a fixed</w:t>
       </w:r>
       <w:r>
         <w:t xml:space="preserve"> </w:t>
@@ -1208,7 +1205,7 @@
         <w:t xml:space="preserve"> </w:t>
       </w:r>
       <w:r>
-        <w:t xml:space="preserve">win on the former (36.9s vs. 271.4s median), and actively worse on the latter – all 5 trials hit the 300s cap, where disabling shared weights solves it reliably at</w:t>
+        <w:t xml:space="preserve">win on the former (36.9s vs. 271.4s median), and actively worse on the latter—all 5 trials hit the 300s cap, where disabling shared weights solves it reliably at</w:t>
       </w:r>
       <w:r>
         <w:t xml:space="preserve"> </w:t>
@@ -1251,7 +1248,7 @@
         <w:t xml:space="preserve"> </w:t>
       </w:r>
       <w:r>
-        <w:t xml:space="preserve">as the grid where xfill uniquely completes what orca-solver cannot – a completion advantage this ablation shows rests on exactly the unreliable configuration: shared weights on, the default. Against Section </w:t>
+        <w:t xml:space="preserve">as the grid where xfill uniquely completes what orca-solver cannot—a completion advantage this ablation shows rests on exactly the unreliable configuration: shared weights on, the default. Against Section </w:t>
       </w:r>
       <w:hyperlink w:anchor="sec:arch">
         <w:r>
@@ -1262,7 +1259,7 @@
         </w:r>
       </w:hyperlink>
       <w:r>
-        <w:t xml:space="preserve">’s broader-corpus finding of a consistent win, the synthesis is regime-dependent. Shared weights help on typical grids by redistributing which crossings each worker deprioritizes, but at the extreme difficulty end they trade tight, well-behaved variance for a wider one that is not reliably better, and sometimes reliably worse. We have no evidence for a uniform win, so we do not claim one – the same standard Section </w:t>
+        <w:t xml:space="preserve">’s broader-corpus finding of a consistent win, the synthesis is regime-dependent. Shared weights help on typical grids by redistributing which crossings each worker deprioritizes, but at the extreme difficulty end they trade tight, well-behaved variance for a wider one that is not reliably better, and sometimes reliably worse. We have no evidence for a uniform win, so we do not claim one—the same standard Section </w:t>
       </w:r>
       <w:hyperlink w:anchor="sec:negative">
         <w:r>
@@ -1423,7 +1420,7 @@
         <w:t xml:space="preserve">grid_120</w:t>
       </w:r>
       <w:r>
-        <w:t xml:space="preserve">, xfill’s wall time falls from 27.8s at 1 thread to 0.43s at 42 – a</w:t>
+        <w:t xml:space="preserve">, xfill’s wall time falls from 27.8s at 1 thread to 0.43s at 42—a</w:t>
       </w:r>
       <w:r>
         <w:t xml:space="preserve"> </w:t>
@@ -1443,7 +1440,7 @@
         <w:t xml:space="preserve"> </w:t>
       </w:r>
       <w:r>
-        <w:t xml:space="preserve">improvement – while orca-solver never solves it below 14 threads and only creeps from 27.3s to 17.9s from 14 to 42; on</w:t>
+        <w:t xml:space="preserve">improvement—while orca-solver never solves it below 14 threads and only creeps from 27.3s to 17.9s from 14 to 42; on</w:t>
       </w:r>
       <w:r>
         <w:t xml:space="preserve"> </w:t>
@@ -1483,7 +1480,7 @@
         <w:t xml:space="preserve">grid_115</w:t>
       </w:r>
       <w:r>
-        <w:t xml:space="preserve">, neither solver succeeds at any thread count – this one favors neither architecture. Where the pattern does hold, it holds because absorbing extra parallelism without restructuring the search is what a non-partitioning restart portfolio is built to do; a partition-based design here does not exhibit that capacity to nearly the same degree.</w:t>
+        <w:t xml:space="preserve">, neither solver succeeds at any thread count—this one favors neither architecture. Where the pattern does hold, it holds because absorbing extra parallelism without restructuring the search is what a non-partitioning restart portfolio is built to do; a partition-based design here does not exhibit that capacity to nearly the same degree.</w:t>
       </w:r>
     </w:p>
     <w:bookmarkStart w:id="27" w:name="fig:size"/>
@@ -1539,7 +1536,7 @@
         <w:pStyle w:val="ImageCaption"/>
       </w:pPr>
       <w:r>
-        <w:t xml:space="preserve">Time to solve or prove UNSAT by grid size, curated set, 1000s cap (log scale; open triangle = timed out). A solved/not-solved view of this same data would show xfill, orca-solver, and ingrid_core essentially tied, since all three succeed on the same grids here – the actual difference is that xfill’s line sits one to three orders of magnitude below the others at every size except</w:t>
+        <w:t xml:space="preserve">Time to solve or prove UNSAT by grid size, curated set, 1000s cap (log scale; open triangle = timed out). A solved/not-solved view of this same data would show xfill, orca-solver, and ingrid_core essentially tied, since all three succeed on the same grids here—the actual difference is that xfill’s line sits one to three orders of magnitude below the others at every size except</w:t>
       </w:r>
       <w:r>
         <w:t xml:space="preserve"> </w:t>
@@ -1615,7 +1612,7 @@
         </w:r>
       </w:hyperlink>
       <w:r>
-        <w:t xml:space="preserve">), the same advantage holds broadly, letting us test directly whether crossword-composer’s losses are a genuine baseline failure or just an under-provisioned time budget. Across all 20 grids, xfill resolved 19 (18 solved, 1 UNSAT; 1 timeout), orca-solver 18 (17 solved, 1 UNSAT; 2 timeouts), ingrid_core 17 (16 solved, 1 UNSAT; 3 timeouts), and crossword-composer 9 (8 solved, 1 UNSAT; 11 timeouts) – a real, unmodified, independently authored solver, not a strawman built to lose. Escalating the cap from 300s to 600s changed exactly one outcome: ingrid_core went on to solve</w:t>
+        <w:t xml:space="preserve">), the same advantage holds broadly, letting us test directly whether crossword-composer’s losses are a genuine baseline failure or just an under-provisioned time budget. Across all 20 grids, xfill resolved 19 (18 solved, 1 UNSAT; 1 timeout), orca-solver 18 (17 solved, 1 UNSAT; 2 timeouts), ingrid_core 17 (16 solved, 1 UNSAT; 3 timeouts), and crossword-composer 9 (8 solved, 1 UNSAT; 11 timeouts)—a real, unmodified, independently authored solver, not a strawman built to lose. Escalating the cap from 300s to 600s changed exactly one outcome: ingrid_core went on to solve</w:t>
       </w:r>
       <w:r>
         <w:t xml:space="preserve"> </w:t>
@@ -1630,7 +1627,7 @@
         <w:t xml:space="preserve"> </w:t>
       </w:r>
       <w:r>
-        <w:t xml:space="preserve">in 325s. A further escalation to 1000s – the cap these figures use – changed none: every remaining timeout, all 11 of crossword-composer’s plus</w:t>
+        <w:t xml:space="preserve">in 325s. A further escalation to 1000s—the cap these figures use—changed none: every remaining timeout, all 11 of crossword-composer’s plus</w:t>
       </w:r>
       <w:r>
         <w:t xml:space="preserve"> </w:t>
@@ -1651,7 +1648,7 @@
         <w:t xml:space="preserve">“xfill wins”</w:t>
       </w:r>
       <w:r>
-        <w:t xml:space="preserve">: at the grid and dictionary sizes crossword filling actually requires, restarts, adaptive heuristics, and parallelism are not optional refinements – they are the premise on which the rest of this section, and the mechanism this paper contributes, depend.</w:t>
+        <w:t xml:space="preserve">: at the grid and dictionary sizes crossword filling actually requires, restarts, adaptive heuristics, and parallelism are not optional refinements—they are the premise on which the rest of this section, and the mechanism this paper contributes, depend.</w:t>
       </w:r>
     </w:p>
     <w:bookmarkStart w:id="32" w:name="fig:speedup"/>
@@ -1839,10 +1836,7 @@
         <w:t xml:space="preserve"> </w:t>
       </w:r>
       <w:r>
-        <w:t xml:space="preserve"> </w:t>
-      </w:r>
-      <w:r>
-        <w:t xml:space="preserve">– realistic-scale grids, rather than the curated size-graded set, which mixes in small grids that inflate the ratio. Of the 11 scraped grids (of 12) both xfill and orca-solver solve, xfill is faster on 9, with a median speedup of</w:t>
+        <w:t xml:space="preserve">—realistic-scale grids, rather than the curated size-graded set, which mixes in small grids that inflate the ratio. Of the 11 scraped grids (of 12) both xfill and orca-solver solve, xfill is faster on 9, with a median speedup of</w:t>
       </w:r>
       <w:r>
         <w:t xml:space="preserve"> </w:t>
@@ -1943,10 +1937,7 @@
         </m:r>
       </m:oMath>
       <w:r>
-        <w:t xml:space="preserve"> </w:t>
-      </w:r>
-      <w:r>
-        <w:t xml:space="preserve">– consistent with</w:t>
+        <w:t xml:space="preserve">—consistent with</w:t>
       </w:r>
       <w:r>
         <w:t xml:space="preserve"> </w:t>
@@ -1984,7 +1975,7 @@
         <w:t xml:space="preserve">grid_423</w:t>
       </w:r>
       <w:r>
-        <w:t xml:space="preserve">, the twelfth scraped grid, sharpens this in the opposite direction: xfill solves it in 270s where orca-solver cannot, even at this paper’s full 1000s cap – a completion advantage, not just a speed one (revisited in Section </w:t>
+        <w:t xml:space="preserve">, the twelfth scraped grid, sharpens this in the opposite direction: xfill solves it in 270s where orca-solver cannot, even at this paper’s full 1000s cap—a completion advantage, not just a speed one (revisited in Section </w:t>
       </w:r>
       <w:hyperlink w:anchor="sec:ablation">
         <w:r>
@@ -2019,7 +2010,7 @@
         <w:t xml:space="preserve"> </w:t>
       </w:r>
       <w:r>
-        <w:t xml:space="preserve">being the other – a narrower gap on success alone than on speed, which is why Sections </w:t>
+        <w:t xml:space="preserve">being the other—a narrower gap on success alone than on speed, which is why Sections </w:t>
       </w:r>
       <w:hyperlink w:anchor="sec:scaling">
         <w:r>
@@ -2066,7 +2057,7 @@
         <w:pStyle w:val="FirstParagraph"/>
       </w:pPr>
       <w:r>
-        <w:t xml:space="preserve">The architectural comparison and the mechanism ablation share one underlying cause: restart portfolios benefit from heavy-tailed runtimes, so more independent draws raise the chance of an early lucky one, which is why oversubscribing thread count helped in Section </w:t>
+        <w:t xml:space="preserve">The architectural comparison and the mechanism ablation share one underlying cause: restart portfolios benefit from heavy-tailed runtimes, so more independent draws raise the chance of an early lucky one. This is why oversubscribing thread count helped in Section </w:t>
       </w:r>
       <w:hyperlink w:anchor="sec:oversub">
         <w:r>
@@ -2190,7 +2181,7 @@
         <w:t xml:space="preserve"> </w:t>
       </w:r>
       <w:r>
-        <w:t xml:space="preserve">supports that gap’s importance rather than being the paper’s subject – restart portfolios and partitioned search are suited respectively to finding solutions quickly and to proving none exist, a pattern independent of any one solver. The mechanism itself, tested in isolation, is more modest than the architecture it sits inside: a real win on typical grids, a wash or worse on the hardest ones, reported as measured rather than as hoped. We also reported a negative result from the same codebase – five heuristics rendered indistinguishable by a precondition that kept them from ever executing – as a reusable caution for comparing branching heuristics by benchmark score alone. Nothing about the mechanism itself is specific to crossword filling: it needs only a dom/wdeg-style weight table and a restart loop, both already common in CSP and lazy-clause-generation solvers – exactly the ingredients Section </w:t>
+        <w:t xml:space="preserve">supports that gap’s importance rather than being the paper’s subject—restart portfolios and partitioned search are suited respectively to finding solutions quickly and to proving none exist, a pattern independent of any one solver. The mechanism itself, tested in isolation, is more modest than the architecture it sits inside: a real win on typical grids, a wash or worse on the hardest ones, reported as measured rather than as hoped. We also reported a negative result from the same codebase—five heuristics rendered indistinguishable by a precondition that kept them from ever executing—as a reusable caution for comparing branching heuristics by benchmark score alone. Nothing about the mechanism itself is specific to crossword filling: it needs only a dom/wdeg-style weight table and a restart loop, both already common in CSP and lazy-clause-generation solvers—exactly the ingredients Section </w:t>
       </w:r>
       <w:hyperlink w:anchor="sec:relwork">
         <w:r>

--- a/paper/xfill_urtc2026.docx
+++ b/paper/xfill_urtc2026.docx
@@ -1963,7 +1963,7 @@
         </w:r>
       </w:hyperlink>
       <w:r>
-        <w:t xml:space="preserve">, not every grid favors either architecture.</w:t>
+        <w:t xml:space="preserve">: not every grid favors either architecture.</w:t>
       </w:r>
       <w:r>
         <w:t xml:space="preserve"> </w:t>

--- a/paper/xfill_urtc2026.docx
+++ b/paper/xfill_urtc2026.docx
@@ -978,14 +978,14 @@
       <w:r>
         <w:drawing>
           <wp:inline>
-            <wp:extent cx="5067300" cy="955877"/>
+            <wp:extent cx="5067300" cy="959872"/>
             <wp:effectExtent b="0" l="0" r="0" t="0"/>
             <wp:docPr descr="" title="" id="15" name="Picture"/>
             <a:graphic>
               <a:graphicData uri="http://schemas.openxmlformats.org/drawingml/2006/picture">
                 <pic:pic>
                   <pic:nvPicPr>
-                    <pic:cNvPr descr="../benchmarks/urtc2026_testbench/results/figures/fig4_ablation.pdf" id="16" name="Picture"/>
+                    <pic:cNvPr descr="../benchmarks/urtc2026_testbench/results/figures/fig4_ablation.png" id="16" name="Picture"/>
                     <pic:cNvPicPr>
                       <a:picLocks noChangeArrowheads="1" noChangeAspect="1"/>
                     </pic:cNvPicPr>
@@ -999,7 +999,7 @@
                   <pic:spPr bwMode="auto">
                     <a:xfrm>
                       <a:off x="0" y="0"/>
-                      <a:ext cx="5067300" cy="955877"/>
+                      <a:ext cx="5067300" cy="959872"/>
                     </a:xfrm>
                     <a:prstGeom prst="rect">
                       <a:avLst/>
@@ -1313,14 +1313,14 @@
       <w:r>
         <w:drawing>
           <wp:inline>
-            <wp:extent cx="5334000" cy="2327144"/>
+            <wp:extent cx="5334000" cy="2322604"/>
             <wp:effectExtent b="0" l="0" r="0" t="0"/>
             <wp:docPr descr="" title="" id="20" name="Picture"/>
             <a:graphic>
               <a:graphicData uri="http://schemas.openxmlformats.org/drawingml/2006/picture">
                 <pic:pic>
                   <pic:nvPicPr>
-                    <pic:cNvPr descr="../benchmarks/urtc2026_testbench/results/figures/fig5_thread_scaling.pdf" id="21" name="Picture"/>
+                    <pic:cNvPr descr="../benchmarks/urtc2026_testbench/results/figures/fig5_thread_scaling.png" id="21" name="Picture"/>
                     <pic:cNvPicPr>
                       <a:picLocks noChangeArrowheads="1" noChangeAspect="1"/>
                     </pic:cNvPicPr>
@@ -1334,7 +1334,7 @@
                   <pic:spPr bwMode="auto">
                     <a:xfrm>
                       <a:off x="0" y="0"/>
-                      <a:ext cx="5334000" cy="2327144"/>
+                      <a:ext cx="5334000" cy="2322604"/>
                     </a:xfrm>
                     <a:prstGeom prst="rect">
                       <a:avLst/>
@@ -1491,14 +1491,14 @@
       <w:r>
         <w:drawing>
           <wp:inline>
-            <wp:extent cx="5334000" cy="2631907"/>
+            <wp:extent cx="5334000" cy="2637507"/>
             <wp:effectExtent b="0" l="0" r="0" t="0"/>
             <wp:docPr descr="" title="" id="25" name="Picture"/>
             <a:graphic>
               <a:graphicData uri="http://schemas.openxmlformats.org/drawingml/2006/picture">
                 <pic:pic>
                   <pic:nvPicPr>
-                    <pic:cNvPr descr="../benchmarks/urtc2026_testbench/results/figures/fig1_success_by_size.pdf" id="26" name="Picture"/>
+                    <pic:cNvPr descr="../benchmarks/urtc2026_testbench/results/figures/fig1_success_by_size.png" id="26" name="Picture"/>
                     <pic:cNvPicPr>
                       <a:picLocks noChangeArrowheads="1" noChangeAspect="1"/>
                     </pic:cNvPicPr>
@@ -1512,7 +1512,7 @@
                   <pic:spPr bwMode="auto">
                     <a:xfrm>
                       <a:off x="0" y="0"/>
-                      <a:ext cx="5334000" cy="2631907"/>
+                      <a:ext cx="5334000" cy="2637507"/>
                     </a:xfrm>
                     <a:prstGeom prst="rect">
                       <a:avLst/>
@@ -1659,14 +1659,14 @@
       <w:r>
         <w:drawing>
           <wp:inline>
-            <wp:extent cx="4907280" cy="1823710"/>
+            <wp:extent cx="4907280" cy="1847371"/>
             <wp:effectExtent b="0" l="0" r="0" t="0"/>
             <wp:docPr descr="" title="" id="30" name="Picture"/>
             <a:graphic>
               <a:graphicData uri="http://schemas.openxmlformats.org/drawingml/2006/picture">
                 <pic:pic>
                   <pic:nvPicPr>
-                    <pic:cNvPr descr="../benchmarks/urtc2026_testbench/results/figures/fig1b_speedup.pdf" id="31" name="Picture"/>
+                    <pic:cNvPr descr="../benchmarks/urtc2026_testbench/results/figures/fig1b_speedup.png" id="31" name="Picture"/>
                     <pic:cNvPicPr>
                       <a:picLocks noChangeArrowheads="1" noChangeAspect="1"/>
                     </pic:cNvPicPr>
@@ -1680,7 +1680,7 @@
                   <pic:spPr bwMode="auto">
                     <a:xfrm>
                       <a:off x="0" y="0"/>
-                      <a:ext cx="4907280" cy="1823710"/>
+                      <a:ext cx="4907280" cy="1847371"/>
                     </a:xfrm>
                     <a:prstGeom prst="rect">
                       <a:avLst/>

--- a/paper/xfill_urtc2026.docx
+++ b/paper/xfill_urtc2026.docx
@@ -28,7 +28,7 @@
         <w:pStyle w:val="Abstract"/>
       </w:pPr>
       <w:r>
-        <w:t xml:space="preserve">Parallel constraint satisfaction problem (CSP) solvers typically take one of two forms: partition the search space across workers, or run an undivided portfolio of independent restarts. When CSP workers share information at all, prior work treats that sharing as a one-time input to partitioning, gathered once and then spent. This paper describes a different mechanism: a restart portfolio whose workers never partition the problem, but continuously and concurrently update a shared pool of per-constraint conflict weights throughout the search, with no manager and no synchronization phase. We implement it in xfill, a word-level CSP solver for crossword filling, and test it two ways. First, we establish that restart-portfolio search as a class occupies a genuinely different point in the design space than partition-based search, using orca-solver, an independently developed partition-based solver, as a concrete representative of the alternative. Restart portfolios exploit heavy-tailed search-runtime distributions: oversubscribing thread count past the physical core count improves xfill by roughly 65 times on one hard grid, while the partition-based solver improves only marginally and cannot solve it at all below 14 threads. On realistic-scale instances, xfill solves every one of 12 real, previously published 15x15 grids tested, and on the 11 where the partition-based solver also succeeds, xfill is faster on 9, by a geometric mean of about 107 times. Partitioning, conversely, gives genuine non-overlapping coverage, a real advantage for proving unsatisfiability. Second—this paper’s actual contribution—we isolate the shared-weight mechanism itself, holding the solver and grid fixed and toggling only the mechanism, and find a more nuanced result than the architectural comparison above: consistent improvement on a broad corpus of moderate-difficulty grids, but higher variance rather than a reliable win on especially hard instances. A negative or mixed result for one’s own mechanism is still evidence, so we present it alongside the positive one rather than in place of it. We also report a negative result from the same codebase: five independently plausible letter-level branching heuristics produced numerically identical output on our hardest benchmark grid, because a domain-size precondition meant none of them ever executed, caught only by direct execution-path instrumentation and not by comparing benchmark scores.</w:t>
+        <w:t xml:space="preserve">Parallel CSP solvers typically partition the search space across workers or run an undivided portfolio of independent restarts; prior work treats any sharing between workers as a one-time input to partitioning. This paper describes a restart portfolio whose workers never partition the problem, but continuously and concurrently update a shared pool of per-constraint conflict weights, with no manager and no synchronization phase. We implement it in xfill, a word-level CSP solver for crossword filling, and test it two ways. First, we show restart-portfolio search occupies a genuinely different point in the design space than partition-based search, represented by orca-solver, an independently developed alternative: oversubscribing thread count improves xfill roughly 65 times on one hard grid, while orca-solver improves only marginally and cannot solve it below 14 threads; on 12 real, previously published 15x15 grids, xfill solves every one, and is faster on 9 of the 11 where orca-solver also succeeds, by a geometric mean of 107 times. Partitioning, conversely, gives non-overlapping coverage useful for proving unsatisfiability. Second—this paper’s actual contribution—we isolate the mechanism itself, holding solver and grid fixed: a consistent win on moderate-difficulty grids, but higher variance rather than a reliable one on the hardest instances, reported honestly alongside the positive result. We also report a negative result: five plausible branching heuristics produced identical output because a domain-size precondition meant none of them ever executed—caught only by direct instrumentation, not benchmark comparison.</w:t>
       </w:r>
     </w:p>
     <w:p>

--- a/paper/xfill_urtc2026.docx
+++ b/paper/xfill_urtc2026.docx
@@ -28,6 +28,10 @@
         <w:pStyle w:val="Abstract"/>
       </w:pPr>
       <w:r>
+        <w:rPr>
+          <w:b/>
+          <w:bCs/>
+        </w:rPr>
         <w:t xml:space="preserve">Parallel CSP solvers typically partition the search space across workers or run an undivided portfolio of independent restarts; prior work treats any sharing between workers as a one-time input to partitioning. This paper describes a restart portfolio whose workers never partition the problem, but continuously and concurrently update a shared pool of per-constraint conflict weights, with no manager and no synchronization phase. We implement it in xfill, a word-level CSP solver for crossword filling, and test it two ways. First, we show restart-portfolio search occupies a genuinely different point in the design space than partition-based search, represented by orca-solver, an independently developed alternative: oversubscribing thread count improves xfill roughly 65 times on one hard grid, while orca-solver improves only marginally and cannot solve it below 14 threads; on 12 real, previously published 15x15 grids, xfill solves every one, and is faster on 9 of the 11 where orca-solver also succeeds, by a geometric mean of 107 times. Partitioning, conversely, gives non-overlapping coverage useful for proving unsatisfiability. Second—this paper’s actual contribution—we isolate the mechanism itself, holding solver and grid fixed: a consistent win on moderate-difficulty grids, but higher variance rather than a reliable one on the hardest instances, reported honestly alongside the positive result. We also report a negative result: five plausible branching heuristics produced identical output because a domain-size precondition meant none of them ever executed—caught only by direct instrumentation, not benchmark comparison.</w:t>
       </w:r>
     </w:p>

--- a/paper/xfill_urtc2026.docx
+++ b/paper/xfill_urtc2026.docx
@@ -1456,7 +1456,7 @@
         <w:t xml:space="preserve">grid_303</w:t>
       </w:r>
       <w:r>
-        <w:t xml:space="preserve">, orca-solver fails to solve it at</w:t>
+        <w:t xml:space="preserve">, xfill solves it (noisily, not monotonically) at 8, 14, and 42 threads, while orca-solver fails to solve it at</w:t>
       </w:r>
       <w:r>
         <w:t xml:space="preserve"> </w:t>
@@ -1472,7 +1472,7 @@
         <w:t xml:space="preserve"> </w:t>
       </w:r>
       <w:r>
-        <w:t xml:space="preserve">of the 7 thread counts tested, while xfill solves it (noisily, not monotonically) at 8, 14, and 42 threads; on</w:t>
+        <w:t xml:space="preserve">of the 7 thread counts tested; on</w:t>
       </w:r>
       <w:r>
         <w:t xml:space="preserve"> </w:t>

--- a/paper/xfill_urtc2026.docx
+++ b/paper/xfill_urtc2026.docx
@@ -2152,7 +2152,7 @@
         <w:pStyle w:val="FirstParagraph"/>
       </w:pPr>
       <w:r>
-        <w:t xml:space="preserve">All timing results are from one 14-core machine and one dictionary derived from a specific freely available word list; the thread-scaling numbers should not be read as hardware- or dictionary-independent claims. Both principal solvers are actively developed; exact commit hashes are recorded in the testbench README.</w:t>
+        <w:t xml:space="preserve">All timing results are from one 14-core machine and one dictionary derived from a specific freely available word list; the thread-scaling numbers should not be read as hardware- or dictionary-independent claims. The architectural comparison also rests on one partition-based representative, orca-solver, chosen for being fast, open-source, and actively maintained rather than through a systematic survey of partition-based solvers; results may not generalize to every implementation of that approach. Both principal solvers are actively developed; exact commit hashes are recorded in the testbench README.</w:t>
       </w:r>
     </w:p>
     <w:p>

--- a/paper/xfill_urtc2026.docx
+++ b/paper/xfill_urtc2026.docx
@@ -770,7 +770,13 @@
         <w:t xml:space="preserve"> </w:t>
       </w:r>
       <w:r>
-        <w:t xml:space="preserve">, against a dictionary derived deterministically from its own freely available word list, with a fixed seed and a 300-second cap, reproducible via</w:t>
+        <w:t xml:space="preserve">, against a dictionary derived deterministically from its own freely available word list</w:t>
+      </w:r>
+      <w:r>
+        <w:t xml:space="preserve"> </w:t>
+      </w:r>
+      <w:r>
+        <w:t xml:space="preserve">, with a fixed seed and a 300-second cap, reproducible via</w:t>
       </w:r>
       <w:r>
         <w:t xml:space="preserve"> </w:t>
@@ -2203,7 +2209,7 @@
       </w:r>
     </w:p>
     <w:bookmarkEnd w:id="37"/>
-    <w:bookmarkStart w:id="40" w:name="acknowledgment"/>
+    <w:bookmarkStart w:id="41" w:name="acknowledgment"/>
     <w:p>
       <w:pPr>
         <w:pStyle w:val="Heading1"/>
@@ -2537,6 +2543,37 @@
         <w:pStyle w:val="BodyText"/>
       </w:pPr>
       <w:r>
+        <w:t xml:space="preserve">Spreadthewordlist.com.</w:t>
+      </w:r>
+      <w:r>
+        <w:t xml:space="preserve"> </w:t>
+      </w:r>
+      <w:r>
+        <w:t xml:space="preserve">“Spread the word(list).”</w:t>
+      </w:r>
+      <w:r>
+        <w:t xml:space="preserve"> </w:t>
+      </w:r>
+      <w:r>
+        <w:t xml:space="preserve">Accessed: Jul. 22, 2026. [Online.] Available:</w:t>
+      </w:r>
+      <w:r>
+        <w:t xml:space="preserve"> </w:t>
+      </w:r>
+      <w:hyperlink r:id="rId39">
+        <w:r>
+          <w:rPr>
+            <w:rStyle w:val="Hyperlink"/>
+          </w:rPr>
+          <w:t xml:space="preserve">https://www.spreadthewordlist.com/</w:t>
+        </w:r>
+      </w:hyperlink>
+    </w:p>
+    <w:p>
+      <w:pPr>
+        <w:pStyle w:val="BodyText"/>
+      </w:pPr>
+      <w:r>
         <w:t xml:space="preserve">L. K. Schreiber.</w:t>
       </w:r>
       <w:r>
@@ -2555,7 +2592,7 @@
       <w:r>
         <w:t xml:space="preserve"> </w:t>
       </w:r>
-      <w:hyperlink r:id="rId39">
+      <w:hyperlink r:id="rId40">
         <w:r>
           <w:rPr>
             <w:rStyle w:val="Hyperlink"/>
@@ -2564,7 +2601,7 @@
         </w:r>
       </w:hyperlink>
     </w:p>
-    <w:bookmarkEnd w:id="40"/>
+    <w:bookmarkEnd w:id="41"/>
     <w:sectPr>
       <w:footnotePr>
         <w:numRestart w:val="eachSect"/>

--- a/paper/xfill_urtc2026.docx
+++ b/paper/xfill_urtc2026.docx
@@ -664,7 +664,7 @@
       </w:r>
     </w:p>
     <w:bookmarkEnd w:id="12"/>
-    <w:bookmarkStart w:id="35" w:name="sec:experiments"/>
+    <w:bookmarkStart w:id="36" w:name="sec:experiments"/>
     <w:p>
       <w:pPr>
         <w:pStyle w:val="Heading1"/>
@@ -1597,7 +1597,7 @@
     </w:p>
     <w:bookmarkEnd w:id="27"/>
     <w:bookmarkEnd w:id="28"/>
-    <w:bookmarkStart w:id="33" w:name="sec:naive"/>
+    <w:bookmarkStart w:id="34" w:name="sec:naive"/>
     <w:p>
       <w:pPr>
         <w:pStyle w:val="Heading2"/>
@@ -1622,7 +1622,367 @@
         </w:r>
       </w:hyperlink>
       <w:r>
-        <w:t xml:space="preserve">), the same advantage holds broadly, letting us test directly whether crossword-composer’s losses are a genuine baseline failure or just an under-provisioned time budget. Across all 20 grids, xfill resolved 19 (18 solved, 1 UNSAT; 1 timeout), orca-solver 18 (17 solved, 1 UNSAT; 2 timeouts), ingrid_core 17 (16 solved, 1 UNSAT; 3 timeouts), and crossword-composer 9 (8 solved, 1 UNSAT; 11 timeouts)—a real, unmodified, independently authored solver, not a strawman built to lose. Escalating the cap from 300s to 600s changed exactly one outcome: ingrid_core went on to solve</w:t>
+        <w:t xml:space="preserve">), the same advantage holds broadly, letting us test directly whether crossword-composer’s losses are a genuine baseline failure or just an under-provisioned time budget. Table </w:t>
+      </w:r>
+      <w:hyperlink w:anchor="tab:outcomes">
+        <w:r>
+          <w:rPr>
+            <w:rStyle w:val="Hyperlink"/>
+          </w:rPr>
+          <w:t xml:space="preserve">1</w:t>
+        </w:r>
+      </w:hyperlink>
+      <w:r>
+        <w:t xml:space="preserve"> </w:t>
+      </w:r>
+      <w:r>
+        <w:t xml:space="preserve">summarizes the outcome: across all 20 grids, xfill resolved 19, orca-solver 18, ingrid_core 17, and crossword-composer, a real, unmodified, independently authored solver and not a strawman built to lose, only 9.</w:t>
+      </w:r>
+    </w:p>
+    <w:bookmarkStart w:id="29" w:name="tab:outcomes"/>
+    <w:p>
+      <w:pPr>
+        <w:pStyle w:val="TableCaption"/>
+      </w:pPr>
+      <w:r>
+        <w:t xml:space="preserve">Solve Outcomes Across All 20 Grids, 1000s Cap</w:t>
+      </w:r>
+    </w:p>
+    <w:tbl>
+      <w:tblPr>
+        <w:tblStyle w:val="Table"/>
+        <w:tblW w:type="auto" w:w="0"/>
+        <w:tblLook w:firstRow="1" w:lastRow="0" w:firstColumn="0" w:lastColumn="0" w:noHBand="0" w:noVBand="0" w:val="0020"/>
+        <w:tblCaption w:val="Solve Outcomes Across All 20 Grids, 1000s Cap"/>
+      </w:tblPr>
+      <w:tblGrid>
+        <w:gridCol w:w="1584"/>
+        <w:gridCol w:w="1584"/>
+        <w:gridCol w:w="1584"/>
+        <w:gridCol w:w="1584"/>
+        <w:gridCol w:w="1584"/>
+      </w:tblGrid>
+      <w:tr>
+        <w:trPr>
+          <w:tblHeader w:val="on"/>
+        </w:trPr>
+        <w:tc>
+          <w:tcPr/>
+          <w:p>
+            <w:pPr>
+              <w:pStyle w:val="Compact"/>
+              <w:jc w:val="left"/>
+            </w:pPr>
+            <w:r>
+              <w:t xml:space="preserve">Solver</w:t>
+            </w:r>
+          </w:p>
+        </w:tc>
+        <w:tc>
+          <w:tcPr/>
+          <w:p>
+            <w:pPr>
+              <w:pStyle w:val="Compact"/>
+              <w:jc w:val="center"/>
+            </w:pPr>
+            <w:r>
+              <w:t xml:space="preserve">Solved</w:t>
+            </w:r>
+          </w:p>
+        </w:tc>
+        <w:tc>
+          <w:tcPr/>
+          <w:p>
+            <w:pPr>
+              <w:pStyle w:val="Compact"/>
+              <w:jc w:val="center"/>
+            </w:pPr>
+            <w:r>
+              <w:t xml:space="preserve">UNSAT</w:t>
+            </w:r>
+          </w:p>
+        </w:tc>
+        <w:tc>
+          <w:tcPr/>
+          <w:p>
+            <w:pPr>
+              <w:pStyle w:val="Compact"/>
+              <w:jc w:val="center"/>
+            </w:pPr>
+            <w:r>
+              <w:t xml:space="preserve">Timeout</w:t>
+            </w:r>
+          </w:p>
+        </w:tc>
+        <w:tc>
+          <w:tcPr/>
+          <w:p>
+            <w:pPr>
+              <w:pStyle w:val="Compact"/>
+              <w:jc w:val="center"/>
+            </w:pPr>
+            <w:r>
+              <w:t xml:space="preserve">Resolved</w:t>
+            </w:r>
+          </w:p>
+        </w:tc>
+      </w:tr>
+      <w:tr>
+        <w:tc>
+          <w:tcPr/>
+          <w:p>
+            <w:pPr>
+              <w:pStyle w:val="Compact"/>
+              <w:jc w:val="left"/>
+            </w:pPr>
+            <w:r>
+              <w:t xml:space="preserve">xfill</w:t>
+            </w:r>
+          </w:p>
+        </w:tc>
+        <w:tc>
+          <w:tcPr/>
+          <w:p>
+            <w:pPr>
+              <w:pStyle w:val="Compact"/>
+              <w:jc w:val="center"/>
+            </w:pPr>
+            <w:r>
+              <w:t xml:space="preserve">18</w:t>
+            </w:r>
+          </w:p>
+        </w:tc>
+        <w:tc>
+          <w:tcPr/>
+          <w:p>
+            <w:pPr>
+              <w:pStyle w:val="Compact"/>
+              <w:jc w:val="center"/>
+            </w:pPr>
+            <w:r>
+              <w:t xml:space="preserve">1</w:t>
+            </w:r>
+          </w:p>
+        </w:tc>
+        <w:tc>
+          <w:tcPr/>
+          <w:p>
+            <w:pPr>
+              <w:pStyle w:val="Compact"/>
+              <w:jc w:val="center"/>
+            </w:pPr>
+            <w:r>
+              <w:t xml:space="preserve">1</w:t>
+            </w:r>
+          </w:p>
+        </w:tc>
+        <w:tc>
+          <w:tcPr/>
+          <w:p>
+            <w:pPr>
+              <w:pStyle w:val="Compact"/>
+              <w:jc w:val="center"/>
+            </w:pPr>
+            <w:r>
+              <w:t xml:space="preserve">19</w:t>
+            </w:r>
+          </w:p>
+        </w:tc>
+      </w:tr>
+      <w:tr>
+        <w:tc>
+          <w:tcPr/>
+          <w:p>
+            <w:pPr>
+              <w:pStyle w:val="Compact"/>
+              <w:jc w:val="left"/>
+            </w:pPr>
+            <w:r>
+              <w:t xml:space="preserve">orca-solver</w:t>
+            </w:r>
+          </w:p>
+        </w:tc>
+        <w:tc>
+          <w:tcPr/>
+          <w:p>
+            <w:pPr>
+              <w:pStyle w:val="Compact"/>
+              <w:jc w:val="center"/>
+            </w:pPr>
+            <w:r>
+              <w:t xml:space="preserve">17</w:t>
+            </w:r>
+          </w:p>
+        </w:tc>
+        <w:tc>
+          <w:tcPr/>
+          <w:p>
+            <w:pPr>
+              <w:pStyle w:val="Compact"/>
+              <w:jc w:val="center"/>
+            </w:pPr>
+            <w:r>
+              <w:t xml:space="preserve">1</w:t>
+            </w:r>
+          </w:p>
+        </w:tc>
+        <w:tc>
+          <w:tcPr/>
+          <w:p>
+            <w:pPr>
+              <w:pStyle w:val="Compact"/>
+              <w:jc w:val="center"/>
+            </w:pPr>
+            <w:r>
+              <w:t xml:space="preserve">2</w:t>
+            </w:r>
+          </w:p>
+        </w:tc>
+        <w:tc>
+          <w:tcPr/>
+          <w:p>
+            <w:pPr>
+              <w:pStyle w:val="Compact"/>
+              <w:jc w:val="center"/>
+            </w:pPr>
+            <w:r>
+              <w:t xml:space="preserve">18</w:t>
+            </w:r>
+          </w:p>
+        </w:tc>
+      </w:tr>
+      <w:tr>
+        <w:tc>
+          <w:tcPr/>
+          <w:p>
+            <w:pPr>
+              <w:pStyle w:val="Compact"/>
+              <w:jc w:val="left"/>
+            </w:pPr>
+            <w:r>
+              <w:t xml:space="preserve">ingrid_core</w:t>
+            </w:r>
+          </w:p>
+        </w:tc>
+        <w:tc>
+          <w:tcPr/>
+          <w:p>
+            <w:pPr>
+              <w:pStyle w:val="Compact"/>
+              <w:jc w:val="center"/>
+            </w:pPr>
+            <w:r>
+              <w:t xml:space="preserve">16</w:t>
+            </w:r>
+          </w:p>
+        </w:tc>
+        <w:tc>
+          <w:tcPr/>
+          <w:p>
+            <w:pPr>
+              <w:pStyle w:val="Compact"/>
+              <w:jc w:val="center"/>
+            </w:pPr>
+            <w:r>
+              <w:t xml:space="preserve">1</w:t>
+            </w:r>
+          </w:p>
+        </w:tc>
+        <w:tc>
+          <w:tcPr/>
+          <w:p>
+            <w:pPr>
+              <w:pStyle w:val="Compact"/>
+              <w:jc w:val="center"/>
+            </w:pPr>
+            <w:r>
+              <w:t xml:space="preserve">3</w:t>
+            </w:r>
+          </w:p>
+        </w:tc>
+        <w:tc>
+          <w:tcPr/>
+          <w:p>
+            <w:pPr>
+              <w:pStyle w:val="Compact"/>
+              <w:jc w:val="center"/>
+            </w:pPr>
+            <w:r>
+              <w:t xml:space="preserve">17</w:t>
+            </w:r>
+          </w:p>
+        </w:tc>
+      </w:tr>
+      <w:tr>
+        <w:tc>
+          <w:tcPr/>
+          <w:p>
+            <w:pPr>
+              <w:pStyle w:val="Compact"/>
+              <w:jc w:val="left"/>
+            </w:pPr>
+            <w:r>
+              <w:t xml:space="preserve">crossword-composer</w:t>
+            </w:r>
+          </w:p>
+        </w:tc>
+        <w:tc>
+          <w:tcPr/>
+          <w:p>
+            <w:pPr>
+              <w:pStyle w:val="Compact"/>
+              <w:jc w:val="center"/>
+            </w:pPr>
+            <w:r>
+              <w:t xml:space="preserve">8</w:t>
+            </w:r>
+          </w:p>
+        </w:tc>
+        <w:tc>
+          <w:tcPr/>
+          <w:p>
+            <w:pPr>
+              <w:pStyle w:val="Compact"/>
+              <w:jc w:val="center"/>
+            </w:pPr>
+            <w:r>
+              <w:t xml:space="preserve">1</w:t>
+            </w:r>
+          </w:p>
+        </w:tc>
+        <w:tc>
+          <w:tcPr/>
+          <w:p>
+            <w:pPr>
+              <w:pStyle w:val="Compact"/>
+              <w:jc w:val="center"/>
+            </w:pPr>
+            <w:r>
+              <w:t xml:space="preserve">11</w:t>
+            </w:r>
+          </w:p>
+        </w:tc>
+        <w:tc>
+          <w:tcPr/>
+          <w:p>
+            <w:pPr>
+              <w:pStyle w:val="Compact"/>
+              <w:jc w:val="center"/>
+            </w:pPr>
+            <w:r>
+              <w:t xml:space="preserve">9</w:t>
+            </w:r>
+          </w:p>
+        </w:tc>
+      </w:tr>
+    </w:tbl>
+    <w:bookmarkEnd w:id="29"/>
+    <w:p>
+      <w:pPr>
+        <w:pStyle w:val="BodyText"/>
+      </w:pPr>
+      <w:r>
+        <w:t xml:space="preserve">Escalating the cap from 300s to 600s changed exactly one outcome: ingrid_core went on to solve</w:t>
       </w:r>
       <w:r>
         <w:t xml:space="preserve"> </w:t>
@@ -1661,7 +2021,7 @@
         <w:t xml:space="preserve">: at the grid and dictionary sizes crossword filling actually requires, restarts, adaptive heuristics, and parallelism are not optional refinements; they are the premise on which the rest of this section, and the mechanism this paper contributes, depend.</w:t>
       </w:r>
     </w:p>
-    <w:bookmarkStart w:id="32" w:name="fig:speedup"/>
+    <w:bookmarkStart w:id="33" w:name="fig:speedup"/>
     <w:p>
       <w:pPr>
         <w:pStyle w:val="CaptionedFigure"/>
@@ -1671,18 +2031,18 @@
           <wp:inline>
             <wp:extent cx="4907280" cy="1847371"/>
             <wp:effectExtent b="0" l="0" r="0" t="0"/>
-            <wp:docPr descr="" title="" id="30" name="Picture"/>
+            <wp:docPr descr="" title="" id="31" name="Picture"/>
             <a:graphic>
               <a:graphicData uri="http://schemas.openxmlformats.org/drawingml/2006/picture">
                 <pic:pic>
                   <pic:nvPicPr>
-                    <pic:cNvPr descr="../benchmarks/urtc2026_testbench/results/figures/fig1b_speedup.png" id="31" name="Picture"/>
+                    <pic:cNvPr descr="../benchmarks/urtc2026_testbench/results/figures/fig1b_speedup.png" id="32" name="Picture"/>
                     <pic:cNvPicPr>
                       <a:picLocks noChangeArrowheads="1" noChangeAspect="1"/>
                     </pic:cNvPicPr>
                   </pic:nvPicPr>
                   <pic:blipFill>
-                    <a:blip r:embed="rId29"/>
+                    <a:blip r:embed="rId30"/>
                     <a:stretch>
                       <a:fillRect/>
                     </a:stretch>
@@ -1787,9 +2147,9 @@
         <w:t xml:space="preserve">orca-solver cannot solve it even at this cap while xfill does, in 270s.</w:t>
       </w:r>
     </w:p>
-    <w:bookmarkEnd w:id="32"/>
     <w:bookmarkEnd w:id="33"/>
-    <w:bookmarkStart w:id="34" w:name="sec:speedup"/>
+    <w:bookmarkEnd w:id="34"/>
+    <w:bookmarkStart w:id="35" w:name="sec:speedup"/>
     <w:p>
       <w:pPr>
         <w:pStyle w:val="Heading2"/>
@@ -2051,9 +2411,9 @@
         <w:t xml:space="preserve">both turn to a harder, pre-existing grid list for a more demanding test.</w:t>
       </w:r>
     </w:p>
-    <w:bookmarkEnd w:id="34"/>
     <w:bookmarkEnd w:id="35"/>
-    <w:bookmarkStart w:id="36" w:name="discussion"/>
+    <w:bookmarkEnd w:id="36"/>
+    <w:bookmarkStart w:id="37" w:name="discussion"/>
     <w:p>
       <w:pPr>
         <w:pStyle w:val="Heading1"/>
@@ -2176,8 +2536,8 @@
         <w:t xml:space="preserve">’s ablation: reporting the broad-corpus win alone, without also checking the harder grids directly, would have missed the regime-dependence that turned out to matter most. In both cases, the paper’s own numbers were only trustworthy once verified against what the code was actually doing, not just what its aggregate score suggested.</w:t>
       </w:r>
     </w:p>
-    <w:bookmarkEnd w:id="36"/>
-    <w:bookmarkStart w:id="37" w:name="limitations-and-conclusion"/>
+    <w:bookmarkEnd w:id="37"/>
+    <w:bookmarkStart w:id="38" w:name="limitations-and-conclusion"/>
     <w:p>
       <w:pPr>
         <w:pStyle w:val="Heading1"/>
@@ -2241,8 +2601,16 @@
         <w:t xml:space="preserve">found no prior system combining this way.</w:t>
       </w:r>
     </w:p>
-    <w:bookmarkEnd w:id="37"/>
-    <w:bookmarkStart w:id="41" w:name="acknowledgment"/>
+    <w:p>
+      <w:pPr>
+        <w:pStyle w:val="BodyText"/>
+      </w:pPr>
+      <w:r>
+        <w:t xml:space="preserve">Future work could test that extension directly, in a non-crossword CSP domain such as graph coloring or scheduling, where a wdeg-style solver already exists and only the shared-weight array would need to be added. It could also broaden the architectural comparison beyond orca-solver to other partition-based solvers, and re-run the ablation on a genuinely independent machine and dictionary, to separate what is specific to this setup from what generalizes.</w:t>
+      </w:r>
+    </w:p>
+    <w:bookmarkEnd w:id="38"/>
+    <w:bookmarkStart w:id="42" w:name="acknowledgment"/>
     <w:p>
       <w:pPr>
         <w:pStyle w:val="Heading1"/>
@@ -2562,7 +2930,7 @@
       <w:r>
         <w:t xml:space="preserve"> </w:t>
       </w:r>
-      <w:hyperlink r:id="rId38">
+      <w:hyperlink r:id="rId39">
         <w:r>
           <w:rPr>
             <w:rStyle w:val="Hyperlink"/>
@@ -2593,7 +2961,7 @@
       <w:r>
         <w:t xml:space="preserve"> </w:t>
       </w:r>
-      <w:hyperlink r:id="rId39">
+      <w:hyperlink r:id="rId40">
         <w:r>
           <w:rPr>
             <w:rStyle w:val="Hyperlink"/>
@@ -2625,7 +2993,7 @@
       <w:r>
         <w:t xml:space="preserve"> </w:t>
       </w:r>
-      <w:hyperlink r:id="rId40">
+      <w:hyperlink r:id="rId41">
         <w:r>
           <w:rPr>
             <w:rStyle w:val="Hyperlink"/>
@@ -2634,7 +3002,7 @@
         </w:r>
       </w:hyperlink>
     </w:p>
-    <w:bookmarkEnd w:id="41"/>
+    <w:bookmarkEnd w:id="42"/>
     <w:sectPr>
       <w:footnotePr>
         <w:numRestart w:val="eachSect"/>

--- a/paper/xfill_urtc2026.docx
+++ b/paper/xfill_urtc2026.docx
@@ -32,7 +32,7 @@
           <w:b/>
           <w:bCs/>
         </w:rPr>
-        <w:t xml:space="preserve">Parallel constraint satisfaction problem (CSP) solvers typically partition the search space across workers or run an undivided portfolio of independent restarts; prior work treats any sharing between workers as a one-time input to partitioning. This paper describes a restart portfolio whose workers never partition the problem, but continuously and concurrently update a shared pool of per-constraint conflict weights, with no manager and no synchronization phase. We implement it in xfill, a word-level CSP solver for crossword filling, and test it two ways. First, we show restart-portfolio search occupies a genuinely different point in the design space than partition-based search, represented by orca-solver, an independently developed alternative: oversubscribing thread count improves xfill roughly 65 times on one hard grid, while orca-solver improves only marginally and cannot solve it below 14 threads; on 12 valid 15x15 grids, xfill solves every one, and is faster on 9 of the 11 where orca-solver also succeeds, by a geometric mean of 107 times. Partitioning, conversely, gives non-overlapping coverage useful for proving unsatisfiability. Second, we isolate the mechanism itself, holding solver and grid fixed: a consistent win on moderate-difficulty grids, but higher variance rather than a reliable one on the hardest instances, reported honestly alongside the positive result. We also report a negative result: five plausible branching heuristics produced identical output because a domain-size precondition meant none of them ever executed, caught only by direct instrumentation, not benchmark comparison.</w:t>
+        <w:t xml:space="preserve">Parallel constraint satisfaction problem (CSP) solvers typically partition the search space across workers or run an undivided portfolio of independent restarts; prior work treats any sharing between workers as a one-time input to partitioning. This paper describes a restart portfolio whose workers never partition the problem, but continuously and concurrently update a shared pool of per-constraint conflict weights, with no manager and no synchronization phase, implemented in xfill, a word-level CSP solver for crossword filling. Restart-portfolio search occupies a genuinely different point in the design space than partition-based search, represented by orca-solver, an independently developed alternative: oversubscribing thread count improves xfill roughly 65 times on one hard grid, while orca-solver improves only marginally and cannot solve it below 14 threads; on 12 valid 15x15 grids, xfill solves every one, and is faster on 9 of the 11 where orca-solver also succeeds, by a geometric mean of 107 times. Partitioning, conversely, gives non-overlapping coverage useful for proving unsatisfiability. Isolating the mechanism itself, holding solver and grid fixed, shows a consistent win on moderate-difficulty grids but higher variance rather than a reliable one on the hardest instances, reported honestly alongside the positive result. A further negative result: five plausible branching heuristics produced identical output because a domain-size precondition meant none of them ever executed, caught only by direct instrumentation, not benchmark comparison.</w:t>
       </w:r>
     </w:p>
     <w:p>
@@ -66,7 +66,7 @@
         <w:t xml:space="preserve"> </w:t>
       </w:r>
       <w:r>
-        <w:t xml:space="preserve">established crossword filling as a serious weighted-CSP application over a decade ago.</w:t>
+        <w:t xml:space="preserve">established crossword filling as a serious weighted-CSP application over a decade ago. In the practical workflow of a crossword constructor or puzzles section editor, automated filling tools frequently bottleneck on wide-open grid sections, significantly slowing the iterative design process for daily publications.</w:t>
       </w:r>
     </w:p>
     <w:p>
@@ -132,7 +132,7 @@
         <w:t xml:space="preserve"> </w:t>
       </w:r>
       <w:r>
-        <w:t xml:space="preserve">measures its effect, both in isolation and against the broader architectural backdrop that makes it worth measuring at all.</w:t>
+        <w:t xml:space="preserve">measures its effect, both in isolation and against the broader architecture that makes it worth measuring.</w:t>
       </w:r>
     </w:p>
     <w:p>
@@ -269,7 +269,7 @@
         <w:pStyle w:val="BodyText"/>
       </w:pPr>
       <w:r>
-        <w:t xml:space="preserve">Three prior CSP results sit near, but not on, the point in this design space we describe. Grimes and Wallace</w:t>
+        <w:t xml:space="preserve">Three prior CSP results sit near, but not on, the point in this design space described here. Grimes and Wallace</w:t>
       </w:r>
       <w:r>
         <w:t xml:space="preserve"> </w:t>
@@ -344,7 +344,7 @@
         <w:t xml:space="preserve"> </w:t>
       </w:r>
       <w:r>
-        <w:t xml:space="preserve">their reported weights once each exhausts a budget, and uses the average to choose how to</w:t>
+        <w:t xml:space="preserve">their reported weights once each exhausts a budget, using the average to</w:t>
       </w:r>
       <w:r>
         <w:t xml:space="preserve"> </w:t>
@@ -505,7 +505,7 @@
         <w:t xml:space="preserve">unlimited_budget</w:t>
       </w:r>
       <w:r>
-        <w:t xml:space="preserve">) that guarantees eventual completion independent of restart variance. Any worker’s sound (mathematically valid) negative result cancels the others.</w:t>
+        <w:t xml:space="preserve">) that guarantees eventual completion independent of restart variance. Any worker’s mathematically valid negative result cancels the others.</w:t>
       </w:r>
     </w:p>
     <w:p>
@@ -538,7 +538,7 @@
         <w:t xml:space="preserve"> </w:t>
       </w:r>
       <w:r>
-        <w:t xml:space="preserve">maintains one array of plain atomic counters (thread-safe, uninterruptible updates), one per crossing, shared by every restart worker except the dedicated exhaustive one. Every worker increments a crossing’s counter on wipeout and reads every counter when scoring candidates. The counters are plain, order-independent atomic increments rather than a decaying scheme: a decaying normalizer is safe under concurrent writers only if there is just one writer, since it depends on the exact sequence of prior updates; true concurrent writers need an update rule that ignores order entirely. The dedicated exhaustive worker is excluded because its entire value is one undisturbed trajectory; wiring it in measurably hurt performance on the one grid in our corpus it had uniquely been able to solve, though this is a single-grid observation rather than a broad pattern. Two correctness properties were required: single-threaded calls stay byte-identical to the unshared baseline, since the mechanism only activates for thread count</w:t>
+        <w:t xml:space="preserve">maintains one array of plain atomic counters (thread-safe, uninterruptible updates), one per crossing, shared by every restart worker except the dedicated exhaustive one. Every worker increments a crossing’s counter on wipeout and reads every counter when scoring candidates. The counters are plain, order-independent atomic increments rather than a decaying scheme: a decaying normalizer is safe only under a single writer, since it depends on the exact sequence of prior updates; concurrent writers need a rule that ignores order entirely. The dedicated exhaustive worker is excluded because its entire value is one undisturbed trajectory: wiring it into the shared signal regressed one grid in the corpus, and excluding it again did not recover that grid either, since ordinary restart workers’ own search order was redirected by the shared signal itself, not solely by the dedicated worker’s presence in it. Two correctness properties were required: single-threaded calls stay byte-identical to the unshared baseline, since the mechanism only activates for thread count</w:t>
       </w:r>
       <w:r>
         <w:t xml:space="preserve"> </w:t>
@@ -555,10 +555,7 @@
         </m:r>
       </m:oMath>
       <w:r>
-        <w:t xml:space="preserve">; and ThreadSanitizer (a tool that detects unsafe concurrent memory access), run against real multi-threaded solves, reports no such unsafe access. In earlier development-time testing across a broad corpus of moderate-difficulty grids (documented in</w:t>
-      </w:r>
-      <w:r>
-        <w:t xml:space="preserve"> </w:t>
+        <w:t xml:space="preserve">; and ThreadSanitizer, run against real multi-threaded solves, reports no unsafe concurrent access. In earlier development-time testing across a broad corpus of moderate-difficulty grids (</w:t>
       </w:r>
       <w:r>
         <w:rPr>
@@ -567,7 +564,7 @@
         <w:t xml:space="preserve">docs/design.md</w:t>
       </w:r>
       <w:r>
-        <w:t xml:space="preserve">), this mechanism cut solve time broadly, a finding we revisit against a harder, targeted ablation in Section </w:t>
+        <w:t xml:space="preserve">), this mechanism cut solve time broadly, revisited against a harder, targeted ablation in Section </w:t>
       </w:r>
       <w:hyperlink w:anchor="sec:ablation">
         <w:r>
@@ -596,7 +593,7 @@
         <w:pStyle w:val="FirstParagraph"/>
       </w:pPr>
       <w:r>
-        <w:t xml:space="preserve">This section is a methodological aside from the same codebase. Motivated by a</w:t>
+        <w:t xml:space="preserve">Motivated by a</w:t>
       </w:r>
       <w:r>
         <w:t xml:space="preserve"> </w:t>
@@ -619,7 +616,7 @@
         <w:t xml:space="preserve"> </w:t>
       </w:r>
       <w:r>
-        <w:t xml:space="preserve">grid known to be exceptionally hard for restart-based search, we implemented five letter-level branching variants (three minimum-remaining-value scoring rules, a faithful reimplementation of a partition-based solver’s own candidate scoring, and a reversed scan order), reasoning that a smaller per-node branching factor should help on wide-open grids.</w:t>
+        <w:t xml:space="preserve">grid known to be exceptionally hard for restart-based search, five letter-level branching variants were implemented (three minimum-remaining-value scoring rules, a faithful reimplementation of a partition-based solver’s own candidate scoring, and a reversed scan order), reasoning that a smaller per-node branching factor should help on wide-open grids.</w:t>
       </w:r>
     </w:p>
     <w:p>
@@ -627,7 +624,7 @@
         <w:pStyle w:val="BodyText"/>
       </w:pPr>
       <w:r>
-        <w:t xml:space="preserve">All five produced numerically identical node and backtrack counts, too strong a signal to report as a simple null result, so we checked further. A plain counter in the branch-selection code, tracking how often the large-domain branch these heuristics govern actually executed, showed it firing</w:t>
+        <w:t xml:space="preserve">All five produced numerically identical node and backtrack counts, too strong a signal to be coincidence, prompting further investigation. A plain counter in the branch-selection code, tracking how often the large-domain branch these heuristics govern actually executed, showed it firing</w:t>
       </w:r>
       <w:r>
         <w:t xml:space="preserve"> </w:t>
@@ -649,7 +646,7 @@
         <w:t xml:space="preserve">,</w:t>
       </w:r>
       <w:r>
-        <w:t xml:space="preserve">000 real search nodes: propagation from the grid’s pre-filled letters narrowed every domain below the branch’s activation threshold within the first few assignments. All five were unreachable code the entire time we compared them, which is why their benchmark scores could not have distinguished them. The actual bottleneck was the small-domain branch’s fixed word ordering; extending the solver’s existing restart-randomization flag to it produced the improvements reported in Section </w:t>
+        <w:t xml:space="preserve">000 real search nodes: propagation from the grid’s pre-filled letters narrowed every domain below the branch’s activation threshold within the first few assignments. All five were unreachable code the entire time they were compared, which is why their benchmark scores could not have distinguished them. The actual bottleneck was the small-domain branch’s fixed word ordering; extending the solver’s existing restart-randomization flag to it produced the improvements reported in Section </w:t>
       </w:r>
       <w:hyperlink w:anchor="sec:oversub">
         <w:r>
@@ -660,7 +657,7 @@
         </w:r>
       </w:hyperlink>
       <w:r>
-        <w:t xml:space="preserve">. The reusable point: an A/B comparison of branching heuristics is only informative once the branch under test is confirmed, by direct instrumentation, to execute.</w:t>
+        <w:t xml:space="preserve">. The reusable point: an A/B comparison of branching heuristics is only informative once the branch under test is confirmed, by direct instrumentation, to execute. This negative result directly informs better design practices for future parallel CSP solvers, ensuring benchmarking efforts are spent on genuinely active code paths rather than phantom optimizations.</w:t>
       </w:r>
     </w:p>
     <w:bookmarkEnd w:id="12"/>
@@ -698,7 +695,7 @@
         </w:r>
       </w:hyperlink>
       <w:r>
-        <w:t xml:space="preserve">’s fix, test two distinct claims, kept in separate subsections rather than blended together. Section </w:t>
+        <w:t xml:space="preserve">’s fix, test two distinct claims kept separate rather than blended: Section </w:t>
       </w:r>
       <w:hyperlink w:anchor="sec:ablation">
         <w:r>
@@ -737,7 +734,7 @@
         <w:t xml:space="preserve"> </w:t>
       </w:r>
       <w:r>
-        <w:t xml:space="preserve">then test the broader architectural claim from the Introduction directly, using orca-solver as a concrete, independently developed stand-in for partition-based search, and an unmodified naive backtracker to show the comparison is not trivial. That architectural comparison is context for why the mechanism is worth building, not a prerequisite to testing it.</w:t>
+        <w:t xml:space="preserve">then test the broader architectural claim from the Introduction directly, using orca-solver as a concrete, independently developed stand-in for partition-based search, and an unmodified naive backtracker to show the comparison is not trivial.</w:t>
       </w:r>
     </w:p>
     <w:p>
@@ -755,7 +752,28 @@
         <w:t xml:space="preserve"> </w:t>
       </w:r>
       <w:r>
-        <w:t xml:space="preserve">xfill (this work); orca-solver, a partition-based parallel solver treated as a black box; ingrid_core, a single-threaded reference solver; and, as a naive baseline with no restarts, no learned heuristics, and no parallelism, crossword-composer (a static-constraint-order Rust backtracker). All four run through a single fixed harness (</w:t>
+        <w:t xml:space="preserve">xfill (this work); orca-solver</w:t>
+      </w:r>
+      <w:r>
+        <w:t xml:space="preserve"> </w:t>
+      </w:r>
+      <w:r>
+        <w:t xml:space="preserve">, a partition-based parallel solver treated as a black box; ingrid_core</w:t>
+      </w:r>
+      <w:r>
+        <w:t xml:space="preserve"> </w:t>
+      </w:r>
+      <w:r>
+        <w:t xml:space="preserve">, a single-threaded reference solver; and, as a naive baseline with no restarts, no learned heuristics, and no parallelism, crossword-composer</w:t>
+      </w:r>
+      <w:r>
+        <w:t xml:space="preserve"> </w:t>
+      </w:r>
+      <w:r>
+        <w:t xml:space="preserve"> </w:t>
+      </w:r>
+      <w:r>
+        <w:t xml:space="preserve">(a static-constraint-order Rust backtracker). All four run through a single fixed harness (</w:t>
       </w:r>
       <w:r>
         <w:rPr>
@@ -803,7 +821,7 @@
         <w:t xml:space="preserve"> </w:t>
       </w:r>
       <w:r>
-        <w:t xml:space="preserve">to rule out an under-provisioned cap (Section </w:t>
+        <w:t xml:space="preserve">(Section </w:t>
       </w:r>
       <w:hyperlink w:anchor="sec:naive">
         <w:r>
@@ -988,7 +1006,7 @@
       <w:r>
         <w:drawing>
           <wp:inline>
-            <wp:extent cx="5067300" cy="959872"/>
+            <wp:extent cx="5067300" cy="923963"/>
             <wp:effectExtent b="0" l="0" r="0" t="0"/>
             <wp:docPr descr="" title="" id="15" name="Picture"/>
             <a:graphic>
@@ -1009,7 +1027,7 @@
                   <pic:spPr bwMode="auto">
                     <a:xfrm>
                       <a:off x="0" y="0"/>
-                      <a:ext cx="5067300" cy="959872"/>
+                      <a:ext cx="5067300" cy="923963"/>
                     </a:xfrm>
                     <a:prstGeom prst="rect">
                       <a:avLst/>
@@ -1106,7 +1124,7 @@
         <w:t xml:space="preserve"> </w:t>
       </w:r>
       <w:r>
-        <w:t xml:space="preserve">show a uniform win, on either grid set, and we report that plainly. On</w:t>
+        <w:t xml:space="preserve">show a uniform win, on either grid set, and this is reported plainly. On</w:t>
       </w:r>
       <w:r>
         <w:t xml:space="preserve"> </w:t>
@@ -1269,7 +1287,7 @@
         </w:r>
       </w:hyperlink>
       <w:r>
-        <w:t xml:space="preserve">’s broader-corpus finding of a consistent win, the synthesis is regime-dependent. Shared weights help on typical grids by redistributing which crossings each worker deprioritizes, but at the extreme difficulty end they trade tight, well-behaved variance for a wider one that is not reliably better, and sometimes reliably worse. We have no evidence for a uniform win, so we do not claim one; the same standard Section </w:t>
+        <w:t xml:space="preserve">’s broader-corpus finding of a consistent win, the result is regime-dependent: shared weights help on typical grids by redistributing which crossings each worker deprioritizes, but at the extreme difficulty end trade tight, well-behaved variance for a wider one that is not reliably better, and sometimes worse. There is no evidence for a uniform win, so none is claimed; the same standard Section </w:t>
       </w:r>
       <w:hyperlink w:anchor="sec:negative">
         <w:r>
@@ -1301,7 +1319,7 @@
         <w:pStyle w:val="FirstParagraph"/>
       </w:pPr>
       <w:r>
-        <w:t xml:space="preserve">Restart-portfolio search should benefit from more independent workers even past the physical core count, because heavy-tailed runtime means each additional worker is another draw that might get lucky early. We tested this directly on three grids known to be hard for restart-based search, oversubscribing threads well past this machine’s 14 physical cores (Fig. </w:t>
+        <w:t xml:space="preserve">Restart-portfolio search should benefit from more independent workers even past the physical core count, because heavy-tailed runtime means each additional worker is another draw that might get lucky early. This was tested directly on three grids known to be hard for restart-based search, oversubscribing threads well past this machine’s 14 physical cores (Fig. </w:t>
       </w:r>
       <w:hyperlink w:anchor="fig:scaling">
         <w:r>
@@ -1323,7 +1341,7 @@
       <w:r>
         <w:drawing>
           <wp:inline>
-            <wp:extent cx="5334000" cy="2322604"/>
+            <wp:extent cx="3972593" cy="2507719"/>
             <wp:effectExtent b="0" l="0" r="0" t="0"/>
             <wp:docPr descr="" title="" id="20" name="Picture"/>
             <a:graphic>
@@ -1344,7 +1362,7 @@
                   <pic:spPr bwMode="auto">
                     <a:xfrm>
                       <a:off x="0" y="0"/>
-                      <a:ext cx="5334000" cy="2322604"/>
+                      <a:ext cx="3972593" cy="2507719"/>
                     </a:xfrm>
                     <a:prstGeom prst="rect">
                       <a:avLst/>
@@ -1368,7 +1386,7 @@
         <w:pStyle w:val="ImageCaption"/>
       </w:pPr>
       <w:r>
-        <w:t xml:space="preserve">Wall time vs. thread count, xfill vs. orca-solver, on three grids known to be hard for restart-based search (45s cap; orca-solver missing from a panel means every one of its 7 thread counts timed out). grid_120 is the clearest case: xfill improves roughly</w:t>
+        <w:t xml:space="preserve">Wall time vs. thread count, xfill vs. orca-solver, on two grids known to be hard for restart-based search (45s cap; orca-solver missing from a panel means every one of its 7 thread counts timed out; a third grid, grid_115, times out for both solvers at every thread count tested and is omitted, see text). grid_120 is the clearest case: xfill improves roughly</w:t>
       </w:r>
       <w:r>
         <w:t xml:space="preserve"> </w:t>
@@ -1407,7 +1425,22 @@
         <w:pStyle w:val="FirstParagraph"/>
       </w:pPr>
       <w:r>
-        <w:t xml:space="preserve">Fig. </w:t>
+        <w:t xml:space="preserve">This further test splits three ways, showing this is a property of the architecture rather than a lucky pick of grid: on</w:t>
+      </w:r>
+      <w:r>
+        <w:t xml:space="preserve"> </w:t>
+      </w:r>
+      <w:r>
+        <w:rPr>
+          <w:rStyle w:val="VerbatimChar"/>
+        </w:rPr>
+        <w:t xml:space="preserve">grid_120</w:t>
+      </w:r>
+      <w:r>
+        <w:t xml:space="preserve"> </w:t>
+      </w:r>
+      <w:r>
+        <w:t xml:space="preserve">(Fig. </w:t>
       </w:r>
       <w:hyperlink w:anchor="fig:scaling">
         <w:r>
@@ -1418,19 +1451,7 @@
         </w:r>
       </w:hyperlink>
       <w:r>
-        <w:t xml:space="preserve">’s result splits three ways, showing this is a property of the architecture rather than a lucky pick of grid: on</w:t>
-      </w:r>
-      <w:r>
-        <w:t xml:space="preserve"> </w:t>
-      </w:r>
-      <w:r>
-        <w:rPr>
-          <w:rStyle w:val="VerbatimChar"/>
-        </w:rPr>
-        <w:t xml:space="preserve">grid_120</w:t>
-      </w:r>
-      <w:r>
-        <w:t xml:space="preserve">, xfill’s wall time falls from 27.8s at 1 thread to 0.43s at 42 (a</w:t>
+        <w:t xml:space="preserve">), xfill’s wall time falls from 27.8s at 1 thread to 0.43s at 42 (a</w:t>
       </w:r>
       <w:r>
         <w:t xml:space="preserve"> </w:t>
@@ -1462,7 +1483,21 @@
         <w:t xml:space="preserve">grid_303</w:t>
       </w:r>
       <w:r>
-        <w:t xml:space="preserve">, xfill solves it (noisily, not monotonically) at 8, 14, and 42 threads, while orca-solver fails to solve it at</w:t>
+        <w:t xml:space="preserve"> </w:t>
+      </w:r>
+      <w:r>
+        <w:t xml:space="preserve">(Fig. </w:t>
+      </w:r>
+      <w:hyperlink w:anchor="fig:scaling">
+        <w:r>
+          <w:rPr>
+            <w:rStyle w:val="Hyperlink"/>
+          </w:rPr>
+          <w:t xml:space="preserve">2</w:t>
+        </w:r>
+      </w:hyperlink>
+      <w:r>
+        <w:t xml:space="preserve">), xfill solves it at 8, 14, and 42 threads, with wall time actually increasing across those three (22.9s to 38.2s), while orca-solver fails to solve it at</w:t>
       </w:r>
       <w:r>
         <w:t xml:space="preserve"> </w:t>
@@ -1478,7 +1513,7 @@
         <w:t xml:space="preserve"> </w:t>
       </w:r>
       <w:r>
-        <w:t xml:space="preserve">of the 7 thread counts tested; on</w:t>
+        <w:t xml:space="preserve">of the 7 thread counts tested, so the win here is completion, not speed; on</w:t>
       </w:r>
       <w:r>
         <w:t xml:space="preserve"> </w:t>
@@ -1490,7 +1525,10 @@
         <w:t xml:space="preserve">grid_115</w:t>
       </w:r>
       <w:r>
-        <w:t xml:space="preserve">, neither solver succeeds at any thread count, and thus this one favors neither architecture. Where the pattern does hold, it holds because absorbing extra parallelism without restructuring the search is what a non-partitioning restart portfolio is built to do; a partition-based design here does not exhibit that capacity to nearly the same degree.</w:t>
+        <w:t xml:space="preserve"> </w:t>
+      </w:r>
+      <w:r>
+        <w:t xml:space="preserve">(timed out at every thread count for both solvers, so omitted from the figure), neither solver succeeds at all, and thus this one favors neither architecture. Where the pattern does hold, it holds because absorbing extra parallelism without restructuring the search is what a non-partitioning restart portfolio is built to do; a partition-based design here does not exhibit that capacity to nearly the same degree.</w:t>
       </w:r>
     </w:p>
     <w:bookmarkStart w:id="27" w:name="fig:size"/>
@@ -1622,7 +1660,7 @@
         </w:r>
       </w:hyperlink>
       <w:r>
-        <w:t xml:space="preserve">), the same advantage holds broadly, letting us test directly whether crossword-composer’s losses are a genuine baseline failure or just an under-provisioned time budget. Table </w:t>
+        <w:t xml:space="preserve">), the same advantage holds broadly, allowing a direct test of whether crossword-composer’s losses are a genuine baseline failure or just an under-provisioned time budget. Table </w:t>
       </w:r>
       <w:hyperlink w:anchor="tab:outcomes">
         <w:r>
@@ -2018,7 +2056,7 @@
         <w:t xml:space="preserve">“xfill wins”</w:t>
       </w:r>
       <w:r>
-        <w:t xml:space="preserve">: at the grid and dictionary sizes crossword filling actually requires, restarts, adaptive heuristics, and parallelism are not optional refinements; they are the premise on which the rest of this section, and the mechanism this paper contributes, depend.</w:t>
+        <w:t xml:space="preserve">: at realistic grid and dictionary sizes, restarts, adaptive heuristics, and parallelism are not optional refinements, but the premise the rest of this section, and this paper’s mechanism, depend on.</w:t>
       </w:r>
     </w:p>
     <w:bookmarkStart w:id="33" w:name="fig:speedup"/>
@@ -2533,17 +2571,17 @@
         </w:r>
       </w:hyperlink>
       <w:r>
-        <w:t xml:space="preserve">’s ablation: reporting the broad-corpus win alone, without also checking the harder grids directly, would have missed the regime-dependence that turned out to matter most. In both cases, the paper’s own numbers were only trustworthy once verified against what the code was actually doing, not just what its aggregate score suggested.</w:t>
+        <w:t xml:space="preserve">’s ablation: reporting the broad-corpus win alone, without also checking the harder grids directly, would have missed the regime-dependence that turned out to matter most. In both cases, the paper’s numbers were trustworthy only once verified against what the code actually did, not just its aggregate score.</w:t>
       </w:r>
     </w:p>
     <w:bookmarkEnd w:id="37"/>
-    <w:bookmarkStart w:id="38" w:name="limitations-and-conclusion"/>
+    <w:bookmarkStart w:id="38" w:name="limitations"/>
     <w:p>
       <w:pPr>
         <w:pStyle w:val="Heading1"/>
       </w:pPr>
       <w:r>
-        <w:t xml:space="preserve">Limitations and Conclusion</w:t>
+        <w:t xml:space="preserve">Limitations</w:t>
       </w:r>
     </w:p>
     <w:p>
@@ -2554,9 +2592,19 @@
         <w:t xml:space="preserve">All timing results are from one 14-core machine and one dictionary derived from a specific freely available word list; the thread-scaling numbers should not be read as hardware- or dictionary-independent claims. The architectural comparison also rests on one partition-based representative, orca-solver, chosen for being fast, open-source, and actively maintained rather than through a systematic survey of partition-based solvers; results may not generalize to every implementation of that approach. Both principal solvers are actively developed; exact commit hashes are recorded in the testbench README.</w:t>
       </w:r>
     </w:p>
-    <w:p>
-      <w:pPr>
-        <w:pStyle w:val="BodyText"/>
+    <w:bookmarkEnd w:id="38"/>
+    <w:bookmarkStart w:id="39" w:name="conclusion"/>
+    <w:p>
+      <w:pPr>
+        <w:pStyle w:val="Heading1"/>
+      </w:pPr>
+      <w:r>
+        <w:t xml:space="preserve">Conclusion</w:t>
+      </w:r>
+    </w:p>
+    <w:p>
+      <w:pPr>
+        <w:pStyle w:val="FirstParagraph"/>
       </w:pPr>
       <w:r>
         <w:t xml:space="preserve">This paper’s contribution is the mechanism in Section </w:t>
@@ -2584,7 +2632,7 @@
         <w:t xml:space="preserve"> </w:t>
       </w:r>
       <w:r>
-        <w:t xml:space="preserve">supports that gap’s importance rather than being the paper’s subject, as restart portfolios and partitioned search are suited respectively to finding solutions quickly and to proving none exist, a pattern independent of any one solver. The mechanism itself, tested in isolation, is more modest than the architecture it sits inside: a real win on typical grids, a wash or worse on the hardest ones, reported as measured rather than as hoped. We also reported a negative result from the same codebase in that five heuristics rendered indistinguishable by a precondition that kept them from ever executing, illustrating a reusable caution for comparing branching heuristics by benchmark score alone. Although xfill itself is built for crossword filling, its mechanism is not: it needs only a dom/wdeg-style weight table and a restart loop, both already common in CSP and lazy-clause-generation solvers, so the same approach could extend to other CSPs, exactly the ingredients Section </w:t>
+        <w:t xml:space="preserve">supports that gap’s importance rather than being the paper’s subject: restart portfolios suit finding solutions quickly, partitioned search suits proving none exist, a pattern independent of any one solver. The mechanism itself, tested in isolation, is more modest than the architecture it sits inside: a real win on typical grids, a wash or worse on the hardest ones, reported as measured rather than as hoped. A negative result was also reported from the same codebase, in which five heuristics were rendered indistinguishable by a precondition that kept them from ever executing, illustrating a reusable caution for comparing branching heuristics by benchmark score alone. Although xfill is built for crossword filling, its mechanism is not: it needs only a dom/wdeg-style weight table and a restart loop, both common in CSP and lazy-clause-generation solvers, so the same approach could extend to other CSPs, the combination Section </w:t>
       </w:r>
       <w:hyperlink w:anchor="sec:relwork">
         <w:r>
@@ -2598,7 +2646,7 @@
         <w:t xml:space="preserve"> </w:t>
       </w:r>
       <w:r>
-        <w:t xml:space="preserve">found no prior system combining this way.</w:t>
+        <w:t xml:space="preserve">found no prior system using.</w:t>
       </w:r>
     </w:p>
     <w:p>
@@ -2606,11 +2654,11 @@
         <w:pStyle w:val="BodyText"/>
       </w:pPr>
       <w:r>
-        <w:t xml:space="preserve">Future work could test that extension directly, in a non-crossword CSP domain such as graph coloring or scheduling, where a wdeg-style solver already exists and only the shared-weight array would need to be added. It could also broaden the architectural comparison beyond orca-solver to other partition-based solvers, and re-run the ablation on a genuinely independent machine and dictionary, to separate what is specific to this setup from what generalizes.</w:t>
-      </w:r>
-    </w:p>
-    <w:bookmarkEnd w:id="38"/>
-    <w:bookmarkStart w:id="42" w:name="acknowledgment"/>
+        <w:t xml:space="preserve">Future work could test that extension directly, in a non-crossword CSP domain such as graph coloring or scheduling, where a wdeg-style solver already exists and only the shared-weight array would need to be added. This could significantly accelerate resource-constrained scheduling tasks without requiring heavy synchronization overhead. It could also broaden the architectural comparison beyond orca-solver to other partition-based solvers, and re-run the ablation on a genuinely independent machine and dictionary, to separate what is specific to this setup from what generalizes.</w:t>
+      </w:r>
+    </w:p>
+    <w:bookmarkEnd w:id="39"/>
+    <w:bookmarkStart w:id="46" w:name="acknowledgment"/>
     <w:p>
       <w:pPr>
         <w:pStyle w:val="Heading1"/>
@@ -2930,7 +2978,7 @@
       <w:r>
         <w:t xml:space="preserve"> </w:t>
       </w:r>
-      <w:hyperlink r:id="rId39">
+      <w:hyperlink r:id="rId40">
         <w:r>
           <w:rPr>
             <w:rStyle w:val="Hyperlink"/>
@@ -2944,7 +2992,7 @@
         <w:pStyle w:val="BodyText"/>
       </w:pPr>
       <w:r>
-        <w:t xml:space="preserve">Spreadthewordlist.com.</w:t>
+        <w:t xml:space="preserve">B. Husic and E. Henestroza Anguiano.</w:t>
       </w:r>
       <w:r>
         <w:t xml:space="preserve"> </w:t>
@@ -2961,7 +3009,7 @@
       <w:r>
         <w:t xml:space="preserve"> </w:t>
       </w:r>
-      <w:hyperlink r:id="rId40">
+      <w:hyperlink r:id="rId41">
         <w:r>
           <w:rPr>
             <w:rStyle w:val="Hyperlink"/>
@@ -2975,7 +3023,7 @@
         <w:pStyle w:val="BodyText"/>
       </w:pPr>
       <w:r>
-        <w:t xml:space="preserve">L. K. Schreiber.</w:t>
+        <w:t xml:space="preserve">J. Hawksley.</w:t>
       </w:r>
       <w:r>
         <w:t xml:space="preserve"> </w:t>
@@ -2985,6 +3033,102 @@
           <w:i/>
           <w:iCs/>
         </w:rPr>
+        <w:t xml:space="preserve">orca-solver</w:t>
+      </w:r>
+      <w:r>
+        <w:t xml:space="preserve">. (2026). Version 0.3.0. Accessed: Aug. 5, 2026. [Online]. Available:</w:t>
+      </w:r>
+      <w:r>
+        <w:t xml:space="preserve"> </w:t>
+      </w:r>
+      <w:hyperlink r:id="rId42">
+        <w:r>
+          <w:rPr>
+            <w:rStyle w:val="Hyperlink"/>
+          </w:rPr>
+          <w:t xml:space="preserve">https://github.com/rainjacket/orca-solver</w:t>
+        </w:r>
+      </w:hyperlink>
+    </w:p>
+    <w:p>
+      <w:pPr>
+        <w:pStyle w:val="BodyText"/>
+      </w:pPr>
+      <w:r>
+        <w:t xml:space="preserve">S. Szuflita.</w:t>
+      </w:r>
+      <w:r>
+        <w:t xml:space="preserve"> </w:t>
+      </w:r>
+      <w:r>
+        <w:rPr>
+          <w:i/>
+          <w:iCs/>
+        </w:rPr>
+        <w:t xml:space="preserve">ingrid</w:t>
+      </w:r>
+      <w:r>
+        <w:t xml:space="preserve">. Accessed: Aug. 5, 2026. [Online]. Available:</w:t>
+      </w:r>
+      <w:r>
+        <w:t xml:space="preserve"> </w:t>
+      </w:r>
+      <w:hyperlink r:id="rId43">
+        <w:r>
+          <w:rPr>
+            <w:rStyle w:val="Hyperlink"/>
+          </w:rPr>
+          <w:t xml:space="preserve">https://github.com/szunami/ingrid</w:t>
+        </w:r>
+      </w:hyperlink>
+    </w:p>
+    <w:p>
+      <w:pPr>
+        <w:pStyle w:val="BodyText"/>
+      </w:pPr>
+      <w:r>
+        <w:t xml:space="preserve">P. Butler.</w:t>
+      </w:r>
+      <w:r>
+        <w:t xml:space="preserve"> </w:t>
+      </w:r>
+      <w:r>
+        <w:rPr>
+          <w:i/>
+          <w:iCs/>
+        </w:rPr>
+        <w:t xml:space="preserve">crossword-composer</w:t>
+      </w:r>
+      <w:r>
+        <w:t xml:space="preserve">. Accessed: Aug. 5, 2026. [Online]. Available:</w:t>
+      </w:r>
+      <w:r>
+        <w:t xml:space="preserve"> </w:t>
+      </w:r>
+      <w:hyperlink r:id="rId44">
+        <w:r>
+          <w:rPr>
+            <w:rStyle w:val="Hyperlink"/>
+          </w:rPr>
+          <w:t xml:space="preserve">https://github.com/paulgb/crossword-composer</w:t>
+        </w:r>
+      </w:hyperlink>
+    </w:p>
+    <w:p>
+      <w:pPr>
+        <w:pStyle w:val="BodyText"/>
+      </w:pPr>
+      <w:r>
+        <w:t xml:space="preserve">L. K. Schreiber.</w:t>
+      </w:r>
+      <w:r>
+        <w:t xml:space="preserve"> </w:t>
+      </w:r>
+      <w:r>
+        <w:rPr>
+          <w:i/>
+          <w:iCs/>
+        </w:rPr>
         <w:t xml:space="preserve">xfill: a word-level CSP solver for crossword filling</w:t>
       </w:r>
       <w:r>
@@ -2993,7 +3137,7 @@
       <w:r>
         <w:t xml:space="preserve"> </w:t>
       </w:r>
-      <w:hyperlink r:id="rId41">
+      <w:hyperlink r:id="rId45">
         <w:r>
           <w:rPr>
             <w:rStyle w:val="Hyperlink"/>
@@ -3002,7 +3146,7 @@
         </w:r>
       </w:hyperlink>
     </w:p>
-    <w:bookmarkEnd w:id="42"/>
+    <w:bookmarkEnd w:id="46"/>
     <w:sectPr>
       <w:footnotePr>
         <w:numRestart w:val="eachSect"/>

--- a/paper/xfill_urtc2026.docx
+++ b/paper/xfill_urtc2026.docx
@@ -32,7 +32,7 @@
           <w:b/>
           <w:bCs/>
         </w:rPr>
-        <w:t xml:space="preserve">Parallel constraint satisfaction problem (CSP) solvers typically partition the search space across workers or run an undivided portfolio of independent restarts; prior work treats any sharing between workers as a one-time input to partitioning. This paper describes a restart portfolio whose workers never partition the problem, but continuously and concurrently update a shared pool of per-constraint conflict weights, with no manager and no synchronization phase, implemented in xfill, a word-level CSP solver for crossword filling. Restart-portfolio search occupies a genuinely different point in the design space than partition-based search, represented by orca-solver, an independently developed alternative: oversubscribing thread count improves xfill roughly 65 times on one hard grid, while orca-solver improves only marginally and cannot solve it below 14 threads; on 12 valid 15x15 grids, xfill solves every one, and is faster on 9 of the 11 where orca-solver also succeeds, by a geometric mean of 107 times. Partitioning, conversely, gives non-overlapping coverage useful for proving unsatisfiability. Isolating the mechanism itself, holding solver and grid fixed, shows a consistent win on moderate-difficulty grids but higher variance rather than a reliable one on the hardest instances, reported honestly alongside the positive result. A further negative result: five plausible branching heuristics produced identical output because a domain-size precondition meant none of them ever executed, caught only by direct instrumentation, not benchmark comparison.</w:t>
+        <w:t xml:space="preserve">Parallel constraint satisfaction problem (CSP) solvers typically partition the search space across workers or run an undivided portfolio of independent restarts; prior work treats any sharing between workers as a one-time input to partitioning. This paper describes a restart portfolio whose workers never partition the problem, but continuously and concurrently update a shared pool of per-constraint conflict weights, with no manager and no synchronization phase, implemented in xfill, a word-level CSP solver for crossword filling. Restart-portfolio search occupies a genuinely different point in the design space than partition-based search, represented here by orca-solver, an independently developed alternative. Oversubscribing thread count improves xfill roughly 65 times on one hard grid, while orca-solver improves only marginally and cannot solve it below 14 threads. On 12 valid 15x15 grids, xfill solves every one, and is faster on 9 of the 11 where orca-solver also succeeds, by a geometric mean of 107 times; partitioning, conversely, gives non-overlapping coverage useful for proving unsatisfiability. Isolating the mechanism itself, holding solver and grid fixed, shows a consistent win on moderate-difficulty grids but higher variance rather than a reliable one on the hardest instances, reported honestly alongside the positive result. A further negative result: five plausible branching heuristics produced identical output because a domain-size precondition meant none of them ever executed, caught only by direct instrumentation, not benchmark comparison.</w:t>
       </w:r>
     </w:p>
     <w:p>
@@ -303,7 +303,7 @@
         <w:t xml:space="preserve"> </w:t>
       </w:r>
       <w:r>
-        <w:t xml:space="preserve">parallelize a lazy-clause-generation solver by sharing learnt nogoods (assignments proven infeasible) and objective bounds between workers, concurrent but sharing</w:t>
+        <w:t xml:space="preserve">parallelize a lazy-clause-generation solver by sharing learnt clauses (assignments proven infeasible) and objective bounds between workers, concurrent but sharing</w:t>
       </w:r>
       <w:r>
         <w:t xml:space="preserve"> </w:t>
@@ -646,7 +646,48 @@
         <w:t xml:space="preserve">,</w:t>
       </w:r>
       <w:r>
-        <w:t xml:space="preserve">000 real search nodes: propagation from the grid’s pre-filled letters narrowed every domain below the branch’s activation threshold within the first few assignments. All five were unreachable code the entire time they were compared, which is why their benchmark scores could not have distinguished them. The actual bottleneck was the small-domain branch’s fixed word ordering; extending the solver’s existing restart-randomization flag to it produced the improvements reported in Section </w:t>
+        <w:t xml:space="preserve">000 real search nodes: propagation from the grid’s pre-filled letters narrowed every domain below the branch’s activation threshold within the first few assignments. All five were unreachable code the entire time they were compared, which is why their benchmark scores could not have distinguished them. The reusable point: an A/B comparison of branching heuristics is only informative once the branch under test is confirmed, by direct instrumentation, to execute. This negative result directly informs better design practices for future parallel CSP solvers, ensuring benchmarking efforts are spent on genuinely active code paths rather than phantom optimizations.</w:t>
+      </w:r>
+    </w:p>
+    <w:bookmarkEnd w:id="12"/>
+    <w:bookmarkStart w:id="36" w:name="sec:experiments"/>
+    <w:p>
+      <w:pPr>
+        <w:pStyle w:val="Heading1"/>
+      </w:pPr>
+      <w:r>
+        <w:t xml:space="preserve">Experiments</w:t>
+      </w:r>
+    </w:p>
+    <w:bookmarkStart w:id="13" w:name="setup"/>
+    <w:p>
+      <w:pPr>
+        <w:pStyle w:val="Heading2"/>
+      </w:pPr>
+      <w:r>
+        <w:t xml:space="preserve">Setup</w:t>
+      </w:r>
+    </w:p>
+    <w:p>
+      <w:pPr>
+        <w:pStyle w:val="FirstParagraph"/>
+      </w:pPr>
+      <w:r>
+        <w:t xml:space="preserve">The experiments below test two distinct claims kept separate rather than blended: Section </w:t>
+      </w:r>
+      <w:hyperlink w:anchor="sec:ablation">
+        <w:r>
+          <w:rPr>
+            <w:rStyle w:val="Hyperlink"/>
+          </w:rPr>
+          <w:t xml:space="preserve">5.2</w:t>
+        </w:r>
+      </w:hyperlink>
+      <w:r>
+        <w:t xml:space="preserve"> </w:t>
+      </w:r>
+      <w:r>
+        <w:t xml:space="preserve">isolates the mechanism itself first, holding architecture fixed, since that is this paper’s actual contribution. Sections </w:t>
       </w:r>
       <w:hyperlink w:anchor="sec:oversub">
         <w:r>
@@ -657,69 +698,6 @@
         </w:r>
       </w:hyperlink>
       <w:r>
-        <w:t xml:space="preserve">. The reusable point: an A/B comparison of branching heuristics is only informative once the branch under test is confirmed, by direct instrumentation, to execute. This negative result directly informs better design practices for future parallel CSP solvers, ensuring benchmarking efforts are spent on genuinely active code paths rather than phantom optimizations.</w:t>
-      </w:r>
-    </w:p>
-    <w:bookmarkEnd w:id="12"/>
-    <w:bookmarkStart w:id="36" w:name="sec:experiments"/>
-    <w:p>
-      <w:pPr>
-        <w:pStyle w:val="Heading1"/>
-      </w:pPr>
-      <w:r>
-        <w:t xml:space="preserve">Experiments</w:t>
-      </w:r>
-    </w:p>
-    <w:bookmarkStart w:id="13" w:name="setup"/>
-    <w:p>
-      <w:pPr>
-        <w:pStyle w:val="Heading2"/>
-      </w:pPr>
-      <w:r>
-        <w:t xml:space="preserve">Setup</w:t>
-      </w:r>
-    </w:p>
-    <w:p>
-      <w:pPr>
-        <w:pStyle w:val="FirstParagraph"/>
-      </w:pPr>
-      <w:r>
-        <w:t xml:space="preserve">The experiments below, enabled by Section </w:t>
-      </w:r>
-      <w:hyperlink w:anchor="sec:negative">
-        <w:r>
-          <w:rPr>
-            <w:rStyle w:val="Hyperlink"/>
-          </w:rPr>
-          <w:t xml:space="preserve">4</w:t>
-        </w:r>
-      </w:hyperlink>
-      <w:r>
-        <w:t xml:space="preserve">’s fix, test two distinct claims kept separate rather than blended: Section </w:t>
-      </w:r>
-      <w:hyperlink w:anchor="sec:ablation">
-        <w:r>
-          <w:rPr>
-            <w:rStyle w:val="Hyperlink"/>
-          </w:rPr>
-          <w:t xml:space="preserve">5.2</w:t>
-        </w:r>
-      </w:hyperlink>
-      <w:r>
-        <w:t xml:space="preserve"> </w:t>
-      </w:r>
-      <w:r>
-        <w:t xml:space="preserve">isolates the mechanism itself first, holding architecture fixed, since that is this paper’s actual contribution. Sections </w:t>
-      </w:r>
-      <w:hyperlink w:anchor="sec:oversub">
-        <w:r>
-          <w:rPr>
-            <w:rStyle w:val="Hyperlink"/>
-          </w:rPr>
-          <w:t xml:space="preserve">5.3</w:t>
-        </w:r>
-      </w:hyperlink>
-      <w:r>
         <w:t xml:space="preserve">–</w:t>
       </w:r>
       <w:hyperlink w:anchor="sec:speedup">
@@ -788,7 +766,7 @@
         <w:t xml:space="preserve"> </w:t>
       </w:r>
       <w:r>
-        <w:t xml:space="preserve">, against a dictionary derived deterministically from its own freely available word list</w:t>
+        <w:t xml:space="preserve">, against a dictionary derived deterministically from a freely available public word list</w:t>
       </w:r>
       <w:r>
         <w:t xml:space="preserve"> </w:t>
@@ -2589,7 +2567,7 @@
         <w:pStyle w:val="FirstParagraph"/>
       </w:pPr>
       <w:r>
-        <w:t xml:space="preserve">All timing results are from one 14-core machine and one dictionary derived from a specific freely available word list; the thread-scaling numbers should not be read as hardware- or dictionary-independent claims. The architectural comparison also rests on one partition-based representative, orca-solver, chosen for being fast, open-source, and actively maintained rather than through a systematic survey of partition-based solvers; results may not generalize to every implementation of that approach. Both principal solvers are actively developed; exact commit hashes are recorded in the testbench README.</w:t>
+        <w:t xml:space="preserve">All timing results are from one 14-core machine and one dictionary derived from a single external word list; the thread-scaling numbers should not be read as hardware- or dictionary-independent claims. The architectural comparison also rests on one partition-based representative, orca-solver, chosen for being fast, open-source, and actively maintained rather than through a systematic survey of partition-based solvers; results may not generalize to every implementation of that approach. Both principal solvers are actively developed; exact commit hashes are recorded in the testbench README.</w:t>
       </w:r>
     </w:p>
     <w:bookmarkEnd w:id="38"/>
@@ -2654,7 +2632,7 @@
         <w:pStyle w:val="BodyText"/>
       </w:pPr>
       <w:r>
-        <w:t xml:space="preserve">Future work could test that extension directly, in a non-crossword CSP domain such as graph coloring or scheduling, where a wdeg-style solver already exists and only the shared-weight array would need to be added. This could significantly accelerate resource-constrained scheduling tasks without requiring heavy synchronization overhead. It could also broaden the architectural comparison beyond orca-solver to other partition-based solvers, and re-run the ablation on a genuinely independent machine and dictionary, to separate what is specific to this setup from what generalizes.</w:t>
+        <w:t xml:space="preserve">Future work could test that extension directly, in a non-crossword CSP domain such as graph coloring, Sudoku, or job-shop scheduling (assigning factory jobs to machines and time slots without conflicts), where a wdeg-style solver already exists and only the shared-weight array would need to be added. This could significantly accelerate resource-constrained scheduling tasks without requiring heavy synchronization overhead. It could also broaden the architectural comparison beyond orca-solver to other partition-based solvers, and re-run the ablation on a genuinely independent machine and dictionary, to separate what is specific to this setup from what generalizes.</w:t>
       </w:r>
     </w:p>
     <w:bookmarkEnd w:id="39"/>
@@ -2672,7 +2650,7 @@
         <w:pStyle w:val="FirstParagraph"/>
       </w:pPr>
       <w:r>
-        <w:t xml:space="preserve">This work received no external funding or advisor supervision. The author used Claude Code (Anthropic), an AI coding assistant, throughout the project: to help implement and test the xfill solver, to build the benchmarking infrastructure and run the experiments reported here, to generate the figures, and to draft and revise this manuscript. The author reviewed, verified, and takes full responsibility for all code, experimental results, and conclusions in this paper.</w:t>
+        <w:t xml:space="preserve">The author used Claude Code (Anthropic), an AI coding assistant, to help build this project. The author takes full responsibility for all code, experimental results, and conclusions in this paper.</w:t>
       </w:r>
     </w:p>
     <w:p>
@@ -2926,7 +2904,7 @@
         <w:t xml:space="preserve">Proc. CP</w:t>
       </w:r>
       <w:r>
-        <w:t xml:space="preserve">, LNCS vol. 7514, 2012, pp. 720–736.</w:t>
+        <w:t xml:space="preserve">, LNCS vol. 7514, 2012, pp. 720–734.</w:t>
       </w:r>
     </w:p>
     <w:p>
@@ -2934,7 +2912,7 @@
         <w:pStyle w:val="BodyText"/>
       </w:pPr>
       <w:r>
-        <w:t xml:space="preserve">I. P. Gent, I. J. Miguel, P. W. Nightingale, C. McCreesh, P. Prosser, N. Moore, and C. Unsworth,</w:t>
+        <w:t xml:space="preserve">I. P. Gent, I. Miguel, P. Nightingale, C. McCreesh, P. Prosser, N. C. A. Moore, and C. Unsworth,</w:t>
       </w:r>
       <w:r>
         <w:t xml:space="preserve"> </w:t>
@@ -3004,7 +2982,7 @@
         <w:t xml:space="preserve"> </w:t>
       </w:r>
       <w:r>
-        <w:t xml:space="preserve">Accessed: Jul. 22, 2026. [Online.] Available:</w:t>
+        <w:t xml:space="preserve">Spreadthewordlist.com. Accessed: Jul. 22, 2026. [Online.] Available:</w:t>
       </w:r>
       <w:r>
         <w:t xml:space="preserve"> </w:t>
@@ -3068,7 +3046,7 @@
         <w:t xml:space="preserve">ingrid</w:t>
       </w:r>
       <w:r>
-        <w:t xml:space="preserve">. Accessed: Aug. 5, 2026. [Online]. Available:</w:t>
+        <w:t xml:space="preserve">. (2026). Accessed: Aug. 5, 2026. [Online]. Available:</w:t>
       </w:r>
       <w:r>
         <w:t xml:space="preserve"> </w:t>
@@ -3100,7 +3078,7 @@
         <w:t xml:space="preserve">crossword-composer</w:t>
       </w:r>
       <w:r>
-        <w:t xml:space="preserve">. Accessed: Aug. 5, 2026. [Online]. Available:</w:t>
+        <w:t xml:space="preserve">. (2026). Commit 5655a3b. Accessed: Aug. 5, 2026. [Online]. Available:</w:t>
       </w:r>
       <w:r>
         <w:t xml:space="preserve"> </w:t>

--- a/paper/xfill_urtc2026.docx
+++ b/paper/xfill_urtc2026.docx
@@ -32,7 +32,7 @@
           <w:b/>
           <w:bCs/>
         </w:rPr>
-        <w:t xml:space="preserve">Parallel constraint satisfaction problem (CSP) solvers typically partition the search space across workers or run an undivided portfolio of independent restarts; prior work treats any sharing between workers as a one-time input to partitioning. This paper describes a restart portfolio whose workers never partition the problem, but continuously and concurrently update a shared pool of per-constraint conflict weights, with no manager and no synchronization phase, implemented in xfill, a word-level CSP solver for crossword filling. Restart-portfolio search occupies a genuinely different point in the design space than partition-based search, represented here by orca-solver, an independently developed alternative. Oversubscribing thread count improves xfill roughly 65 times on one hard grid, while orca-solver improves only marginally and cannot solve it below 14 threads. On 12 valid 15x15 grids, xfill solves every one, and is faster on 9 of the 11 where orca-solver also succeeds, by a geometric mean of 107 times; partitioning, conversely, gives non-overlapping coverage useful for proving unsatisfiability. Isolating the mechanism itself, holding solver and grid fixed, shows a consistent win on moderate-difficulty grids but higher variance rather than a reliable one on the hardest instances, reported honestly alongside the positive result. A further negative result: five plausible branching heuristics produced identical output because a domain-size precondition meant none of them ever executed, caught only by direct instrumentation, not benchmark comparison.</w:t>
+        <w:t xml:space="preserve">Parallel constraint satisfaction problem (CSP) solvers typically partition the search space across workers or run an undivided portfolio of independent restarts; prior work treats any sharing between workers as a one-time input to partitioning. This paper describes a restart portfolio whose workers never partition the problem, but continuously and concurrently update a shared pool of per-constraint conflict weights, with no manager and no synchronization phase, implemented in xfill, a word-level CSP solver for crossword filling. Restart-portfolio search occupies a genuinely different point in the design space than partition-based search, represented here by orca-solver, an independently developed alternative. Oversubscribing thread count improves xfill roughly 65 times on one hard grid, while orca-solver improves only marginally and cannot solve it below 14 threads. On 12 valid 15x15 grids, xfill solves every one, and is faster on 9 of the 11 where orca-solver also succeeds, by a geometric mean of 107 times. Partitioning, conversely, gives non-overlapping coverage useful for proving unsatisfiability. Isolating the mechanism itself, holding solver and grid fixed, shows a consistent win on moderate-difficulty grids but higher variance rather than a reliable one on the hardest instances, reported alongside the positive result. A further negative result: five plausible branching heuristics produced identical output because a domain-size precondition meant none of them ever executed, caught only by direct instrumentation, not benchmark comparison.</w:t>
       </w:r>
     </w:p>
     <w:p>
@@ -132,7 +132,7 @@
         <w:t xml:space="preserve"> </w:t>
       </w:r>
       <w:r>
-        <w:t xml:space="preserve">measures its effect, both in isolation and against the broader architecture that makes it worth measuring.</w:t>
+        <w:t xml:space="preserve">measures its effect, both in isolation and against the broader architecture.</w:t>
       </w:r>
     </w:p>
     <w:p>
@@ -150,7 +150,7 @@
         <w:t xml:space="preserve"> </w:t>
       </w:r>
       <w:r>
-        <w:t xml:space="preserve">(1) a concurrent, decentralized conflict-weight-sharing mechanism for restart-portfolio CSP search, positioned precisely against the closest prior work; (2) a reproducible four-solver testbench that separates two claims (restart-portfolio search as an architectural class versus this specific mechanism within it) rather than conflating them; and (3) a methodological negative result about confirming a heuristic executes before trusting its benchmark comparison.</w:t>
+        <w:t xml:space="preserve">(1) a concurrent, decentralized conflict-weight-sharing mechanism for restart-portfolio CSP search, positioned precisely against the closest prior work; (2) a reproducible four-solver testbench that separates two claims: restart-portfolio search as an architectural class, and this specific mechanism within it; and (3) a methodological negative result about confirming a heuristic executes before trusting its benchmark comparison.</w:t>
       </w:r>
     </w:p>
     <w:bookmarkEnd w:id="9"/>
@@ -303,7 +303,7 @@
         <w:t xml:space="preserve"> </w:t>
       </w:r>
       <w:r>
-        <w:t xml:space="preserve">parallelize a lazy-clause-generation solver by sharing learnt clauses (assignments proven infeasible) and objective bounds between workers, concurrent but sharing</w:t>
+        <w:t xml:space="preserve">parallelize a lazy-clause-generation solver, concurrently sharing learnt clauses and objective bounds between workers –</w:t>
       </w:r>
       <w:r>
         <w:t xml:space="preserve"> </w:t>
@@ -319,7 +319,7 @@
         <w:t xml:space="preserve"> </w:t>
       </w:r>
       <w:r>
-        <w:t xml:space="preserve">facts, and requiring clause-learning machinery most CSP solvers lack. Yun and Epstein’s SPREAD</w:t>
+        <w:t xml:space="preserve">facts, unlike this paper’s soft weights – and requiring clause-learning machinery most CSP solvers lack. Yun and Epstein’s SPREAD</w:t>
       </w:r>
       <w:r>
         <w:t xml:space="preserve"> </w:t>
@@ -392,7 +392,7 @@
         <w:t xml:space="preserve"> </w:t>
       </w:r>
       <w:r>
-        <w:t xml:space="preserve">documents extensive concurrent, non-partitioning multi-agent search, sharing hard facts (learned clauses, as in ManySAT) or concrete candidate-value hints, but no work sharing continuously updated soft heuristic weights among such workers.</w:t>
+        <w:t xml:space="preserve">documents concurrent, non-partitioning multi-agent search sharing hard facts (learned clauses, as in ManySAT) or concrete candidate-value hints, but no work sharing continuously updated soft heuristic weights among such workers.</w:t>
       </w:r>
     </w:p>
     <w:p>
@@ -505,7 +505,7 @@
         <w:t xml:space="preserve">unlimited_budget</w:t>
       </w:r>
       <w:r>
-        <w:t xml:space="preserve">) that guarantees eventual completion independent of restart variance. Any worker’s mathematically valid negative result cancels the others.</w:t>
+        <w:t xml:space="preserve">) that guarantees eventual completion independent of restart variance. Since a restart worker’s budget only ever grows and never discards earlier work, its search is complete in the limit too; any worker’s mathematically valid negative result therefore cancels the others.</w:t>
       </w:r>
     </w:p>
     <w:p>
@@ -538,7 +538,7 @@
         <w:t xml:space="preserve"> </w:t>
       </w:r>
       <w:r>
-        <w:t xml:space="preserve">maintains one array of plain atomic counters (thread-safe, uninterruptible updates), one per crossing, shared by every restart worker except the dedicated exhaustive one. Every worker increments a crossing’s counter on wipeout and reads every counter when scoring candidates. The counters are plain, order-independent atomic increments rather than a decaying scheme: a decaying normalizer is safe only under a single writer, since it depends on the exact sequence of prior updates; concurrent writers need a rule that ignores order entirely. The dedicated exhaustive worker is excluded because its entire value is one undisturbed trajectory: wiring it into the shared signal regressed one grid in the corpus, and excluding it again did not recover that grid either, since ordinary restart workers’ own search order was redirected by the shared signal itself, not solely by the dedicated worker’s presence in it. Two correctness properties were required: single-threaded calls stay byte-identical to the unshared baseline, since the mechanism only activates for thread count</w:t>
+        <w:t xml:space="preserve">maintains one array of plain atomic counters (thread-safe, uninterruptible updates), one per crossing, shared by every restart worker except the dedicated exhaustive one. Every worker increments a crossing’s counter on wipeout and reads every counter when scoring candidates. The counters are plain, order-independent atomic increments rather than a decaying scheme: a decaying normalizer is safe only under a single writer, since it depends on the exact sequence of prior updates; concurrent writers need a rule that ignores order entirely. The dedicated exhaustive worker is excluded because its entire value is one undisturbed trajectory. Wiring it into the shared signal regressed one grid in the corpus, and excluding it again did not recover that grid either: it was the shared signal itself, not solely the dedicated worker’s presence in it, that had redirected ordinary restart workers’ own search order. Two correctness properties were required: single-threaded calls stay byte-identical to the unshared baseline, since the mechanism only activates for thread count</w:t>
       </w:r>
       <w:r>
         <w:t xml:space="preserve"> </w:t>
@@ -555,7 +555,7 @@
         </m:r>
       </m:oMath>
       <w:r>
-        <w:t xml:space="preserve">; and ThreadSanitizer, run against real multi-threaded solves, reports no unsafe concurrent access. In earlier development-time testing across a broad corpus of moderate-difficulty grids (</w:t>
+        <w:t xml:space="preserve">; and ThreadSanitizer reports no unsafe concurrent access under real multi-threaded solves. In earlier development-time testing across a broad corpus of moderate-difficulty grids (</w:t>
       </w:r>
       <w:r>
         <w:rPr>
@@ -766,7 +766,7 @@
         <w:t xml:space="preserve"> </w:t>
       </w:r>
       <w:r>
-        <w:t xml:space="preserve">, against a dictionary derived deterministically from a freely available public word list</w:t>
+        <w:t xml:space="preserve">, against a dictionary derived deterministically from a public word list</w:t>
       </w:r>
       <w:r>
         <w:t xml:space="preserve"> </w:t>
@@ -784,7 +784,7 @@
         <w:t xml:space="preserve">run_benchmark.py</w:t>
       </w:r>
       <w:r>
-        <w:t xml:space="preserve">; every timeout was re-tested at 600s, then again at 1000s, via</w:t>
+        <w:t xml:space="preserve">. Every timeout was re-tested at 600s, then again at 1000s, via</w:t>
       </w:r>
       <w:r>
         <w:t xml:space="preserve"> </w:t>
@@ -915,10 +915,7 @@
         <w:pStyle w:val="FirstParagraph"/>
       </w:pPr>
       <w:r>
-        <w:t xml:space="preserve">This section tests xfill against itself: same solver, same grid, same dictionary, same 14 threads, one environment variable flipped,</w:t>
-      </w:r>
-      <w:r>
-        <w:t xml:space="preserve"> </w:t>
+        <w:t xml:space="preserve">This section tests xfill against itself: same solver, same grid, same dictionary, same 14 threads, with one environment variable flipped (</w:t>
       </w:r>
       <w:r>
         <w:rPr>
@@ -930,7 +927,7 @@
         <w:t xml:space="preserve"> </w:t>
       </w:r>
       <w:r>
-        <w:t xml:space="preserve">on and off, several trials each, on grids from two independent sources: a fixed</w:t>
+        <w:t xml:space="preserve">on and off) and several trials each. Grids come from two independent sources, to rule out an artifact of one curated list: a fixed</w:t>
       </w:r>
       <w:r>
         <w:t xml:space="preserve"> </w:t>
@@ -973,7 +970,7 @@
         <w:t xml:space="preserve"> </w:t>
       </w:r>
       <w:r>
-        <w:t xml:space="preserve">corpus, to check the result is not an artifact of one curated list.</w:t>
+        <w:t xml:space="preserve">corpus.</w:t>
       </w:r>
     </w:p>
     <w:bookmarkStart w:id="17" w:name="fig:ablation"/>
@@ -1126,10 +1123,7 @@
         <w:t xml:space="preserve">grid_058</w:t>
       </w:r>
       <w:r>
-        <w:t xml:space="preserve"> </w:t>
-      </w:r>
-      <w:r>
-        <w:t xml:space="preserve">and</w:t>
+        <w:t xml:space="preserve">, medians are nearly identical (0.43s vs. 0.44s) but shared weights show wider spread;</w:t>
       </w:r>
       <w:r>
         <w:t xml:space="preserve"> </w:t>
@@ -1141,7 +1135,10 @@
         <w:t xml:space="preserve">grid_479</w:t>
       </w:r>
       <w:r>
-        <w:t xml:space="preserve">, medians are similar but shared weights show wider spread. On</w:t>
+        <w:t xml:space="preserve"> </w:t>
+      </w:r>
+      <w:r>
+        <w:t xml:space="preserve">shows the same pattern plus a mild increase in the median (5.72s to 7.76s). On</w:t>
       </w:r>
       <w:r>
         <w:t xml:space="preserve"> </w:t>
@@ -1251,10 +1248,7 @@
         </w:r>
       </w:hyperlink>
       <w:r>
-        <w:t xml:space="preserve"> </w:t>
-      </w:r>
-      <w:r>
-        <w:t xml:space="preserve">as the grid where xfill uniquely completes what orca-solver cannot. The completion advantage this ablation shows rests on exactly the unreliable configuration: shared weights on, the default. Against Section </w:t>
+        <w:t xml:space="preserve">, from a separate wide-spread sample, as the grid where xfill uniquely completes what orca-solver cannot – a completion advantage resting on exactly this unreliable, default-on configuration. Against Section </w:t>
       </w:r>
       <w:hyperlink w:anchor="sec:arch">
         <w:r>
@@ -1364,7 +1358,7 @@
         <w:pStyle w:val="ImageCaption"/>
       </w:pPr>
       <w:r>
-        <w:t xml:space="preserve">Wall time vs. thread count, xfill vs. orca-solver, on two grids known to be hard for restart-based search (45s cap; orca-solver missing from a panel means every one of its 7 thread counts timed out; a third grid, grid_115, times out for both solvers at every thread count tested and is omitted, see text). grid_120 is the clearest case: xfill improves roughly</w:t>
+        <w:t xml:space="preserve">Wall time vs. thread count, xfill vs. orca-solver, on two grids known to be hard for restart-based search (45s cap; dashed line = 14 physical cores; orca-solver missing from a panel means every one of its 7 thread counts timed out; a third grid, grid_115, times out for both solvers at every thread count tested and is omitted, see text). grid_120 is the clearest case: xfill improves roughly</w:t>
       </w:r>
       <w:r>
         <w:t xml:space="preserve"> </w:t>
@@ -1403,7 +1397,7 @@
         <w:pStyle w:val="FirstParagraph"/>
       </w:pPr>
       <w:r>
-        <w:t xml:space="preserve">This further test splits three ways, showing this is a property of the architecture rather than a lucky pick of grid: on</w:t>
+        <w:t xml:space="preserve">This further test splits three ways, showing this is a property of the architecture rather than a lucky pick of grid. On</w:t>
       </w:r>
       <w:r>
         <w:t xml:space="preserve"> </w:t>
@@ -1449,7 +1443,7 @@
         <w:t xml:space="preserve"> </w:t>
       </w:r>
       <w:r>
-        <w:t xml:space="preserve">improvement) while orca-solver never solves it below 14 threads and only creeps from 27.3s to 17.9s from 14 to 42; on</w:t>
+        <w:t xml:space="preserve">improvement), while orca-solver never solves it below 14 threads and only creeps from 27.3s to 17.9s from 14 to 42. On</w:t>
       </w:r>
       <w:r>
         <w:t xml:space="preserve"> </w:t>
@@ -1491,7 +1485,7 @@
         <w:t xml:space="preserve"> </w:t>
       </w:r>
       <w:r>
-        <w:t xml:space="preserve">of the 7 thread counts tested, so the win here is completion, not speed; on</w:t>
+        <w:t xml:space="preserve">of the 7 thread counts tested, so the win here is completion, not speed. On</w:t>
       </w:r>
       <w:r>
         <w:t xml:space="preserve"> </w:t>
@@ -1562,7 +1556,30 @@
         <w:pStyle w:val="ImageCaption"/>
       </w:pPr>
       <w:r>
-        <w:t xml:space="preserve">Time to solve or prove UNSAT by grid size, curated set, 1000s cap (log scale; open triangle = timed out). A solved/not-solved view of this same data would show xfill, orca-solver, and ingrid_core essentially tied, since all three succeed on the same grids here: the actual difference is that xfill’s line sits one to three orders of magnitude below the others at every size except</w:t>
+        <w:t xml:space="preserve">Time to solve or prove UNSAT by grid size, curated set, 1000s cap (log scale; open triangle = timed out; a second, denser</w:t>
+      </w:r>
+      <w:r>
+        <w:t xml:space="preserve"> </w:t>
+      </w:r>
+      <m:oMath>
+        <m:r>
+          <m:t>15</m:t>
+        </m:r>
+        <m:r>
+          <m:rPr>
+            <m:sty m:val="p"/>
+          </m:rPr>
+          <m:t>×</m:t>
+        </m:r>
+        <m:r>
+          <m:t>15</m:t>
+        </m:r>
+      </m:oMath>
+      <w:r>
+        <w:t xml:space="preserve"> </w:t>
+      </w:r>
+      <w:r>
+        <w:t xml:space="preserve">grid is marked (b)). A solved/not-solved view of this same data would show xfill, orca-solver, and ingrid_core essentially tied, since all three succeed on the same grids here: the actual difference is that xfill’s line sits one to nearly five orders of magnitude below the others at every size except</w:t>
       </w:r>
       <w:r>
         <w:t xml:space="preserve"> </w:t>
@@ -1652,7 +1669,7 @@
         <w:t xml:space="preserve"> </w:t>
       </w:r>
       <w:r>
-        <w:t xml:space="preserve">summarizes the outcome: across all 20 grids, xfill resolved 19, orca-solver 18, ingrid_core 17, and crossword-composer, a real, unmodified, independently authored solver and not a strawman built to lose, only 9.</w:t>
+        <w:t xml:space="preserve">summarizes the outcome: across all 20 grids, xfill resolved 19, orca-solver 18, ingrid_core 17, and crossword-composer only 9 – a real, unmodified, independently authored solver, not a strawman built to lose.</w:t>
       </w:r>
     </w:p>
     <w:bookmarkStart w:id="29" w:name="tab:outcomes"/>
@@ -2222,14 +2239,38 @@
         <w:t xml:space="preserve"> </w:t>
       </w:r>
       <w:r>
-        <w:t xml:space="preserve">, using realistic-scale grids, rather than the curated size-graded set, which mixes in small grids that inflate the ratio. Of the 11 scraped grids (of 12) both xfill and orca-solver solve, xfill is faster on 9, with a median speedup of</w:t>
+        <w:t xml:space="preserve">, using realistic-scale grids, rather than the curated size-graded set, which mixes in small grids that inflate the ratio. Of the 11 scraped grids (of 12) both xfill and orca-solver solve, xfill is faster on 9 and slower on 2 (</w:t>
+      </w:r>
+      <w:r>
+        <w:rPr>
+          <w:rStyle w:val="VerbatimChar"/>
+        </w:rPr>
+        <w:t xml:space="preserve">grid_395</w:t>
+      </w:r>
+      <w:r>
+        <w:t xml:space="preserve"> </w:t>
+      </w:r>
+      <w:r>
+        <w:t xml:space="preserve">and</w:t>
+      </w:r>
+      <w:r>
+        <w:t xml:space="preserve"> </w:t>
+      </w:r>
+      <w:r>
+        <w:rPr>
+          <w:rStyle w:val="VerbatimChar"/>
+        </w:rPr>
+        <w:t xml:space="preserve">grid_479</w:t>
+      </w:r>
+      <w:r>
+        <w:t xml:space="preserve">, by</w:t>
       </w:r>
       <w:r>
         <w:t xml:space="preserve"> </w:t>
       </w:r>
       <m:oMath>
         <m:r>
-          <m:t>494</m:t>
+          <m:t>5.4</m:t>
         </m:r>
         <m:r>
           <m:rPr>
@@ -2242,14 +2283,14 @@
         <w:t xml:space="preserve"> </w:t>
       </w:r>
       <w:r>
-        <w:t xml:space="preserve">and a geometric mean of</w:t>
+        <w:t xml:space="preserve">and</w:t>
       </w:r>
       <w:r>
         <w:t xml:space="preserve"> </w:t>
       </w:r>
       <m:oMath>
         <m:r>
-          <m:t>107</m:t>
+          <m:t>1.6</m:t>
         </m:r>
         <m:r>
           <m:rPr>
@@ -2259,41 +2300,14 @@
         </m:r>
       </m:oMath>
       <w:r>
-        <w:t xml:space="preserve">. Two exceptions run the other way: on</w:t>
-      </w:r>
-      <w:r>
-        <w:t xml:space="preserve"> </w:t>
-      </w:r>
-      <w:r>
-        <w:rPr>
-          <w:rStyle w:val="VerbatimChar"/>
-        </w:rPr>
-        <w:t xml:space="preserve">grid_395</w:t>
-      </w:r>
-      <w:r>
-        <w:t xml:space="preserve"> </w:t>
-      </w:r>
-      <w:r>
-        <w:t xml:space="preserve">and</w:t>
-      </w:r>
-      <w:r>
-        <w:t xml:space="preserve"> </w:t>
-      </w:r>
-      <w:r>
-        <w:rPr>
-          <w:rStyle w:val="VerbatimChar"/>
-        </w:rPr>
-        <w:t xml:space="preserve">grid_479</w:t>
-      </w:r>
-      <w:r>
-        <w:t xml:space="preserve">, orca-solver is faster, by</w:t>
+        <w:t xml:space="preserve">); across all 11, the median speedup is</w:t>
       </w:r>
       <w:r>
         <w:t xml:space="preserve"> </w:t>
       </w:r>
       <m:oMath>
         <m:r>
-          <m:t>5.4</m:t>
+          <m:t>494</m:t>
         </m:r>
         <m:r>
           <m:rPr>
@@ -2306,14 +2320,14 @@
         <w:t xml:space="preserve"> </w:t>
       </w:r>
       <w:r>
-        <w:t xml:space="preserve">and</w:t>
+        <w:t xml:space="preserve">and the geometric mean</w:t>
       </w:r>
       <w:r>
         <w:t xml:space="preserve"> </w:t>
       </w:r>
       <m:oMath>
         <m:r>
-          <m:t>1.6</m:t>
+          <m:t>107</m:t>
         </m:r>
         <m:r>
           <m:rPr>
@@ -2494,7 +2508,7 @@
         </w:r>
       </w:hyperlink>
       <w:r>
-        <w:t xml:space="preserve">) goes further: more draws can succeed where a fixed partition cannot. Partitioned search instead gives every worker a disjoint slice of the space to rule out, which is exactly what makes it valuable for proving unsatisfiability (Section </w:t>
+        <w:t xml:space="preserve">) goes further, succeeding where a fixed partition cannot. Partitioned search instead gives every worker a disjoint slice of the space to rule out, which is exactly what makes it valuable for proving unsatisfiability (Section </w:t>
       </w:r>
       <w:hyperlink w:anchor="sec:relwork">
         <w:r>
@@ -2538,7 +2552,7 @@
         <w:t xml:space="preserve"> </w:t>
       </w:r>
       <w:r>
-        <w:t xml:space="preserve">follows the same discipline. Five branching heuristics looked interchangeable only because none of them ever executed on the grid that motivated them, a gap direct instrumentation closed but a benchmark-score comparison alone would have missed. The same standard applies to Section </w:t>
+        <w:t xml:space="preserve">follows the same discipline. Five branching heuristics looked interchangeable only because none of them ever executed on the grid that motivated them, a gap direct instrumentation closed but a benchmark-score comparison alone would have missed. The same standard applies to the ablation in Section </w:t>
       </w:r>
       <w:hyperlink w:anchor="sec:ablation">
         <w:r>
@@ -2549,7 +2563,7 @@
         </w:r>
       </w:hyperlink>
       <w:r>
-        <w:t xml:space="preserve">’s ablation: reporting the broad-corpus win alone, without also checking the harder grids directly, would have missed the regime-dependence that turned out to matter most. In both cases, the paper’s numbers were trustworthy only once verified against what the code actually did, not just its aggregate score.</w:t>
+        <w:t xml:space="preserve">: reporting the broad-corpus win alone, without also checking the harder grids directly, would have missed the regime-dependence that turned out to matter most. In both cases, the paper’s numbers were trustworthy only once verified against what the code actually did, not just its aggregate score.</w:t>
       </w:r>
     </w:p>
     <w:bookmarkEnd w:id="37"/>
@@ -2567,7 +2581,7 @@
         <w:pStyle w:val="FirstParagraph"/>
       </w:pPr>
       <w:r>
-        <w:t xml:space="preserve">All timing results are from one 14-core machine and one dictionary derived from a single external word list; the thread-scaling numbers should not be read as hardware- or dictionary-independent claims. The architectural comparison also rests on one partition-based representative, orca-solver, chosen for being fast, open-source, and actively maintained rather than through a systematic survey of partition-based solvers; results may not generalize to every implementation of that approach. Both principal solvers are actively developed; exact commit hashes are recorded in the testbench README.</w:t>
+        <w:t xml:space="preserve">All timing results are from one 14-core machine and one dictionary derived from a single external word list; the thread-scaling numbers should not be read as hardware- or dictionary-independent claims. The architectural comparison also rests on one partition-based representative, orca-solver, chosen for being fast, open-source, and actively maintained rather than through a systematic survey of partition-based solvers; results may not generalize to every implementation of that approach. The compared solvers are actively developed; where a specific version or commit was pinned, it is recorded in the testbench README.</w:t>
       </w:r>
     </w:p>
     <w:bookmarkEnd w:id="38"/>

--- a/paper/xfill_urtc2026.docx
+++ b/paper/xfill_urtc2026.docx
@@ -32,7 +32,7 @@
           <w:b/>
           <w:bCs/>
         </w:rPr>
-        <w:t xml:space="preserve">Parallel constraint satisfaction problem (CSP) solvers typically partition the search space across workers or run an undivided portfolio of independent restarts; prior work treats any sharing between workers as a one-time input to partitioning. This paper describes a restart portfolio whose workers never partition the problem, but continuously and concurrently update a shared pool of per-constraint conflict weights, with no manager and no synchronization phase, implemented in xfill, a word-level CSP solver for crossword filling. Restart-portfolio search occupies a genuinely different point in the design space than partition-based search, represented here by orca-solver, an independently developed alternative. Oversubscribing thread count improves xfill roughly 65 times on one hard grid, while orca-solver improves only marginally and cannot solve it below 14 threads. On 12 valid 15x15 grids, xfill solves every one, and is faster on 9 of the 11 where orca-solver also succeeds, by a geometric mean of 107 times. Partitioning, conversely, gives non-overlapping coverage useful for proving unsatisfiability. Isolating the mechanism itself, holding solver and grid fixed, shows a consistent win on moderate-difficulty grids but higher variance rather than a reliable one on the hardest instances, reported alongside the positive result. A further negative result: five plausible branching heuristics produced identical output because a domain-size precondition meant none of them ever executed, caught only by direct instrumentation, not benchmark comparison.</w:t>
+        <w:t xml:space="preserve">Parallel constraint satisfaction problem (CSP) solvers typically partition the search space across workers or run an undivided portfolio of independent restarts; the closest prior work to combine the two treats sharing as a one-time input to partitioning, not an ongoing signal. This paper describes a restart portfolio whose workers never partition the problem, but continuously and concurrently update a shared pool of per-constraint conflict weights, with no manager and no synchronization phase, implemented in xfill, a word-level CSP solver for crossword filling. Restart-portfolio search occupies a genuinely different point in the design space than partition-based search, represented here by orca-solver, an independently developed alternative. Oversubscribing thread count improves xfill roughly 65 times on one hard grid, while orca-solver improves only marginally and cannot solve it below 14 threads. On 12 valid 15x15 grids, xfill solves every one, and is faster on 9 of the 11 where orca-solver also succeeds; across all 11, the geometric mean speedup is 107 times. Partitioning, conversely, gives non-overlapping coverage useful for proving unsatisfiability. Isolating the mechanism itself, holding solver and grid fixed, shows a consistent win on moderate-difficulty grids but higher variance rather than a reliable one on the hardest instances, reported alongside the positive result. A further negative result: five plausible branching heuristics produced identical output because a domain-size precondition meant none of them ever executed, caught only by direct instrumentation, not benchmark comparison.</w:t>
       </w:r>
     </w:p>
     <w:p>
@@ -939,7 +939,7 @@
         <w:t xml:space="preserve"> </w:t>
       </w:r>
       <w:r>
-        <w:t xml:space="preserve">grid list reused from this project’s own earlier development-time benchmarking (not cherry-picked for this paper; the same list anchors the thread-count scaling result in Section </w:t>
+        <w:t xml:space="preserve">grid list reused from this project’s own earlier development-time benchmarking (not cherry-picked for this paper; a different subset of the same master list anchors the thread-count scaling result in Section </w:t>
       </w:r>
       <w:hyperlink w:anchor="sec:oversub">
         <w:r>

--- a/paper/xfill_urtc2026.docx
+++ b/paper/xfill_urtc2026.docx
@@ -2581,7 +2581,7 @@
         <w:pStyle w:val="FirstParagraph"/>
       </w:pPr>
       <w:r>
-        <w:t xml:space="preserve">All timing results are from one 14-core machine and one dictionary derived from a single external word list; the thread-scaling numbers should not be read as hardware- or dictionary-independent claims. The architectural comparison also rests on one partition-based representative, orca-solver, chosen for being fast, open-source, and actively maintained rather than through a systematic survey of partition-based solvers; results may not generalize to every implementation of that approach. The compared solvers are actively developed; where a specific version or commit was pinned, it is recorded in the testbench README.</w:t>
+        <w:t xml:space="preserve">All timing results are from one 14-core machine and one dictionary derived from a single external word list; the thread-scaling numbers should not be read as hardware- or dictionary-independent claims. The architectural comparison also rests on one partition-based representative, orca-solver, chosen for being fast, open-source, and actively maintained rather than through a systematic survey of partition-based solvers; results may not generalize to every implementation of that approach. orca-solver and ingrid_core are under active development; the specific version or commit used for each is recorded in the testbench README.</w:t>
       </w:r>
     </w:p>
     <w:bookmarkEnd w:id="38"/>
@@ -3047,7 +3047,7 @@
         <w:pStyle w:val="BodyText"/>
       </w:pPr>
       <w:r>
-        <w:t xml:space="preserve">S. Szuflita.</w:t>
+        <w:t xml:space="preserve">R. Fitzgerald.</w:t>
       </w:r>
       <w:r>
         <w:t xml:space="preserve"> </w:t>
@@ -3057,10 +3057,10 @@
           <w:i/>
           <w:iCs/>
         </w:rPr>
-        <w:t xml:space="preserve">ingrid</w:t>
-      </w:r>
-      <w:r>
-        <w:t xml:space="preserve">. (2026). Accessed: Aug. 5, 2026. [Online]. Available:</w:t>
+        <w:t xml:space="preserve">ingrid_core</w:t>
+      </w:r>
+      <w:r>
+        <w:t xml:space="preserve">. (2026). Version 1.3.1. Accessed: Aug. 5, 2026. [Online]. Available:</w:t>
       </w:r>
       <w:r>
         <w:t xml:space="preserve"> </w:t>
@@ -3070,7 +3070,7 @@
           <w:rPr>
             <w:rStyle w:val="Hyperlink"/>
           </w:rPr>
-          <w:t xml:space="preserve">https://github.com/szunami/ingrid</w:t>
+          <w:t xml:space="preserve">https://github.com/rf-/ingrid_core</w:t>
         </w:r>
       </w:hyperlink>
     </w:p>
@@ -3092,7 +3092,7 @@
         <w:t xml:space="preserve">crossword-composer</w:t>
       </w:r>
       <w:r>
-        <w:t xml:space="preserve">. (2026). Commit 5655a3b. Accessed: Aug. 5, 2026. [Online]. Available:</w:t>
+        <w:t xml:space="preserve">. (2026). Commit 912c5ee. Accessed: Aug. 5, 2026. [Online]. Available:</w:t>
       </w:r>
       <w:r>
         <w:t xml:space="preserve"> </w:t>

--- a/paper/xfill_urtc2026.docx
+++ b/paper/xfill_urtc2026.docx
@@ -32,7 +32,7 @@
           <w:b/>
           <w:bCs/>
         </w:rPr>
-        <w:t xml:space="preserve">Parallel constraint satisfaction problem (CSP) solvers typically partition the search space across workers or run an undivided portfolio of independent restarts; the closest prior work to combine the two treats sharing as a one-time input to partitioning, not an ongoing signal. This paper describes a restart portfolio whose workers never partition the problem, but continuously and concurrently update a shared pool of per-constraint conflict weights, with no manager and no synchronization phase, implemented in xfill, a word-level CSP solver for crossword filling. Restart-portfolio search occupies a genuinely different point in the design space than partition-based search, represented here by orca-solver, an independently developed alternative. Oversubscribing thread count improves xfill roughly 65 times on one hard grid, while orca-solver improves only marginally and cannot solve it below 14 threads. On 12 valid 15x15 grids, xfill solves every one, and is faster on 9 of the 11 where orca-solver also succeeds; across all 11, the geometric mean speedup is 107 times. Partitioning, conversely, gives non-overlapping coverage useful for proving unsatisfiability. Isolating the mechanism itself, holding solver and grid fixed, shows a consistent win on moderate-difficulty grids but higher variance rather than a reliable one on the hardest instances, reported alongside the positive result. A further negative result: five plausible branching heuristics produced identical output because a domain-size precondition meant none of them ever executed, caught only by direct instrumentation, not benchmark comparison.</w:t>
+        <w:t xml:space="preserve">Parallel constraint satisfaction problem (CSP) solvers typically partition the search space across workers or run an undivided portfolio of independent restarts; the closest prior work to combine the two treats sharing as a one-time input to partitioning, not an ongoing signal. This paper describes a restart portfolio whose workers never partition the problem, but continuously and concurrently update a shared pool of per-constraint conflict weights, with no manager and no synchronization phase, implemented in xfill, a word-level CSP solver for crossword filling. Restart-portfolio search occupies a genuinely different point in the design space than partition-based search, represented here by orca-solver, an independent alternative. Oversubscribing thread count improves xfill roughly 65 times on one hard grid, while orca-solver improves only marginally and cannot solve it below 14 threads. On 12 valid 15x15 grids, xfill solves every one, and is faster on 9 of the 11 where orca-solver also succeeds; across all 11, the geometric mean speedup is 107 times. Partitioning, conversely, gives non-overlapping coverage useful for proving unsatisfiability. Isolating the mechanism itself shows a consistent win on moderate-difficulty grids but higher variance rather than a reliable one on the hardest instances, reported alongside the positive result. A further negative result: five plausible branching heuristics produced identical output because a domain-size precondition meant none ever executed, caught only by direct instrumentation, not benchmark comparison.</w:t>
       </w:r>
     </w:p>
     <w:p>
@@ -505,7 +505,7 @@
         <w:t xml:space="preserve">unlimited_budget</w:t>
       </w:r>
       <w:r>
-        <w:t xml:space="preserve">) that guarantees eventual completion independent of restart variance. Since a restart worker’s budget only ever grows and never discards earlier work, its search is complete in the limit too; any worker’s mathematically valid negative result therefore cancels the others.</w:t>
+        <w:t xml:space="preserve">) that guarantees eventual completion independent of restart variance. Since a restart worker’s budget only ever grows and never discards earlier work, its search is complete in the limit too; any worker’s mathematically valid negative result therefore ends the others’ searches.</w:t>
       </w:r>
     </w:p>
     <w:p>
@@ -538,7 +538,7 @@
         <w:t xml:space="preserve"> </w:t>
       </w:r>
       <w:r>
-        <w:t xml:space="preserve">maintains one array of plain atomic counters (thread-safe, uninterruptible updates), one per crossing, shared by every restart worker except the dedicated exhaustive one. Every worker increments a crossing’s counter on wipeout and reads every counter when scoring candidates. The counters are plain, order-independent atomic increments rather than a decaying scheme: a decaying normalizer is safe only under a single writer, since it depends on the exact sequence of prior updates; concurrent writers need a rule that ignores order entirely. The dedicated exhaustive worker is excluded because its entire value is one undisturbed trajectory. Wiring it into the shared signal regressed one grid in the corpus, and excluding it again did not recover that grid either: it was the shared signal itself, not solely the dedicated worker’s presence in it, that had redirected ordinary restart workers’ own search order. Two correctness properties were required: single-threaded calls stay byte-identical to the unshared baseline, since the mechanism only activates for thread count</w:t>
+        <w:t xml:space="preserve">maintains one array of plain atomic counters (thread-safe, uninterruptible updates), one per crossing, shared by every restart worker except the dedicated exhaustive one. Every worker increments a crossing’s counter on wipeout and reads every counter when scoring candidates. The counters are plain, order-independent atomic increments rather than a decaying scheme: a decaying normalizer is safe only under a single writer, since it depends on the exact sequence of prior updates; concurrent writers need a rule that ignores order entirely. The dedicated exhaustive worker is excluded because its entire value is one undisturbed trajectory. Wiring it into the shared signal regressed one grid in the corpus, and excluding the worker again did not recover that grid either: the shared signal itself, not solely the dedicated worker’s presence in it, had redirected ordinary restart workers’ own search order. Two correctness properties were required: single-threaded calls stay byte-identical to the unshared baseline, since the mechanism only activates for thread count</w:t>
       </w:r>
       <w:r>
         <w:t xml:space="preserve"> </w:t>
@@ -1040,7 +1040,7 @@
         <w:t xml:space="preserve"> </w:t>
       </w:r>
       <w:r>
-        <w:t xml:space="preserve">(left three, 6 trials, 45s cap) and three grids from the paper’s own scraped-</w:t>
+        <w:t xml:space="preserve">(left three, 6 trials/config, 45s cap) and three grids from the paper’s own scraped-</w:t>
       </w:r>
       <m:oMath>
         <m:r>
@@ -1060,7 +1060,7 @@
         <w:t xml:space="preserve"> </w:t>
       </w:r>
       <w:r>
-        <w:t xml:space="preserve">corpus (right three, 5 trials, 300s cap; the other 9 of 12 solve in under a second and are omitted). Bars mark the median; hollow points hit the cap. Shared weights are not uniformly better: the same win/wash/loss pattern appears independently on both grid sets.</w:t>
+        <w:t xml:space="preserve">corpus (right three, 5 trials/config, 300s cap; the other 9 of 12 solve in under a second and are omitted). Bars mark the median; hollow points hit the cap. Shared weights are not uniformly better: the same win/wash/loss pattern appears independently on both grid sets.</w:t>
       </w:r>
     </w:p>
     <w:bookmarkEnd w:id="17"/>
@@ -1099,7 +1099,7 @@
         <w:t xml:space="preserve"> </w:t>
       </w:r>
       <w:r>
-        <w:t xml:space="preserve">show a uniform win, on either grid set, and this is reported plainly. On</w:t>
+        <w:t xml:space="preserve">show a uniform win on either grid set. On</w:t>
       </w:r>
       <w:r>
         <w:t xml:space="preserve"> </w:t>
@@ -1248,7 +1248,7 @@
         </w:r>
       </w:hyperlink>
       <w:r>
-        <w:t xml:space="preserve">, from a separate wide-spread sample, as the grid where xfill uniquely completes what orca-solver cannot – a completion advantage resting on exactly this unreliable, default-on configuration. Against Section </w:t>
+        <w:t xml:space="preserve">, from a separate wide-spread sample, as the grid where xfill uniquely completes what orca-solver cannot – a completion advantage from exactly this unreliable, default-on setup. Against Section </w:t>
       </w:r>
       <w:hyperlink w:anchor="sec:arch">
         <w:r>
@@ -1358,7 +1358,7 @@
         <w:pStyle w:val="ImageCaption"/>
       </w:pPr>
       <w:r>
-        <w:t xml:space="preserve">Wall time vs. thread count, xfill vs. orca-solver, on two grids known to be hard for restart-based search (45s cap; dashed line = 14 physical cores; orca-solver missing from a panel means every one of its 7 thread counts timed out; a third grid, grid_115, times out for both solvers at every thread count tested and is omitted, see text). grid_120 is the clearest case: xfill improves roughly</w:t>
+        <w:t xml:space="preserve">Wall time vs. thread count, xfill vs. orca-solver, on two grids known to be hard for restart-based search (45s cap; dashed line = 14 physical cores; orca-solver missing from a panel means all 7 of its thread counts timed out; a third grid, grid_115, times out for both solvers at every thread count tested and is omitted, see text). grid_120 is the clearest case: xfill improves roughly</w:t>
       </w:r>
       <w:r>
         <w:t xml:space="preserve"> </w:t>
@@ -1500,7 +1500,7 @@
         <w:t xml:space="preserve"> </w:t>
       </w:r>
       <w:r>
-        <w:t xml:space="preserve">(timed out at every thread count for both solvers, so omitted from the figure), neither solver succeeds at all, and thus this one favors neither architecture. Where the pattern does hold, it holds because absorbing extra parallelism without restructuring the search is what a non-partitioning restart portfolio is built to do; a partition-based design here does not exhibit that capacity to nearly the same degree.</w:t>
+        <w:t xml:space="preserve">(timed out at every thread count for both solvers, so omitted from the figure), neither solver succeeds at all, and thus this one favors neither architecture. Where the pattern holds, it is because absorbing extra parallelism without restructuring the search is what a non-partitioning restart portfolio is built to do; a partition-based design does not exhibit that capacity to nearly the same degree.</w:t>
       </w:r>
     </w:p>
     <w:bookmarkStart w:id="27" w:name="fig:size"/>
@@ -1644,7 +1644,7 @@
         <w:pStyle w:val="FirstParagraph"/>
       </w:pPr>
       <w:r>
-        <w:t xml:space="preserve">Zooming out from thread scaling on a few hand-picked hard grids to the full sweep across all four solvers and every curated grid size (Fig. </w:t>
+        <w:t xml:space="preserve">Zooming out to the full sweep across all four solvers and every curated grid size (Fig. </w:t>
       </w:r>
       <w:hyperlink w:anchor="fig:size">
         <w:r>
@@ -1655,7 +1655,7 @@
         </w:r>
       </w:hyperlink>
       <w:r>
-        <w:t xml:space="preserve">), the same advantage holds broadly, allowing a direct test of whether crossword-composer’s losses are a genuine baseline failure or just an under-provisioned time budget. Table </w:t>
+        <w:t xml:space="preserve">), the same advantage holds broadly, testing directly whether crossword-composer’s losses are a genuine baseline failure or just an under-provisioned time budget. Table </w:t>
       </w:r>
       <w:hyperlink w:anchor="tab:outcomes">
         <w:r>
@@ -2030,7 +2030,7 @@
         <w:t xml:space="preserve"> </w:t>
       </w:r>
       <w:r>
-        <w:t xml:space="preserve">in 325s. A further escalation to 1000s (the cap these figures use) changed none: every remaining timeout, all 11 of crossword-composer’s plus</w:t>
+        <w:t xml:space="preserve">in 325s. A further escalation to 1000s (the cap these figures use) changed none: every solver’s remaining timeouts fall within crossword-composer’s same 11 grids, including</w:t>
       </w:r>
       <w:r>
         <w:t xml:space="preserve"> </w:t>
@@ -2042,7 +2042,10 @@
         <w:t xml:space="preserve">sample_13x13</w:t>
       </w:r>
       <w:r>
-        <w:t xml:space="preserve">, the one grid no solver resolves at any cap tested, held again: evidence these are hard, not under-budgeted. The point for this paper’s thesis is narrower than</w:t>
+        <w:t xml:space="preserve"> </w:t>
+      </w:r>
+      <w:r>
+        <w:t xml:space="preserve">(the one grid no solver resolves at any cap), and all held: evidence these are hard, not under-budgeted. The point for this paper’s thesis is narrower than</w:t>
       </w:r>
       <w:r>
         <w:t xml:space="preserve"> </w:t>
@@ -2051,7 +2054,7 @@
         <w:t xml:space="preserve">“xfill wins”</w:t>
       </w:r>
       <w:r>
-        <w:t xml:space="preserve">: at realistic grid and dictionary sizes, restarts, adaptive heuristics, and parallelism are not optional refinements, but the premise the rest of this section, and this paper’s mechanism, depend on.</w:t>
+        <w:t xml:space="preserve">: restarts, adaptive heuristics, and parallelism are not optional refinements at these sizes, but the premise this paper’s mechanism depends on.</w:t>
       </w:r>
     </w:p>
     <w:bookmarkStart w:id="33" w:name="fig:speedup"/>
@@ -2457,7 +2460,7 @@
         <w:pStyle w:val="FirstParagraph"/>
       </w:pPr>
       <w:r>
-        <w:t xml:space="preserve">The architectural comparison and the mechanism ablation share one underlying cause: restart portfolios benefit from heavy-tailed runtimes, so more independent draws raise the chance of an early lucky one. This is why oversubscribing thread count helped in Section </w:t>
+        <w:t xml:space="preserve">Both results share one underlying cause: restart portfolios benefit from heavy-tailed runtimes, so more independent draws raise the chance of an early lucky one. This is why oversubscribing thread count helped in Section </w:t>
       </w:r>
       <w:hyperlink w:anchor="sec:oversub">
         <w:r>
@@ -2538,7 +2541,7 @@
         <w:pStyle w:val="BodyText"/>
       </w:pPr>
       <w:r>
-        <w:t xml:space="preserve">The negative result in Section </w:t>
+        <w:t xml:space="preserve">Five branching heuristics (Section </w:t>
       </w:r>
       <w:hyperlink w:anchor="sec:negative">
         <w:r>
@@ -2549,10 +2552,7 @@
         </w:r>
       </w:hyperlink>
       <w:r>
-        <w:t xml:space="preserve"> </w:t>
-      </w:r>
-      <w:r>
-        <w:t xml:space="preserve">follows the same discipline. Five branching heuristics looked interchangeable only because none of them ever executed on the grid that motivated them, a gap direct instrumentation closed but a benchmark-score comparison alone would have missed. The same standard applies to the ablation in Section </w:t>
+        <w:t xml:space="preserve">) looked interchangeable only because none ever executed on the grid that motivated them, a gap direct instrumentation closed but benchmark-score comparison alone would have missed. The same standard applies to the ablation in Section </w:t>
       </w:r>
       <w:hyperlink w:anchor="sec:ablation">
         <w:r>
@@ -2581,7 +2581,7 @@
         <w:pStyle w:val="FirstParagraph"/>
       </w:pPr>
       <w:r>
-        <w:t xml:space="preserve">All timing results are from one 14-core machine and one dictionary derived from a single external word list; the thread-scaling numbers should not be read as hardware- or dictionary-independent claims. The architectural comparison also rests on one partition-based representative, orca-solver, chosen for being fast, open-source, and actively maintained rather than through a systematic survey of partition-based solvers; results may not generalize to every implementation of that approach. orca-solver and ingrid_core are under active development; the specific version or commit used for each is recorded in the testbench README.</w:t>
+        <w:t xml:space="preserve">All timing results are from one 14-core machine and one dictionary derived from a single external word list; the thread-scaling numbers should not be read as hardware- or dictionary-independent claims. The architectural comparison also rests on one partition-based representative, orca-solver, chosen for being fast, open-source, and actively maintained rather than through a systematic survey of partition-based solvers; results may not generalize to every such implementation. ingrid_core is likewise active; the version or commit used for each solver is recorded in the testbench README.</w:t>
       </w:r>
     </w:p>
     <w:bookmarkEnd w:id="38"/>
@@ -2624,7 +2624,7 @@
         <w:t xml:space="preserve"> </w:t>
       </w:r>
       <w:r>
-        <w:t xml:space="preserve">supports that gap’s importance rather than being the paper’s subject: restart portfolios suit finding solutions quickly, partitioned search suits proving none exist, a pattern independent of any one solver. The mechanism itself, tested in isolation, is more modest than the architecture it sits inside: a real win on typical grids, a wash or worse on the hardest ones, reported as measured rather than as hoped. A negative result was also reported from the same codebase, in which five heuristics were rendered indistinguishable by a precondition that kept them from ever executing, illustrating a reusable caution for comparing branching heuristics by benchmark score alone. Although xfill is built for crossword filling, its mechanism is not: it needs only a dom/wdeg-style weight table and a restart loop, both common in CSP and lazy-clause-generation solvers, so the same approach could extend to other CSPs, the combination Section </w:t>
+        <w:t xml:space="preserve">supports that gap’s importance rather than being the paper’s subject: restart portfolios suit finding solutions quickly, partitioned search suits proving none exist, a pattern independent of any one solver. The mechanism itself, tested in isolation, is more modest than the architecture it sits inside: a real win on typical grids, a wash or worse on the hardest ones, reported as measured rather than as hoped. A negative result was also reported from the same codebase, in which five heuristics were rendered indistinguishable by a precondition that kept them from ever executing, illustrating a reusable caution for comparing branching heuristics by benchmark score alone. Although xfill is built for crossword filling, its mechanism is not: it needs only a dom/wdeg-style weight table and a restart loop, both common in CSP and lazy-clause-generation solvers, so the same approach could extend to other CSPs, the combination that Section </w:t>
       </w:r>
       <w:hyperlink w:anchor="sec:relwork">
         <w:r>
@@ -2646,7 +2646,7 @@
         <w:pStyle w:val="BodyText"/>
       </w:pPr>
       <w:r>
-        <w:t xml:space="preserve">Future work could test that extension directly, in a non-crossword CSP domain such as graph coloring, Sudoku, or job-shop scheduling (assigning factory jobs to machines and time slots without conflicts), where a wdeg-style solver already exists and only the shared-weight array would need to be added. This could significantly accelerate resource-constrained scheduling tasks without requiring heavy synchronization overhead. It could also broaden the architectural comparison beyond orca-solver to other partition-based solvers, and re-run the ablation on a genuinely independent machine and dictionary, to separate what is specific to this setup from what generalizes.</w:t>
+        <w:t xml:space="preserve">Future work could test that extension directly, in a non-crossword CSP domain such as graph coloring, Sudoku, or job-shop scheduling (assigning factory jobs to machines and time slots without conflicts), where a wdeg-style solver already exists and only the shared-weight array would need to be added. This could significantly accelerate resource-constrained scheduling tasks without requiring heavy synchronization overhead. It could also broaden the architectural comparison to other partition-based solvers, and re-run the ablation on a genuinely independent machine and dictionary, to separate what is specific to this setup from what generalizes.</w:t>
       </w:r>
     </w:p>
     <w:bookmarkEnd w:id="39"/>

--- a/paper/xfill_urtc2026.docx
+++ b/paper/xfill_urtc2026.docx
@@ -1678,7 +1678,7 @@
         <w:pStyle w:val="TableCaption"/>
       </w:pPr>
       <w:r>
-        <w:t xml:space="preserve">Solve Outcomes Across All 20 Grids, 1000s Cap</w:t>
+        <w:t xml:space="preserve">Solve Outcomes Across All 20 Grids, 1000s Cap (Resolved = Solved + UNSAT, i.e. not timed out)</w:t>
       </w:r>
     </w:p>
     <w:tbl>
@@ -1686,7 +1686,7 @@
         <w:tblStyle w:val="Table"/>
         <w:tblW w:type="auto" w:w="0"/>
         <w:tblLook w:firstRow="1" w:lastRow="0" w:firstColumn="0" w:lastColumn="0" w:noHBand="0" w:noVBand="0" w:val="0020"/>
-        <w:tblCaption w:val="Solve Outcomes Across All 20 Grids, 1000s Cap"/>
+        <w:tblCaption w:val="Solve Outcomes Across All 20 Grids, 1000s Cap (Resolved = Solved + UNSAT, i.e. not timed out)"/>
       </w:tblPr>
       <w:tblGrid>
         <w:gridCol w:w="1584"/>

--- a/paper/xfill_urtc2026.docx
+++ b/paper/xfill_urtc2026.docx
@@ -1669,7 +1669,7 @@
         <w:t xml:space="preserve"> </w:t>
       </w:r>
       <w:r>
-        <w:t xml:space="preserve">summarizes the outcome: across all 20 grids, xfill resolved 19, orca-solver 18, ingrid_core 17, and crossword-composer only 9 – a real, unmodified, independently authored solver, not a strawman built to lose.</w:t>
+        <w:t xml:space="preserve">summarizes the outcome: across all 20 grids, xfill decided 19, orca-solver 18, ingrid_core 17, and crossword-composer only 9 – a real, unmodified, independently authored solver, not a strawman built to lose.</w:t>
       </w:r>
     </w:p>
     <w:bookmarkStart w:id="29" w:name="tab:outcomes"/>
@@ -1678,7 +1678,7 @@
         <w:pStyle w:val="TableCaption"/>
       </w:pPr>
       <w:r>
-        <w:t xml:space="preserve">Solve Outcomes Across All 20 Grids, 1000s Cap (Resolved = Solved + UNSAT, i.e. not timed out)</w:t>
+        <w:t xml:space="preserve">Solve Outcomes Across All 20 Grids, 1000s Cap (Decided = Solved + UNSAT)</w:t>
       </w:r>
     </w:p>
     <w:tbl>
@@ -1686,7 +1686,7 @@
         <w:tblStyle w:val="Table"/>
         <w:tblW w:type="auto" w:w="0"/>
         <w:tblLook w:firstRow="1" w:lastRow="0" w:firstColumn="0" w:lastColumn="0" w:noHBand="0" w:noVBand="0" w:val="0020"/>
-        <w:tblCaption w:val="Solve Outcomes Across All 20 Grids, 1000s Cap (Resolved = Solved + UNSAT, i.e. not timed out)"/>
+        <w:tblCaption w:val="Solve Outcomes Across All 20 Grids, 1000s Cap (Decided = Solved + UNSAT)"/>
       </w:tblPr>
       <w:tblGrid>
         <w:gridCol w:w="1584"/>
@@ -1755,7 +1755,7 @@
               <w:jc w:val="center"/>
             </w:pPr>
             <w:r>
-              <w:t xml:space="preserve">Resolved</w:t>
+              <w:t xml:space="preserve">Decided</w:t>
             </w:r>
           </w:p>
         </w:tc>
@@ -2389,7 +2389,7 @@
         </w:r>
       </w:hyperlink>
       <w:r>
-        <w:t xml:space="preserve">). Across the full 20-grid sample, xfill resolves 19, orca-solver 18, both agree on the sample’s one correct UNSAT proof, and xfill’s one failure (</w:t>
+        <w:t xml:space="preserve">). Across the full 20-grid sample, xfill decides 19, orca-solver 18, both agree on the sample’s one correct UNSAT proof, and xfill’s one failure (</w:t>
       </w:r>
       <w:r>
         <w:rPr>

--- a/paper/xfill_urtc2026.docx
+++ b/paper/xfill_urtc2026.docx
@@ -66,7 +66,7 @@
         <w:t xml:space="preserve"> </w:t>
       </w:r>
       <w:r>
-        <w:t xml:space="preserve">established crossword filling as a serious weighted-CSP application over a decade ago. In the practical workflow of a crossword constructor or puzzles section editor, automated filling tools frequently bottleneck on wide-open grid sections, significantly slowing the iterative design process for daily publications.</w:t>
+        <w:t xml:space="preserve">established crossword filling as a serious weighted-CSP application over a decade ago. In the practical workflow of a crossword constructor, automated filling tools frequently bottleneck on wide-open grid sections, significantly slowing the iterative design process.</w:t>
       </w:r>
     </w:p>
     <w:p>
